--- a/eng/docx/56.content.docx
+++ b/eng/docx/56.content.docx
@@ -821,6 +821,21 @@
           <w:b/>
           <w:lang w:val="en_US" w:bidi="en_US"/>
         </w:rPr>
+        <w:t>κατὰ πίστιν ἐκλεκτῶν Θεοῦ καὶ ἐπίγνωσιν ἀληθείας</w:t>
+      </w:r>
+    </w:p>
+    <w:p>
+      <w:pPr/>
+      <w:r>
+        <w:rPr>
+          <w:lang w:val="en_US" w:bidi="en_US"/>
+        </w:rPr>
+      </w:r>
+      <w:r>
+        <w:rPr>
+          <w:b/>
+          <w:lang w:val="en_US" w:bidi="en_US"/>
+        </w:rPr>
         <w:t>"for the faith of the chosen people of God and knowledge of the truth"</w:t>
       </w:r>
     </w:p>
@@ -943,6 +958,21 @@
           <w:b/>
           <w:lang w:val="en_US" w:bidi="en_US"/>
         </w:rPr>
+        <w:t>ἐκλεκτῶν Θεοῦ</w:t>
+      </w:r>
+    </w:p>
+    <w:p>
+      <w:pPr/>
+      <w:r>
+        <w:rPr>
+          <w:lang w:val="en_US" w:bidi="en_US"/>
+        </w:rPr>
+      </w:r>
+      <w:r>
+        <w:rPr>
+          <w:b/>
+          <w:lang w:val="en_US" w:bidi="en_US"/>
+        </w:rPr>
         <w:t>"of the chosen people of God"</w:t>
       </w:r>
     </w:p>
@@ -1026,6 +1056,21 @@
           <w:b/>
           <w:lang w:val="en_US" w:bidi="en_US"/>
         </w:rPr>
+        <w:t>καὶ ἐπίγνωσιν ἀληθείας</w:t>
+      </w:r>
+    </w:p>
+    <w:p>
+      <w:pPr/>
+      <w:r>
+        <w:rPr>
+          <w:lang w:val="en_US" w:bidi="en_US"/>
+        </w:rPr>
+      </w:r>
+      <w:r>
+        <w:rPr>
+          <w:b/>
+          <w:lang w:val="en_US" w:bidi="en_US"/>
+        </w:rPr>
         <w:t>"and knowledge of the truth"</w:t>
       </w:r>
     </w:p>
@@ -1109,6 +1154,21 @@
           <w:b/>
           <w:lang w:val="en_US" w:bidi="en_US"/>
         </w:rPr>
+        <w:t>τῆς κατ’ εὐσέβειαν</w:t>
+      </w:r>
+    </w:p>
+    <w:p>
+      <w:pPr/>
+      <w:r>
+        <w:rPr>
+          <w:lang w:val="en_US" w:bidi="en_US"/>
+        </w:rPr>
+      </w:r>
+      <w:r>
+        <w:rPr>
+          <w:b/>
+          <w:lang w:val="en_US" w:bidi="en_US"/>
+        </w:rPr>
         <w:t>"that agrees with godliness"</w:t>
       </w:r>
     </w:p>
@@ -1205,6 +1265,21 @@
           <w:b/>
           <w:lang w:val="en_US" w:bidi="en_US"/>
         </w:rPr>
+        <w:t>ἐπ’ ἐλπίδι ζωῆς αἰωνίου</w:t>
+      </w:r>
+    </w:p>
+    <w:p>
+      <w:pPr/>
+      <w:r>
+        <w:rPr>
+          <w:lang w:val="en_US" w:bidi="en_US"/>
+        </w:rPr>
+      </w:r>
+      <w:r>
+        <w:rPr>
+          <w:b/>
+          <w:lang w:val="en_US" w:bidi="en_US"/>
+        </w:rPr>
         <w:t>"with the certain hope of eternal life"</w:t>
       </w:r>
     </w:p>
@@ -1327,6 +1402,21 @@
           <w:b/>
           <w:lang w:val="en_US" w:bidi="en_US"/>
         </w:rPr>
+        <w:t>ἐπ’ ἐλπίδι ζωῆς αἰωνίου</w:t>
+      </w:r>
+    </w:p>
+    <w:p>
+      <w:pPr/>
+      <w:r>
+        <w:rPr>
+          <w:lang w:val="en_US" w:bidi="en_US"/>
+        </w:rPr>
+      </w:r>
+      <w:r>
+        <w:rPr>
+          <w:b/>
+          <w:lang w:val="en_US" w:bidi="en_US"/>
+        </w:rPr>
         <w:t>"with the certain hope of eternal life"</w:t>
       </w:r>
     </w:p>
@@ -1423,6 +1513,21 @@
           <w:b/>
           <w:lang w:val="en_US" w:bidi="en_US"/>
         </w:rPr>
+        <w:t>ὁ ἀψευδὴς Θεὸς</w:t>
+      </w:r>
+    </w:p>
+    <w:p>
+      <w:pPr/>
+      <w:r>
+        <w:rPr>
+          <w:lang w:val="en_US" w:bidi="en_US"/>
+        </w:rPr>
+      </w:r>
+      <w:r>
+        <w:rPr>
+          <w:b/>
+          <w:lang w:val="en_US" w:bidi="en_US"/>
+        </w:rPr>
         <w:t>"the non-lying God"</w:t>
       </w:r>
     </w:p>
@@ -1569,6 +1674,21 @@
           <w:b/>
           <w:lang w:val="en_US" w:bidi="en_US"/>
         </w:rPr>
+        <w:t>καιροῖς ἰδίοις</w:t>
+      </w:r>
+    </w:p>
+    <w:p>
+      <w:pPr/>
+      <w:r>
+        <w:rPr>
+          <w:lang w:val="en_US" w:bidi="en_US"/>
+        </w:rPr>
+      </w:r>
+      <w:r>
+        <w:rPr>
+          <w:b/>
+          <w:lang w:val="en_US" w:bidi="en_US"/>
+        </w:rPr>
         <w:t>"at the right time"</w:t>
       </w:r>
     </w:p>
@@ -1632,6 +1752,21 @@
           <w:b/>
           <w:lang w:val="en_US" w:bidi="en_US"/>
         </w:rPr>
+        <w:t>ἐφανέρωσεν &amp; τὸν λόγον αὐτοῦ</w:t>
+      </w:r>
+    </w:p>
+    <w:p>
+      <w:pPr/>
+      <w:r>
+        <w:rPr>
+          <w:lang w:val="en_US" w:bidi="en_US"/>
+        </w:rPr>
+      </w:r>
+      <w:r>
+        <w:rPr>
+          <w:b/>
+          <w:lang w:val="en_US" w:bidi="en_US"/>
+        </w:rPr>
         <w:t>"he revealed his word"</w:t>
       </w:r>
     </w:p>
@@ -1715,6 +1850,21 @@
           <w:b/>
           <w:lang w:val="en_US" w:bidi="en_US"/>
         </w:rPr>
+        <w:t>ἐν κηρύγματι</w:t>
+      </w:r>
+    </w:p>
+    <w:p>
+      <w:pPr/>
+      <w:r>
+        <w:rPr>
+          <w:lang w:val="en_US" w:bidi="en_US"/>
+        </w:rPr>
+      </w:r>
+      <w:r>
+        <w:rPr>
+          <w:b/>
+          <w:lang w:val="en_US" w:bidi="en_US"/>
+        </w:rPr>
         <w:t>"by the proclamation"</w:t>
       </w:r>
     </w:p>
@@ -1811,6 +1961,21 @@
           <w:b/>
           <w:lang w:val="en_US" w:bidi="en_US"/>
         </w:rPr>
+        <w:t>ὃ ἐπιστεύθην ἐγὼ</w:t>
+      </w:r>
+    </w:p>
+    <w:p>
+      <w:pPr/>
+      <w:r>
+        <w:rPr>
+          <w:lang w:val="en_US" w:bidi="en_US"/>
+        </w:rPr>
+      </w:r>
+      <w:r>
+        <w:rPr>
+          <w:b/>
+          <w:lang w:val="en_US" w:bidi="en_US"/>
+        </w:rPr>
         <w:t>"the one I was entrusted with"</w:t>
       </w:r>
     </w:p>
@@ -1894,6 +2059,21 @@
           <w:b/>
           <w:lang w:val="en_US" w:bidi="en_US"/>
         </w:rPr>
+        <w:t>ἡμῶν</w:t>
+      </w:r>
+    </w:p>
+    <w:p>
+      <w:pPr/>
+      <w:r>
+        <w:rPr>
+          <w:lang w:val="en_US" w:bidi="en_US"/>
+        </w:rPr>
+      </w:r>
+      <w:r>
+        <w:rPr>
+          <w:b/>
+          <w:lang w:val="en_US" w:bidi="en_US"/>
+        </w:rPr>
         <w:t>"our"</w:t>
       </w:r>
     </w:p>
@@ -1990,6 +2170,21 @@
           <w:b/>
           <w:lang w:val="en_US" w:bidi="en_US"/>
         </w:rPr>
+        <w:t>γνησίῳ τέκνῳ</w:t>
+      </w:r>
+    </w:p>
+    <w:p>
+      <w:pPr/>
+      <w:r>
+        <w:rPr>
+          <w:lang w:val="en_US" w:bidi="en_US"/>
+        </w:rPr>
+      </w:r>
+      <w:r>
+        <w:rPr>
+          <w:b/>
+          <w:lang w:val="en_US" w:bidi="en_US"/>
+        </w:rPr>
         <w:t>"a true son"</w:t>
       </w:r>
     </w:p>
@@ -2086,6 +2281,21 @@
           <w:b/>
           <w:lang w:val="en_US" w:bidi="en_US"/>
         </w:rPr>
+        <w:t>κατὰ κοινὴν πίστιν</w:t>
+      </w:r>
+    </w:p>
+    <w:p>
+      <w:pPr/>
+      <w:r>
+        <w:rPr>
+          <w:lang w:val="en_US" w:bidi="en_US"/>
+        </w:rPr>
+      </w:r>
+      <w:r>
+        <w:rPr>
+          <w:b/>
+          <w:lang w:val="en_US" w:bidi="en_US"/>
+        </w:rPr>
         <w:t>"in a common faith"</w:t>
       </w:r>
     </w:p>
@@ -2195,6 +2405,21 @@
           <w:b/>
           <w:lang w:val="en_US" w:bidi="en_US"/>
         </w:rPr>
+        <w:t>χάρις καὶ εἰρήνη</w:t>
+      </w:r>
+    </w:p>
+    <w:p>
+      <w:pPr/>
+      <w:r>
+        <w:rPr>
+          <w:lang w:val="en_US" w:bidi="en_US"/>
+        </w:rPr>
+      </w:r>
+      <w:r>
+        <w:rPr>
+          <w:b/>
+          <w:lang w:val="en_US" w:bidi="en_US"/>
+        </w:rPr>
         <w:t>"Grace and peace"</w:t>
       </w:r>
     </w:p>
@@ -2278,6 +2503,21 @@
           <w:b/>
           <w:lang w:val="en_US" w:bidi="en_US"/>
         </w:rPr>
+        <w:t>χάρις καὶ εἰρήνη ἀπὸ Θεοῦ Πατρὸς καὶ Χριστοῦ Ἰησοῦ τοῦ Σωτῆρος ἡμῶν</w:t>
+      </w:r>
+    </w:p>
+    <w:p>
+      <w:pPr/>
+      <w:r>
+        <w:rPr>
+          <w:lang w:val="en_US" w:bidi="en_US"/>
+        </w:rPr>
+      </w:r>
+      <w:r>
+        <w:rPr>
+          <w:b/>
+          <w:lang w:val="en_US" w:bidi="en_US"/>
+        </w:rPr>
         <w:t>"Grace and peace from God the Father and Christ Jesus our Savior"</w:t>
       </w:r>
     </w:p>
@@ -2387,6 +2627,21 @@
           <w:b/>
           <w:lang w:val="en_US" w:bidi="en_US"/>
         </w:rPr>
+        <w:t>Χριστοῦ Ἰησοῦ τοῦ Σωτῆρος ἡμῶν</w:t>
+      </w:r>
+    </w:p>
+    <w:p>
+      <w:pPr/>
+      <w:r>
+        <w:rPr>
+          <w:lang w:val="en_US" w:bidi="en_US"/>
+        </w:rPr>
+      </w:r>
+      <w:r>
+        <w:rPr>
+          <w:b/>
+          <w:lang w:val="en_US" w:bidi="en_US"/>
+        </w:rPr>
         <w:t>"Christ Jesus our Savior"</w:t>
       </w:r>
     </w:p>
@@ -2450,6 +2705,21 @@
           <w:b/>
           <w:lang w:val="en_US" w:bidi="en_US"/>
         </w:rPr>
+        <w:t>ἡμῶν</w:t>
+      </w:r>
+    </w:p>
+    <w:p>
+      <w:pPr/>
+      <w:r>
+        <w:rPr>
+          <w:lang w:val="en_US" w:bidi="en_US"/>
+        </w:rPr>
+      </w:r>
+      <w:r>
+        <w:rPr>
+          <w:b/>
+          <w:lang w:val="en_US" w:bidi="en_US"/>
+        </w:rPr>
         <w:t>"our"</w:t>
       </w:r>
     </w:p>
@@ -2546,6 +2816,21 @@
           <w:b/>
           <w:lang w:val="en_US" w:bidi="en_US"/>
         </w:rPr>
+        <w:t>τούτου χάριν</w:t>
+      </w:r>
+    </w:p>
+    <w:p>
+      <w:pPr/>
+      <w:r>
+        <w:rPr>
+          <w:lang w:val="en_US" w:bidi="en_US"/>
+        </w:rPr>
+      </w:r>
+      <w:r>
+        <w:rPr>
+          <w:b/>
+          <w:lang w:val="en_US" w:bidi="en_US"/>
+        </w:rPr>
         <w:t>"For this purpose"</w:t>
       </w:r>
     </w:p>
@@ -2642,6 +2927,21 @@
           <w:b/>
           <w:lang w:val="en_US" w:bidi="en_US"/>
         </w:rPr>
+        <w:t>ἀπέλιπόν σε ἐν Κρήτῃ</w:t>
+      </w:r>
+    </w:p>
+    <w:p>
+      <w:pPr/>
+      <w:r>
+        <w:rPr>
+          <w:lang w:val="en_US" w:bidi="en_US"/>
+        </w:rPr>
+      </w:r>
+      <w:r>
+        <w:rPr>
+          <w:b/>
+          <w:lang w:val="en_US" w:bidi="en_US"/>
+        </w:rPr>
         <w:t>"I left you in Crete"</w:t>
       </w:r>
     </w:p>
@@ -2705,6 +3005,21 @@
           <w:b/>
           <w:lang w:val="en_US" w:bidi="en_US"/>
         </w:rPr>
+        <w:t>ἵνα τὰ λείποντα ἐπιδιορθώσῃ</w:t>
+      </w:r>
+    </w:p>
+    <w:p>
+      <w:pPr/>
+      <w:r>
+        <w:rPr>
+          <w:lang w:val="en_US" w:bidi="en_US"/>
+        </w:rPr>
+      </w:r>
+      <w:r>
+        <w:rPr>
+          <w:b/>
+          <w:lang w:val="en_US" w:bidi="en_US"/>
+        </w:rPr>
         <w:t>"that you might set in order the things not yet being complete"</w:t>
       </w:r>
     </w:p>
@@ -2768,6 +3083,21 @@
           <w:b/>
           <w:lang w:val="en_US" w:bidi="en_US"/>
         </w:rPr>
+        <w:t>καταστήσῃς &amp; πρεσβυτέρους</w:t>
+      </w:r>
+    </w:p>
+    <w:p>
+      <w:pPr/>
+      <w:r>
+        <w:rPr>
+          <w:lang w:val="en_US" w:bidi="en_US"/>
+        </w:rPr>
+      </w:r>
+      <w:r>
+        <w:rPr>
+          <w:b/>
+          <w:lang w:val="en_US" w:bidi="en_US"/>
+        </w:rPr>
         <w:t>"ordain elders"</w:t>
       </w:r>
     </w:p>
@@ -2831,6 +3161,21 @@
           <w:b/>
           <w:lang w:val="en_US" w:bidi="en_US"/>
         </w:rPr>
+        <w:t>εἴ τίς ἐστιν ἀνέγκλητος</w:t>
+      </w:r>
+    </w:p>
+    <w:p>
+      <w:pPr/>
+      <w:r>
+        <w:rPr>
+          <w:lang w:val="en_US" w:bidi="en_US"/>
+        </w:rPr>
+      </w:r>
+      <w:r>
+        <w:rPr>
+          <w:b/>
+          <w:lang w:val="en_US" w:bidi="en_US"/>
+        </w:rPr>
         <w:t>"if anyone is blameless"</w:t>
       </w:r>
     </w:p>
@@ -2914,6 +3259,21 @@
           <w:b/>
           <w:lang w:val="en_US" w:bidi="en_US"/>
         </w:rPr>
+        <w:t>ἀνέγκλητος</w:t>
+      </w:r>
+    </w:p>
+    <w:p>
+      <w:pPr/>
+      <w:r>
+        <w:rPr>
+          <w:lang w:val="en_US" w:bidi="en_US"/>
+        </w:rPr>
+      </w:r>
+      <w:r>
+        <w:rPr>
+          <w:b/>
+          <w:lang w:val="en_US" w:bidi="en_US"/>
+        </w:rPr>
         <w:t>"blameless"</w:t>
       </w:r>
     </w:p>
@@ -3010,6 +3370,21 @@
           <w:b/>
           <w:lang w:val="en_US" w:bidi="en_US"/>
         </w:rPr>
+        <w:t>μιᾶς γυναικὸς ἀνήρ</w:t>
+      </w:r>
+    </w:p>
+    <w:p>
+      <w:pPr/>
+      <w:r>
+        <w:rPr>
+          <w:lang w:val="en_US" w:bidi="en_US"/>
+        </w:rPr>
+      </w:r>
+      <w:r>
+        <w:rPr>
+          <w:b/>
+          <w:lang w:val="en_US" w:bidi="en_US"/>
+        </w:rPr>
         <w:t>"a husband of one wife"</w:t>
       </w:r>
     </w:p>
@@ -3106,6 +3481,21 @@
           <w:b/>
           <w:lang w:val="en_US" w:bidi="en_US"/>
         </w:rPr>
+        <w:t>τέκνα &amp; πιστά</w:t>
+      </w:r>
+    </w:p>
+    <w:p>
+      <w:pPr/>
+      <w:r>
+        <w:rPr>
+          <w:lang w:val="en_US" w:bidi="en_US"/>
+        </w:rPr>
+      </w:r>
+      <w:r>
+        <w:rPr>
+          <w:b/>
+          <w:lang w:val="en_US" w:bidi="en_US"/>
+        </w:rPr>
         <w:t>"faithful children"</w:t>
       </w:r>
     </w:p>
@@ -3189,6 +3579,21 @@
           <w:b/>
           <w:lang w:val="en_US" w:bidi="en_US"/>
         </w:rPr>
+        <w:t>τὸν ἐπίσκοπον</w:t>
+      </w:r>
+    </w:p>
+    <w:p>
+      <w:pPr/>
+      <w:r>
+        <w:rPr>
+          <w:lang w:val="en_US" w:bidi="en_US"/>
+        </w:rPr>
+      </w:r>
+      <w:r>
+        <w:rPr>
+          <w:b/>
+          <w:lang w:val="en_US" w:bidi="en_US"/>
+        </w:rPr>
         <w:t>"the overseer"</w:t>
       </w:r>
     </w:p>
@@ -3285,6 +3690,21 @@
           <w:b/>
           <w:lang w:val="en_US" w:bidi="en_US"/>
         </w:rPr>
+        <w:t>Θεοῦ οἰκονόμον</w:t>
+      </w:r>
+    </w:p>
+    <w:p>
+      <w:pPr/>
+      <w:r>
+        <w:rPr>
+          <w:lang w:val="en_US" w:bidi="en_US"/>
+        </w:rPr>
+      </w:r>
+      <w:r>
+        <w:rPr>
+          <w:b/>
+          <w:lang w:val="en_US" w:bidi="en_US"/>
+        </w:rPr>
         <w:t>"a household manager of God"</w:t>
       </w:r>
     </w:p>
@@ -3381,6 +3801,21 @@
           <w:b/>
           <w:lang w:val="en_US" w:bidi="en_US"/>
         </w:rPr>
+        <w:t>μὴ πάροινον</w:t>
+      </w:r>
+    </w:p>
+    <w:p>
+      <w:pPr/>
+      <w:r>
+        <w:rPr>
+          <w:lang w:val="en_US" w:bidi="en_US"/>
+        </w:rPr>
+      </w:r>
+      <w:r>
+        <w:rPr>
+          <w:b/>
+          <w:lang w:val="en_US" w:bidi="en_US"/>
+        </w:rPr>
         <w:t>"not addicted to wine"</w:t>
       </w:r>
     </w:p>
@@ -3444,6 +3879,21 @@
           <w:b/>
           <w:lang w:val="en_US" w:bidi="en_US"/>
         </w:rPr>
+        <w:t>μὴ πλήκτην</w:t>
+      </w:r>
+    </w:p>
+    <w:p>
+      <w:pPr/>
+      <w:r>
+        <w:rPr>
+          <w:lang w:val="en_US" w:bidi="en_US"/>
+        </w:rPr>
+      </w:r>
+      <w:r>
+        <w:rPr>
+          <w:b/>
+          <w:lang w:val="en_US" w:bidi="en_US"/>
+        </w:rPr>
         <w:t>"not a brawler"</w:t>
       </w:r>
     </w:p>
@@ -3507,6 +3957,21 @@
           <w:b/>
           <w:lang w:val="en_US" w:bidi="en_US"/>
         </w:rPr>
+        <w:t>ἀλλὰ</w:t>
+      </w:r>
+    </w:p>
+    <w:p>
+      <w:pPr/>
+      <w:r>
+        <w:rPr>
+          <w:lang w:val="en_US" w:bidi="en_US"/>
+        </w:rPr>
+      </w:r>
+      <w:r>
+        <w:rPr>
+          <w:b/>
+          <w:lang w:val="en_US" w:bidi="en_US"/>
+        </w:rPr>
         <w:t>"Instead"</w:t>
       </w:r>
     </w:p>
@@ -3603,6 +4068,21 @@
           <w:b/>
           <w:lang w:val="en_US" w:bidi="en_US"/>
         </w:rPr>
+        <w:t>φιλάγαθον</w:t>
+      </w:r>
+    </w:p>
+    <w:p>
+      <w:pPr/>
+      <w:r>
+        <w:rPr>
+          <w:lang w:val="en_US" w:bidi="en_US"/>
+        </w:rPr>
+      </w:r>
+      <w:r>
+        <w:rPr>
+          <w:b/>
+          <w:lang w:val="en_US" w:bidi="en_US"/>
+        </w:rPr>
         <w:t>"a friend of what is good"</w:t>
       </w:r>
     </w:p>
@@ -3712,6 +4192,21 @@
           <w:b/>
           <w:lang w:val="en_US" w:bidi="en_US"/>
         </w:rPr>
+        <w:t>σώφρονα &amp; ἐγκρατῆ</w:t>
+      </w:r>
+    </w:p>
+    <w:p>
+      <w:pPr/>
+      <w:r>
+        <w:rPr>
+          <w:lang w:val="en_US" w:bidi="en_US"/>
+        </w:rPr>
+      </w:r>
+      <w:r>
+        <w:rPr>
+          <w:b/>
+          <w:lang w:val="en_US" w:bidi="en_US"/>
+        </w:rPr>
         <w:t>"sensible,"</w:t>
       </w:r>
       <w:r>
@@ -3834,6 +4329,21 @@
           <w:b/>
           <w:lang w:val="en_US" w:bidi="en_US"/>
         </w:rPr>
+        <w:t>δίκαιον, ὅσιον</w:t>
+      </w:r>
+    </w:p>
+    <w:p>
+      <w:pPr/>
+      <w:r>
+        <w:rPr>
+          <w:lang w:val="en_US" w:bidi="en_US"/>
+        </w:rPr>
+      </w:r>
+      <w:r>
+        <w:rPr>
+          <w:b/>
+          <w:lang w:val="en_US" w:bidi="en_US"/>
+        </w:rPr>
         <w:t>"righteous, holy"</w:t>
       </w:r>
     </w:p>
@@ -3943,6 +4453,21 @@
           <w:b/>
           <w:lang w:val="en_US" w:bidi="en_US"/>
         </w:rPr>
+        <w:t>ἀντεχόμενον</w:t>
+      </w:r>
+    </w:p>
+    <w:p>
+      <w:pPr/>
+      <w:r>
+        <w:rPr>
+          <w:lang w:val="en_US" w:bidi="en_US"/>
+        </w:rPr>
+      </w:r>
+      <w:r>
+        <w:rPr>
+          <w:b/>
+          <w:lang w:val="en_US" w:bidi="en_US"/>
+        </w:rPr>
         <w:t>"He must hold tightly to"</w:t>
       </w:r>
     </w:p>
@@ -4026,6 +4551,21 @@
           <w:b/>
           <w:lang w:val="en_US" w:bidi="en_US"/>
         </w:rPr>
+        <w:t>κατὰ τὴν διδαχὴν</w:t>
+      </w:r>
+    </w:p>
+    <w:p>
+      <w:pPr/>
+      <w:r>
+        <w:rPr>
+          <w:lang w:val="en_US" w:bidi="en_US"/>
+        </w:rPr>
+      </w:r>
+      <w:r>
+        <w:rPr>
+          <w:b/>
+          <w:lang w:val="en_US" w:bidi="en_US"/>
+        </w:rPr>
         <w:t>"that is in accordance with the teaching"</w:t>
       </w:r>
     </w:p>
@@ -4089,6 +4629,21 @@
           <w:b/>
           <w:lang w:val="en_US" w:bidi="en_US"/>
         </w:rPr>
+        <w:t>ἵνα</w:t>
+      </w:r>
+    </w:p>
+    <w:p>
+      <w:pPr/>
+      <w:r>
+        <w:rPr>
+          <w:lang w:val="en_US" w:bidi="en_US"/>
+        </w:rPr>
+      </w:r>
+      <w:r>
+        <w:rPr>
+          <w:b/>
+          <w:lang w:val="en_US" w:bidi="en_US"/>
+        </w:rPr>
         <w:t>"so that"</w:t>
       </w:r>
     </w:p>
@@ -4185,6 +4740,21 @@
           <w:b/>
           <w:lang w:val="en_US" w:bidi="en_US"/>
         </w:rPr>
+        <w:t>τῇ διδασκαλίᾳ τῇ ὑγιαινούσῃ</w:t>
+      </w:r>
+    </w:p>
+    <w:p>
+      <w:pPr/>
+      <w:r>
+        <w:rPr>
+          <w:lang w:val="en_US" w:bidi="en_US"/>
+        </w:rPr>
+      </w:r>
+      <w:r>
+        <w:rPr>
+          <w:b/>
+          <w:lang w:val="en_US" w:bidi="en_US"/>
+        </w:rPr>
         <w:t>"sound teaching"</w:t>
       </w:r>
     </w:p>
@@ -4294,6 +4864,21 @@
           <w:b/>
           <w:lang w:val="en_US" w:bidi="en_US"/>
         </w:rPr>
+        <w:t>ματαιολόγοι</w:t>
+      </w:r>
+    </w:p>
+    <w:p>
+      <w:pPr/>
+      <w:r>
+        <w:rPr>
+          <w:lang w:val="en_US" w:bidi="en_US"/>
+        </w:rPr>
+      </w:r>
+      <w:r>
+        <w:rPr>
+          <w:b/>
+          <w:lang w:val="en_US" w:bidi="en_US"/>
+        </w:rPr>
         <w:t>"empty talkers"</w:t>
       </w:r>
     </w:p>
@@ -4403,6 +4988,21 @@
           <w:b/>
           <w:lang w:val="en_US" w:bidi="en_US"/>
         </w:rPr>
+        <w:t>φρεναπάται</w:t>
+      </w:r>
+    </w:p>
+    <w:p>
+      <w:pPr/>
+      <w:r>
+        <w:rPr>
+          <w:lang w:val="en_US" w:bidi="en_US"/>
+        </w:rPr>
+      </w:r>
+      <w:r>
+        <w:rPr>
+          <w:b/>
+          <w:lang w:val="en_US" w:bidi="en_US"/>
+        </w:rPr>
         <w:t>"deceivers"</w:t>
       </w:r>
     </w:p>
@@ -4499,6 +5099,21 @@
           <w:b/>
           <w:lang w:val="en_US" w:bidi="en_US"/>
         </w:rPr>
+        <w:t>ματαιολόγοι, καὶ φρεναπάται</w:t>
+      </w:r>
+    </w:p>
+    <w:p>
+      <w:pPr/>
+      <w:r>
+        <w:rPr>
+          <w:lang w:val="en_US" w:bidi="en_US"/>
+        </w:rPr>
+      </w:r>
+      <w:r>
+        <w:rPr>
+          <w:b/>
+          <w:lang w:val="en_US" w:bidi="en_US"/>
+        </w:rPr>
         <w:t>"empty talkers and deceivers"</w:t>
       </w:r>
     </w:p>
@@ -4621,6 +5236,21 @@
           <w:b/>
           <w:lang w:val="en_US" w:bidi="en_US"/>
         </w:rPr>
+        <w:t>οἱ ἐκ τῆς περιτομῆς</w:t>
+      </w:r>
+    </w:p>
+    <w:p>
+      <w:pPr/>
+      <w:r>
+        <w:rPr>
+          <w:lang w:val="en_US" w:bidi="en_US"/>
+        </w:rPr>
+      </w:r>
+      <w:r>
+        <w:rPr>
+          <w:b/>
+          <w:lang w:val="en_US" w:bidi="en_US"/>
+        </w:rPr>
         <w:t>"the ones from the circumcision"</w:t>
       </w:r>
     </w:p>
@@ -4717,6 +5347,21 @@
           <w:b/>
           <w:lang w:val="en_US" w:bidi="en_US"/>
         </w:rPr>
+        <w:t>οὓς δεῖ ἐπιστομίζειν</w:t>
+      </w:r>
+    </w:p>
+    <w:p>
+      <w:pPr/>
+      <w:r>
+        <w:rPr>
+          <w:lang w:val="en_US" w:bidi="en_US"/>
+        </w:rPr>
+      </w:r>
+      <w:r>
+        <w:rPr>
+          <w:b/>
+          <w:lang w:val="en_US" w:bidi="en_US"/>
+        </w:rPr>
         <w:t>"It is necessary to stop them"</w:t>
       </w:r>
     </w:p>
@@ -4800,6 +5445,21 @@
           <w:b/>
           <w:lang w:val="en_US" w:bidi="en_US"/>
         </w:rPr>
+        <w:t>ὅλους οἴκους ἀνατρέπουσιν</w:t>
+      </w:r>
+    </w:p>
+    <w:p>
+      <w:pPr/>
+      <w:r>
+        <w:rPr>
+          <w:lang w:val="en_US" w:bidi="en_US"/>
+        </w:rPr>
+      </w:r>
+      <w:r>
+        <w:rPr>
+          <w:b/>
+          <w:lang w:val="en_US" w:bidi="en_US"/>
+        </w:rPr>
         <w:t>"are upsetting whole households"</w:t>
       </w:r>
     </w:p>
@@ -4883,6 +5543,21 @@
           <w:b/>
           <w:lang w:val="en_US" w:bidi="en_US"/>
         </w:rPr>
+        <w:t>αἰσχροῦ κέρδους χάριν</w:t>
+      </w:r>
+    </w:p>
+    <w:p>
+      <w:pPr/>
+      <w:r>
+        <w:rPr>
+          <w:lang w:val="en_US" w:bidi="en_US"/>
+        </w:rPr>
+      </w:r>
+      <w:r>
+        <w:rPr>
+          <w:b/>
+          <w:lang w:val="en_US" w:bidi="en_US"/>
+        </w:rPr>
         <w:t>"for the sake of shameful profit"</w:t>
       </w:r>
     </w:p>
@@ -4992,6 +5667,21 @@
           <w:b/>
           <w:lang w:val="en_US" w:bidi="en_US"/>
         </w:rPr>
+        <w:t>τις ἐξ αὐτῶν, ἴδιος αὐτῶν προφήτης</w:t>
+      </w:r>
+    </w:p>
+    <w:p>
+      <w:pPr/>
+      <w:r>
+        <w:rPr>
+          <w:lang w:val="en_US" w:bidi="en_US"/>
+        </w:rPr>
+      </w:r>
+      <w:r>
+        <w:rPr>
+          <w:b/>
+          <w:lang w:val="en_US" w:bidi="en_US"/>
+        </w:rPr>
         <w:t>"One of them, of their own prophets"</w:t>
       </w:r>
     </w:p>
@@ -5055,6 +5745,21 @@
           <w:b/>
           <w:lang w:val="en_US" w:bidi="en_US"/>
         </w:rPr>
+        <w:t>Κρῆτες ἀεὶ ψεῦσται</w:t>
+      </w:r>
+    </w:p>
+    <w:p>
+      <w:pPr/>
+      <w:r>
+        <w:rPr>
+          <w:lang w:val="en_US" w:bidi="en_US"/>
+        </w:rPr>
+      </w:r>
+      <w:r>
+        <w:rPr>
+          <w:b/>
+          <w:lang w:val="en_US" w:bidi="en_US"/>
+        </w:rPr>
         <w:t>"Cretans {are} always liars"</w:t>
       </w:r>
     </w:p>
@@ -5151,6 +5856,21 @@
           <w:b/>
           <w:lang w:val="en_US" w:bidi="en_US"/>
         </w:rPr>
+        <w:t>κακὰ θηρία</w:t>
+      </w:r>
+    </w:p>
+    <w:p>
+      <w:pPr/>
+      <w:r>
+        <w:rPr>
+          <w:lang w:val="en_US" w:bidi="en_US"/>
+        </w:rPr>
+      </w:r>
+      <w:r>
+        <w:rPr>
+          <w:b/>
+          <w:lang w:val="en_US" w:bidi="en_US"/>
+        </w:rPr>
         <w:t>"evil beasts"</w:t>
       </w:r>
     </w:p>
@@ -5260,6 +5980,21 @@
           <w:b/>
           <w:lang w:val="en_US" w:bidi="en_US"/>
         </w:rPr>
+        <w:t>γαστέρες ἀργαί</w:t>
+      </w:r>
+    </w:p>
+    <w:p>
+      <w:pPr/>
+      <w:r>
+        <w:rPr>
+          <w:lang w:val="en_US" w:bidi="en_US"/>
+        </w:rPr>
+      </w:r>
+      <w:r>
+        <w:rPr>
+          <w:b/>
+          <w:lang w:val="en_US" w:bidi="en_US"/>
+        </w:rPr>
         <w:t>"lazy bellies"</w:t>
       </w:r>
     </w:p>
@@ -5343,6 +6078,21 @@
           <w:b/>
           <w:lang w:val="en_US" w:bidi="en_US"/>
         </w:rPr>
+        <w:t>δι’ ἣν αἰτίαν ἔλεγχε αὐτοὺς ἀποτόμως</w:t>
+      </w:r>
+    </w:p>
+    <w:p>
+      <w:pPr/>
+      <w:r>
+        <w:rPr>
+          <w:lang w:val="en_US" w:bidi="en_US"/>
+        </w:rPr>
+      </w:r>
+      <w:r>
+        <w:rPr>
+          <w:b/>
+          <w:lang w:val="en_US" w:bidi="en_US"/>
+        </w:rPr>
         <w:t>"For this reason, rebuke them severely"</w:t>
       </w:r>
     </w:p>
@@ -5406,6 +6156,21 @@
           <w:b/>
           <w:lang w:val="en_US" w:bidi="en_US"/>
         </w:rPr>
+        <w:t>δι’ ἣν αἰτίαν</w:t>
+      </w:r>
+    </w:p>
+    <w:p>
+      <w:pPr/>
+      <w:r>
+        <w:rPr>
+          <w:lang w:val="en_US" w:bidi="en_US"/>
+        </w:rPr>
+      </w:r>
+      <w:r>
+        <w:rPr>
+          <w:b/>
+          <w:lang w:val="en_US" w:bidi="en_US"/>
+        </w:rPr>
         <w:t>"For this reason"</w:t>
       </w:r>
     </w:p>
@@ -5502,6 +6267,21 @@
           <w:b/>
           <w:lang w:val="en_US" w:bidi="en_US"/>
         </w:rPr>
+        <w:t>αὐτοὺς</w:t>
+      </w:r>
+    </w:p>
+    <w:p>
+      <w:pPr/>
+      <w:r>
+        <w:rPr>
+          <w:lang w:val="en_US" w:bidi="en_US"/>
+        </w:rPr>
+      </w:r>
+      <w:r>
+        <w:rPr>
+          <w:b/>
+          <w:lang w:val="en_US" w:bidi="en_US"/>
+        </w:rPr>
         <w:t>"them"</w:t>
       </w:r>
     </w:p>
@@ -5625,6 +6405,21 @@
         <w:rPr>
           <w:lang w:val="en_US" w:bidi="en_US"/>
         </w:rPr>
+      </w:r>
+    </w:p>
+    <w:p>
+      <w:pPr/>
+      <w:r>
+        <w:rPr>
+          <w:lang w:val="en_US" w:bidi="en_US"/>
+        </w:rPr>
+      </w:r>
+      <w:r>
+        <w:rPr>
+          <w:b/>
+          <w:lang w:val="en_US" w:bidi="en_US"/>
+        </w:rPr>
+        <w:t>ἵνα ὑγιαίνωσιν ἐν τῇ πίστει</w:t>
       </w:r>
     </w:p>
     <w:p>
@@ -5753,6 +6548,21 @@
           <w:b/>
           <w:lang w:val="en_US" w:bidi="en_US"/>
         </w:rPr>
+        <w:t>ἵνα</w:t>
+      </w:r>
+    </w:p>
+    <w:p>
+      <w:pPr/>
+      <w:r>
+        <w:rPr>
+          <w:lang w:val="en_US" w:bidi="en_US"/>
+        </w:rPr>
+      </w:r>
+      <w:r>
+        <w:rPr>
+          <w:b/>
+          <w:lang w:val="en_US" w:bidi="en_US"/>
+        </w:rPr>
         <w:t>"so that"</w:t>
       </w:r>
     </w:p>
@@ -5862,6 +6672,21 @@
           <w:b/>
           <w:lang w:val="en_US" w:bidi="en_US"/>
         </w:rPr>
+        <w:t>ἐν τῇ πίστει</w:t>
+      </w:r>
+    </w:p>
+    <w:p>
+      <w:pPr/>
+      <w:r>
+        <w:rPr>
+          <w:lang w:val="en_US" w:bidi="en_US"/>
+        </w:rPr>
+      </w:r>
+      <w:r>
+        <w:rPr>
+          <w:b/>
+          <w:lang w:val="en_US" w:bidi="en_US"/>
+        </w:rPr>
         <w:t>"in the faith"</w:t>
       </w:r>
     </w:p>
@@ -5958,6 +6783,21 @@
           <w:b/>
           <w:lang w:val="en_US" w:bidi="en_US"/>
         </w:rPr>
+        <w:t>Ἰουδαϊκοῖς μύθοις</w:t>
+      </w:r>
+    </w:p>
+    <w:p>
+      <w:pPr/>
+      <w:r>
+        <w:rPr>
+          <w:lang w:val="en_US" w:bidi="en_US"/>
+        </w:rPr>
+      </w:r>
+      <w:r>
+        <w:rPr>
+          <w:b/>
+          <w:lang w:val="en_US" w:bidi="en_US"/>
+        </w:rPr>
         <w:t>"Jewish myths"</w:t>
       </w:r>
     </w:p>
@@ -6021,6 +6861,21 @@
           <w:b/>
           <w:lang w:val="en_US" w:bidi="en_US"/>
         </w:rPr>
+        <w:t>ἀποστρεφομένων τὴν ἀλήθειαν</w:t>
+      </w:r>
+    </w:p>
+    <w:p>
+      <w:pPr/>
+      <w:r>
+        <w:rPr>
+          <w:lang w:val="en_US" w:bidi="en_US"/>
+        </w:rPr>
+      </w:r>
+      <w:r>
+        <w:rPr>
+          <w:b/>
+          <w:lang w:val="en_US" w:bidi="en_US"/>
+        </w:rPr>
         <w:t>"turning away from the truth"</w:t>
       </w:r>
     </w:p>
@@ -6104,6 +6959,21 @@
           <w:b/>
           <w:lang w:val="en_US" w:bidi="en_US"/>
         </w:rPr>
+        <w:t>πάντα καθαρὰ τοῖς καθαροῖς</w:t>
+      </w:r>
+    </w:p>
+    <w:p>
+      <w:pPr/>
+      <w:r>
+        <w:rPr>
+          <w:lang w:val="en_US" w:bidi="en_US"/>
+        </w:rPr>
+      </w:r>
+      <w:r>
+        <w:rPr>
+          <w:b/>
+          <w:lang w:val="en_US" w:bidi="en_US"/>
+        </w:rPr>
         <w:t>"All things {are} pure to the ones {who are} pure"</w:t>
       </w:r>
     </w:p>
@@ -6187,6 +7057,21 @@
           <w:b/>
           <w:lang w:val="en_US" w:bidi="en_US"/>
         </w:rPr>
+        <w:t>τοῖς καθαροῖς</w:t>
+      </w:r>
+    </w:p>
+    <w:p>
+      <w:pPr/>
+      <w:r>
+        <w:rPr>
+          <w:lang w:val="en_US" w:bidi="en_US"/>
+        </w:rPr>
+      </w:r>
+      <w:r>
+        <w:rPr>
+          <w:b/>
+          <w:lang w:val="en_US" w:bidi="en_US"/>
+        </w:rPr>
         <w:t>"to the ones {who are} pure"</w:t>
       </w:r>
     </w:p>
@@ -6250,6 +7135,21 @@
           <w:b/>
           <w:lang w:val="en_US" w:bidi="en_US"/>
         </w:rPr>
+        <w:t>δὲ</w:t>
+      </w:r>
+    </w:p>
+    <w:p>
+      <w:pPr/>
+      <w:r>
+        <w:rPr>
+          <w:lang w:val="en_US" w:bidi="en_US"/>
+        </w:rPr>
+      </w:r>
+      <w:r>
+        <w:rPr>
+          <w:b/>
+          <w:lang w:val="en_US" w:bidi="en_US"/>
+        </w:rPr>
         <w:t>"But"</w:t>
       </w:r>
     </w:p>
@@ -6346,6 +7246,21 @@
           <w:b/>
           <w:lang w:val="en_US" w:bidi="en_US"/>
         </w:rPr>
+        <w:t>τοῖς δὲ μεμιαμμένοις καὶ ἀπίστοις, οὐδὲν καθαρόν</w:t>
+      </w:r>
+    </w:p>
+    <w:p>
+      <w:pPr/>
+      <w:r>
+        <w:rPr>
+          <w:lang w:val="en_US" w:bidi="en_US"/>
+        </w:rPr>
+      </w:r>
+      <w:r>
+        <w:rPr>
+          <w:b/>
+          <w:lang w:val="en_US" w:bidi="en_US"/>
+        </w:rPr>
         <w:t>"But to the ones having been corrupted and unbelieving, nothing {is} pure"</w:t>
       </w:r>
     </w:p>
@@ -6429,6 +7344,21 @@
           <w:b/>
           <w:lang w:val="en_US" w:bidi="en_US"/>
         </w:rPr>
+        <w:t>δὲ</w:t>
+      </w:r>
+    </w:p>
+    <w:p>
+      <w:pPr/>
+      <w:r>
+        <w:rPr>
+          <w:lang w:val="en_US" w:bidi="en_US"/>
+        </w:rPr>
+      </w:r>
+      <w:r>
+        <w:rPr>
+          <w:b/>
+          <w:lang w:val="en_US" w:bidi="en_US"/>
+        </w:rPr>
         <w:t>"but"</w:t>
       </w:r>
     </w:p>
@@ -6525,6 +7455,21 @@
           <w:b/>
           <w:lang w:val="en_US" w:bidi="en_US"/>
         </w:rPr>
+        <w:t>τοῖς &amp; ἔργοις ἀρνοῦνται</w:t>
+      </w:r>
+    </w:p>
+    <w:p>
+      <w:pPr/>
+      <w:r>
+        <w:rPr>
+          <w:lang w:val="en_US" w:bidi="en_US"/>
+        </w:rPr>
+      </w:r>
+      <w:r>
+        <w:rPr>
+          <w:b/>
+          <w:lang w:val="en_US" w:bidi="en_US"/>
+        </w:rPr>
         <w:t>"they deny {him} by their actions"</w:t>
       </w:r>
     </w:p>
@@ -6697,6 +7642,21 @@
           <w:b/>
           <w:lang w:val="en_US" w:bidi="en_US"/>
         </w:rPr>
+        <w:t>σὺ δὲ</w:t>
+      </w:r>
+    </w:p>
+    <w:p>
+      <w:pPr/>
+      <w:r>
+        <w:rPr>
+          <w:lang w:val="en_US" w:bidi="en_US"/>
+        </w:rPr>
+      </w:r>
+      <w:r>
+        <w:rPr>
+          <w:b/>
+          <w:lang w:val="en_US" w:bidi="en_US"/>
+        </w:rPr>
         <w:t>"But you"</w:t>
       </w:r>
     </w:p>
@@ -6779,6 +7739,21 @@
         <w:rPr>
           <w:lang w:val="en_US" w:bidi="en_US"/>
         </w:rPr>
+      </w:r>
+    </w:p>
+    <w:p>
+      <w:pPr/>
+      <w:r>
+        <w:rPr>
+          <w:lang w:val="en_US" w:bidi="en_US"/>
+        </w:rPr>
+      </w:r>
+      <w:r>
+        <w:rPr>
+          <w:b/>
+          <w:lang w:val="en_US" w:bidi="en_US"/>
+        </w:rPr>
+        <w:t>τῇ ὑγιαινούσῃ διδασκαλίᾳ</w:t>
       </w:r>
     </w:p>
     <w:p>
@@ -6907,6 +7882,21 @@
           <w:b/>
           <w:lang w:val="en_US" w:bidi="en_US"/>
         </w:rPr>
+        <w:t>πρεσβύτας &amp; εἶναι</w:t>
+      </w:r>
+    </w:p>
+    <w:p>
+      <w:pPr/>
+      <w:r>
+        <w:rPr>
+          <w:lang w:val="en_US" w:bidi="en_US"/>
+        </w:rPr>
+      </w:r>
+      <w:r>
+        <w:rPr>
+          <w:b/>
+          <w:lang w:val="en_US" w:bidi="en_US"/>
+        </w:rPr>
         <w:t>"Older men, to be"</w:t>
       </w:r>
     </w:p>
@@ -6990,6 +7980,21 @@
           <w:b/>
           <w:lang w:val="en_US" w:bidi="en_US"/>
         </w:rPr>
+        <w:t>νηφαλίους &amp; σεμνούς, σώφρονας</w:t>
+      </w:r>
+    </w:p>
+    <w:p>
+      <w:pPr/>
+      <w:r>
+        <w:rPr>
+          <w:lang w:val="en_US" w:bidi="en_US"/>
+        </w:rPr>
+      </w:r>
+      <w:r>
+        <w:rPr>
+          <w:b/>
+          <w:lang w:val="en_US" w:bidi="en_US"/>
+        </w:rPr>
         <w:t>"temperate, dignified, sensible"</w:t>
       </w:r>
     </w:p>
@@ -7073,6 +8078,21 @@
           <w:b/>
           <w:lang w:val="en_US" w:bidi="en_US"/>
         </w:rPr>
+        <w:t>νηφαλίους</w:t>
+      </w:r>
+    </w:p>
+    <w:p>
+      <w:pPr/>
+      <w:r>
+        <w:rPr>
+          <w:lang w:val="en_US" w:bidi="en_US"/>
+        </w:rPr>
+      </w:r>
+      <w:r>
+        <w:rPr>
+          <w:b/>
+          <w:lang w:val="en_US" w:bidi="en_US"/>
+        </w:rPr>
         <w:t>"temperate"</w:t>
       </w:r>
     </w:p>
@@ -7136,6 +8156,21 @@
           <w:b/>
           <w:lang w:val="en_US" w:bidi="en_US"/>
         </w:rPr>
+        <w:t>σώφρονας</w:t>
+      </w:r>
+    </w:p>
+    <w:p>
+      <w:pPr/>
+      <w:r>
+        <w:rPr>
+          <w:lang w:val="en_US" w:bidi="en_US"/>
+        </w:rPr>
+      </w:r>
+      <w:r>
+        <w:rPr>
+          <w:b/>
+          <w:lang w:val="en_US" w:bidi="en_US"/>
+        </w:rPr>
         <w:t>"sensible"</w:t>
       </w:r>
     </w:p>
@@ -7185,6 +8220,21 @@
         <w:rPr>
           <w:lang w:val="en_US" w:bidi="en_US"/>
         </w:rPr>
+      </w:r>
+    </w:p>
+    <w:p>
+      <w:pPr/>
+      <w:r>
+        <w:rPr>
+          <w:lang w:val="en_US" w:bidi="en_US"/>
+        </w:rPr>
+      </w:r>
+      <w:r>
+        <w:rPr>
+          <w:b/>
+          <w:lang w:val="en_US" w:bidi="en_US"/>
+        </w:rPr>
+        <w:t>ὑγιαίνοντας τῇ πίστει τῇ ἀγάπῃ, τῇ ὑπομονῇ</w:t>
       </w:r>
     </w:p>
     <w:p>
@@ -7396,6 +8446,21 @@
           <w:b/>
           <w:lang w:val="en_US" w:bidi="en_US"/>
         </w:rPr>
+        <w:t>ὑγιαίνοντας τῇ πίστει</w:t>
+      </w:r>
+    </w:p>
+    <w:p>
+      <w:pPr/>
+      <w:r>
+        <w:rPr>
+          <w:lang w:val="en_US" w:bidi="en_US"/>
+        </w:rPr>
+      </w:r>
+      <w:r>
+        <w:rPr>
+          <w:b/>
+          <w:lang w:val="en_US" w:bidi="en_US"/>
+        </w:rPr>
         <w:t>"sound in faith"</w:t>
       </w:r>
     </w:p>
@@ -7492,6 +8557,21 @@
           <w:b/>
           <w:lang w:val="en_US" w:bidi="en_US"/>
         </w:rPr>
+        <w:t>τῇ ἀγάπῃ</w:t>
+      </w:r>
+    </w:p>
+    <w:p>
+      <w:pPr/>
+      <w:r>
+        <w:rPr>
+          <w:lang w:val="en_US" w:bidi="en_US"/>
+        </w:rPr>
+      </w:r>
+      <w:r>
+        <w:rPr>
+          <w:b/>
+          <w:lang w:val="en_US" w:bidi="en_US"/>
+        </w:rPr>
         <w:t>"in love"</w:t>
       </w:r>
     </w:p>
@@ -7588,6 +8668,21 @@
           <w:b/>
           <w:lang w:val="en_US" w:bidi="en_US"/>
         </w:rPr>
+        <w:t>τῇ ὑπομονῇ</w:t>
+      </w:r>
+    </w:p>
+    <w:p>
+      <w:pPr/>
+      <w:r>
+        <w:rPr>
+          <w:lang w:val="en_US" w:bidi="en_US"/>
+        </w:rPr>
+      </w:r>
+      <w:r>
+        <w:rPr>
+          <w:b/>
+          <w:lang w:val="en_US" w:bidi="en_US"/>
+        </w:rPr>
         <w:t>"and} in perseverance"</w:t>
       </w:r>
     </w:p>
@@ -7684,6 +8779,21 @@
           <w:b/>
           <w:lang w:val="en_US" w:bidi="en_US"/>
         </w:rPr>
+        <w:t>πρεσβύτιδας ὡσαύτως</w:t>
+      </w:r>
+    </w:p>
+    <w:p>
+      <w:pPr/>
+      <w:r>
+        <w:rPr>
+          <w:lang w:val="en_US" w:bidi="en_US"/>
+        </w:rPr>
+      </w:r>
+      <w:r>
+        <w:rPr>
+          <w:b/>
+          <w:lang w:val="en_US" w:bidi="en_US"/>
+        </w:rPr>
         <w:t>"Older women, likewise"</w:t>
       </w:r>
     </w:p>
@@ -7767,6 +8877,21 @@
           <w:b/>
           <w:lang w:val="en_US" w:bidi="en_US"/>
         </w:rPr>
+        <w:t>οἴνῳ πολλῷ δεδουλωμένας</w:t>
+      </w:r>
+    </w:p>
+    <w:p>
+      <w:pPr/>
+      <w:r>
+        <w:rPr>
+          <w:lang w:val="en_US" w:bidi="en_US"/>
+        </w:rPr>
+      </w:r>
+      <w:r>
+        <w:rPr>
+          <w:b/>
+          <w:lang w:val="en_US" w:bidi="en_US"/>
+        </w:rPr>
         <w:t>"enslaved to much wine"</w:t>
       </w:r>
     </w:p>
@@ -7850,6 +8975,21 @@
           <w:b/>
           <w:lang w:val="en_US" w:bidi="en_US"/>
         </w:rPr>
+        <w:t>οἴνῳ πολλῷ δεδουλωμένας</w:t>
+      </w:r>
+    </w:p>
+    <w:p>
+      <w:pPr/>
+      <w:r>
+        <w:rPr>
+          <w:lang w:val="en_US" w:bidi="en_US"/>
+        </w:rPr>
+      </w:r>
+      <w:r>
+        <w:rPr>
+          <w:b/>
+          <w:lang w:val="en_US" w:bidi="en_US"/>
+        </w:rPr>
         <w:t>"enslaved to much wine"</w:t>
       </w:r>
     </w:p>
@@ -7933,6 +9073,21 @@
           <w:b/>
           <w:lang w:val="en_US" w:bidi="en_US"/>
         </w:rPr>
+        <w:t>καλοδιδασκάλους</w:t>
+      </w:r>
+    </w:p>
+    <w:p>
+      <w:pPr/>
+      <w:r>
+        <w:rPr>
+          <w:lang w:val="en_US" w:bidi="en_US"/>
+        </w:rPr>
+      </w:r>
+      <w:r>
+        <w:rPr>
+          <w:b/>
+          <w:lang w:val="en_US" w:bidi="en_US"/>
+        </w:rPr>
         <w:t>"teachers of what is good"</w:t>
       </w:r>
     </w:p>
@@ -8016,6 +9171,21 @@
           <w:b/>
           <w:lang w:val="en_US" w:bidi="en_US"/>
         </w:rPr>
+        <w:t>ἵνα</w:t>
+      </w:r>
+    </w:p>
+    <w:p>
+      <w:pPr/>
+      <w:r>
+        <w:rPr>
+          <w:lang w:val="en_US" w:bidi="en_US"/>
+        </w:rPr>
+      </w:r>
+      <w:r>
+        <w:rPr>
+          <w:b/>
+          <w:lang w:val="en_US" w:bidi="en_US"/>
+        </w:rPr>
         <w:t>"so that"</w:t>
       </w:r>
     </w:p>
@@ -8125,6 +9295,21 @@
           <w:b/>
           <w:lang w:val="en_US" w:bidi="en_US"/>
         </w:rPr>
+        <w:t>φιλάνδρους</w:t>
+      </w:r>
+    </w:p>
+    <w:p>
+      <w:pPr/>
+      <w:r>
+        <w:rPr>
+          <w:lang w:val="en_US" w:bidi="en_US"/>
+        </w:rPr>
+      </w:r>
+      <w:r>
+        <w:rPr>
+          <w:b/>
+          <w:lang w:val="en_US" w:bidi="en_US"/>
+        </w:rPr>
         <w:t>"lovers of their husbands"</w:t>
       </w:r>
     </w:p>
@@ -8188,6 +9373,21 @@
           <w:b/>
           <w:lang w:val="en_US" w:bidi="en_US"/>
         </w:rPr>
+        <w:t>φιλοτέκνους</w:t>
+      </w:r>
+    </w:p>
+    <w:p>
+      <w:pPr/>
+      <w:r>
+        <w:rPr>
+          <w:lang w:val="en_US" w:bidi="en_US"/>
+        </w:rPr>
+      </w:r>
+      <w:r>
+        <w:rPr>
+          <w:b/>
+          <w:lang w:val="en_US" w:bidi="en_US"/>
+        </w:rPr>
         <w:t>"lovers of their children"</w:t>
       </w:r>
     </w:p>
@@ -8251,6 +9451,21 @@
           <w:b/>
           <w:lang w:val="en_US" w:bidi="en_US"/>
         </w:rPr>
+        <w:t>ὑποτασσομένας τοῖς ἰδίοις ἀνδράσιν</w:t>
+      </w:r>
+    </w:p>
+    <w:p>
+      <w:pPr/>
+      <w:r>
+        <w:rPr>
+          <w:lang w:val="en_US" w:bidi="en_US"/>
+        </w:rPr>
+      </w:r>
+      <w:r>
+        <w:rPr>
+          <w:b/>
+          <w:lang w:val="en_US" w:bidi="en_US"/>
+        </w:rPr>
         <w:t>"and} subject to their own husbands"</w:t>
       </w:r>
     </w:p>
@@ -8314,6 +9529,21 @@
           <w:b/>
           <w:lang w:val="en_US" w:bidi="en_US"/>
         </w:rPr>
+        <w:t>ἵνα</w:t>
+      </w:r>
+    </w:p>
+    <w:p>
+      <w:pPr/>
+      <w:r>
+        <w:rPr>
+          <w:lang w:val="en_US" w:bidi="en_US"/>
+        </w:rPr>
+      </w:r>
+      <w:r>
+        <w:rPr>
+          <w:b/>
+          <w:lang w:val="en_US" w:bidi="en_US"/>
+        </w:rPr>
         <w:t>"so that"</w:t>
       </w:r>
     </w:p>
@@ -8423,6 +9653,21 @@
           <w:b/>
           <w:lang w:val="en_US" w:bidi="en_US"/>
         </w:rPr>
+        <w:t>ἵνα μὴ ὁ λόγος τοῦ Θεοῦ βλασφημῆται</w:t>
+      </w:r>
+    </w:p>
+    <w:p>
+      <w:pPr/>
+      <w:r>
+        <w:rPr>
+          <w:lang w:val="en_US" w:bidi="en_US"/>
+        </w:rPr>
+      </w:r>
+      <w:r>
+        <w:rPr>
+          <w:b/>
+          <w:lang w:val="en_US" w:bidi="en_US"/>
+        </w:rPr>
         <w:t>"so that the word of God may not be insulted"</w:t>
       </w:r>
     </w:p>
@@ -8506,6 +9751,21 @@
           <w:b/>
           <w:lang w:val="en_US" w:bidi="en_US"/>
         </w:rPr>
+        <w:t>ὁ λόγος τοῦ Θεοῦ</w:t>
+      </w:r>
+    </w:p>
+    <w:p>
+      <w:pPr/>
+      <w:r>
+        <w:rPr>
+          <w:lang w:val="en_US" w:bidi="en_US"/>
+        </w:rPr>
+      </w:r>
+      <w:r>
+        <w:rPr>
+          <w:b/>
+          <w:lang w:val="en_US" w:bidi="en_US"/>
+        </w:rPr>
         <w:t>"the word of God"</w:t>
       </w:r>
     </w:p>
@@ -8602,6 +9862,21 @@
           <w:b/>
           <w:lang w:val="en_US" w:bidi="en_US"/>
         </w:rPr>
+        <w:t>ὡσαύτως</w:t>
+      </w:r>
+    </w:p>
+    <w:p>
+      <w:pPr/>
+      <w:r>
+        <w:rPr>
+          <w:lang w:val="en_US" w:bidi="en_US"/>
+        </w:rPr>
+      </w:r>
+      <w:r>
+        <w:rPr>
+          <w:b/>
+          <w:lang w:val="en_US" w:bidi="en_US"/>
+        </w:rPr>
         <w:t>"In the same way"</w:t>
       </w:r>
     </w:p>
@@ -8665,6 +9940,21 @@
           <w:b/>
           <w:lang w:val="en_US" w:bidi="en_US"/>
         </w:rPr>
+        <w:t>περὶ πάντα</w:t>
+      </w:r>
+    </w:p>
+    <w:p>
+      <w:pPr/>
+      <w:r>
+        <w:rPr>
+          <w:lang w:val="en_US" w:bidi="en_US"/>
+        </w:rPr>
+      </w:r>
+      <w:r>
+        <w:rPr>
+          <w:b/>
+          <w:lang w:val="en_US" w:bidi="en_US"/>
+        </w:rPr>
         <w:t>"In everything"</w:t>
       </w:r>
     </w:p>
@@ -8728,6 +10018,21 @@
           <w:b/>
           <w:lang w:val="en_US" w:bidi="en_US"/>
         </w:rPr>
+        <w:t>σεαυτὸν παρεχόμενος</w:t>
+      </w:r>
+    </w:p>
+    <w:p>
+      <w:pPr/>
+      <w:r>
+        <w:rPr>
+          <w:lang w:val="en_US" w:bidi="en_US"/>
+        </w:rPr>
+      </w:r>
+      <w:r>
+        <w:rPr>
+          <w:b/>
+          <w:lang w:val="en_US" w:bidi="en_US"/>
+        </w:rPr>
         <w:t>"present yourself {as"</w:t>
       </w:r>
     </w:p>
@@ -8791,6 +10096,21 @@
           <w:b/>
           <w:lang w:val="en_US" w:bidi="en_US"/>
         </w:rPr>
+        <w:t>τύπον καλῶν ἔργων</w:t>
+      </w:r>
+    </w:p>
+    <w:p>
+      <w:pPr/>
+      <w:r>
+        <w:rPr>
+          <w:lang w:val="en_US" w:bidi="en_US"/>
+        </w:rPr>
+      </w:r>
+      <w:r>
+        <w:rPr>
+          <w:b/>
+          <w:lang w:val="en_US" w:bidi="en_US"/>
+        </w:rPr>
         <w:t>"an example of good works"</w:t>
       </w:r>
     </w:p>
@@ -8854,6 +10174,21 @@
           <w:b/>
           <w:lang w:val="en_US" w:bidi="en_US"/>
         </w:rPr>
+        <w:t>ἐν τῇ διδασκαλίᾳ ἀφθορίαν, σεμνότητα</w:t>
+      </w:r>
+    </w:p>
+    <w:p>
+      <w:pPr/>
+      <w:r>
+        <w:rPr>
+          <w:lang w:val="en_US" w:bidi="en_US"/>
+        </w:rPr>
+      </w:r>
+      <w:r>
+        <w:rPr>
+          <w:b/>
+          <w:lang w:val="en_US" w:bidi="en_US"/>
+        </w:rPr>
         <w:t>"In the teaching, incorruption, dignity"</w:t>
       </w:r>
     </w:p>
@@ -8937,6 +10272,21 @@
           <w:b/>
           <w:lang w:val="en_US" w:bidi="en_US"/>
         </w:rPr>
+        <w:t>ἐν τῇ διδασκαλίᾳ ἀφθορίαν, σεμνότητα</w:t>
+      </w:r>
+    </w:p>
+    <w:p>
+      <w:pPr/>
+      <w:r>
+        <w:rPr>
+          <w:lang w:val="en_US" w:bidi="en_US"/>
+        </w:rPr>
+      </w:r>
+      <w:r>
+        <w:rPr>
+          <w:b/>
+          <w:lang w:val="en_US" w:bidi="en_US"/>
+        </w:rPr>
         <w:t>"In the teaching, incorruption, dignity"</w:t>
       </w:r>
     </w:p>
@@ -9046,6 +10396,21 @@
           <w:b/>
           <w:lang w:val="en_US" w:bidi="en_US"/>
         </w:rPr>
+        <w:t>ἀφθορίαν</w:t>
+      </w:r>
+    </w:p>
+    <w:p>
+      <w:pPr/>
+      <w:r>
+        <w:rPr>
+          <w:lang w:val="en_US" w:bidi="en_US"/>
+        </w:rPr>
+      </w:r>
+      <w:r>
+        <w:rPr>
+          <w:b/>
+          <w:lang w:val="en_US" w:bidi="en_US"/>
+        </w:rPr>
         <w:t>"incorruption"</w:t>
       </w:r>
     </w:p>
@@ -9141,6 +10506,21 @@
         <w:rPr>
           <w:lang w:val="en_US" w:bidi="en_US"/>
         </w:rPr>
+      </w:r>
+    </w:p>
+    <w:p>
+      <w:pPr/>
+      <w:r>
+        <w:rPr>
+          <w:lang w:val="en_US" w:bidi="en_US"/>
+        </w:rPr>
+      </w:r>
+      <w:r>
+        <w:rPr>
+          <w:b/>
+          <w:lang w:val="en_US" w:bidi="en_US"/>
+        </w:rPr>
+        <w:t>ὑγιῆ</w:t>
       </w:r>
     </w:p>
     <w:p>
@@ -9300,6 +10680,21 @@
           <w:b/>
           <w:lang w:val="en_US" w:bidi="en_US"/>
         </w:rPr>
+        <w:t>ἵνα</w:t>
+      </w:r>
+    </w:p>
+    <w:p>
+      <w:pPr/>
+      <w:r>
+        <w:rPr>
+          <w:lang w:val="en_US" w:bidi="en_US"/>
+        </w:rPr>
+      </w:r>
+      <w:r>
+        <w:rPr>
+          <w:b/>
+          <w:lang w:val="en_US" w:bidi="en_US"/>
+        </w:rPr>
         <w:t>"so that"</w:t>
       </w:r>
     </w:p>
@@ -9396,6 +10791,21 @@
           <w:b/>
           <w:lang w:val="en_US" w:bidi="en_US"/>
         </w:rPr>
+        <w:t>ἵνα ὁ ἐξ ἐναντίας ἐντραπῇ</w:t>
+      </w:r>
+    </w:p>
+    <w:p>
+      <w:pPr/>
+      <w:r>
+        <w:rPr>
+          <w:lang w:val="en_US" w:bidi="en_US"/>
+        </w:rPr>
+      </w:r>
+      <w:r>
+        <w:rPr>
+          <w:b/>
+          <w:lang w:val="en_US" w:bidi="en_US"/>
+        </w:rPr>
         <w:t>"so that the opponent may be ashamed"</w:t>
       </w:r>
     </w:p>
@@ -9479,6 +10889,21 @@
           <w:b/>
           <w:lang w:val="en_US" w:bidi="en_US"/>
         </w:rPr>
+        <w:t>ἡμῶν</w:t>
+      </w:r>
+    </w:p>
+    <w:p>
+      <w:pPr/>
+      <w:r>
+        <w:rPr>
+          <w:lang w:val="en_US" w:bidi="en_US"/>
+        </w:rPr>
+      </w:r>
+      <w:r>
+        <w:rPr>
+          <w:b/>
+          <w:lang w:val="en_US" w:bidi="en_US"/>
+        </w:rPr>
         <w:t>"us"</w:t>
       </w:r>
     </w:p>
@@ -9575,6 +11000,21 @@
           <w:b/>
           <w:lang w:val="en_US" w:bidi="en_US"/>
         </w:rPr>
+        <w:t>δούλους ἰδίοις δεσπόταις ὑποτάσσεσθαι</w:t>
+      </w:r>
+    </w:p>
+    <w:p>
+      <w:pPr/>
+      <w:r>
+        <w:rPr>
+          <w:lang w:val="en_US" w:bidi="en_US"/>
+        </w:rPr>
+      </w:r>
+      <w:r>
+        <w:rPr>
+          <w:b/>
+          <w:lang w:val="en_US" w:bidi="en_US"/>
+        </w:rPr>
         <w:t>"Slaves, to be subject to their own masters"</w:t>
       </w:r>
     </w:p>
@@ -9658,6 +11098,21 @@
           <w:b/>
           <w:lang w:val="en_US" w:bidi="en_US"/>
         </w:rPr>
+        <w:t>ἐν πᾶσιν</w:t>
+      </w:r>
+    </w:p>
+    <w:p>
+      <w:pPr/>
+      <w:r>
+        <w:rPr>
+          <w:lang w:val="en_US" w:bidi="en_US"/>
+        </w:rPr>
+      </w:r>
+      <w:r>
+        <w:rPr>
+          <w:b/>
+          <w:lang w:val="en_US" w:bidi="en_US"/>
+        </w:rPr>
         <w:t>"in everything"</w:t>
       </w:r>
     </w:p>
@@ -9721,6 +11176,21 @@
           <w:b/>
           <w:lang w:val="en_US" w:bidi="en_US"/>
         </w:rPr>
+        <w:t>εὐαρέστους εἶναι</w:t>
+      </w:r>
+    </w:p>
+    <w:p>
+      <w:pPr/>
+      <w:r>
+        <w:rPr>
+          <w:lang w:val="en_US" w:bidi="en_US"/>
+        </w:rPr>
+      </w:r>
+      <w:r>
+        <w:rPr>
+          <w:b/>
+          <w:lang w:val="en_US" w:bidi="en_US"/>
+        </w:rPr>
         <w:t>"to be pleasing"</w:t>
       </w:r>
     </w:p>
@@ -9804,6 +11274,21 @@
           <w:b/>
           <w:lang w:val="en_US" w:bidi="en_US"/>
         </w:rPr>
+        <w:t>μὴ νοσφιζομένους</w:t>
+      </w:r>
+    </w:p>
+    <w:p>
+      <w:pPr/>
+      <w:r>
+        <w:rPr>
+          <w:lang w:val="en_US" w:bidi="en_US"/>
+        </w:rPr>
+      </w:r>
+      <w:r>
+        <w:rPr>
+          <w:b/>
+          <w:lang w:val="en_US" w:bidi="en_US"/>
+        </w:rPr>
         <w:t>"not to steal"</w:t>
       </w:r>
     </w:p>
@@ -9887,6 +11372,21 @@
           <w:b/>
           <w:lang w:val="en_US" w:bidi="en_US"/>
         </w:rPr>
+        <w:t>ἀλλὰ</w:t>
+      </w:r>
+    </w:p>
+    <w:p>
+      <w:pPr/>
+      <w:r>
+        <w:rPr>
+          <w:lang w:val="en_US" w:bidi="en_US"/>
+        </w:rPr>
+      </w:r>
+      <w:r>
+        <w:rPr>
+          <w:b/>
+          <w:lang w:val="en_US" w:bidi="en_US"/>
+        </w:rPr>
         <w:t>"but"</w:t>
       </w:r>
     </w:p>
@@ -9983,6 +11483,21 @@
           <w:b/>
           <w:lang w:val="en_US" w:bidi="en_US"/>
         </w:rPr>
+        <w:t>πᾶσαν πίστιν ἐνδεικνυμένους ἀγαθήν</w:t>
+      </w:r>
+    </w:p>
+    <w:p>
+      <w:pPr/>
+      <w:r>
+        <w:rPr>
+          <w:lang w:val="en_US" w:bidi="en_US"/>
+        </w:rPr>
+      </w:r>
+      <w:r>
+        <w:rPr>
+          <w:b/>
+          <w:lang w:val="en_US" w:bidi="en_US"/>
+        </w:rPr>
         <w:t>"to demonstrate all good faith"</w:t>
       </w:r>
     </w:p>
@@ -10046,6 +11561,21 @@
           <w:b/>
           <w:lang w:val="en_US" w:bidi="en_US"/>
         </w:rPr>
+        <w:t>ἵνα</w:t>
+      </w:r>
+    </w:p>
+    <w:p>
+      <w:pPr/>
+      <w:r>
+        <w:rPr>
+          <w:lang w:val="en_US" w:bidi="en_US"/>
+        </w:rPr>
+      </w:r>
+      <w:r>
+        <w:rPr>
+          <w:b/>
+          <w:lang w:val="en_US" w:bidi="en_US"/>
+        </w:rPr>
         <w:t>"so that"</w:t>
       </w:r>
     </w:p>
@@ -10168,6 +11698,21 @@
           <w:b/>
           <w:lang w:val="en_US" w:bidi="en_US"/>
         </w:rPr>
+        <w:t>ἐν πᾶσιν</w:t>
+      </w:r>
+    </w:p>
+    <w:p>
+      <w:pPr/>
+      <w:r>
+        <w:rPr>
+          <w:lang w:val="en_US" w:bidi="en_US"/>
+        </w:rPr>
+      </w:r>
+      <w:r>
+        <w:rPr>
+          <w:b/>
+          <w:lang w:val="en_US" w:bidi="en_US"/>
+        </w:rPr>
         <w:t>"in every way"</w:t>
       </w:r>
     </w:p>
@@ -10231,6 +11776,21 @@
           <w:b/>
           <w:lang w:val="en_US" w:bidi="en_US"/>
         </w:rPr>
+        <w:t>τὴν διδασκαλίαν τὴν τοῦ Σωτῆρος ἡμῶν, Θεοῦ, κοσμῶσιν</w:t>
+      </w:r>
+    </w:p>
+    <w:p>
+      <w:pPr/>
+      <w:r>
+        <w:rPr>
+          <w:lang w:val="en_US" w:bidi="en_US"/>
+        </w:rPr>
+      </w:r>
+      <w:r>
+        <w:rPr>
+          <w:b/>
+          <w:lang w:val="en_US" w:bidi="en_US"/>
+        </w:rPr>
         <w:t>"they may show the beauty of the teaching that {is} about God our Savior"</w:t>
       </w:r>
     </w:p>
@@ -10294,6 +11854,21 @@
           <w:b/>
           <w:lang w:val="en_US" w:bidi="en_US"/>
         </w:rPr>
+        <w:t>ἡμῶν</w:t>
+      </w:r>
+    </w:p>
+    <w:p>
+      <w:pPr/>
+      <w:r>
+        <w:rPr>
+          <w:lang w:val="en_US" w:bidi="en_US"/>
+        </w:rPr>
+      </w:r>
+      <w:r>
+        <w:rPr>
+          <w:b/>
+          <w:lang w:val="en_US" w:bidi="en_US"/>
+        </w:rPr>
         <w:t>"our"</w:t>
       </w:r>
     </w:p>
@@ -10390,6 +11965,21 @@
           <w:b/>
           <w:lang w:val="en_US" w:bidi="en_US"/>
         </w:rPr>
+        <w:t>γὰρ</w:t>
+      </w:r>
+    </w:p>
+    <w:p>
+      <w:pPr/>
+      <w:r>
+        <w:rPr>
+          <w:lang w:val="en_US" w:bidi="en_US"/>
+        </w:rPr>
+      </w:r>
+      <w:r>
+        <w:rPr>
+          <w:b/>
+          <w:lang w:val="en_US" w:bidi="en_US"/>
+        </w:rPr>
         <w:t>"For"</w:t>
       </w:r>
     </w:p>
@@ -10486,6 +12076,21 @@
           <w:b/>
           <w:lang w:val="en_US" w:bidi="en_US"/>
         </w:rPr>
+        <w:t>ἐπεφάνη &amp; ἡ χάρις τοῦ Θεοῦ</w:t>
+      </w:r>
+    </w:p>
+    <w:p>
+      <w:pPr/>
+      <w:r>
+        <w:rPr>
+          <w:lang w:val="en_US" w:bidi="en_US"/>
+        </w:rPr>
+      </w:r>
+      <w:r>
+        <w:rPr>
+          <w:b/>
+          <w:lang w:val="en_US" w:bidi="en_US"/>
+        </w:rPr>
         <w:t>"the grace of God has appeared"</w:t>
       </w:r>
     </w:p>
@@ -10582,6 +12187,21 @@
           <w:b/>
           <w:lang w:val="en_US" w:bidi="en_US"/>
         </w:rPr>
+        <w:t>ἐπεφάνη γὰρ ἡ χάρις τοῦ Θεοῦ σωτήριος πᾶσιν ἀνθρώποις</w:t>
+      </w:r>
+    </w:p>
+    <w:p>
+      <w:pPr/>
+      <w:r>
+        <w:rPr>
+          <w:lang w:val="en_US" w:bidi="en_US"/>
+        </w:rPr>
+      </w:r>
+      <w:r>
+        <w:rPr>
+          <w:b/>
+          <w:lang w:val="en_US" w:bidi="en_US"/>
+        </w:rPr>
         <w:t>"For the grace of God has appeared, salvific for all men"</w:t>
       </w:r>
     </w:p>
@@ -10678,6 +12298,21 @@
           <w:b/>
           <w:lang w:val="en_US" w:bidi="en_US"/>
         </w:rPr>
+        <w:t>σωτήριος πᾶσιν ἀνθρώποις</w:t>
+      </w:r>
+    </w:p>
+    <w:p>
+      <w:pPr/>
+      <w:r>
+        <w:rPr>
+          <w:lang w:val="en_US" w:bidi="en_US"/>
+        </w:rPr>
+      </w:r>
+      <w:r>
+        <w:rPr>
+          <w:b/>
+          <w:lang w:val="en_US" w:bidi="en_US"/>
+        </w:rPr>
         <w:t>"salvific for all men"</w:t>
       </w:r>
     </w:p>
@@ -10787,6 +12422,21 @@
           <w:b/>
           <w:lang w:val="en_US" w:bidi="en_US"/>
         </w:rPr>
+        <w:t>πᾶσιν ἀνθρώποις</w:t>
+      </w:r>
+    </w:p>
+    <w:p>
+      <w:pPr/>
+      <w:r>
+        <w:rPr>
+          <w:lang w:val="en_US" w:bidi="en_US"/>
+        </w:rPr>
+      </w:r>
+      <w:r>
+        <w:rPr>
+          <w:b/>
+          <w:lang w:val="en_US" w:bidi="en_US"/>
+        </w:rPr>
         <w:t>"for all men"</w:t>
       </w:r>
     </w:p>
@@ -10883,6 +12533,21 @@
           <w:b/>
           <w:lang w:val="en_US" w:bidi="en_US"/>
         </w:rPr>
+        <w:t>παιδεύουσα ἡμᾶς</w:t>
+      </w:r>
+    </w:p>
+    <w:p>
+      <w:pPr/>
+      <w:r>
+        <w:rPr>
+          <w:lang w:val="en_US" w:bidi="en_US"/>
+        </w:rPr>
+      </w:r>
+      <w:r>
+        <w:rPr>
+          <w:b/>
+          <w:lang w:val="en_US" w:bidi="en_US"/>
+        </w:rPr>
         <w:t>"training us"</w:t>
       </w:r>
     </w:p>
@@ -10966,6 +12631,21 @@
           <w:b/>
           <w:lang w:val="en_US" w:bidi="en_US"/>
         </w:rPr>
+        <w:t>ἡμᾶς</w:t>
+      </w:r>
+    </w:p>
+    <w:p>
+      <w:pPr/>
+      <w:r>
+        <w:rPr>
+          <w:lang w:val="en_US" w:bidi="en_US"/>
+        </w:rPr>
+      </w:r>
+      <w:r>
+        <w:rPr>
+          <w:b/>
+          <w:lang w:val="en_US" w:bidi="en_US"/>
+        </w:rPr>
         <w:t>"us"</w:t>
       </w:r>
     </w:p>
@@ -11062,6 +12742,21 @@
           <w:b/>
           <w:lang w:val="en_US" w:bidi="en_US"/>
         </w:rPr>
+        <w:t>τὴν ἀσέβειαν</w:t>
+      </w:r>
+    </w:p>
+    <w:p>
+      <w:pPr/>
+      <w:r>
+        <w:rPr>
+          <w:lang w:val="en_US" w:bidi="en_US"/>
+        </w:rPr>
+      </w:r>
+      <w:r>
+        <w:rPr>
+          <w:b/>
+          <w:lang w:val="en_US" w:bidi="en_US"/>
+        </w:rPr>
         <w:t>"godlessness"</w:t>
       </w:r>
     </w:p>
@@ -11158,6 +12853,21 @@
           <w:b/>
           <w:lang w:val="en_US" w:bidi="en_US"/>
         </w:rPr>
+        <w:t>τὰς κοσμικὰς ἐπιθυμίας</w:t>
+      </w:r>
+    </w:p>
+    <w:p>
+      <w:pPr/>
+      <w:r>
+        <w:rPr>
+          <w:lang w:val="en_US" w:bidi="en_US"/>
+        </w:rPr>
+      </w:r>
+      <w:r>
+        <w:rPr>
+          <w:b/>
+          <w:lang w:val="en_US" w:bidi="en_US"/>
+        </w:rPr>
         <w:t>"worldly passions"</w:t>
       </w:r>
     </w:p>
@@ -11254,6 +12964,21 @@
           <w:b/>
           <w:lang w:val="en_US" w:bidi="en_US"/>
         </w:rPr>
+        <w:t>ἀσέβειαν &amp; εὐσεβῶς</w:t>
+      </w:r>
+    </w:p>
+    <w:p>
+      <w:pPr/>
+      <w:r>
+        <w:rPr>
+          <w:lang w:val="en_US" w:bidi="en_US"/>
+        </w:rPr>
+      </w:r>
+      <w:r>
+        <w:rPr>
+          <w:b/>
+          <w:lang w:val="en_US" w:bidi="en_US"/>
+        </w:rPr>
         <w:t>"godlessness"</w:t>
       </w:r>
       <w:r>
@@ -11330,6 +13055,21 @@
           <w:b/>
           <w:lang w:val="en_US" w:bidi="en_US"/>
         </w:rPr>
+        <w:t>ἐν τῷ νῦν αἰῶνι</w:t>
+      </w:r>
+    </w:p>
+    <w:p>
+      <w:pPr/>
+      <w:r>
+        <w:rPr>
+          <w:lang w:val="en_US" w:bidi="en_US"/>
+        </w:rPr>
+      </w:r>
+      <w:r>
+        <w:rPr>
+          <w:b/>
+          <w:lang w:val="en_US" w:bidi="en_US"/>
+        </w:rPr>
         <w:t>"in the present age"</w:t>
       </w:r>
     </w:p>
@@ -11393,6 +13133,21 @@
           <w:b/>
           <w:lang w:val="en_US" w:bidi="en_US"/>
         </w:rPr>
+        <w:t>προσδεχόμενοι</w:t>
+      </w:r>
+    </w:p>
+    <w:p>
+      <w:pPr/>
+      <w:r>
+        <w:rPr>
+          <w:lang w:val="en_US" w:bidi="en_US"/>
+        </w:rPr>
+      </w:r>
+      <w:r>
+        <w:rPr>
+          <w:b/>
+          <w:lang w:val="en_US" w:bidi="en_US"/>
+        </w:rPr>
         <w:t>"while we look forward to receiving"</w:t>
       </w:r>
     </w:p>
@@ -11456,6 +13211,21 @@
           <w:b/>
           <w:lang w:val="en_US" w:bidi="en_US"/>
         </w:rPr>
+        <w:t>τὴν μακαρίαν ἐλπίδα, καὶ ἐπιφάνειαν τῆς δόξης</w:t>
+      </w:r>
+    </w:p>
+    <w:p>
+      <w:pPr/>
+      <w:r>
+        <w:rPr>
+          <w:lang w:val="en_US" w:bidi="en_US"/>
+        </w:rPr>
+      </w:r>
+      <w:r>
+        <w:rPr>
+          <w:b/>
+          <w:lang w:val="en_US" w:bidi="en_US"/>
+        </w:rPr>
         <w:t>"the blessed hope and appearing of the glory"</w:t>
       </w:r>
     </w:p>
@@ -11591,6 +13361,21 @@
           <w:b/>
           <w:lang w:val="en_US" w:bidi="en_US"/>
         </w:rPr>
+        <w:t>τὴν μακαρίαν ἐλπίδα, καὶ ἐπιφάνειαν τῆς δόξης</w:t>
+      </w:r>
+    </w:p>
+    <w:p>
+      <w:pPr/>
+      <w:r>
+        <w:rPr>
+          <w:lang w:val="en_US" w:bidi="en_US"/>
+        </w:rPr>
+      </w:r>
+      <w:r>
+        <w:rPr>
+          <w:b/>
+          <w:lang w:val="en_US" w:bidi="en_US"/>
+        </w:rPr>
         <w:t>"the blessed hope and appearing of the glory"</w:t>
       </w:r>
     </w:p>
@@ -11700,6 +13485,21 @@
           <w:b/>
           <w:lang w:val="en_US" w:bidi="en_US"/>
         </w:rPr>
+        <w:t>τὴν μακαρίαν ἐλπίδα, καὶ ἐπιφάνειαν τῆς δόξης τοῦ μεγάλου Θεοῦ καὶ Σωτῆρος ἡμῶν, Ἰησοῦ Χριστοῦ</w:t>
+      </w:r>
+    </w:p>
+    <w:p>
+      <w:pPr/>
+      <w:r>
+        <w:rPr>
+          <w:lang w:val="en_US" w:bidi="en_US"/>
+        </w:rPr>
+      </w:r>
+      <w:r>
+        <w:rPr>
+          <w:b/>
+          <w:lang w:val="en_US" w:bidi="en_US"/>
+        </w:rPr>
         <w:t>"the blessed hope and appearing of the glory of our great God and Savior Jesus Christ"</w:t>
       </w:r>
     </w:p>
@@ -11822,6 +13622,21 @@
           <w:b/>
           <w:lang w:val="en_US" w:bidi="en_US"/>
         </w:rPr>
+        <w:t>τοῦ μεγάλου Θεοῦ καὶ Σωτῆρος ἡμῶν, Ἰησοῦ Χριστοῦ</w:t>
+      </w:r>
+    </w:p>
+    <w:p>
+      <w:pPr/>
+      <w:r>
+        <w:rPr>
+          <w:lang w:val="en_US" w:bidi="en_US"/>
+        </w:rPr>
+      </w:r>
+      <w:r>
+        <w:rPr>
+          <w:b/>
+          <w:lang w:val="en_US" w:bidi="en_US"/>
+        </w:rPr>
         <w:t>"of our great God and Savior Jesus Christ"</w:t>
       </w:r>
     </w:p>
@@ -11944,6 +13759,21 @@
           <w:b/>
           <w:lang w:val="en_US" w:bidi="en_US"/>
         </w:rPr>
+        <w:t>ὃς ἔδωκεν ἑαυτὸν ὑπὲρ ἡμῶν</w:t>
+      </w:r>
+    </w:p>
+    <w:p>
+      <w:pPr/>
+      <w:r>
+        <w:rPr>
+          <w:lang w:val="en_US" w:bidi="en_US"/>
+        </w:rPr>
+      </w:r>
+      <w:r>
+        <w:rPr>
+          <w:b/>
+          <w:lang w:val="en_US" w:bidi="en_US"/>
+        </w:rPr>
         <w:t>"He gave himself for us"</w:t>
       </w:r>
     </w:p>
@@ -12027,6 +13857,21 @@
           <w:b/>
           <w:lang w:val="en_US" w:bidi="en_US"/>
         </w:rPr>
+        <w:t>ἡμῶν</w:t>
+      </w:r>
+    </w:p>
+    <w:p>
+      <w:pPr/>
+      <w:r>
+        <w:rPr>
+          <w:lang w:val="en_US" w:bidi="en_US"/>
+        </w:rPr>
+      </w:r>
+      <w:r>
+        <w:rPr>
+          <w:b/>
+          <w:lang w:val="en_US" w:bidi="en_US"/>
+        </w:rPr>
         <w:t>"us"</w:t>
       </w:r>
     </w:p>
@@ -12123,6 +13968,21 @@
           <w:b/>
           <w:lang w:val="en_US" w:bidi="en_US"/>
         </w:rPr>
+        <w:t>λυτρώσηται ἡμᾶς ἀπὸ πάσης ἀνομίας</w:t>
+      </w:r>
+    </w:p>
+    <w:p>
+      <w:pPr/>
+      <w:r>
+        <w:rPr>
+          <w:lang w:val="en_US" w:bidi="en_US"/>
+        </w:rPr>
+      </w:r>
+      <w:r>
+        <w:rPr>
+          <w:b/>
+          <w:lang w:val="en_US" w:bidi="en_US"/>
+        </w:rPr>
         <w:t>"to redeem us from all lawlessness"</w:t>
       </w:r>
     </w:p>
@@ -12219,6 +14079,21 @@
           <w:b/>
           <w:lang w:val="en_US" w:bidi="en_US"/>
         </w:rPr>
+        <w:t>ἡμᾶς</w:t>
+      </w:r>
+    </w:p>
+    <w:p>
+      <w:pPr/>
+      <w:r>
+        <w:rPr>
+          <w:lang w:val="en_US" w:bidi="en_US"/>
+        </w:rPr>
+      </w:r>
+      <w:r>
+        <w:rPr>
+          <w:b/>
+          <w:lang w:val="en_US" w:bidi="en_US"/>
+        </w:rPr>
         <w:t>"us"</w:t>
       </w:r>
     </w:p>
@@ -12315,6 +14190,21 @@
           <w:b/>
           <w:lang w:val="en_US" w:bidi="en_US"/>
         </w:rPr>
+        <w:t>λαὸν περιούσιον</w:t>
+      </w:r>
+    </w:p>
+    <w:p>
+      <w:pPr/>
+      <w:r>
+        <w:rPr>
+          <w:lang w:val="en_US" w:bidi="en_US"/>
+        </w:rPr>
+      </w:r>
+      <w:r>
+        <w:rPr>
+          <w:b/>
+          <w:lang w:val="en_US" w:bidi="en_US"/>
+        </w:rPr>
         <w:t>"a chosen people"</w:t>
       </w:r>
     </w:p>
@@ -12398,6 +14288,21 @@
           <w:b/>
           <w:lang w:val="en_US" w:bidi="en_US"/>
         </w:rPr>
+        <w:t>ζηλωτὴν καλῶν ἔργων</w:t>
+      </w:r>
+    </w:p>
+    <w:p>
+      <w:pPr/>
+      <w:r>
+        <w:rPr>
+          <w:lang w:val="en_US" w:bidi="en_US"/>
+        </w:rPr>
+      </w:r>
+      <w:r>
+        <w:rPr>
+          <w:b/>
+          <w:lang w:val="en_US" w:bidi="en_US"/>
+        </w:rPr>
         <w:t>"zealous for good works"</w:t>
       </w:r>
     </w:p>
@@ -12461,6 +14366,21 @@
           <w:b/>
           <w:lang w:val="en_US" w:bidi="en_US"/>
         </w:rPr>
+        <w:t>ταῦτα</w:t>
+      </w:r>
+    </w:p>
+    <w:p>
+      <w:pPr/>
+      <w:r>
+        <w:rPr>
+          <w:lang w:val="en_US" w:bidi="en_US"/>
+        </w:rPr>
+      </w:r>
+      <w:r>
+        <w:rPr>
+          <w:b/>
+          <w:lang w:val="en_US" w:bidi="en_US"/>
+        </w:rPr>
         <w:t>"of these things"</w:t>
       </w:r>
     </w:p>
@@ -12557,6 +14477,21 @@
           <w:b/>
           <w:lang w:val="en_US" w:bidi="en_US"/>
         </w:rPr>
+        <w:t>παρακάλει</w:t>
+      </w:r>
+    </w:p>
+    <w:p>
+      <w:pPr/>
+      <w:r>
+        <w:rPr>
+          <w:lang w:val="en_US" w:bidi="en_US"/>
+        </w:rPr>
+      </w:r>
+      <w:r>
+        <w:rPr>
+          <w:b/>
+          <w:lang w:val="en_US" w:bidi="en_US"/>
+        </w:rPr>
         <w:t>"exhort"</w:t>
       </w:r>
     </w:p>
@@ -12653,6 +14588,21 @@
           <w:b/>
           <w:lang w:val="en_US" w:bidi="en_US"/>
         </w:rPr>
+        <w:t>ἔλεγχε, μετὰ πάσης ἐπιταγῆς</w:t>
+      </w:r>
+    </w:p>
+    <w:p>
+      <w:pPr/>
+      <w:r>
+        <w:rPr>
+          <w:lang w:val="en_US" w:bidi="en_US"/>
+        </w:rPr>
+      </w:r>
+      <w:r>
+        <w:rPr>
+          <w:b/>
+          <w:lang w:val="en_US" w:bidi="en_US"/>
+        </w:rPr>
         <w:t>"rebuke with all authority"</w:t>
       </w:r>
     </w:p>
@@ -12749,6 +14699,21 @@
           <w:b/>
           <w:lang w:val="en_US" w:bidi="en_US"/>
         </w:rPr>
+        <w:t>μετὰ πάσης ἐπιταγῆς</w:t>
+      </w:r>
+    </w:p>
+    <w:p>
+      <w:pPr/>
+      <w:r>
+        <w:rPr>
+          <w:lang w:val="en_US" w:bidi="en_US"/>
+        </w:rPr>
+      </w:r>
+      <w:r>
+        <w:rPr>
+          <w:b/>
+          <w:lang w:val="en_US" w:bidi="en_US"/>
+        </w:rPr>
         <w:t>"with all authority"</w:t>
       </w:r>
     </w:p>
@@ -12845,6 +14810,21 @@
           <w:b/>
           <w:lang w:val="en_US" w:bidi="en_US"/>
         </w:rPr>
+        <w:t>μηδείς σου περιφρονείτω</w:t>
+      </w:r>
+    </w:p>
+    <w:p>
+      <w:pPr/>
+      <w:r>
+        <w:rPr>
+          <w:lang w:val="en_US" w:bidi="en_US"/>
+        </w:rPr>
+      </w:r>
+      <w:r>
+        <w:rPr>
+          <w:b/>
+          <w:lang w:val="en_US" w:bidi="en_US"/>
+        </w:rPr>
         <w:t>"Let no one disregard you"</w:t>
       </w:r>
     </w:p>
@@ -12908,6 +14888,21 @@
           <w:b/>
           <w:lang w:val="en_US" w:bidi="en_US"/>
         </w:rPr>
+        <w:t>μηδείς σου περιφρονείτω</w:t>
+      </w:r>
+    </w:p>
+    <w:p>
+      <w:pPr/>
+      <w:r>
+        <w:rPr>
+          <w:lang w:val="en_US" w:bidi="en_US"/>
+        </w:rPr>
+      </w:r>
+      <w:r>
+        <w:rPr>
+          <w:b/>
+          <w:lang w:val="en_US" w:bidi="en_US"/>
+        </w:rPr>
         <w:t>"Let no one disregard you"</w:t>
       </w:r>
     </w:p>
@@ -12991,6 +14986,21 @@
           <w:b/>
           <w:lang w:val="en_US" w:bidi="en_US"/>
         </w:rPr>
+        <w:t>μηδείς σου περιφρονείτω</w:t>
+      </w:r>
+    </w:p>
+    <w:p>
+      <w:pPr/>
+      <w:r>
+        <w:rPr>
+          <w:lang w:val="en_US" w:bidi="en_US"/>
+        </w:rPr>
+      </w:r>
+      <w:r>
+        <w:rPr>
+          <w:b/>
+          <w:lang w:val="en_US" w:bidi="en_US"/>
+        </w:rPr>
         <w:t>"Let no one disregard you"</w:t>
       </w:r>
     </w:p>
@@ -13225,6 +15235,21 @@
           <w:b/>
           <w:lang w:val="en_US" w:bidi="en_US"/>
         </w:rPr>
+        <w:t>ὑπομίμνῃσκε αὐτοὺς &amp; ὑποτάσσεσθαι</w:t>
+      </w:r>
+    </w:p>
+    <w:p>
+      <w:pPr/>
+      <w:r>
+        <w:rPr>
+          <w:lang w:val="en_US" w:bidi="en_US"/>
+        </w:rPr>
+      </w:r>
+      <w:r>
+        <w:rPr>
+          <w:b/>
+          <w:lang w:val="en_US" w:bidi="en_US"/>
+        </w:rPr>
         <w:t>"Remind them to submit"</w:t>
       </w:r>
     </w:p>
@@ -13288,6 +15313,21 @@
           <w:b/>
           <w:lang w:val="en_US" w:bidi="en_US"/>
         </w:rPr>
+        <w:t>ἀρχαῖς, ἐξουσίαις, ὑποτάσσεσθαι, πειθαρχεῖν</w:t>
+      </w:r>
+    </w:p>
+    <w:p>
+      <w:pPr/>
+      <w:r>
+        <w:rPr>
+          <w:lang w:val="en_US" w:bidi="en_US"/>
+        </w:rPr>
+      </w:r>
+      <w:r>
+        <w:rPr>
+          <w:b/>
+          <w:lang w:val="en_US" w:bidi="en_US"/>
+        </w:rPr>
         <w:t>"to submit to rulers {and} authorities, to obey {them"</w:t>
       </w:r>
     </w:p>
@@ -13397,6 +15437,21 @@
           <w:b/>
           <w:lang w:val="en_US" w:bidi="en_US"/>
         </w:rPr>
+        <w:t>ἀρχαῖς, ἐξουσίαις</w:t>
+      </w:r>
+    </w:p>
+    <w:p>
+      <w:pPr/>
+      <w:r>
+        <w:rPr>
+          <w:lang w:val="en_US" w:bidi="en_US"/>
+        </w:rPr>
+      </w:r>
+      <w:r>
+        <w:rPr>
+          <w:b/>
+          <w:lang w:val="en_US" w:bidi="en_US"/>
+        </w:rPr>
         <w:t>"to rulers {and} authorities"</w:t>
       </w:r>
     </w:p>
@@ -13506,6 +15561,21 @@
           <w:b/>
           <w:lang w:val="en_US" w:bidi="en_US"/>
         </w:rPr>
+        <w:t>πρὸς πᾶν ἔργον ἀγαθὸν ἑτοίμους εἶναι</w:t>
+      </w:r>
+    </w:p>
+    <w:p>
+      <w:pPr/>
+      <w:r>
+        <w:rPr>
+          <w:lang w:val="en_US" w:bidi="en_US"/>
+        </w:rPr>
+      </w:r>
+      <w:r>
+        <w:rPr>
+          <w:b/>
+          <w:lang w:val="en_US" w:bidi="en_US"/>
+        </w:rPr>
         <w:t>"to be ready for every good work"</w:t>
       </w:r>
     </w:p>
@@ -13569,6 +15639,21 @@
           <w:b/>
           <w:lang w:val="en_US" w:bidi="en_US"/>
         </w:rPr>
+        <w:t>βλασφημεῖν</w:t>
+      </w:r>
+    </w:p>
+    <w:p>
+      <w:pPr/>
+      <w:r>
+        <w:rPr>
+          <w:lang w:val="en_US" w:bidi="en_US"/>
+        </w:rPr>
+      </w:r>
+      <w:r>
+        <w:rPr>
+          <w:b/>
+          <w:lang w:val="en_US" w:bidi="en_US"/>
+        </w:rPr>
         <w:t>"to revile"</w:t>
       </w:r>
     </w:p>
@@ -13632,6 +15717,21 @@
           <w:b/>
           <w:lang w:val="en_US" w:bidi="en_US"/>
         </w:rPr>
+        <w:t>ἀμάχους εἶναι</w:t>
+      </w:r>
+    </w:p>
+    <w:p>
+      <w:pPr/>
+      <w:r>
+        <w:rPr>
+          <w:lang w:val="en_US" w:bidi="en_US"/>
+        </w:rPr>
+      </w:r>
+      <w:r>
+        <w:rPr>
+          <w:b/>
+          <w:lang w:val="en_US" w:bidi="en_US"/>
+        </w:rPr>
         <w:t>"to be uncontentious"</w:t>
       </w:r>
     </w:p>
@@ -13741,6 +15841,21 @@
           <w:b/>
           <w:lang w:val="en_US" w:bidi="en_US"/>
         </w:rPr>
+        <w:t>πᾶσαν ἐνδεικνυμένους πραΰτητα</w:t>
+      </w:r>
+    </w:p>
+    <w:p>
+      <w:pPr/>
+      <w:r>
+        <w:rPr>
+          <w:lang w:val="en_US" w:bidi="en_US"/>
+        </w:rPr>
+      </w:r>
+      <w:r>
+        <w:rPr>
+          <w:b/>
+          <w:lang w:val="en_US" w:bidi="en_US"/>
+        </w:rPr>
         <w:t>"showing all humility"</w:t>
       </w:r>
     </w:p>
@@ -13837,6 +15952,21 @@
           <w:b/>
           <w:lang w:val="en_US" w:bidi="en_US"/>
         </w:rPr>
+        <w:t>πρὸς πάντας ἀνθρώπους</w:t>
+      </w:r>
+    </w:p>
+    <w:p>
+      <w:pPr/>
+      <w:r>
+        <w:rPr>
+          <w:lang w:val="en_US" w:bidi="en_US"/>
+        </w:rPr>
+      </w:r>
+      <w:r>
+        <w:rPr>
+          <w:b/>
+          <w:lang w:val="en_US" w:bidi="en_US"/>
+        </w:rPr>
         <w:t>"toward all men"</w:t>
       </w:r>
     </w:p>
@@ -13933,6 +16063,21 @@
           <w:b/>
           <w:lang w:val="en_US" w:bidi="en_US"/>
         </w:rPr>
+        <w:t>ἦμεν γάρ ποτε καὶ ἡμεῖς</w:t>
+      </w:r>
+    </w:p>
+    <w:p>
+      <w:pPr/>
+      <w:r>
+        <w:rPr>
+          <w:lang w:val="en_US" w:bidi="en_US"/>
+        </w:rPr>
+      </w:r>
+      <w:r>
+        <w:rPr>
+          <w:b/>
+          <w:lang w:val="en_US" w:bidi="en_US"/>
+        </w:rPr>
         <w:t>"For once we also were"</w:t>
       </w:r>
     </w:p>
@@ -14042,6 +16187,21 @@
           <w:b/>
           <w:lang w:val="en_US" w:bidi="en_US"/>
         </w:rPr>
+        <w:t>ποτε</w:t>
+      </w:r>
+    </w:p>
+    <w:p>
+      <w:pPr/>
+      <w:r>
+        <w:rPr>
+          <w:lang w:val="en_US" w:bidi="en_US"/>
+        </w:rPr>
+      </w:r>
+      <w:r>
+        <w:rPr>
+          <w:b/>
+          <w:lang w:val="en_US" w:bidi="en_US"/>
+        </w:rPr>
         <w:t>"once"</w:t>
       </w:r>
     </w:p>
@@ -14105,6 +16265,21 @@
           <w:b/>
           <w:lang w:val="en_US" w:bidi="en_US"/>
         </w:rPr>
+        <w:t>ἡμεῖς</w:t>
+      </w:r>
+    </w:p>
+    <w:p>
+      <w:pPr/>
+      <w:r>
+        <w:rPr>
+          <w:lang w:val="en_US" w:bidi="en_US"/>
+        </w:rPr>
+      </w:r>
+      <w:r>
+        <w:rPr>
+          <w:b/>
+          <w:lang w:val="en_US" w:bidi="en_US"/>
+        </w:rPr>
         <w:t>"we"</w:t>
       </w:r>
     </w:p>
@@ -14201,6 +16376,21 @@
           <w:b/>
           <w:lang w:val="en_US" w:bidi="en_US"/>
         </w:rPr>
+        <w:t>ἦμεν &amp; ἀνόητοι</w:t>
+      </w:r>
+    </w:p>
+    <w:p>
+      <w:pPr/>
+      <w:r>
+        <w:rPr>
+          <w:lang w:val="en_US" w:bidi="en_US"/>
+        </w:rPr>
+      </w:r>
+      <w:r>
+        <w:rPr>
+          <w:b/>
+          <w:lang w:val="en_US" w:bidi="en_US"/>
+        </w:rPr>
         <w:t>"were foolish"</w:t>
       </w:r>
     </w:p>
@@ -14264,6 +16454,21 @@
           <w:b/>
           <w:lang w:val="en_US" w:bidi="en_US"/>
         </w:rPr>
+        <w:t>πλανώμενοι, δουλεύοντες ἐπιθυμίαις καὶ ἡδοναῖς ποικίλαις</w:t>
+      </w:r>
+    </w:p>
+    <w:p>
+      <w:pPr/>
+      <w:r>
+        <w:rPr>
+          <w:lang w:val="en_US" w:bidi="en_US"/>
+        </w:rPr>
+      </w:r>
+      <w:r>
+        <w:rPr>
+          <w:b/>
+          <w:lang w:val="en_US" w:bidi="en_US"/>
+        </w:rPr>
         <w:t>"We were led astray, enslaved by various passions and pleasures"</w:t>
       </w:r>
     </w:p>
@@ -14373,6 +16578,21 @@
           <w:b/>
           <w:lang w:val="en_US" w:bidi="en_US"/>
         </w:rPr>
+        <w:t>πλανώμενοι, δουλεύοντες ἐπιθυμίαις καὶ ἡδοναῖς ποικίλαις</w:t>
+      </w:r>
+    </w:p>
+    <w:p>
+      <w:pPr/>
+      <w:r>
+        <w:rPr>
+          <w:lang w:val="en_US" w:bidi="en_US"/>
+        </w:rPr>
+      </w:r>
+      <w:r>
+        <w:rPr>
+          <w:b/>
+          <w:lang w:val="en_US" w:bidi="en_US"/>
+        </w:rPr>
         <w:t>"We were led astray, enslaved by various passions and pleasures"</w:t>
       </w:r>
     </w:p>
@@ -14456,6 +16676,21 @@
           <w:b/>
           <w:lang w:val="en_US" w:bidi="en_US"/>
         </w:rPr>
+        <w:t>ἐπιθυμίαις καὶ ἡδοναῖς ποικίλαις</w:t>
+      </w:r>
+    </w:p>
+    <w:p>
+      <w:pPr/>
+      <w:r>
+        <w:rPr>
+          <w:lang w:val="en_US" w:bidi="en_US"/>
+        </w:rPr>
+      </w:r>
+      <w:r>
+        <w:rPr>
+          <w:b/>
+          <w:lang w:val="en_US" w:bidi="en_US"/>
+        </w:rPr>
         <w:t>"by various passions and pleasures"</w:t>
       </w:r>
     </w:p>
@@ -14565,6 +16800,21 @@
           <w:b/>
           <w:lang w:val="en_US" w:bidi="en_US"/>
         </w:rPr>
+        <w:t>ἐν κακίᾳ καὶ φθόνῳ διάγοντες</w:t>
+      </w:r>
+    </w:p>
+    <w:p>
+      <w:pPr/>
+      <w:r>
+        <w:rPr>
+          <w:lang w:val="en_US" w:bidi="en_US"/>
+        </w:rPr>
+      </w:r>
+      <w:r>
+        <w:rPr>
+          <w:b/>
+          <w:lang w:val="en_US" w:bidi="en_US"/>
+        </w:rPr>
         <w:t>"We lived in evil and envy"</w:t>
       </w:r>
     </w:p>
@@ -14726,6 +16976,21 @@
           <w:b/>
           <w:lang w:val="en_US" w:bidi="en_US"/>
         </w:rPr>
+        <w:t>στυγητοί</w:t>
+      </w:r>
+    </w:p>
+    <w:p>
+      <w:pPr/>
+      <w:r>
+        <w:rPr>
+          <w:lang w:val="en_US" w:bidi="en_US"/>
+        </w:rPr>
+      </w:r>
+      <w:r>
+        <w:rPr>
+          <w:b/>
+          <w:lang w:val="en_US" w:bidi="en_US"/>
+        </w:rPr>
         <w:t>"detestable"</w:t>
       </w:r>
     </w:p>
@@ -14789,6 +17054,21 @@
           <w:b/>
           <w:lang w:val="en_US" w:bidi="en_US"/>
         </w:rPr>
+        <w:t>δὲ</w:t>
+      </w:r>
+    </w:p>
+    <w:p>
+      <w:pPr/>
+      <w:r>
+        <w:rPr>
+          <w:lang w:val="en_US" w:bidi="en_US"/>
+        </w:rPr>
+      </w:r>
+      <w:r>
+        <w:rPr>
+          <w:b/>
+          <w:lang w:val="en_US" w:bidi="en_US"/>
+        </w:rPr>
         <w:t>"But"</w:t>
       </w:r>
     </w:p>
@@ -14879,6 +17159,21 @@
           <w:b/>
           <w:lang w:val="en_US" w:bidi="en_US"/>
         </w:rPr>
+        <w:t>ὅτε &amp; ἡ χρηστότης καὶ ἡ φιλανθρωπία ἐπεφάνη τοῦ Σωτῆρος ἡμῶν, Θεοῦ</w:t>
+      </w:r>
+    </w:p>
+    <w:p>
+      <w:pPr/>
+      <w:r>
+        <w:rPr>
+          <w:lang w:val="en_US" w:bidi="en_US"/>
+        </w:rPr>
+      </w:r>
+      <w:r>
+        <w:rPr>
+          <w:b/>
+          <w:lang w:val="en_US" w:bidi="en_US"/>
+        </w:rPr>
         <w:t>"when the kindness and the love for mankind of God our Savior appeared"</w:t>
       </w:r>
     </w:p>
@@ -14988,6 +17283,21 @@
           <w:b/>
           <w:lang w:val="en_US" w:bidi="en_US"/>
         </w:rPr>
+        <w:t>ὅτε &amp; ἡ χρηστότης καὶ ἡ φιλανθρωπία ἐπεφάνη τοῦ Σωτῆρος ἡμῶν, Θεοῦ</w:t>
+      </w:r>
+    </w:p>
+    <w:p>
+      <w:pPr/>
+      <w:r>
+        <w:rPr>
+          <w:lang w:val="en_US" w:bidi="en_US"/>
+        </w:rPr>
+      </w:r>
+      <w:r>
+        <w:rPr>
+          <w:b/>
+          <w:lang w:val="en_US" w:bidi="en_US"/>
+        </w:rPr>
         <w:t>"when the kindness and the love for mankind of God our Savior appeared"</w:t>
       </w:r>
     </w:p>
@@ -15097,6 +17407,21 @@
           <w:b/>
           <w:lang w:val="en_US" w:bidi="en_US"/>
         </w:rPr>
+        <w:t>ἡμῶν</w:t>
+      </w:r>
+    </w:p>
+    <w:p>
+      <w:pPr/>
+      <w:r>
+        <w:rPr>
+          <w:lang w:val="en_US" w:bidi="en_US"/>
+        </w:rPr>
+      </w:r>
+      <w:r>
+        <w:rPr>
+          <w:b/>
+          <w:lang w:val="en_US" w:bidi="en_US"/>
+        </w:rPr>
         <w:t>"our"</w:t>
       </w:r>
     </w:p>
@@ -15193,6 +17518,21 @@
           <w:b/>
           <w:lang w:val="en_US" w:bidi="en_US"/>
         </w:rPr>
+        <w:t>ἔργων τῶν ἐν δικαιοσύνῃ</w:t>
+      </w:r>
+    </w:p>
+    <w:p>
+      <w:pPr/>
+      <w:r>
+        <w:rPr>
+          <w:lang w:val="en_US" w:bidi="en_US"/>
+        </w:rPr>
+      </w:r>
+      <w:r>
+        <w:rPr>
+          <w:b/>
+          <w:lang w:val="en_US" w:bidi="en_US"/>
+        </w:rPr>
         <w:t>"works of righteousness"</w:t>
       </w:r>
     </w:p>
@@ -15289,6 +17629,21 @@
           <w:b/>
           <w:lang w:val="en_US" w:bidi="en_US"/>
         </w:rPr>
+        <w:t>κατὰ τὸ αὐτοῦ ἔλεος</w:t>
+      </w:r>
+    </w:p>
+    <w:p>
+      <w:pPr/>
+      <w:r>
+        <w:rPr>
+          <w:lang w:val="en_US" w:bidi="en_US"/>
+        </w:rPr>
+      </w:r>
+      <w:r>
+        <w:rPr>
+          <w:b/>
+          <w:lang w:val="en_US" w:bidi="en_US"/>
+        </w:rPr>
         <w:t>"by his mercy"</w:t>
       </w:r>
     </w:p>
@@ -15385,6 +17740,21 @@
           <w:b/>
           <w:lang w:val="en_US" w:bidi="en_US"/>
         </w:rPr>
+        <w:t>λουτροῦ παλινγενεσίας</w:t>
+      </w:r>
+    </w:p>
+    <w:p>
+      <w:pPr/>
+      <w:r>
+        <w:rPr>
+          <w:lang w:val="en_US" w:bidi="en_US"/>
+        </w:rPr>
+      </w:r>
+      <w:r>
+        <w:rPr>
+          <w:b/>
+          <w:lang w:val="en_US" w:bidi="en_US"/>
+        </w:rPr>
         <w:t>"the washing of new birth"</w:t>
       </w:r>
     </w:p>
@@ -15494,6 +17864,21 @@
           <w:b/>
           <w:lang w:val="en_US" w:bidi="en_US"/>
         </w:rPr>
+        <w:t>οὗ ἐξέχεεν ἐφ’ ἡμᾶς πλουσίως,</w:t>
+      </w:r>
+    </w:p>
+    <w:p>
+      <w:pPr/>
+      <w:r>
+        <w:rPr>
+          <w:lang w:val="en_US" w:bidi="en_US"/>
+        </w:rPr>
+      </w:r>
+      <w:r>
+        <w:rPr>
+          <w:b/>
+          <w:lang w:val="en_US" w:bidi="en_US"/>
+        </w:rPr>
         <w:t>"whom he richly poured on us"</w:t>
       </w:r>
     </w:p>
@@ -15577,6 +17962,21 @@
           <w:b/>
           <w:lang w:val="en_US" w:bidi="en_US"/>
         </w:rPr>
+        <w:t>ἡμᾶς</w:t>
+      </w:r>
+    </w:p>
+    <w:p>
+      <w:pPr/>
+      <w:r>
+        <w:rPr>
+          <w:lang w:val="en_US" w:bidi="en_US"/>
+        </w:rPr>
+      </w:r>
+      <w:r>
+        <w:rPr>
+          <w:b/>
+          <w:lang w:val="en_US" w:bidi="en_US"/>
+        </w:rPr>
         <w:t>"us"</w:t>
       </w:r>
     </w:p>
@@ -15673,6 +18073,21 @@
           <w:b/>
           <w:lang w:val="en_US" w:bidi="en_US"/>
         </w:rPr>
+        <w:t>διὰ Ἰησοῦ Χριστοῦ, τοῦ Σωτῆρος ἡμῶν</w:t>
+      </w:r>
+    </w:p>
+    <w:p>
+      <w:pPr/>
+      <w:r>
+        <w:rPr>
+          <w:lang w:val="en_US" w:bidi="en_US"/>
+        </w:rPr>
+      </w:r>
+      <w:r>
+        <w:rPr>
+          <w:b/>
+          <w:lang w:val="en_US" w:bidi="en_US"/>
+        </w:rPr>
         <w:t>"through our Savior Jesus Christ"</w:t>
       </w:r>
     </w:p>
@@ -15736,6 +18151,21 @@
           <w:b/>
           <w:lang w:val="en_US" w:bidi="en_US"/>
         </w:rPr>
+        <w:t>ἡμῶν</w:t>
+      </w:r>
+    </w:p>
+    <w:p>
+      <w:pPr/>
+      <w:r>
+        <w:rPr>
+          <w:lang w:val="en_US" w:bidi="en_US"/>
+        </w:rPr>
+      </w:r>
+      <w:r>
+        <w:rPr>
+          <w:b/>
+          <w:lang w:val="en_US" w:bidi="en_US"/>
+        </w:rPr>
         <w:t>"our"</w:t>
       </w:r>
     </w:p>
@@ -15832,6 +18262,21 @@
           <w:b/>
           <w:lang w:val="en_US" w:bidi="en_US"/>
         </w:rPr>
+        <w:t>ἵνα</w:t>
+      </w:r>
+    </w:p>
+    <w:p>
+      <w:pPr/>
+      <w:r>
+        <w:rPr>
+          <w:lang w:val="en_US" w:bidi="en_US"/>
+        </w:rPr>
+      </w:r>
+      <w:r>
+        <w:rPr>
+          <w:b/>
+          <w:lang w:val="en_US" w:bidi="en_US"/>
+        </w:rPr>
         <w:t>"so that"</w:t>
       </w:r>
     </w:p>
@@ -15954,6 +18399,21 @@
           <w:b/>
           <w:lang w:val="en_US" w:bidi="en_US"/>
         </w:rPr>
+        <w:t>δικαιωθέντες</w:t>
+      </w:r>
+    </w:p>
+    <w:p>
+      <w:pPr/>
+      <w:r>
+        <w:rPr>
+          <w:lang w:val="en_US" w:bidi="en_US"/>
+        </w:rPr>
+      </w:r>
+      <w:r>
+        <w:rPr>
+          <w:b/>
+          <w:lang w:val="en_US" w:bidi="en_US"/>
+        </w:rPr>
         <w:t>"having been justified"</w:t>
       </w:r>
     </w:p>
@@ -16037,6 +18497,21 @@
           <w:b/>
           <w:lang w:val="en_US" w:bidi="en_US"/>
         </w:rPr>
+        <w:t>τῇ ἐκείνου χάριτι</w:t>
+      </w:r>
+    </w:p>
+    <w:p>
+      <w:pPr/>
+      <w:r>
+        <w:rPr>
+          <w:lang w:val="en_US" w:bidi="en_US"/>
+        </w:rPr>
+      </w:r>
+      <w:r>
+        <w:rPr>
+          <w:b/>
+          <w:lang w:val="en_US" w:bidi="en_US"/>
+        </w:rPr>
         <w:t>"by the grace of that one"</w:t>
       </w:r>
     </w:p>
@@ -16133,6 +18608,21 @@
           <w:b/>
           <w:lang w:val="en_US" w:bidi="en_US"/>
         </w:rPr>
+        <w:t>ἐκείνου</w:t>
+      </w:r>
+    </w:p>
+    <w:p>
+      <w:pPr/>
+      <w:r>
+        <w:rPr>
+          <w:lang w:val="en_US" w:bidi="en_US"/>
+        </w:rPr>
+      </w:r>
+      <w:r>
+        <w:rPr>
+          <w:b/>
+          <w:lang w:val="en_US" w:bidi="en_US"/>
+        </w:rPr>
         <w:t>"of that one"</w:t>
       </w:r>
     </w:p>
@@ -16229,6 +18719,21 @@
           <w:b/>
           <w:lang w:val="en_US" w:bidi="en_US"/>
         </w:rPr>
+        <w:t>κληρονόμοι γενηθῶμεν, κατ’ ἐλπίδα ζωῆς αἰωνίου</w:t>
+      </w:r>
+    </w:p>
+    <w:p>
+      <w:pPr/>
+      <w:r>
+        <w:rPr>
+          <w:lang w:val="en_US" w:bidi="en_US"/>
+        </w:rPr>
+      </w:r>
+      <w:r>
+        <w:rPr>
+          <w:b/>
+          <w:lang w:val="en_US" w:bidi="en_US"/>
+        </w:rPr>
         <w:t>"we might become heirs according to certain hope of eternal life"</w:t>
       </w:r>
     </w:p>
@@ -16312,6 +18817,21 @@
           <w:b/>
           <w:lang w:val="en_US" w:bidi="en_US"/>
         </w:rPr>
+        <w:t>ὁ λόγος</w:t>
+      </w:r>
+    </w:p>
+    <w:p>
+      <w:pPr/>
+      <w:r>
+        <w:rPr>
+          <w:lang w:val="en_US" w:bidi="en_US"/>
+        </w:rPr>
+      </w:r>
+      <w:r>
+        <w:rPr>
+          <w:b/>
+          <w:lang w:val="en_US" w:bidi="en_US"/>
+        </w:rPr>
         <w:t>"This message"</w:t>
       </w:r>
     </w:p>
@@ -16402,6 +18922,21 @@
           <w:b/>
           <w:lang w:val="en_US" w:bidi="en_US"/>
         </w:rPr>
+        <w:t>τούτων</w:t>
+      </w:r>
+    </w:p>
+    <w:p>
+      <w:pPr/>
+      <w:r>
+        <w:rPr>
+          <w:lang w:val="en_US" w:bidi="en_US"/>
+        </w:rPr>
+      </w:r>
+      <w:r>
+        <w:rPr>
+          <w:b/>
+          <w:lang w:val="en_US" w:bidi="en_US"/>
+        </w:rPr>
         <w:t>"these things"</w:t>
       </w:r>
     </w:p>
@@ -16498,6 +19033,21 @@
           <w:b/>
           <w:lang w:val="en_US" w:bidi="en_US"/>
         </w:rPr>
+        <w:t>φροντίζωσιν καλῶν ἔργων, προΐστασθαι</w:t>
+      </w:r>
+    </w:p>
+    <w:p>
+      <w:pPr/>
+      <w:r>
+        <w:rPr>
+          <w:lang w:val="en_US" w:bidi="en_US"/>
+        </w:rPr>
+      </w:r>
+      <w:r>
+        <w:rPr>
+          <w:b/>
+          <w:lang w:val="en_US" w:bidi="en_US"/>
+        </w:rPr>
         <w:t>"may be careful to engage themselves in good works"</w:t>
       </w:r>
     </w:p>
@@ -16561,6 +19111,21 @@
           <w:b/>
           <w:lang w:val="en_US" w:bidi="en_US"/>
         </w:rPr>
+        <w:t>τοῖς ἀνθρώποις</w:t>
+      </w:r>
+    </w:p>
+    <w:p>
+      <w:pPr/>
+      <w:r>
+        <w:rPr>
+          <w:lang w:val="en_US" w:bidi="en_US"/>
+        </w:rPr>
+      </w:r>
+      <w:r>
+        <w:rPr>
+          <w:b/>
+          <w:lang w:val="en_US" w:bidi="en_US"/>
+        </w:rPr>
         <w:t>"for men"</w:t>
       </w:r>
     </w:p>
@@ -16657,6 +19222,21 @@
           <w:b/>
           <w:lang w:val="en_US" w:bidi="en_US"/>
         </w:rPr>
+        <w:t>δὲ &amp; περιΐστασο</w:t>
+      </w:r>
+    </w:p>
+    <w:p>
+      <w:pPr/>
+      <w:r>
+        <w:rPr>
+          <w:lang w:val="en_US" w:bidi="en_US"/>
+        </w:rPr>
+      </w:r>
+      <w:r>
+        <w:rPr>
+          <w:b/>
+          <w:lang w:val="en_US" w:bidi="en_US"/>
+        </w:rPr>
         <w:t>"But avoid"</w:t>
       </w:r>
     </w:p>
@@ -16753,6 +19333,21 @@
           <w:b/>
           <w:lang w:val="en_US" w:bidi="en_US"/>
         </w:rPr>
+        <w:t>μωρὰς &amp; ζητήσεις</w:t>
+      </w:r>
+    </w:p>
+    <w:p>
+      <w:pPr/>
+      <w:r>
+        <w:rPr>
+          <w:lang w:val="en_US" w:bidi="en_US"/>
+        </w:rPr>
+      </w:r>
+      <w:r>
+        <w:rPr>
+          <w:b/>
+          <w:lang w:val="en_US" w:bidi="en_US"/>
+        </w:rPr>
         <w:t>"foolish debates"</w:t>
       </w:r>
     </w:p>
@@ -16816,6 +19411,21 @@
           <w:b/>
           <w:lang w:val="en_US" w:bidi="en_US"/>
         </w:rPr>
+        <w:t>γενεαλογίας</w:t>
+      </w:r>
+    </w:p>
+    <w:p>
+      <w:pPr/>
+      <w:r>
+        <w:rPr>
+          <w:lang w:val="en_US" w:bidi="en_US"/>
+        </w:rPr>
+      </w:r>
+      <w:r>
+        <w:rPr>
+          <w:b/>
+          <w:lang w:val="en_US" w:bidi="en_US"/>
+        </w:rPr>
         <w:t>"genealogies"</w:t>
       </w:r>
     </w:p>
@@ -16912,6 +19522,21 @@
           <w:b/>
           <w:lang w:val="en_US" w:bidi="en_US"/>
         </w:rPr>
+        <w:t>ἔρεις</w:t>
+      </w:r>
+    </w:p>
+    <w:p>
+      <w:pPr/>
+      <w:r>
+        <w:rPr>
+          <w:lang w:val="en_US" w:bidi="en_US"/>
+        </w:rPr>
+      </w:r>
+      <w:r>
+        <w:rPr>
+          <w:b/>
+          <w:lang w:val="en_US" w:bidi="en_US"/>
+        </w:rPr>
         <w:t>"strife"</w:t>
       </w:r>
     </w:p>
@@ -17008,6 +19633,21 @@
           <w:b/>
           <w:lang w:val="en_US" w:bidi="en_US"/>
         </w:rPr>
+        <w:t>νομικὰς</w:t>
+      </w:r>
+    </w:p>
+    <w:p>
+      <w:pPr/>
+      <w:r>
+        <w:rPr>
+          <w:lang w:val="en_US" w:bidi="en_US"/>
+        </w:rPr>
+      </w:r>
+      <w:r>
+        <w:rPr>
+          <w:b/>
+          <w:lang w:val="en_US" w:bidi="en_US"/>
+        </w:rPr>
         <w:t>"about the law"</w:t>
       </w:r>
     </w:p>
@@ -17091,6 +19731,21 @@
           <w:b/>
           <w:lang w:val="en_US" w:bidi="en_US"/>
         </w:rPr>
+        <w:t>αἱρετικὸν ἄνθρωπον &amp; παραιτοῦ</w:t>
+      </w:r>
+    </w:p>
+    <w:p>
+      <w:pPr/>
+      <w:r>
+        <w:rPr>
+          <w:lang w:val="en_US" w:bidi="en_US"/>
+        </w:rPr>
+      </w:r>
+      <w:r>
+        <w:rPr>
+          <w:b/>
+          <w:lang w:val="en_US" w:bidi="en_US"/>
+        </w:rPr>
         <w:t>"Reject a divisive person"</w:t>
       </w:r>
     </w:p>
@@ -17174,6 +19829,21 @@
           <w:b/>
           <w:lang w:val="en_US" w:bidi="en_US"/>
         </w:rPr>
+        <w:t>μετὰ μίαν καὶ δευτέραν νουθεσίαν</w:t>
+      </w:r>
+    </w:p>
+    <w:p>
+      <w:pPr/>
+      <w:r>
+        <w:rPr>
+          <w:lang w:val="en_US" w:bidi="en_US"/>
+        </w:rPr>
+      </w:r>
+      <w:r>
+        <w:rPr>
+          <w:b/>
+          <w:lang w:val="en_US" w:bidi="en_US"/>
+        </w:rPr>
         <w:t>"after one or two warnings"</w:t>
       </w:r>
     </w:p>
@@ -17257,6 +19927,21 @@
           <w:b/>
           <w:lang w:val="en_US" w:bidi="en_US"/>
         </w:rPr>
+        <w:t>ὁ τοιοῦτος</w:t>
+      </w:r>
+    </w:p>
+    <w:p>
+      <w:pPr/>
+      <w:r>
+        <w:rPr>
+          <w:lang w:val="en_US" w:bidi="en_US"/>
+        </w:rPr>
+      </w:r>
+      <w:r>
+        <w:rPr>
+          <w:b/>
+          <w:lang w:val="en_US" w:bidi="en_US"/>
+        </w:rPr>
         <w:t>"such a one"</w:t>
       </w:r>
     </w:p>
@@ -17320,6 +20005,21 @@
           <w:b/>
           <w:lang w:val="en_US" w:bidi="en_US"/>
         </w:rPr>
+        <w:t>ἐξέστραπται</w:t>
+      </w:r>
+    </w:p>
+    <w:p>
+      <w:pPr/>
+      <w:r>
+        <w:rPr>
+          <w:lang w:val="en_US" w:bidi="en_US"/>
+        </w:rPr>
+      </w:r>
+      <w:r>
+        <w:rPr>
+          <w:b/>
+          <w:lang w:val="en_US" w:bidi="en_US"/>
+        </w:rPr>
         <w:t>"has turned from the right way"</w:t>
       </w:r>
     </w:p>
@@ -17416,6 +20116,21 @@
           <w:b/>
           <w:lang w:val="en_US" w:bidi="en_US"/>
         </w:rPr>
+        <w:t>ὢν αὐτοκατάκριτος</w:t>
+      </w:r>
+    </w:p>
+    <w:p>
+      <w:pPr/>
+      <w:r>
+        <w:rPr>
+          <w:lang w:val="en_US" w:bidi="en_US"/>
+        </w:rPr>
+      </w:r>
+      <w:r>
+        <w:rPr>
+          <w:b/>
+          <w:lang w:val="en_US" w:bidi="en_US"/>
+        </w:rPr>
         <w:t>"being self-condemned"</w:t>
       </w:r>
     </w:p>
@@ -17479,6 +20194,21 @@
           <w:b/>
           <w:lang w:val="en_US" w:bidi="en_US"/>
         </w:rPr>
+        <w:t>ὅταν πέμψω Ἀρτεμᾶν πρὸς σὲ ἢ Τυχικόν</w:t>
+      </w:r>
+    </w:p>
+    <w:p>
+      <w:pPr/>
+      <w:r>
+        <w:rPr>
+          <w:lang w:val="en_US" w:bidi="en_US"/>
+        </w:rPr>
+      </w:r>
+      <w:r>
+        <w:rPr>
+          <w:b/>
+          <w:lang w:val="en_US" w:bidi="en_US"/>
+        </w:rPr>
         <w:t>"When I send Artemas or Tychicus to you"</w:t>
       </w:r>
     </w:p>
@@ -17562,6 +20292,21 @@
           <w:b/>
           <w:lang w:val="en_US" w:bidi="en_US"/>
         </w:rPr>
+        <w:t>Ἀρτεμᾶν &amp; Τυχικόν</w:t>
+      </w:r>
+    </w:p>
+    <w:p>
+      <w:pPr/>
+      <w:r>
+        <w:rPr>
+          <w:lang w:val="en_US" w:bidi="en_US"/>
+        </w:rPr>
+      </w:r>
+      <w:r>
+        <w:rPr>
+          <w:b/>
+          <w:lang w:val="en_US" w:bidi="en_US"/>
+        </w:rPr>
         <w:t>"Artemas"</w:t>
       </w:r>
       <w:r>
@@ -17678,6 +20423,21 @@
           <w:b/>
           <w:lang w:val="en_US" w:bidi="en_US"/>
         </w:rPr>
+        <w:t>σπούδασον ἐλθεῖν</w:t>
+      </w:r>
+    </w:p>
+    <w:p>
+      <w:pPr/>
+      <w:r>
+        <w:rPr>
+          <w:lang w:val="en_US" w:bidi="en_US"/>
+        </w:rPr>
+      </w:r>
+      <w:r>
+        <w:rPr>
+          <w:b/>
+          <w:lang w:val="en_US" w:bidi="en_US"/>
+        </w:rPr>
         <w:t>"hurry to come"</w:t>
       </w:r>
     </w:p>
@@ -17741,6 +20501,21 @@
           <w:b/>
           <w:lang w:val="en_US" w:bidi="en_US"/>
         </w:rPr>
+        <w:t>σπούδασον</w:t>
+      </w:r>
+    </w:p>
+    <w:p>
+      <w:pPr/>
+      <w:r>
+        <w:rPr>
+          <w:lang w:val="en_US" w:bidi="en_US"/>
+        </w:rPr>
+      </w:r>
+      <w:r>
+        <w:rPr>
+          <w:b/>
+          <w:lang w:val="en_US" w:bidi="en_US"/>
+        </w:rPr>
         <w:t>"hurry"</w:t>
       </w:r>
     </w:p>
@@ -17837,6 +20612,21 @@
           <w:b/>
           <w:lang w:val="en_US" w:bidi="en_US"/>
         </w:rPr>
+        <w:t>σπουδαίως πρόπεμψον</w:t>
+      </w:r>
+    </w:p>
+    <w:p>
+      <w:pPr/>
+      <w:r>
+        <w:rPr>
+          <w:lang w:val="en_US" w:bidi="en_US"/>
+        </w:rPr>
+      </w:r>
+      <w:r>
+        <w:rPr>
+          <w:b/>
+          <w:lang w:val="en_US" w:bidi="en_US"/>
+        </w:rPr>
         <w:t>"Diligently send on their way"</w:t>
       </w:r>
     </w:p>
@@ -17933,6 +20723,21 @@
           <w:b/>
           <w:lang w:val="en_US" w:bidi="en_US"/>
         </w:rPr>
+        <w:t>Ζηνᾶν &amp; Ἀπολλῶν</w:t>
+      </w:r>
+    </w:p>
+    <w:p>
+      <w:pPr/>
+      <w:r>
+        <w:rPr>
+          <w:lang w:val="en_US" w:bidi="en_US"/>
+        </w:rPr>
+      </w:r>
+      <w:r>
+        <w:rPr>
+          <w:b/>
+          <w:lang w:val="en_US" w:bidi="en_US"/>
+        </w:rPr>
         <w:t>"Zenas"</w:t>
       </w:r>
       <w:r>
@@ -18049,6 +20854,21 @@
           <w:b/>
           <w:lang w:val="en_US" w:bidi="en_US"/>
         </w:rPr>
+        <w:t>καὶ Ἀπολλῶν</w:t>
+      </w:r>
+    </w:p>
+    <w:p>
+      <w:pPr/>
+      <w:r>
+        <w:rPr>
+          <w:lang w:val="en_US" w:bidi="en_US"/>
+        </w:rPr>
+      </w:r>
+      <w:r>
+        <w:rPr>
+          <w:b/>
+          <w:lang w:val="en_US" w:bidi="en_US"/>
+        </w:rPr>
         <w:t>"and Apollos"</w:t>
       </w:r>
     </w:p>
@@ -18112,6 +20932,21 @@
           <w:b/>
           <w:lang w:val="en_US" w:bidi="en_US"/>
         </w:rPr>
+        <w:t>ἵνα μηδὲν αὐτοῖς λείπῃ</w:t>
+      </w:r>
+    </w:p>
+    <w:p>
+      <w:pPr/>
+      <w:r>
+        <w:rPr>
+          <w:lang w:val="en_US" w:bidi="en_US"/>
+        </w:rPr>
+      </w:r>
+      <w:r>
+        <w:rPr>
+          <w:b/>
+          <w:lang w:val="en_US" w:bidi="en_US"/>
+        </w:rPr>
         <w:t>"so that they lack nothing"</w:t>
       </w:r>
     </w:p>
@@ -18208,6 +21043,21 @@
           <w:b/>
           <w:lang w:val="en_US" w:bidi="en_US"/>
         </w:rPr>
+        <w:t>ἵνα μηδὲν αὐτοῖς λείπῃ</w:t>
+      </w:r>
+    </w:p>
+    <w:p>
+      <w:pPr/>
+      <w:r>
+        <w:rPr>
+          <w:lang w:val="en_US" w:bidi="en_US"/>
+        </w:rPr>
+      </w:r>
+      <w:r>
+        <w:rPr>
+          <w:b/>
+          <w:lang w:val="en_US" w:bidi="en_US"/>
+        </w:rPr>
         <w:t>"so that they lack nothing"</w:t>
       </w:r>
     </w:p>
@@ -18291,6 +21141,21 @@
           <w:b/>
           <w:lang w:val="en_US" w:bidi="en_US"/>
         </w:rPr>
+        <w:t>οἱ ἡμέτεροι</w:t>
+      </w:r>
+    </w:p>
+    <w:p>
+      <w:pPr/>
+      <w:r>
+        <w:rPr>
+          <w:lang w:val="en_US" w:bidi="en_US"/>
+        </w:rPr>
+      </w:r>
+      <w:r>
+        <w:rPr>
+          <w:b/>
+          <w:lang w:val="en_US" w:bidi="en_US"/>
+        </w:rPr>
         <w:t>"our own"</w:t>
       </w:r>
     </w:p>
@@ -18387,6 +21252,21 @@
           <w:b/>
           <w:lang w:val="en_US" w:bidi="en_US"/>
         </w:rPr>
+        <w:t>οἱ ἡμέτεροι</w:t>
+      </w:r>
+    </w:p>
+    <w:p>
+      <w:pPr/>
+      <w:r>
+        <w:rPr>
+          <w:lang w:val="en_US" w:bidi="en_US"/>
+        </w:rPr>
+      </w:r>
+      <w:r>
+        <w:rPr>
+          <w:b/>
+          <w:lang w:val="en_US" w:bidi="en_US"/>
+        </w:rPr>
         <w:t>"our own"</w:t>
       </w:r>
     </w:p>
@@ -18483,6 +21363,21 @@
           <w:b/>
           <w:lang w:val="en_US" w:bidi="en_US"/>
         </w:rPr>
+        <w:t>εἰς τὰς ἀναγκαίας χρείας</w:t>
+      </w:r>
+    </w:p>
+    <w:p>
+      <w:pPr/>
+      <w:r>
+        <w:rPr>
+          <w:lang w:val="en_US" w:bidi="en_US"/>
+        </w:rPr>
+      </w:r>
+      <w:r>
+        <w:rPr>
+          <w:b/>
+          <w:lang w:val="en_US" w:bidi="en_US"/>
+        </w:rPr>
         <w:t>"toward essential needs"</w:t>
       </w:r>
     </w:p>
@@ -18579,6 +21474,21 @@
           <w:b/>
           <w:lang w:val="en_US" w:bidi="en_US"/>
         </w:rPr>
+        <w:t>ἵνα μὴ ὦσιν ἄκαρποι</w:t>
+      </w:r>
+    </w:p>
+    <w:p>
+      <w:pPr/>
+      <w:r>
+        <w:rPr>
+          <w:lang w:val="en_US" w:bidi="en_US"/>
+        </w:rPr>
+      </w:r>
+      <w:r>
+        <w:rPr>
+          <w:b/>
+          <w:lang w:val="en_US" w:bidi="en_US"/>
+        </w:rPr>
         <w:t>"in order not to be unfruitful"</w:t>
       </w:r>
     </w:p>
@@ -18662,6 +21572,21 @@
           <w:b/>
           <w:lang w:val="en_US" w:bidi="en_US"/>
         </w:rPr>
+        <w:t>ἵνα μὴ ὦσιν ἄκαρποι</w:t>
+      </w:r>
+    </w:p>
+    <w:p>
+      <w:pPr/>
+      <w:r>
+        <w:rPr>
+          <w:lang w:val="en_US" w:bidi="en_US"/>
+        </w:rPr>
+      </w:r>
+      <w:r>
+        <w:rPr>
+          <w:b/>
+          <w:lang w:val="en_US" w:bidi="en_US"/>
+        </w:rPr>
         <w:t>"in order not to be unfruitful"</w:t>
       </w:r>
     </w:p>
@@ -18745,6 +21670,21 @@
           <w:b/>
           <w:lang w:val="en_US" w:bidi="en_US"/>
         </w:rPr>
+        <w:t>ἀσπάζονταί σε</w:t>
+      </w:r>
+    </w:p>
+    <w:p>
+      <w:pPr/>
+      <w:r>
+        <w:rPr>
+          <w:lang w:val="en_US" w:bidi="en_US"/>
+        </w:rPr>
+      </w:r>
+      <w:r>
+        <w:rPr>
+          <w:b/>
+          <w:lang w:val="en_US" w:bidi="en_US"/>
+        </w:rPr>
         <w:t>"greet you"</w:t>
       </w:r>
     </w:p>
@@ -18841,6 +21781,21 @@
           <w:b/>
           <w:lang w:val="en_US" w:bidi="en_US"/>
         </w:rPr>
+        <w:t>οἱ μετ’ ἐμοῦ πάντες</w:t>
+      </w:r>
+    </w:p>
+    <w:p>
+      <w:pPr/>
+      <w:r>
+        <w:rPr>
+          <w:lang w:val="en_US" w:bidi="en_US"/>
+        </w:rPr>
+      </w:r>
+      <w:r>
+        <w:rPr>
+          <w:b/>
+          <w:lang w:val="en_US" w:bidi="en_US"/>
+        </w:rPr>
         <w:t>"All those with me"</w:t>
       </w:r>
     </w:p>
@@ -18924,6 +21879,21 @@
           <w:b/>
           <w:lang w:val="en_US" w:bidi="en_US"/>
         </w:rPr>
+        <w:t>τοὺς φιλοῦντας ἡμᾶς ἐν πίστει</w:t>
+      </w:r>
+    </w:p>
+    <w:p>
+      <w:pPr/>
+      <w:r>
+        <w:rPr>
+          <w:lang w:val="en_US" w:bidi="en_US"/>
+        </w:rPr>
+      </w:r>
+      <w:r>
+        <w:rPr>
+          <w:b/>
+          <w:lang w:val="en_US" w:bidi="en_US"/>
+        </w:rPr>
         <w:t>"the ones loving us in faith"</w:t>
       </w:r>
     </w:p>
@@ -19020,6 +21990,21 @@
           <w:b/>
           <w:lang w:val="en_US" w:bidi="en_US"/>
         </w:rPr>
+        <w:t>ἡμᾶς</w:t>
+      </w:r>
+    </w:p>
+    <w:p>
+      <w:pPr/>
+      <w:r>
+        <w:rPr>
+          <w:lang w:val="en_US" w:bidi="en_US"/>
+        </w:rPr>
+      </w:r>
+      <w:r>
+        <w:rPr>
+          <w:b/>
+          <w:lang w:val="en_US" w:bidi="en_US"/>
+        </w:rPr>
         <w:t>"us"</w:t>
       </w:r>
     </w:p>
@@ -19116,6 +22101,21 @@
           <w:b/>
           <w:lang w:val="en_US" w:bidi="en_US"/>
         </w:rPr>
+        <w:t>ἡ χάρις μετὰ πάντων ὑμῶν</w:t>
+      </w:r>
+    </w:p>
+    <w:p>
+      <w:pPr/>
+      <w:r>
+        <w:rPr>
+          <w:lang w:val="en_US" w:bidi="en_US"/>
+        </w:rPr>
+      </w:r>
+      <w:r>
+        <w:rPr>
+          <w:b/>
+          <w:lang w:val="en_US" w:bidi="en_US"/>
+        </w:rPr>
         <w:t>"Grace {be} with all of you"</w:t>
       </w:r>
     </w:p>
@@ -19185,6 +22185,21 @@
         <w:rPr>
           <w:lang w:val="en_US" w:bidi="en_US"/>
         </w:rPr>
+      </w:r>
+    </w:p>
+    <w:p>
+      <w:pPr/>
+      <w:r>
+        <w:rPr>
+          <w:lang w:val="en_US" w:bidi="en_US"/>
+        </w:rPr>
+      </w:r>
+      <w:r>
+        <w:rPr>
+          <w:b/>
+          <w:lang w:val="en_US" w:bidi="en_US"/>
+        </w:rPr>
+        <w:t>ὑμῶν</w:t>
       </w:r>
     </w:p>
     <w:p>

--- a/eng/docx/56.content.docx
+++ b/eng/docx/56.content.docx
@@ -28,49 +28,15 @@
       </w:r>
     </w:p>
     <w:p>
-      <w:pPr>
-        <w:pStyle w:val="Heading2"/>
-      </w:pPr>
-      <w:r>
-        <w:rPr>
-          <w:lang w:val="en_US" w:bidi="en_US"/>
-        </w:rPr>
-        <w:t>License Information</w:t>
-      </w:r>
-      <w:r>
-        <w:rPr>
-          <w:lang w:val="en_US" w:bidi="en_US"/>
-        </w:rPr>
-      </w:r>
-    </w:p>
-    <w:p>
-      <w:pPr/>
-      <w:r>
-        <w:rPr>
-          <w:lang w:val="en_US" w:bidi="en_US"/>
-        </w:rPr>
-      </w:r>
-      <w:r>
-        <w:rPr>
-          <w:b/>
-          <w:lang w:val="en_US" w:bidi="en_US"/>
-        </w:rPr>
-        <w:t>Translation Notes (unfoldingWord)</w:t>
-      </w:r>
-      <w:r>
-        <w:rPr>
-          <w:lang w:val="en_US" w:bidi="en_US"/>
-        </w:rPr>
-        <w:t xml:space="preserve"> is based on</w:t>
-      </w:r>
-      <w:r>
-        <w:rPr>
-          <w:lang w:val="en_US" w:bidi="en_US"/>
-        </w:rPr>
-        <w:t xml:space="preserve">: </w:t>
-      </w:r>
-      <w:r>
-        <w:rPr>
+      <w:pPr/>
+      <w:r>
+        <w:rPr>
+          <w:lang w:val="en_US" w:bidi="en_US"/>
+        </w:rPr>
+      </w:r>
+      <w:r>
+        <w:rPr>
+          <w:b/>
           <w:lang w:val="en_US" w:bidi="en_US"/>
         </w:rPr>
         <w:t>unfoldingWord® Translation Notes</w:t>
@@ -79,62 +45,31 @@
         <w:rPr>
           <w:lang w:val="en_US" w:bidi="en_US"/>
         </w:rPr>
-        <w:t xml:space="preserve">, </w:t>
-      </w:r>
-      <w:hyperlink r:id="rId13">
-        <w:r>
-          <w:rPr>
-            <w:lang w:val="en_US" w:bidi="en_US"/>
-          </w:rPr>
-          <w:rPr>
-            <w:color w:val="0000EE"/>
-            <w:u w:val="single"/>
-          </w:rPr>
-          <w:t>unfoldingWord</w:t>
-        </w:r>
-      </w:hyperlink>
-      <w:r>
-        <w:rPr>
-          <w:lang w:val="en_US" w:bidi="en_US"/>
-        </w:rPr>
-        <w:t xml:space="preserve">, 2022, which is licensed under a </w:t>
-      </w:r>
-      <w:hyperlink r:id="rId14">
-        <w:r>
-          <w:rPr>
-            <w:lang w:val="en_US" w:bidi="en_US"/>
-          </w:rPr>
-          <w:rPr>
-            <w:color w:val="0000EE"/>
-            <w:u w:val="single"/>
-          </w:rPr>
-          <w:t>CC BY-SA 4.0 license</w:t>
-        </w:r>
-      </w:hyperlink>
-      <w:r>
-        <w:rPr>
-          <w:lang w:val="en_US" w:bidi="en_US"/>
-        </w:rPr>
-        <w:t>.</w:t>
-      </w:r>
-      <w:r>
-        <w:rPr>
-          <w:lang w:val="en_US" w:bidi="en_US"/>
-        </w:rPr>
-      </w:r>
-    </w:p>
-    <w:p>
-      <w:pPr/>
-      <w:r>
-        <w:rPr>
-          <w:lang w:val="en_US" w:bidi="en_US"/>
-        </w:rPr>
-      </w:r>
-      <w:r>
-        <w:rPr>
-          <w:lang w:val="en_US" w:bidi="en_US"/>
-        </w:rPr>
-        <w:t>This PDF version is provided under the same license.</w:t>
+        <w:t xml:space="preserve"> © 2022 unfoldingWord. Released under CC BY-SA 4.0 license. </w:t>
+      </w:r>
+      <w:r>
+        <w:rPr>
+          <w:lang w:val="en_US" w:bidi="en_US"/>
+        </w:rPr>
+        <w:t>unfoldingWord® Translation Notes</w:t>
+      </w:r>
+      <w:r>
+        <w:rPr>
+          <w:lang w:val="en_US" w:bidi="en_US"/>
+        </w:rPr>
+        <w:t xml:space="preserve"> has been adapted in the following languages: Tok Pisin, Arabic (عربي), French (Français), Hindi (हिंदी), Indonesian (Bahasa Indonesia), Portuguese (Português), Russian (Русский), Spanish (Español), Swahili (Kiswahili), and Simplified Chinese (简体中文) from </w:t>
+      </w:r>
+      <w:r>
+        <w:rPr>
+          <w:lang w:val="en_US" w:bidi="en_US"/>
+        </w:rPr>
+        <w:t>unfoldingWord® Translation Notes</w:t>
+      </w:r>
+      <w:r>
+        <w:rPr>
+          <w:lang w:val="en_US" w:bidi="en_US"/>
+        </w:rPr>
+        <w:t xml:space="preserve"> © 2022 unfoldingWord. Released under CC BY-SA 4.0 license by Mission Mutual</w:t>
       </w:r>
       <w:r>
         <w:rPr>
@@ -821,21 +756,6 @@
           <w:b/>
           <w:lang w:val="en_US" w:bidi="en_US"/>
         </w:rPr>
-        <w:t>κατὰ πίστιν ἐκλεκτῶν Θεοῦ καὶ ἐπίγνωσιν ἀληθείας</w:t>
-      </w:r>
-    </w:p>
-    <w:p>
-      <w:pPr/>
-      <w:r>
-        <w:rPr>
-          <w:lang w:val="en_US" w:bidi="en_US"/>
-        </w:rPr>
-      </w:r>
-      <w:r>
-        <w:rPr>
-          <w:b/>
-          <w:lang w:val="en_US" w:bidi="en_US"/>
-        </w:rPr>
         <w:t>"for the faith of the chosen people of God and knowledge of the truth"</w:t>
       </w:r>
     </w:p>
@@ -958,21 +878,6 @@
           <w:b/>
           <w:lang w:val="en_US" w:bidi="en_US"/>
         </w:rPr>
-        <w:t>ἐκλεκτῶν Θεοῦ</w:t>
-      </w:r>
-    </w:p>
-    <w:p>
-      <w:pPr/>
-      <w:r>
-        <w:rPr>
-          <w:lang w:val="en_US" w:bidi="en_US"/>
-        </w:rPr>
-      </w:r>
-      <w:r>
-        <w:rPr>
-          <w:b/>
-          <w:lang w:val="en_US" w:bidi="en_US"/>
-        </w:rPr>
         <w:t>"of the chosen people of God"</w:t>
       </w:r>
     </w:p>
@@ -1056,21 +961,6 @@
           <w:b/>
           <w:lang w:val="en_US" w:bidi="en_US"/>
         </w:rPr>
-        <w:t>καὶ ἐπίγνωσιν ἀληθείας</w:t>
-      </w:r>
-    </w:p>
-    <w:p>
-      <w:pPr/>
-      <w:r>
-        <w:rPr>
-          <w:lang w:val="en_US" w:bidi="en_US"/>
-        </w:rPr>
-      </w:r>
-      <w:r>
-        <w:rPr>
-          <w:b/>
-          <w:lang w:val="en_US" w:bidi="en_US"/>
-        </w:rPr>
         <w:t>"and knowledge of the truth"</w:t>
       </w:r>
     </w:p>
@@ -1154,21 +1044,6 @@
           <w:b/>
           <w:lang w:val="en_US" w:bidi="en_US"/>
         </w:rPr>
-        <w:t>τῆς κατ’ εὐσέβειαν</w:t>
-      </w:r>
-    </w:p>
-    <w:p>
-      <w:pPr/>
-      <w:r>
-        <w:rPr>
-          <w:lang w:val="en_US" w:bidi="en_US"/>
-        </w:rPr>
-      </w:r>
-      <w:r>
-        <w:rPr>
-          <w:b/>
-          <w:lang w:val="en_US" w:bidi="en_US"/>
-        </w:rPr>
         <w:t>"that agrees with godliness"</w:t>
       </w:r>
     </w:p>
@@ -1265,21 +1140,6 @@
           <w:b/>
           <w:lang w:val="en_US" w:bidi="en_US"/>
         </w:rPr>
-        <w:t>ἐπ’ ἐλπίδι ζωῆς αἰωνίου</w:t>
-      </w:r>
-    </w:p>
-    <w:p>
-      <w:pPr/>
-      <w:r>
-        <w:rPr>
-          <w:lang w:val="en_US" w:bidi="en_US"/>
-        </w:rPr>
-      </w:r>
-      <w:r>
-        <w:rPr>
-          <w:b/>
-          <w:lang w:val="en_US" w:bidi="en_US"/>
-        </w:rPr>
         <w:t>"with the certain hope of eternal life"</w:t>
       </w:r>
     </w:p>
@@ -1402,21 +1262,6 @@
           <w:b/>
           <w:lang w:val="en_US" w:bidi="en_US"/>
         </w:rPr>
-        <w:t>ἐπ’ ἐλπίδι ζωῆς αἰωνίου</w:t>
-      </w:r>
-    </w:p>
-    <w:p>
-      <w:pPr/>
-      <w:r>
-        <w:rPr>
-          <w:lang w:val="en_US" w:bidi="en_US"/>
-        </w:rPr>
-      </w:r>
-      <w:r>
-        <w:rPr>
-          <w:b/>
-          <w:lang w:val="en_US" w:bidi="en_US"/>
-        </w:rPr>
         <w:t>"with the certain hope of eternal life"</w:t>
       </w:r>
     </w:p>
@@ -1513,21 +1358,6 @@
           <w:b/>
           <w:lang w:val="en_US" w:bidi="en_US"/>
         </w:rPr>
-        <w:t>ὁ ἀψευδὴς Θεὸς</w:t>
-      </w:r>
-    </w:p>
-    <w:p>
-      <w:pPr/>
-      <w:r>
-        <w:rPr>
-          <w:lang w:val="en_US" w:bidi="en_US"/>
-        </w:rPr>
-      </w:r>
-      <w:r>
-        <w:rPr>
-          <w:b/>
-          <w:lang w:val="en_US" w:bidi="en_US"/>
-        </w:rPr>
         <w:t>"the non-lying God"</w:t>
       </w:r>
     </w:p>
@@ -1674,21 +1504,6 @@
           <w:b/>
           <w:lang w:val="en_US" w:bidi="en_US"/>
         </w:rPr>
-        <w:t>καιροῖς ἰδίοις</w:t>
-      </w:r>
-    </w:p>
-    <w:p>
-      <w:pPr/>
-      <w:r>
-        <w:rPr>
-          <w:lang w:val="en_US" w:bidi="en_US"/>
-        </w:rPr>
-      </w:r>
-      <w:r>
-        <w:rPr>
-          <w:b/>
-          <w:lang w:val="en_US" w:bidi="en_US"/>
-        </w:rPr>
         <w:t>"at the right time"</w:t>
       </w:r>
     </w:p>
@@ -1752,21 +1567,6 @@
           <w:b/>
           <w:lang w:val="en_US" w:bidi="en_US"/>
         </w:rPr>
-        <w:t>ἐφανέρωσεν &amp; τὸν λόγον αὐτοῦ</w:t>
-      </w:r>
-    </w:p>
-    <w:p>
-      <w:pPr/>
-      <w:r>
-        <w:rPr>
-          <w:lang w:val="en_US" w:bidi="en_US"/>
-        </w:rPr>
-      </w:r>
-      <w:r>
-        <w:rPr>
-          <w:b/>
-          <w:lang w:val="en_US" w:bidi="en_US"/>
-        </w:rPr>
         <w:t>"he revealed his word"</w:t>
       </w:r>
     </w:p>
@@ -1850,21 +1650,6 @@
           <w:b/>
           <w:lang w:val="en_US" w:bidi="en_US"/>
         </w:rPr>
-        <w:t>ἐν κηρύγματι</w:t>
-      </w:r>
-    </w:p>
-    <w:p>
-      <w:pPr/>
-      <w:r>
-        <w:rPr>
-          <w:lang w:val="en_US" w:bidi="en_US"/>
-        </w:rPr>
-      </w:r>
-      <w:r>
-        <w:rPr>
-          <w:b/>
-          <w:lang w:val="en_US" w:bidi="en_US"/>
-        </w:rPr>
         <w:t>"by the proclamation"</w:t>
       </w:r>
     </w:p>
@@ -1961,21 +1746,6 @@
           <w:b/>
           <w:lang w:val="en_US" w:bidi="en_US"/>
         </w:rPr>
-        <w:t>ὃ ἐπιστεύθην ἐγὼ</w:t>
-      </w:r>
-    </w:p>
-    <w:p>
-      <w:pPr/>
-      <w:r>
-        <w:rPr>
-          <w:lang w:val="en_US" w:bidi="en_US"/>
-        </w:rPr>
-      </w:r>
-      <w:r>
-        <w:rPr>
-          <w:b/>
-          <w:lang w:val="en_US" w:bidi="en_US"/>
-        </w:rPr>
         <w:t>"the one I was entrusted with"</w:t>
       </w:r>
     </w:p>
@@ -2059,21 +1829,6 @@
           <w:b/>
           <w:lang w:val="en_US" w:bidi="en_US"/>
         </w:rPr>
-        <w:t>ἡμῶν</w:t>
-      </w:r>
-    </w:p>
-    <w:p>
-      <w:pPr/>
-      <w:r>
-        <w:rPr>
-          <w:lang w:val="en_US" w:bidi="en_US"/>
-        </w:rPr>
-      </w:r>
-      <w:r>
-        <w:rPr>
-          <w:b/>
-          <w:lang w:val="en_US" w:bidi="en_US"/>
-        </w:rPr>
         <w:t>"our"</w:t>
       </w:r>
     </w:p>
@@ -2170,21 +1925,6 @@
           <w:b/>
           <w:lang w:val="en_US" w:bidi="en_US"/>
         </w:rPr>
-        <w:t>γνησίῳ τέκνῳ</w:t>
-      </w:r>
-    </w:p>
-    <w:p>
-      <w:pPr/>
-      <w:r>
-        <w:rPr>
-          <w:lang w:val="en_US" w:bidi="en_US"/>
-        </w:rPr>
-      </w:r>
-      <w:r>
-        <w:rPr>
-          <w:b/>
-          <w:lang w:val="en_US" w:bidi="en_US"/>
-        </w:rPr>
         <w:t>"a true son"</w:t>
       </w:r>
     </w:p>
@@ -2281,21 +2021,6 @@
           <w:b/>
           <w:lang w:val="en_US" w:bidi="en_US"/>
         </w:rPr>
-        <w:t>κατὰ κοινὴν πίστιν</w:t>
-      </w:r>
-    </w:p>
-    <w:p>
-      <w:pPr/>
-      <w:r>
-        <w:rPr>
-          <w:lang w:val="en_US" w:bidi="en_US"/>
-        </w:rPr>
-      </w:r>
-      <w:r>
-        <w:rPr>
-          <w:b/>
-          <w:lang w:val="en_US" w:bidi="en_US"/>
-        </w:rPr>
         <w:t>"in a common faith"</w:t>
       </w:r>
     </w:p>
@@ -2405,21 +2130,6 @@
           <w:b/>
           <w:lang w:val="en_US" w:bidi="en_US"/>
         </w:rPr>
-        <w:t>χάρις καὶ εἰρήνη</w:t>
-      </w:r>
-    </w:p>
-    <w:p>
-      <w:pPr/>
-      <w:r>
-        <w:rPr>
-          <w:lang w:val="en_US" w:bidi="en_US"/>
-        </w:rPr>
-      </w:r>
-      <w:r>
-        <w:rPr>
-          <w:b/>
-          <w:lang w:val="en_US" w:bidi="en_US"/>
-        </w:rPr>
         <w:t>"Grace and peace"</w:t>
       </w:r>
     </w:p>
@@ -2503,21 +2213,6 @@
           <w:b/>
           <w:lang w:val="en_US" w:bidi="en_US"/>
         </w:rPr>
-        <w:t>χάρις καὶ εἰρήνη ἀπὸ Θεοῦ Πατρὸς καὶ Χριστοῦ Ἰησοῦ τοῦ Σωτῆρος ἡμῶν</w:t>
-      </w:r>
-    </w:p>
-    <w:p>
-      <w:pPr/>
-      <w:r>
-        <w:rPr>
-          <w:lang w:val="en_US" w:bidi="en_US"/>
-        </w:rPr>
-      </w:r>
-      <w:r>
-        <w:rPr>
-          <w:b/>
-          <w:lang w:val="en_US" w:bidi="en_US"/>
-        </w:rPr>
         <w:t>"Grace and peace from God the Father and Christ Jesus our Savior"</w:t>
       </w:r>
     </w:p>
@@ -2627,21 +2322,6 @@
           <w:b/>
           <w:lang w:val="en_US" w:bidi="en_US"/>
         </w:rPr>
-        <w:t>Χριστοῦ Ἰησοῦ τοῦ Σωτῆρος ἡμῶν</w:t>
-      </w:r>
-    </w:p>
-    <w:p>
-      <w:pPr/>
-      <w:r>
-        <w:rPr>
-          <w:lang w:val="en_US" w:bidi="en_US"/>
-        </w:rPr>
-      </w:r>
-      <w:r>
-        <w:rPr>
-          <w:b/>
-          <w:lang w:val="en_US" w:bidi="en_US"/>
-        </w:rPr>
         <w:t>"Christ Jesus our Savior"</w:t>
       </w:r>
     </w:p>
@@ -2705,21 +2385,6 @@
           <w:b/>
           <w:lang w:val="en_US" w:bidi="en_US"/>
         </w:rPr>
-        <w:t>ἡμῶν</w:t>
-      </w:r>
-    </w:p>
-    <w:p>
-      <w:pPr/>
-      <w:r>
-        <w:rPr>
-          <w:lang w:val="en_US" w:bidi="en_US"/>
-        </w:rPr>
-      </w:r>
-      <w:r>
-        <w:rPr>
-          <w:b/>
-          <w:lang w:val="en_US" w:bidi="en_US"/>
-        </w:rPr>
         <w:t>"our"</w:t>
       </w:r>
     </w:p>
@@ -2816,21 +2481,6 @@
           <w:b/>
           <w:lang w:val="en_US" w:bidi="en_US"/>
         </w:rPr>
-        <w:t>τούτου χάριν</w:t>
-      </w:r>
-    </w:p>
-    <w:p>
-      <w:pPr/>
-      <w:r>
-        <w:rPr>
-          <w:lang w:val="en_US" w:bidi="en_US"/>
-        </w:rPr>
-      </w:r>
-      <w:r>
-        <w:rPr>
-          <w:b/>
-          <w:lang w:val="en_US" w:bidi="en_US"/>
-        </w:rPr>
         <w:t>"For this purpose"</w:t>
       </w:r>
     </w:p>
@@ -2927,21 +2577,6 @@
           <w:b/>
           <w:lang w:val="en_US" w:bidi="en_US"/>
         </w:rPr>
-        <w:t>ἀπέλιπόν σε ἐν Κρήτῃ</w:t>
-      </w:r>
-    </w:p>
-    <w:p>
-      <w:pPr/>
-      <w:r>
-        <w:rPr>
-          <w:lang w:val="en_US" w:bidi="en_US"/>
-        </w:rPr>
-      </w:r>
-      <w:r>
-        <w:rPr>
-          <w:b/>
-          <w:lang w:val="en_US" w:bidi="en_US"/>
-        </w:rPr>
         <w:t>"I left you in Crete"</w:t>
       </w:r>
     </w:p>
@@ -3005,21 +2640,6 @@
           <w:b/>
           <w:lang w:val="en_US" w:bidi="en_US"/>
         </w:rPr>
-        <w:t>ἵνα τὰ λείποντα ἐπιδιορθώσῃ</w:t>
-      </w:r>
-    </w:p>
-    <w:p>
-      <w:pPr/>
-      <w:r>
-        <w:rPr>
-          <w:lang w:val="en_US" w:bidi="en_US"/>
-        </w:rPr>
-      </w:r>
-      <w:r>
-        <w:rPr>
-          <w:b/>
-          <w:lang w:val="en_US" w:bidi="en_US"/>
-        </w:rPr>
         <w:t>"that you might set in order the things not yet being complete"</w:t>
       </w:r>
     </w:p>
@@ -3083,21 +2703,6 @@
           <w:b/>
           <w:lang w:val="en_US" w:bidi="en_US"/>
         </w:rPr>
-        <w:t>καταστήσῃς &amp; πρεσβυτέρους</w:t>
-      </w:r>
-    </w:p>
-    <w:p>
-      <w:pPr/>
-      <w:r>
-        <w:rPr>
-          <w:lang w:val="en_US" w:bidi="en_US"/>
-        </w:rPr>
-      </w:r>
-      <w:r>
-        <w:rPr>
-          <w:b/>
-          <w:lang w:val="en_US" w:bidi="en_US"/>
-        </w:rPr>
         <w:t>"ordain elders"</w:t>
       </w:r>
     </w:p>
@@ -3161,21 +2766,6 @@
           <w:b/>
           <w:lang w:val="en_US" w:bidi="en_US"/>
         </w:rPr>
-        <w:t>εἴ τίς ἐστιν ἀνέγκλητος</w:t>
-      </w:r>
-    </w:p>
-    <w:p>
-      <w:pPr/>
-      <w:r>
-        <w:rPr>
-          <w:lang w:val="en_US" w:bidi="en_US"/>
-        </w:rPr>
-      </w:r>
-      <w:r>
-        <w:rPr>
-          <w:b/>
-          <w:lang w:val="en_US" w:bidi="en_US"/>
-        </w:rPr>
         <w:t>"if anyone is blameless"</w:t>
       </w:r>
     </w:p>
@@ -3259,21 +2849,6 @@
           <w:b/>
           <w:lang w:val="en_US" w:bidi="en_US"/>
         </w:rPr>
-        <w:t>ἀνέγκλητος</w:t>
-      </w:r>
-    </w:p>
-    <w:p>
-      <w:pPr/>
-      <w:r>
-        <w:rPr>
-          <w:lang w:val="en_US" w:bidi="en_US"/>
-        </w:rPr>
-      </w:r>
-      <w:r>
-        <w:rPr>
-          <w:b/>
-          <w:lang w:val="en_US" w:bidi="en_US"/>
-        </w:rPr>
         <w:t>"blameless"</w:t>
       </w:r>
     </w:p>
@@ -3370,21 +2945,6 @@
           <w:b/>
           <w:lang w:val="en_US" w:bidi="en_US"/>
         </w:rPr>
-        <w:t>μιᾶς γυναικὸς ἀνήρ</w:t>
-      </w:r>
-    </w:p>
-    <w:p>
-      <w:pPr/>
-      <w:r>
-        <w:rPr>
-          <w:lang w:val="en_US" w:bidi="en_US"/>
-        </w:rPr>
-      </w:r>
-      <w:r>
-        <w:rPr>
-          <w:b/>
-          <w:lang w:val="en_US" w:bidi="en_US"/>
-        </w:rPr>
         <w:t>"a husband of one wife"</w:t>
       </w:r>
     </w:p>
@@ -3481,21 +3041,6 @@
           <w:b/>
           <w:lang w:val="en_US" w:bidi="en_US"/>
         </w:rPr>
-        <w:t>τέκνα &amp; πιστά</w:t>
-      </w:r>
-    </w:p>
-    <w:p>
-      <w:pPr/>
-      <w:r>
-        <w:rPr>
-          <w:lang w:val="en_US" w:bidi="en_US"/>
-        </w:rPr>
-      </w:r>
-      <w:r>
-        <w:rPr>
-          <w:b/>
-          <w:lang w:val="en_US" w:bidi="en_US"/>
-        </w:rPr>
         <w:t>"faithful children"</w:t>
       </w:r>
     </w:p>
@@ -3579,21 +3124,6 @@
           <w:b/>
           <w:lang w:val="en_US" w:bidi="en_US"/>
         </w:rPr>
-        <w:t>τὸν ἐπίσκοπον</w:t>
-      </w:r>
-    </w:p>
-    <w:p>
-      <w:pPr/>
-      <w:r>
-        <w:rPr>
-          <w:lang w:val="en_US" w:bidi="en_US"/>
-        </w:rPr>
-      </w:r>
-      <w:r>
-        <w:rPr>
-          <w:b/>
-          <w:lang w:val="en_US" w:bidi="en_US"/>
-        </w:rPr>
         <w:t>"the overseer"</w:t>
       </w:r>
     </w:p>
@@ -3690,21 +3220,6 @@
           <w:b/>
           <w:lang w:val="en_US" w:bidi="en_US"/>
         </w:rPr>
-        <w:t>Θεοῦ οἰκονόμον</w:t>
-      </w:r>
-    </w:p>
-    <w:p>
-      <w:pPr/>
-      <w:r>
-        <w:rPr>
-          <w:lang w:val="en_US" w:bidi="en_US"/>
-        </w:rPr>
-      </w:r>
-      <w:r>
-        <w:rPr>
-          <w:b/>
-          <w:lang w:val="en_US" w:bidi="en_US"/>
-        </w:rPr>
         <w:t>"a household manager of God"</w:t>
       </w:r>
     </w:p>
@@ -3801,21 +3316,6 @@
           <w:b/>
           <w:lang w:val="en_US" w:bidi="en_US"/>
         </w:rPr>
-        <w:t>μὴ πάροινον</w:t>
-      </w:r>
-    </w:p>
-    <w:p>
-      <w:pPr/>
-      <w:r>
-        <w:rPr>
-          <w:lang w:val="en_US" w:bidi="en_US"/>
-        </w:rPr>
-      </w:r>
-      <w:r>
-        <w:rPr>
-          <w:b/>
-          <w:lang w:val="en_US" w:bidi="en_US"/>
-        </w:rPr>
         <w:t>"not addicted to wine"</w:t>
       </w:r>
     </w:p>
@@ -3879,21 +3379,6 @@
           <w:b/>
           <w:lang w:val="en_US" w:bidi="en_US"/>
         </w:rPr>
-        <w:t>μὴ πλήκτην</w:t>
-      </w:r>
-    </w:p>
-    <w:p>
-      <w:pPr/>
-      <w:r>
-        <w:rPr>
-          <w:lang w:val="en_US" w:bidi="en_US"/>
-        </w:rPr>
-      </w:r>
-      <w:r>
-        <w:rPr>
-          <w:b/>
-          <w:lang w:val="en_US" w:bidi="en_US"/>
-        </w:rPr>
         <w:t>"not a brawler"</w:t>
       </w:r>
     </w:p>
@@ -3957,21 +3442,6 @@
           <w:b/>
           <w:lang w:val="en_US" w:bidi="en_US"/>
         </w:rPr>
-        <w:t>ἀλλὰ</w:t>
-      </w:r>
-    </w:p>
-    <w:p>
-      <w:pPr/>
-      <w:r>
-        <w:rPr>
-          <w:lang w:val="en_US" w:bidi="en_US"/>
-        </w:rPr>
-      </w:r>
-      <w:r>
-        <w:rPr>
-          <w:b/>
-          <w:lang w:val="en_US" w:bidi="en_US"/>
-        </w:rPr>
         <w:t>"Instead"</w:t>
       </w:r>
     </w:p>
@@ -4068,21 +3538,6 @@
           <w:b/>
           <w:lang w:val="en_US" w:bidi="en_US"/>
         </w:rPr>
-        <w:t>φιλάγαθον</w:t>
-      </w:r>
-    </w:p>
-    <w:p>
-      <w:pPr/>
-      <w:r>
-        <w:rPr>
-          <w:lang w:val="en_US" w:bidi="en_US"/>
-        </w:rPr>
-      </w:r>
-      <w:r>
-        <w:rPr>
-          <w:b/>
-          <w:lang w:val="en_US" w:bidi="en_US"/>
-        </w:rPr>
         <w:t>"a friend of what is good"</w:t>
       </w:r>
     </w:p>
@@ -4192,21 +3647,6 @@
           <w:b/>
           <w:lang w:val="en_US" w:bidi="en_US"/>
         </w:rPr>
-        <w:t>σώφρονα &amp; ἐγκρατῆ</w:t>
-      </w:r>
-    </w:p>
-    <w:p>
-      <w:pPr/>
-      <w:r>
-        <w:rPr>
-          <w:lang w:val="en_US" w:bidi="en_US"/>
-        </w:rPr>
-      </w:r>
-      <w:r>
-        <w:rPr>
-          <w:b/>
-          <w:lang w:val="en_US" w:bidi="en_US"/>
-        </w:rPr>
         <w:t>"sensible,"</w:t>
       </w:r>
       <w:r>
@@ -4329,21 +3769,6 @@
           <w:b/>
           <w:lang w:val="en_US" w:bidi="en_US"/>
         </w:rPr>
-        <w:t>δίκαιον, ὅσιον</w:t>
-      </w:r>
-    </w:p>
-    <w:p>
-      <w:pPr/>
-      <w:r>
-        <w:rPr>
-          <w:lang w:val="en_US" w:bidi="en_US"/>
-        </w:rPr>
-      </w:r>
-      <w:r>
-        <w:rPr>
-          <w:b/>
-          <w:lang w:val="en_US" w:bidi="en_US"/>
-        </w:rPr>
         <w:t>"righteous, holy"</w:t>
       </w:r>
     </w:p>
@@ -4453,21 +3878,6 @@
           <w:b/>
           <w:lang w:val="en_US" w:bidi="en_US"/>
         </w:rPr>
-        <w:t>ἀντεχόμενον</w:t>
-      </w:r>
-    </w:p>
-    <w:p>
-      <w:pPr/>
-      <w:r>
-        <w:rPr>
-          <w:lang w:val="en_US" w:bidi="en_US"/>
-        </w:rPr>
-      </w:r>
-      <w:r>
-        <w:rPr>
-          <w:b/>
-          <w:lang w:val="en_US" w:bidi="en_US"/>
-        </w:rPr>
         <w:t>"He must hold tightly to"</w:t>
       </w:r>
     </w:p>
@@ -4551,21 +3961,6 @@
           <w:b/>
           <w:lang w:val="en_US" w:bidi="en_US"/>
         </w:rPr>
-        <w:t>κατὰ τὴν διδαχὴν</w:t>
-      </w:r>
-    </w:p>
-    <w:p>
-      <w:pPr/>
-      <w:r>
-        <w:rPr>
-          <w:lang w:val="en_US" w:bidi="en_US"/>
-        </w:rPr>
-      </w:r>
-      <w:r>
-        <w:rPr>
-          <w:b/>
-          <w:lang w:val="en_US" w:bidi="en_US"/>
-        </w:rPr>
         <w:t>"that is in accordance with the teaching"</w:t>
       </w:r>
     </w:p>
@@ -4629,21 +4024,6 @@
           <w:b/>
           <w:lang w:val="en_US" w:bidi="en_US"/>
         </w:rPr>
-        <w:t>ἵνα</w:t>
-      </w:r>
-    </w:p>
-    <w:p>
-      <w:pPr/>
-      <w:r>
-        <w:rPr>
-          <w:lang w:val="en_US" w:bidi="en_US"/>
-        </w:rPr>
-      </w:r>
-      <w:r>
-        <w:rPr>
-          <w:b/>
-          <w:lang w:val="en_US" w:bidi="en_US"/>
-        </w:rPr>
         <w:t>"so that"</w:t>
       </w:r>
     </w:p>
@@ -4740,21 +4120,6 @@
           <w:b/>
           <w:lang w:val="en_US" w:bidi="en_US"/>
         </w:rPr>
-        <w:t>τῇ διδασκαλίᾳ τῇ ὑγιαινούσῃ</w:t>
-      </w:r>
-    </w:p>
-    <w:p>
-      <w:pPr/>
-      <w:r>
-        <w:rPr>
-          <w:lang w:val="en_US" w:bidi="en_US"/>
-        </w:rPr>
-      </w:r>
-      <w:r>
-        <w:rPr>
-          <w:b/>
-          <w:lang w:val="en_US" w:bidi="en_US"/>
-        </w:rPr>
         <w:t>"sound teaching"</w:t>
       </w:r>
     </w:p>
@@ -4864,21 +4229,6 @@
           <w:b/>
           <w:lang w:val="en_US" w:bidi="en_US"/>
         </w:rPr>
-        <w:t>ματαιολόγοι</w:t>
-      </w:r>
-    </w:p>
-    <w:p>
-      <w:pPr/>
-      <w:r>
-        <w:rPr>
-          <w:lang w:val="en_US" w:bidi="en_US"/>
-        </w:rPr>
-      </w:r>
-      <w:r>
-        <w:rPr>
-          <w:b/>
-          <w:lang w:val="en_US" w:bidi="en_US"/>
-        </w:rPr>
         <w:t>"empty talkers"</w:t>
       </w:r>
     </w:p>
@@ -4988,21 +4338,6 @@
           <w:b/>
           <w:lang w:val="en_US" w:bidi="en_US"/>
         </w:rPr>
-        <w:t>φρεναπάται</w:t>
-      </w:r>
-    </w:p>
-    <w:p>
-      <w:pPr/>
-      <w:r>
-        <w:rPr>
-          <w:lang w:val="en_US" w:bidi="en_US"/>
-        </w:rPr>
-      </w:r>
-      <w:r>
-        <w:rPr>
-          <w:b/>
-          <w:lang w:val="en_US" w:bidi="en_US"/>
-        </w:rPr>
         <w:t>"deceivers"</w:t>
       </w:r>
     </w:p>
@@ -5099,21 +4434,6 @@
           <w:b/>
           <w:lang w:val="en_US" w:bidi="en_US"/>
         </w:rPr>
-        <w:t>ματαιολόγοι, καὶ φρεναπάται</w:t>
-      </w:r>
-    </w:p>
-    <w:p>
-      <w:pPr/>
-      <w:r>
-        <w:rPr>
-          <w:lang w:val="en_US" w:bidi="en_US"/>
-        </w:rPr>
-      </w:r>
-      <w:r>
-        <w:rPr>
-          <w:b/>
-          <w:lang w:val="en_US" w:bidi="en_US"/>
-        </w:rPr>
         <w:t>"empty talkers and deceivers"</w:t>
       </w:r>
     </w:p>
@@ -5236,21 +4556,6 @@
           <w:b/>
           <w:lang w:val="en_US" w:bidi="en_US"/>
         </w:rPr>
-        <w:t>οἱ ἐκ τῆς περιτομῆς</w:t>
-      </w:r>
-    </w:p>
-    <w:p>
-      <w:pPr/>
-      <w:r>
-        <w:rPr>
-          <w:lang w:val="en_US" w:bidi="en_US"/>
-        </w:rPr>
-      </w:r>
-      <w:r>
-        <w:rPr>
-          <w:b/>
-          <w:lang w:val="en_US" w:bidi="en_US"/>
-        </w:rPr>
         <w:t>"the ones from the circumcision"</w:t>
       </w:r>
     </w:p>
@@ -5347,21 +4652,6 @@
           <w:b/>
           <w:lang w:val="en_US" w:bidi="en_US"/>
         </w:rPr>
-        <w:t>οὓς δεῖ ἐπιστομίζειν</w:t>
-      </w:r>
-    </w:p>
-    <w:p>
-      <w:pPr/>
-      <w:r>
-        <w:rPr>
-          <w:lang w:val="en_US" w:bidi="en_US"/>
-        </w:rPr>
-      </w:r>
-      <w:r>
-        <w:rPr>
-          <w:b/>
-          <w:lang w:val="en_US" w:bidi="en_US"/>
-        </w:rPr>
         <w:t>"It is necessary to stop them"</w:t>
       </w:r>
     </w:p>
@@ -5445,21 +4735,6 @@
           <w:b/>
           <w:lang w:val="en_US" w:bidi="en_US"/>
         </w:rPr>
-        <w:t>ὅλους οἴκους ἀνατρέπουσιν</w:t>
-      </w:r>
-    </w:p>
-    <w:p>
-      <w:pPr/>
-      <w:r>
-        <w:rPr>
-          <w:lang w:val="en_US" w:bidi="en_US"/>
-        </w:rPr>
-      </w:r>
-      <w:r>
-        <w:rPr>
-          <w:b/>
-          <w:lang w:val="en_US" w:bidi="en_US"/>
-        </w:rPr>
         <w:t>"are upsetting whole households"</w:t>
       </w:r>
     </w:p>
@@ -5543,21 +4818,6 @@
           <w:b/>
           <w:lang w:val="en_US" w:bidi="en_US"/>
         </w:rPr>
-        <w:t>αἰσχροῦ κέρδους χάριν</w:t>
-      </w:r>
-    </w:p>
-    <w:p>
-      <w:pPr/>
-      <w:r>
-        <w:rPr>
-          <w:lang w:val="en_US" w:bidi="en_US"/>
-        </w:rPr>
-      </w:r>
-      <w:r>
-        <w:rPr>
-          <w:b/>
-          <w:lang w:val="en_US" w:bidi="en_US"/>
-        </w:rPr>
         <w:t>"for the sake of shameful profit"</w:t>
       </w:r>
     </w:p>
@@ -5667,21 +4927,6 @@
           <w:b/>
           <w:lang w:val="en_US" w:bidi="en_US"/>
         </w:rPr>
-        <w:t>τις ἐξ αὐτῶν, ἴδιος αὐτῶν προφήτης</w:t>
-      </w:r>
-    </w:p>
-    <w:p>
-      <w:pPr/>
-      <w:r>
-        <w:rPr>
-          <w:lang w:val="en_US" w:bidi="en_US"/>
-        </w:rPr>
-      </w:r>
-      <w:r>
-        <w:rPr>
-          <w:b/>
-          <w:lang w:val="en_US" w:bidi="en_US"/>
-        </w:rPr>
         <w:t>"One of them, of their own prophets"</w:t>
       </w:r>
     </w:p>
@@ -5745,21 +4990,6 @@
           <w:b/>
           <w:lang w:val="en_US" w:bidi="en_US"/>
         </w:rPr>
-        <w:t>Κρῆτες ἀεὶ ψεῦσται</w:t>
-      </w:r>
-    </w:p>
-    <w:p>
-      <w:pPr/>
-      <w:r>
-        <w:rPr>
-          <w:lang w:val="en_US" w:bidi="en_US"/>
-        </w:rPr>
-      </w:r>
-      <w:r>
-        <w:rPr>
-          <w:b/>
-          <w:lang w:val="en_US" w:bidi="en_US"/>
-        </w:rPr>
         <w:t>"Cretans {are} always liars"</w:t>
       </w:r>
     </w:p>
@@ -5856,21 +5086,6 @@
           <w:b/>
           <w:lang w:val="en_US" w:bidi="en_US"/>
         </w:rPr>
-        <w:t>κακὰ θηρία</w:t>
-      </w:r>
-    </w:p>
-    <w:p>
-      <w:pPr/>
-      <w:r>
-        <w:rPr>
-          <w:lang w:val="en_US" w:bidi="en_US"/>
-        </w:rPr>
-      </w:r>
-      <w:r>
-        <w:rPr>
-          <w:b/>
-          <w:lang w:val="en_US" w:bidi="en_US"/>
-        </w:rPr>
         <w:t>"evil beasts"</w:t>
       </w:r>
     </w:p>
@@ -5980,21 +5195,6 @@
           <w:b/>
           <w:lang w:val="en_US" w:bidi="en_US"/>
         </w:rPr>
-        <w:t>γαστέρες ἀργαί</w:t>
-      </w:r>
-    </w:p>
-    <w:p>
-      <w:pPr/>
-      <w:r>
-        <w:rPr>
-          <w:lang w:val="en_US" w:bidi="en_US"/>
-        </w:rPr>
-      </w:r>
-      <w:r>
-        <w:rPr>
-          <w:b/>
-          <w:lang w:val="en_US" w:bidi="en_US"/>
-        </w:rPr>
         <w:t>"lazy bellies"</w:t>
       </w:r>
     </w:p>
@@ -6078,21 +5278,6 @@
           <w:b/>
           <w:lang w:val="en_US" w:bidi="en_US"/>
         </w:rPr>
-        <w:t>δι’ ἣν αἰτίαν ἔλεγχε αὐτοὺς ἀποτόμως</w:t>
-      </w:r>
-    </w:p>
-    <w:p>
-      <w:pPr/>
-      <w:r>
-        <w:rPr>
-          <w:lang w:val="en_US" w:bidi="en_US"/>
-        </w:rPr>
-      </w:r>
-      <w:r>
-        <w:rPr>
-          <w:b/>
-          <w:lang w:val="en_US" w:bidi="en_US"/>
-        </w:rPr>
         <w:t>"For this reason, rebuke them severely"</w:t>
       </w:r>
     </w:p>
@@ -6156,21 +5341,6 @@
           <w:b/>
           <w:lang w:val="en_US" w:bidi="en_US"/>
         </w:rPr>
-        <w:t>δι’ ἣν αἰτίαν</w:t>
-      </w:r>
-    </w:p>
-    <w:p>
-      <w:pPr/>
-      <w:r>
-        <w:rPr>
-          <w:lang w:val="en_US" w:bidi="en_US"/>
-        </w:rPr>
-      </w:r>
-      <w:r>
-        <w:rPr>
-          <w:b/>
-          <w:lang w:val="en_US" w:bidi="en_US"/>
-        </w:rPr>
         <w:t>"For this reason"</w:t>
       </w:r>
     </w:p>
@@ -6267,21 +5437,6 @@
           <w:b/>
           <w:lang w:val="en_US" w:bidi="en_US"/>
         </w:rPr>
-        <w:t>αὐτοὺς</w:t>
-      </w:r>
-    </w:p>
-    <w:p>
-      <w:pPr/>
-      <w:r>
-        <w:rPr>
-          <w:lang w:val="en_US" w:bidi="en_US"/>
-        </w:rPr>
-      </w:r>
-      <w:r>
-        <w:rPr>
-          <w:b/>
-          <w:lang w:val="en_US" w:bidi="en_US"/>
-        </w:rPr>
         <w:t>"them"</w:t>
       </w:r>
     </w:p>
@@ -6419,21 +5574,6 @@
           <w:b/>
           <w:lang w:val="en_US" w:bidi="en_US"/>
         </w:rPr>
-        <w:t>ἵνα ὑγιαίνωσιν ἐν τῇ πίστει</w:t>
-      </w:r>
-    </w:p>
-    <w:p>
-      <w:pPr/>
-      <w:r>
-        <w:rPr>
-          <w:lang w:val="en_US" w:bidi="en_US"/>
-        </w:rPr>
-      </w:r>
-      <w:r>
-        <w:rPr>
-          <w:b/>
-          <w:lang w:val="en_US" w:bidi="en_US"/>
-        </w:rPr>
         <w:t>"so that they may be sound in the faith"</w:t>
       </w:r>
     </w:p>
@@ -6463,7 +5603,7 @@
         </w:rPr>
         <w:t xml:space="preserve"> in </w:t>
       </w:r>
-      <w:hyperlink r:id="rId15">
+      <w:hyperlink r:id="rId13">
         <w:r>
           <w:rPr>
             <w:lang w:val="en_US" w:bidi="en_US"/>
@@ -6548,21 +5688,6 @@
           <w:b/>
           <w:lang w:val="en_US" w:bidi="en_US"/>
         </w:rPr>
-        <w:t>ἵνα</w:t>
-      </w:r>
-    </w:p>
-    <w:p>
-      <w:pPr/>
-      <w:r>
-        <w:rPr>
-          <w:lang w:val="en_US" w:bidi="en_US"/>
-        </w:rPr>
-      </w:r>
-      <w:r>
-        <w:rPr>
-          <w:b/>
-          <w:lang w:val="en_US" w:bidi="en_US"/>
-        </w:rPr>
         <w:t>"so that"</w:t>
       </w:r>
     </w:p>
@@ -6672,21 +5797,6 @@
           <w:b/>
           <w:lang w:val="en_US" w:bidi="en_US"/>
         </w:rPr>
-        <w:t>ἐν τῇ πίστει</w:t>
-      </w:r>
-    </w:p>
-    <w:p>
-      <w:pPr/>
-      <w:r>
-        <w:rPr>
-          <w:lang w:val="en_US" w:bidi="en_US"/>
-        </w:rPr>
-      </w:r>
-      <w:r>
-        <w:rPr>
-          <w:b/>
-          <w:lang w:val="en_US" w:bidi="en_US"/>
-        </w:rPr>
         <w:t>"in the faith"</w:t>
       </w:r>
     </w:p>
@@ -6783,21 +5893,6 @@
           <w:b/>
           <w:lang w:val="en_US" w:bidi="en_US"/>
         </w:rPr>
-        <w:t>Ἰουδαϊκοῖς μύθοις</w:t>
-      </w:r>
-    </w:p>
-    <w:p>
-      <w:pPr/>
-      <w:r>
-        <w:rPr>
-          <w:lang w:val="en_US" w:bidi="en_US"/>
-        </w:rPr>
-      </w:r>
-      <w:r>
-        <w:rPr>
-          <w:b/>
-          <w:lang w:val="en_US" w:bidi="en_US"/>
-        </w:rPr>
         <w:t>"Jewish myths"</w:t>
       </w:r>
     </w:p>
@@ -6861,21 +5956,6 @@
           <w:b/>
           <w:lang w:val="en_US" w:bidi="en_US"/>
         </w:rPr>
-        <w:t>ἀποστρεφομένων τὴν ἀλήθειαν</w:t>
-      </w:r>
-    </w:p>
-    <w:p>
-      <w:pPr/>
-      <w:r>
-        <w:rPr>
-          <w:lang w:val="en_US" w:bidi="en_US"/>
-        </w:rPr>
-      </w:r>
-      <w:r>
-        <w:rPr>
-          <w:b/>
-          <w:lang w:val="en_US" w:bidi="en_US"/>
-        </w:rPr>
         <w:t>"turning away from the truth"</w:t>
       </w:r>
     </w:p>
@@ -6959,21 +6039,6 @@
           <w:b/>
           <w:lang w:val="en_US" w:bidi="en_US"/>
         </w:rPr>
-        <w:t>πάντα καθαρὰ τοῖς καθαροῖς</w:t>
-      </w:r>
-    </w:p>
-    <w:p>
-      <w:pPr/>
-      <w:r>
-        <w:rPr>
-          <w:lang w:val="en_US" w:bidi="en_US"/>
-        </w:rPr>
-      </w:r>
-      <w:r>
-        <w:rPr>
-          <w:b/>
-          <w:lang w:val="en_US" w:bidi="en_US"/>
-        </w:rPr>
         <w:t>"All things {are} pure to the ones {who are} pure"</w:t>
       </w:r>
     </w:p>
@@ -7057,21 +6122,6 @@
           <w:b/>
           <w:lang w:val="en_US" w:bidi="en_US"/>
         </w:rPr>
-        <w:t>τοῖς καθαροῖς</w:t>
-      </w:r>
-    </w:p>
-    <w:p>
-      <w:pPr/>
-      <w:r>
-        <w:rPr>
-          <w:lang w:val="en_US" w:bidi="en_US"/>
-        </w:rPr>
-      </w:r>
-      <w:r>
-        <w:rPr>
-          <w:b/>
-          <w:lang w:val="en_US" w:bidi="en_US"/>
-        </w:rPr>
         <w:t>"to the ones {who are} pure"</w:t>
       </w:r>
     </w:p>
@@ -7135,21 +6185,6 @@
           <w:b/>
           <w:lang w:val="en_US" w:bidi="en_US"/>
         </w:rPr>
-        <w:t>δὲ</w:t>
-      </w:r>
-    </w:p>
-    <w:p>
-      <w:pPr/>
-      <w:r>
-        <w:rPr>
-          <w:lang w:val="en_US" w:bidi="en_US"/>
-        </w:rPr>
-      </w:r>
-      <w:r>
-        <w:rPr>
-          <w:b/>
-          <w:lang w:val="en_US" w:bidi="en_US"/>
-        </w:rPr>
         <w:t>"But"</w:t>
       </w:r>
     </w:p>
@@ -7246,21 +6281,6 @@
           <w:b/>
           <w:lang w:val="en_US" w:bidi="en_US"/>
         </w:rPr>
-        <w:t>τοῖς δὲ μεμιαμμένοις καὶ ἀπίστοις, οὐδὲν καθαρόν</w:t>
-      </w:r>
-    </w:p>
-    <w:p>
-      <w:pPr/>
-      <w:r>
-        <w:rPr>
-          <w:lang w:val="en_US" w:bidi="en_US"/>
-        </w:rPr>
-      </w:r>
-      <w:r>
-        <w:rPr>
-          <w:b/>
-          <w:lang w:val="en_US" w:bidi="en_US"/>
-        </w:rPr>
         <w:t>"But to the ones having been corrupted and unbelieving, nothing {is} pure"</w:t>
       </w:r>
     </w:p>
@@ -7344,21 +6364,6 @@
           <w:b/>
           <w:lang w:val="en_US" w:bidi="en_US"/>
         </w:rPr>
-        <w:t>δὲ</w:t>
-      </w:r>
-    </w:p>
-    <w:p>
-      <w:pPr/>
-      <w:r>
-        <w:rPr>
-          <w:lang w:val="en_US" w:bidi="en_US"/>
-        </w:rPr>
-      </w:r>
-      <w:r>
-        <w:rPr>
-          <w:b/>
-          <w:lang w:val="en_US" w:bidi="en_US"/>
-        </w:rPr>
         <w:t>"but"</w:t>
       </w:r>
     </w:p>
@@ -7455,21 +6460,6 @@
           <w:b/>
           <w:lang w:val="en_US" w:bidi="en_US"/>
         </w:rPr>
-        <w:t>τοῖς &amp; ἔργοις ἀρνοῦνται</w:t>
-      </w:r>
-    </w:p>
-    <w:p>
-      <w:pPr/>
-      <w:r>
-        <w:rPr>
-          <w:lang w:val="en_US" w:bidi="en_US"/>
-        </w:rPr>
-      </w:r>
-      <w:r>
-        <w:rPr>
-          <w:b/>
-          <w:lang w:val="en_US" w:bidi="en_US"/>
-        </w:rPr>
         <w:t>"they deny {him} by their actions"</w:t>
       </w:r>
     </w:p>
@@ -7642,21 +6632,6 @@
           <w:b/>
           <w:lang w:val="en_US" w:bidi="en_US"/>
         </w:rPr>
-        <w:t>σὺ δὲ</w:t>
-      </w:r>
-    </w:p>
-    <w:p>
-      <w:pPr/>
-      <w:r>
-        <w:rPr>
-          <w:lang w:val="en_US" w:bidi="en_US"/>
-        </w:rPr>
-      </w:r>
-      <w:r>
-        <w:rPr>
-          <w:b/>
-          <w:lang w:val="en_US" w:bidi="en_US"/>
-        </w:rPr>
         <w:t>"But you"</w:t>
       </w:r>
     </w:p>
@@ -7753,21 +6728,6 @@
           <w:b/>
           <w:lang w:val="en_US" w:bidi="en_US"/>
         </w:rPr>
-        <w:t>τῇ ὑγιαινούσῃ διδασκαλίᾳ</w:t>
-      </w:r>
-    </w:p>
-    <w:p>
-      <w:pPr/>
-      <w:r>
-        <w:rPr>
-          <w:lang w:val="en_US" w:bidi="en_US"/>
-        </w:rPr>
-      </w:r>
-      <w:r>
-        <w:rPr>
-          <w:b/>
-          <w:lang w:val="en_US" w:bidi="en_US"/>
-        </w:rPr>
         <w:t>"with sound teaching"</w:t>
       </w:r>
     </w:p>
@@ -7797,7 +6757,7 @@
         </w:rPr>
         <w:t xml:space="preserve"> on </w:t>
       </w:r>
-      <w:hyperlink r:id="rId15">
+      <w:hyperlink r:id="rId13">
         <w:r>
           <w:rPr>
             <w:lang w:val="en_US" w:bidi="en_US"/>
@@ -7882,21 +6842,6 @@
           <w:b/>
           <w:lang w:val="en_US" w:bidi="en_US"/>
         </w:rPr>
-        <w:t>πρεσβύτας &amp; εἶναι</w:t>
-      </w:r>
-    </w:p>
-    <w:p>
-      <w:pPr/>
-      <w:r>
-        <w:rPr>
-          <w:lang w:val="en_US" w:bidi="en_US"/>
-        </w:rPr>
-      </w:r>
-      <w:r>
-        <w:rPr>
-          <w:b/>
-          <w:lang w:val="en_US" w:bidi="en_US"/>
-        </w:rPr>
         <w:t>"Older men, to be"</w:t>
       </w:r>
     </w:p>
@@ -7980,21 +6925,6 @@
           <w:b/>
           <w:lang w:val="en_US" w:bidi="en_US"/>
         </w:rPr>
-        <w:t>νηφαλίους &amp; σεμνούς, σώφρονας</w:t>
-      </w:r>
-    </w:p>
-    <w:p>
-      <w:pPr/>
-      <w:r>
-        <w:rPr>
-          <w:lang w:val="en_US" w:bidi="en_US"/>
-        </w:rPr>
-      </w:r>
-      <w:r>
-        <w:rPr>
-          <w:b/>
-          <w:lang w:val="en_US" w:bidi="en_US"/>
-        </w:rPr>
         <w:t>"temperate, dignified, sensible"</w:t>
       </w:r>
     </w:p>
@@ -8078,21 +7008,6 @@
           <w:b/>
           <w:lang w:val="en_US" w:bidi="en_US"/>
         </w:rPr>
-        <w:t>νηφαλίους</w:t>
-      </w:r>
-    </w:p>
-    <w:p>
-      <w:pPr/>
-      <w:r>
-        <w:rPr>
-          <w:lang w:val="en_US" w:bidi="en_US"/>
-        </w:rPr>
-      </w:r>
-      <w:r>
-        <w:rPr>
-          <w:b/>
-          <w:lang w:val="en_US" w:bidi="en_US"/>
-        </w:rPr>
         <w:t>"temperate"</w:t>
       </w:r>
     </w:p>
@@ -8156,21 +7071,6 @@
           <w:b/>
           <w:lang w:val="en_US" w:bidi="en_US"/>
         </w:rPr>
-        <w:t>σώφρονας</w:t>
-      </w:r>
-    </w:p>
-    <w:p>
-      <w:pPr/>
-      <w:r>
-        <w:rPr>
-          <w:lang w:val="en_US" w:bidi="en_US"/>
-        </w:rPr>
-      </w:r>
-      <w:r>
-        <w:rPr>
-          <w:b/>
-          <w:lang w:val="en_US" w:bidi="en_US"/>
-        </w:rPr>
         <w:t>"sensible"</w:t>
       </w:r>
     </w:p>
@@ -8234,21 +7134,6 @@
           <w:b/>
           <w:lang w:val="en_US" w:bidi="en_US"/>
         </w:rPr>
-        <w:t>ὑγιαίνοντας τῇ πίστει τῇ ἀγάπῃ, τῇ ὑπομονῇ</w:t>
-      </w:r>
-    </w:p>
-    <w:p>
-      <w:pPr/>
-      <w:r>
-        <w:rPr>
-          <w:lang w:val="en_US" w:bidi="en_US"/>
-        </w:rPr>
-      </w:r>
-      <w:r>
-        <w:rPr>
-          <w:b/>
-          <w:lang w:val="en_US" w:bidi="en_US"/>
-        </w:rPr>
         <w:t>"sound in faith, in love, {and} in perseverance"</w:t>
       </w:r>
     </w:p>
@@ -8330,7 +7215,7 @@
         </w:rPr>
         <w:t xml:space="preserve"> on </w:t>
       </w:r>
-      <w:hyperlink r:id="rId15">
+      <w:hyperlink r:id="rId13">
         <w:r>
           <w:rPr>
             <w:lang w:val="en_US" w:bidi="en_US"/>
@@ -8361,7 +7246,7 @@
         </w:rPr>
         <w:t xml:space="preserve"> on </w:t>
       </w:r>
-      <w:hyperlink r:id="rId16">
+      <w:hyperlink r:id="rId14">
         <w:r>
           <w:rPr>
             <w:lang w:val="en_US" w:bidi="en_US"/>
@@ -8446,21 +7331,6 @@
           <w:b/>
           <w:lang w:val="en_US" w:bidi="en_US"/>
         </w:rPr>
-        <w:t>ὑγιαίνοντας τῇ πίστει</w:t>
-      </w:r>
-    </w:p>
-    <w:p>
-      <w:pPr/>
-      <w:r>
-        <w:rPr>
-          <w:lang w:val="en_US" w:bidi="en_US"/>
-        </w:rPr>
-      </w:r>
-      <w:r>
-        <w:rPr>
-          <w:b/>
-          <w:lang w:val="en_US" w:bidi="en_US"/>
-        </w:rPr>
         <w:t>"sound in faith"</w:t>
       </w:r>
     </w:p>
@@ -8557,21 +7427,6 @@
           <w:b/>
           <w:lang w:val="en_US" w:bidi="en_US"/>
         </w:rPr>
-        <w:t>τῇ ἀγάπῃ</w:t>
-      </w:r>
-    </w:p>
-    <w:p>
-      <w:pPr/>
-      <w:r>
-        <w:rPr>
-          <w:lang w:val="en_US" w:bidi="en_US"/>
-        </w:rPr>
-      </w:r>
-      <w:r>
-        <w:rPr>
-          <w:b/>
-          <w:lang w:val="en_US" w:bidi="en_US"/>
-        </w:rPr>
         <w:t>"in love"</w:t>
       </w:r>
     </w:p>
@@ -8668,21 +7523,6 @@
           <w:b/>
           <w:lang w:val="en_US" w:bidi="en_US"/>
         </w:rPr>
-        <w:t>τῇ ὑπομονῇ</w:t>
-      </w:r>
-    </w:p>
-    <w:p>
-      <w:pPr/>
-      <w:r>
-        <w:rPr>
-          <w:lang w:val="en_US" w:bidi="en_US"/>
-        </w:rPr>
-      </w:r>
-      <w:r>
-        <w:rPr>
-          <w:b/>
-          <w:lang w:val="en_US" w:bidi="en_US"/>
-        </w:rPr>
         <w:t>"and} in perseverance"</w:t>
       </w:r>
     </w:p>
@@ -8779,21 +7619,6 @@
           <w:b/>
           <w:lang w:val="en_US" w:bidi="en_US"/>
         </w:rPr>
-        <w:t>πρεσβύτιδας ὡσαύτως</w:t>
-      </w:r>
-    </w:p>
-    <w:p>
-      <w:pPr/>
-      <w:r>
-        <w:rPr>
-          <w:lang w:val="en_US" w:bidi="en_US"/>
-        </w:rPr>
-      </w:r>
-      <w:r>
-        <w:rPr>
-          <w:b/>
-          <w:lang w:val="en_US" w:bidi="en_US"/>
-        </w:rPr>
         <w:t>"Older women, likewise"</w:t>
       </w:r>
     </w:p>
@@ -8877,21 +7702,6 @@
           <w:b/>
           <w:lang w:val="en_US" w:bidi="en_US"/>
         </w:rPr>
-        <w:t>οἴνῳ πολλῷ δεδουλωμένας</w:t>
-      </w:r>
-    </w:p>
-    <w:p>
-      <w:pPr/>
-      <w:r>
-        <w:rPr>
-          <w:lang w:val="en_US" w:bidi="en_US"/>
-        </w:rPr>
-      </w:r>
-      <w:r>
-        <w:rPr>
-          <w:b/>
-          <w:lang w:val="en_US" w:bidi="en_US"/>
-        </w:rPr>
         <w:t>"enslaved to much wine"</w:t>
       </w:r>
     </w:p>
@@ -8975,21 +7785,6 @@
           <w:b/>
           <w:lang w:val="en_US" w:bidi="en_US"/>
         </w:rPr>
-        <w:t>οἴνῳ πολλῷ δεδουλωμένας</w:t>
-      </w:r>
-    </w:p>
-    <w:p>
-      <w:pPr/>
-      <w:r>
-        <w:rPr>
-          <w:lang w:val="en_US" w:bidi="en_US"/>
-        </w:rPr>
-      </w:r>
-      <w:r>
-        <w:rPr>
-          <w:b/>
-          <w:lang w:val="en_US" w:bidi="en_US"/>
-        </w:rPr>
         <w:t>"enslaved to much wine"</w:t>
       </w:r>
     </w:p>
@@ -9073,21 +7868,6 @@
           <w:b/>
           <w:lang w:val="en_US" w:bidi="en_US"/>
         </w:rPr>
-        <w:t>καλοδιδασκάλους</w:t>
-      </w:r>
-    </w:p>
-    <w:p>
-      <w:pPr/>
-      <w:r>
-        <w:rPr>
-          <w:lang w:val="en_US" w:bidi="en_US"/>
-        </w:rPr>
-      </w:r>
-      <w:r>
-        <w:rPr>
-          <w:b/>
-          <w:lang w:val="en_US" w:bidi="en_US"/>
-        </w:rPr>
         <w:t>"teachers of what is good"</w:t>
       </w:r>
     </w:p>
@@ -9171,21 +7951,6 @@
           <w:b/>
           <w:lang w:val="en_US" w:bidi="en_US"/>
         </w:rPr>
-        <w:t>ἵνα</w:t>
-      </w:r>
-    </w:p>
-    <w:p>
-      <w:pPr/>
-      <w:r>
-        <w:rPr>
-          <w:lang w:val="en_US" w:bidi="en_US"/>
-        </w:rPr>
-      </w:r>
-      <w:r>
-        <w:rPr>
-          <w:b/>
-          <w:lang w:val="en_US" w:bidi="en_US"/>
-        </w:rPr>
         <w:t>"so that"</w:t>
       </w:r>
     </w:p>
@@ -9295,21 +8060,6 @@
           <w:b/>
           <w:lang w:val="en_US" w:bidi="en_US"/>
         </w:rPr>
-        <w:t>φιλάνδρους</w:t>
-      </w:r>
-    </w:p>
-    <w:p>
-      <w:pPr/>
-      <w:r>
-        <w:rPr>
-          <w:lang w:val="en_US" w:bidi="en_US"/>
-        </w:rPr>
-      </w:r>
-      <w:r>
-        <w:rPr>
-          <w:b/>
-          <w:lang w:val="en_US" w:bidi="en_US"/>
-        </w:rPr>
         <w:t>"lovers of their husbands"</w:t>
       </w:r>
     </w:p>
@@ -9373,21 +8123,6 @@
           <w:b/>
           <w:lang w:val="en_US" w:bidi="en_US"/>
         </w:rPr>
-        <w:t>φιλοτέκνους</w:t>
-      </w:r>
-    </w:p>
-    <w:p>
-      <w:pPr/>
-      <w:r>
-        <w:rPr>
-          <w:lang w:val="en_US" w:bidi="en_US"/>
-        </w:rPr>
-      </w:r>
-      <w:r>
-        <w:rPr>
-          <w:b/>
-          <w:lang w:val="en_US" w:bidi="en_US"/>
-        </w:rPr>
         <w:t>"lovers of their children"</w:t>
       </w:r>
     </w:p>
@@ -9451,21 +8186,6 @@
           <w:b/>
           <w:lang w:val="en_US" w:bidi="en_US"/>
         </w:rPr>
-        <w:t>ὑποτασσομένας τοῖς ἰδίοις ἀνδράσιν</w:t>
-      </w:r>
-    </w:p>
-    <w:p>
-      <w:pPr/>
-      <w:r>
-        <w:rPr>
-          <w:lang w:val="en_US" w:bidi="en_US"/>
-        </w:rPr>
-      </w:r>
-      <w:r>
-        <w:rPr>
-          <w:b/>
-          <w:lang w:val="en_US" w:bidi="en_US"/>
-        </w:rPr>
         <w:t>"and} subject to their own husbands"</w:t>
       </w:r>
     </w:p>
@@ -9529,21 +8249,6 @@
           <w:b/>
           <w:lang w:val="en_US" w:bidi="en_US"/>
         </w:rPr>
-        <w:t>ἵνα</w:t>
-      </w:r>
-    </w:p>
-    <w:p>
-      <w:pPr/>
-      <w:r>
-        <w:rPr>
-          <w:lang w:val="en_US" w:bidi="en_US"/>
-        </w:rPr>
-      </w:r>
-      <w:r>
-        <w:rPr>
-          <w:b/>
-          <w:lang w:val="en_US" w:bidi="en_US"/>
-        </w:rPr>
         <w:t>"so that"</w:t>
       </w:r>
     </w:p>
@@ -9653,21 +8358,6 @@
           <w:b/>
           <w:lang w:val="en_US" w:bidi="en_US"/>
         </w:rPr>
-        <w:t>ἵνα μὴ ὁ λόγος τοῦ Θεοῦ βλασφημῆται</w:t>
-      </w:r>
-    </w:p>
-    <w:p>
-      <w:pPr/>
-      <w:r>
-        <w:rPr>
-          <w:lang w:val="en_US" w:bidi="en_US"/>
-        </w:rPr>
-      </w:r>
-      <w:r>
-        <w:rPr>
-          <w:b/>
-          <w:lang w:val="en_US" w:bidi="en_US"/>
-        </w:rPr>
         <w:t>"so that the word of God may not be insulted"</w:t>
       </w:r>
     </w:p>
@@ -9751,21 +8441,6 @@
           <w:b/>
           <w:lang w:val="en_US" w:bidi="en_US"/>
         </w:rPr>
-        <w:t>ὁ λόγος τοῦ Θεοῦ</w:t>
-      </w:r>
-    </w:p>
-    <w:p>
-      <w:pPr/>
-      <w:r>
-        <w:rPr>
-          <w:lang w:val="en_US" w:bidi="en_US"/>
-        </w:rPr>
-      </w:r>
-      <w:r>
-        <w:rPr>
-          <w:b/>
-          <w:lang w:val="en_US" w:bidi="en_US"/>
-        </w:rPr>
         <w:t>"the word of God"</w:t>
       </w:r>
     </w:p>
@@ -9862,21 +8537,6 @@
           <w:b/>
           <w:lang w:val="en_US" w:bidi="en_US"/>
         </w:rPr>
-        <w:t>ὡσαύτως</w:t>
-      </w:r>
-    </w:p>
-    <w:p>
-      <w:pPr/>
-      <w:r>
-        <w:rPr>
-          <w:lang w:val="en_US" w:bidi="en_US"/>
-        </w:rPr>
-      </w:r>
-      <w:r>
-        <w:rPr>
-          <w:b/>
-          <w:lang w:val="en_US" w:bidi="en_US"/>
-        </w:rPr>
         <w:t>"In the same way"</w:t>
       </w:r>
     </w:p>
@@ -9940,21 +8600,6 @@
           <w:b/>
           <w:lang w:val="en_US" w:bidi="en_US"/>
         </w:rPr>
-        <w:t>περὶ πάντα</w:t>
-      </w:r>
-    </w:p>
-    <w:p>
-      <w:pPr/>
-      <w:r>
-        <w:rPr>
-          <w:lang w:val="en_US" w:bidi="en_US"/>
-        </w:rPr>
-      </w:r>
-      <w:r>
-        <w:rPr>
-          <w:b/>
-          <w:lang w:val="en_US" w:bidi="en_US"/>
-        </w:rPr>
         <w:t>"In everything"</w:t>
       </w:r>
     </w:p>
@@ -10018,21 +8663,6 @@
           <w:b/>
           <w:lang w:val="en_US" w:bidi="en_US"/>
         </w:rPr>
-        <w:t>σεαυτὸν παρεχόμενος</w:t>
-      </w:r>
-    </w:p>
-    <w:p>
-      <w:pPr/>
-      <w:r>
-        <w:rPr>
-          <w:lang w:val="en_US" w:bidi="en_US"/>
-        </w:rPr>
-      </w:r>
-      <w:r>
-        <w:rPr>
-          <w:b/>
-          <w:lang w:val="en_US" w:bidi="en_US"/>
-        </w:rPr>
         <w:t>"present yourself {as"</w:t>
       </w:r>
     </w:p>
@@ -10096,21 +8726,6 @@
           <w:b/>
           <w:lang w:val="en_US" w:bidi="en_US"/>
         </w:rPr>
-        <w:t>τύπον καλῶν ἔργων</w:t>
-      </w:r>
-    </w:p>
-    <w:p>
-      <w:pPr/>
-      <w:r>
-        <w:rPr>
-          <w:lang w:val="en_US" w:bidi="en_US"/>
-        </w:rPr>
-      </w:r>
-      <w:r>
-        <w:rPr>
-          <w:b/>
-          <w:lang w:val="en_US" w:bidi="en_US"/>
-        </w:rPr>
         <w:t>"an example of good works"</w:t>
       </w:r>
     </w:p>
@@ -10174,21 +8789,6 @@
           <w:b/>
           <w:lang w:val="en_US" w:bidi="en_US"/>
         </w:rPr>
-        <w:t>ἐν τῇ διδασκαλίᾳ ἀφθορίαν, σεμνότητα</w:t>
-      </w:r>
-    </w:p>
-    <w:p>
-      <w:pPr/>
-      <w:r>
-        <w:rPr>
-          <w:lang w:val="en_US" w:bidi="en_US"/>
-        </w:rPr>
-      </w:r>
-      <w:r>
-        <w:rPr>
-          <w:b/>
-          <w:lang w:val="en_US" w:bidi="en_US"/>
-        </w:rPr>
         <w:t>"In the teaching, incorruption, dignity"</w:t>
       </w:r>
     </w:p>
@@ -10272,21 +8872,6 @@
           <w:b/>
           <w:lang w:val="en_US" w:bidi="en_US"/>
         </w:rPr>
-        <w:t>ἐν τῇ διδασκαλίᾳ ἀφθορίαν, σεμνότητα</w:t>
-      </w:r>
-    </w:p>
-    <w:p>
-      <w:pPr/>
-      <w:r>
-        <w:rPr>
-          <w:lang w:val="en_US" w:bidi="en_US"/>
-        </w:rPr>
-      </w:r>
-      <w:r>
-        <w:rPr>
-          <w:b/>
-          <w:lang w:val="en_US" w:bidi="en_US"/>
-        </w:rPr>
         <w:t>"In the teaching, incorruption, dignity"</w:t>
       </w:r>
     </w:p>
@@ -10396,21 +8981,6 @@
           <w:b/>
           <w:lang w:val="en_US" w:bidi="en_US"/>
         </w:rPr>
-        <w:t>ἀφθορίαν</w:t>
-      </w:r>
-    </w:p>
-    <w:p>
-      <w:pPr/>
-      <w:r>
-        <w:rPr>
-          <w:lang w:val="en_US" w:bidi="en_US"/>
-        </w:rPr>
-      </w:r>
-      <w:r>
-        <w:rPr>
-          <w:b/>
-          <w:lang w:val="en_US" w:bidi="en_US"/>
-        </w:rPr>
         <w:t>"incorruption"</w:t>
       </w:r>
     </w:p>
@@ -10520,21 +9090,6 @@
           <w:b/>
           <w:lang w:val="en_US" w:bidi="en_US"/>
         </w:rPr>
-        <w:t>ὑγιῆ</w:t>
-      </w:r>
-    </w:p>
-    <w:p>
-      <w:pPr/>
-      <w:r>
-        <w:rPr>
-          <w:lang w:val="en_US" w:bidi="en_US"/>
-        </w:rPr>
-      </w:r>
-      <w:r>
-        <w:rPr>
-          <w:b/>
-          <w:lang w:val="en_US" w:bidi="en_US"/>
-        </w:rPr>
         <w:t>"sound"</w:t>
       </w:r>
     </w:p>
@@ -10577,7 +9132,7 @@
         </w:rPr>
         <w:t xml:space="preserve"> and means “accurate” or “correct,” as it does in </w:t>
       </w:r>
-      <w:hyperlink r:id="rId15">
+      <w:hyperlink r:id="rId13">
         <w:r>
           <w:rPr>
             <w:lang w:val="en_US" w:bidi="en_US"/>
@@ -10595,7 +9150,7 @@
         </w:rPr>
         <w:t xml:space="preserve"> and </w:t>
       </w:r>
-      <w:hyperlink r:id="rId17">
+      <w:hyperlink r:id="rId15">
         <w:r>
           <w:rPr>
             <w:lang w:val="en_US" w:bidi="en_US"/>
@@ -10680,21 +9235,6 @@
           <w:b/>
           <w:lang w:val="en_US" w:bidi="en_US"/>
         </w:rPr>
-        <w:t>ἵνα</w:t>
-      </w:r>
-    </w:p>
-    <w:p>
-      <w:pPr/>
-      <w:r>
-        <w:rPr>
-          <w:lang w:val="en_US" w:bidi="en_US"/>
-        </w:rPr>
-      </w:r>
-      <w:r>
-        <w:rPr>
-          <w:b/>
-          <w:lang w:val="en_US" w:bidi="en_US"/>
-        </w:rPr>
         <w:t>"so that"</w:t>
       </w:r>
     </w:p>
@@ -10791,21 +9331,6 @@
           <w:b/>
           <w:lang w:val="en_US" w:bidi="en_US"/>
         </w:rPr>
-        <w:t>ἵνα ὁ ἐξ ἐναντίας ἐντραπῇ</w:t>
-      </w:r>
-    </w:p>
-    <w:p>
-      <w:pPr/>
-      <w:r>
-        <w:rPr>
-          <w:lang w:val="en_US" w:bidi="en_US"/>
-        </w:rPr>
-      </w:r>
-      <w:r>
-        <w:rPr>
-          <w:b/>
-          <w:lang w:val="en_US" w:bidi="en_US"/>
-        </w:rPr>
         <w:t>"so that the opponent may be ashamed"</w:t>
       </w:r>
     </w:p>
@@ -10889,21 +9414,6 @@
           <w:b/>
           <w:lang w:val="en_US" w:bidi="en_US"/>
         </w:rPr>
-        <w:t>ἡμῶν</w:t>
-      </w:r>
-    </w:p>
-    <w:p>
-      <w:pPr/>
-      <w:r>
-        <w:rPr>
-          <w:lang w:val="en_US" w:bidi="en_US"/>
-        </w:rPr>
-      </w:r>
-      <w:r>
-        <w:rPr>
-          <w:b/>
-          <w:lang w:val="en_US" w:bidi="en_US"/>
-        </w:rPr>
         <w:t>"us"</w:t>
       </w:r>
     </w:p>
@@ -11000,21 +9510,6 @@
           <w:b/>
           <w:lang w:val="en_US" w:bidi="en_US"/>
         </w:rPr>
-        <w:t>δούλους ἰδίοις δεσπόταις ὑποτάσσεσθαι</w:t>
-      </w:r>
-    </w:p>
-    <w:p>
-      <w:pPr/>
-      <w:r>
-        <w:rPr>
-          <w:lang w:val="en_US" w:bidi="en_US"/>
-        </w:rPr>
-      </w:r>
-      <w:r>
-        <w:rPr>
-          <w:b/>
-          <w:lang w:val="en_US" w:bidi="en_US"/>
-        </w:rPr>
         <w:t>"Slaves, to be subject to their own masters"</w:t>
       </w:r>
     </w:p>
@@ -11098,21 +9593,6 @@
           <w:b/>
           <w:lang w:val="en_US" w:bidi="en_US"/>
         </w:rPr>
-        <w:t>ἐν πᾶσιν</w:t>
-      </w:r>
-    </w:p>
-    <w:p>
-      <w:pPr/>
-      <w:r>
-        <w:rPr>
-          <w:lang w:val="en_US" w:bidi="en_US"/>
-        </w:rPr>
-      </w:r>
-      <w:r>
-        <w:rPr>
-          <w:b/>
-          <w:lang w:val="en_US" w:bidi="en_US"/>
-        </w:rPr>
         <w:t>"in everything"</w:t>
       </w:r>
     </w:p>
@@ -11176,21 +9656,6 @@
           <w:b/>
           <w:lang w:val="en_US" w:bidi="en_US"/>
         </w:rPr>
-        <w:t>εὐαρέστους εἶναι</w:t>
-      </w:r>
-    </w:p>
-    <w:p>
-      <w:pPr/>
-      <w:r>
-        <w:rPr>
-          <w:lang w:val="en_US" w:bidi="en_US"/>
-        </w:rPr>
-      </w:r>
-      <w:r>
-        <w:rPr>
-          <w:b/>
-          <w:lang w:val="en_US" w:bidi="en_US"/>
-        </w:rPr>
         <w:t>"to be pleasing"</w:t>
       </w:r>
     </w:p>
@@ -11274,21 +9739,6 @@
           <w:b/>
           <w:lang w:val="en_US" w:bidi="en_US"/>
         </w:rPr>
-        <w:t>μὴ νοσφιζομένους</w:t>
-      </w:r>
-    </w:p>
-    <w:p>
-      <w:pPr/>
-      <w:r>
-        <w:rPr>
-          <w:lang w:val="en_US" w:bidi="en_US"/>
-        </w:rPr>
-      </w:r>
-      <w:r>
-        <w:rPr>
-          <w:b/>
-          <w:lang w:val="en_US" w:bidi="en_US"/>
-        </w:rPr>
         <w:t>"not to steal"</w:t>
       </w:r>
     </w:p>
@@ -11372,21 +9822,6 @@
           <w:b/>
           <w:lang w:val="en_US" w:bidi="en_US"/>
         </w:rPr>
-        <w:t>ἀλλὰ</w:t>
-      </w:r>
-    </w:p>
-    <w:p>
-      <w:pPr/>
-      <w:r>
-        <w:rPr>
-          <w:lang w:val="en_US" w:bidi="en_US"/>
-        </w:rPr>
-      </w:r>
-      <w:r>
-        <w:rPr>
-          <w:b/>
-          <w:lang w:val="en_US" w:bidi="en_US"/>
-        </w:rPr>
         <w:t>"but"</w:t>
       </w:r>
     </w:p>
@@ -11483,21 +9918,6 @@
           <w:b/>
           <w:lang w:val="en_US" w:bidi="en_US"/>
         </w:rPr>
-        <w:t>πᾶσαν πίστιν ἐνδεικνυμένους ἀγαθήν</w:t>
-      </w:r>
-    </w:p>
-    <w:p>
-      <w:pPr/>
-      <w:r>
-        <w:rPr>
-          <w:lang w:val="en_US" w:bidi="en_US"/>
-        </w:rPr>
-      </w:r>
-      <w:r>
-        <w:rPr>
-          <w:b/>
-          <w:lang w:val="en_US" w:bidi="en_US"/>
-        </w:rPr>
         <w:t>"to demonstrate all good faith"</w:t>
       </w:r>
     </w:p>
@@ -11561,21 +9981,6 @@
           <w:b/>
           <w:lang w:val="en_US" w:bidi="en_US"/>
         </w:rPr>
-        <w:t>ἵνα</w:t>
-      </w:r>
-    </w:p>
-    <w:p>
-      <w:pPr/>
-      <w:r>
-        <w:rPr>
-          <w:lang w:val="en_US" w:bidi="en_US"/>
-        </w:rPr>
-      </w:r>
-      <w:r>
-        <w:rPr>
-          <w:b/>
-          <w:lang w:val="en_US" w:bidi="en_US"/>
-        </w:rPr>
         <w:t>"so that"</w:t>
       </w:r>
     </w:p>
@@ -11698,21 +10103,6 @@
           <w:b/>
           <w:lang w:val="en_US" w:bidi="en_US"/>
         </w:rPr>
-        <w:t>ἐν πᾶσιν</w:t>
-      </w:r>
-    </w:p>
-    <w:p>
-      <w:pPr/>
-      <w:r>
-        <w:rPr>
-          <w:lang w:val="en_US" w:bidi="en_US"/>
-        </w:rPr>
-      </w:r>
-      <w:r>
-        <w:rPr>
-          <w:b/>
-          <w:lang w:val="en_US" w:bidi="en_US"/>
-        </w:rPr>
         <w:t>"in every way"</w:t>
       </w:r>
     </w:p>
@@ -11776,21 +10166,6 @@
           <w:b/>
           <w:lang w:val="en_US" w:bidi="en_US"/>
         </w:rPr>
-        <w:t>τὴν διδασκαλίαν τὴν τοῦ Σωτῆρος ἡμῶν, Θεοῦ, κοσμῶσιν</w:t>
-      </w:r>
-    </w:p>
-    <w:p>
-      <w:pPr/>
-      <w:r>
-        <w:rPr>
-          <w:lang w:val="en_US" w:bidi="en_US"/>
-        </w:rPr>
-      </w:r>
-      <w:r>
-        <w:rPr>
-          <w:b/>
-          <w:lang w:val="en_US" w:bidi="en_US"/>
-        </w:rPr>
         <w:t>"they may show the beauty of the teaching that {is} about God our Savior"</w:t>
       </w:r>
     </w:p>
@@ -11854,21 +10229,6 @@
           <w:b/>
           <w:lang w:val="en_US" w:bidi="en_US"/>
         </w:rPr>
-        <w:t>ἡμῶν</w:t>
-      </w:r>
-    </w:p>
-    <w:p>
-      <w:pPr/>
-      <w:r>
-        <w:rPr>
-          <w:lang w:val="en_US" w:bidi="en_US"/>
-        </w:rPr>
-      </w:r>
-      <w:r>
-        <w:rPr>
-          <w:b/>
-          <w:lang w:val="en_US" w:bidi="en_US"/>
-        </w:rPr>
         <w:t>"our"</w:t>
       </w:r>
     </w:p>
@@ -11965,21 +10325,6 @@
           <w:b/>
           <w:lang w:val="en_US" w:bidi="en_US"/>
         </w:rPr>
-        <w:t>γὰρ</w:t>
-      </w:r>
-    </w:p>
-    <w:p>
-      <w:pPr/>
-      <w:r>
-        <w:rPr>
-          <w:lang w:val="en_US" w:bidi="en_US"/>
-        </w:rPr>
-      </w:r>
-      <w:r>
-        <w:rPr>
-          <w:b/>
-          <w:lang w:val="en_US" w:bidi="en_US"/>
-        </w:rPr>
         <w:t>"For"</w:t>
       </w:r>
     </w:p>
@@ -12076,21 +10421,6 @@
           <w:b/>
           <w:lang w:val="en_US" w:bidi="en_US"/>
         </w:rPr>
-        <w:t>ἐπεφάνη &amp; ἡ χάρις τοῦ Θεοῦ</w:t>
-      </w:r>
-    </w:p>
-    <w:p>
-      <w:pPr/>
-      <w:r>
-        <w:rPr>
-          <w:lang w:val="en_US" w:bidi="en_US"/>
-        </w:rPr>
-      </w:r>
-      <w:r>
-        <w:rPr>
-          <w:b/>
-          <w:lang w:val="en_US" w:bidi="en_US"/>
-        </w:rPr>
         <w:t>"the grace of God has appeared"</w:t>
       </w:r>
     </w:p>
@@ -12187,21 +10517,6 @@
           <w:b/>
           <w:lang w:val="en_US" w:bidi="en_US"/>
         </w:rPr>
-        <w:t>ἐπεφάνη γὰρ ἡ χάρις τοῦ Θεοῦ σωτήριος πᾶσιν ἀνθρώποις</w:t>
-      </w:r>
-    </w:p>
-    <w:p>
-      <w:pPr/>
-      <w:r>
-        <w:rPr>
-          <w:lang w:val="en_US" w:bidi="en_US"/>
-        </w:rPr>
-      </w:r>
-      <w:r>
-        <w:rPr>
-          <w:b/>
-          <w:lang w:val="en_US" w:bidi="en_US"/>
-        </w:rPr>
         <w:t>"For the grace of God has appeared, salvific for all men"</w:t>
       </w:r>
     </w:p>
@@ -12298,21 +10613,6 @@
           <w:b/>
           <w:lang w:val="en_US" w:bidi="en_US"/>
         </w:rPr>
-        <w:t>σωτήριος πᾶσιν ἀνθρώποις</w:t>
-      </w:r>
-    </w:p>
-    <w:p>
-      <w:pPr/>
-      <w:r>
-        <w:rPr>
-          <w:lang w:val="en_US" w:bidi="en_US"/>
-        </w:rPr>
-      </w:r>
-      <w:r>
-        <w:rPr>
-          <w:b/>
-          <w:lang w:val="en_US" w:bidi="en_US"/>
-        </w:rPr>
         <w:t>"salvific for all men"</w:t>
       </w:r>
     </w:p>
@@ -12422,21 +10722,6 @@
           <w:b/>
           <w:lang w:val="en_US" w:bidi="en_US"/>
         </w:rPr>
-        <w:t>πᾶσιν ἀνθρώποις</w:t>
-      </w:r>
-    </w:p>
-    <w:p>
-      <w:pPr/>
-      <w:r>
-        <w:rPr>
-          <w:lang w:val="en_US" w:bidi="en_US"/>
-        </w:rPr>
-      </w:r>
-      <w:r>
-        <w:rPr>
-          <w:b/>
-          <w:lang w:val="en_US" w:bidi="en_US"/>
-        </w:rPr>
         <w:t>"for all men"</w:t>
       </w:r>
     </w:p>
@@ -12533,21 +10818,6 @@
           <w:b/>
           <w:lang w:val="en_US" w:bidi="en_US"/>
         </w:rPr>
-        <w:t>παιδεύουσα ἡμᾶς</w:t>
-      </w:r>
-    </w:p>
-    <w:p>
-      <w:pPr/>
-      <w:r>
-        <w:rPr>
-          <w:lang w:val="en_US" w:bidi="en_US"/>
-        </w:rPr>
-      </w:r>
-      <w:r>
-        <w:rPr>
-          <w:b/>
-          <w:lang w:val="en_US" w:bidi="en_US"/>
-        </w:rPr>
         <w:t>"training us"</w:t>
       </w:r>
     </w:p>
@@ -12631,21 +10901,6 @@
           <w:b/>
           <w:lang w:val="en_US" w:bidi="en_US"/>
         </w:rPr>
-        <w:t>ἡμᾶς</w:t>
-      </w:r>
-    </w:p>
-    <w:p>
-      <w:pPr/>
-      <w:r>
-        <w:rPr>
-          <w:lang w:val="en_US" w:bidi="en_US"/>
-        </w:rPr>
-      </w:r>
-      <w:r>
-        <w:rPr>
-          <w:b/>
-          <w:lang w:val="en_US" w:bidi="en_US"/>
-        </w:rPr>
         <w:t>"us"</w:t>
       </w:r>
     </w:p>
@@ -12742,21 +10997,6 @@
           <w:b/>
           <w:lang w:val="en_US" w:bidi="en_US"/>
         </w:rPr>
-        <w:t>τὴν ἀσέβειαν</w:t>
-      </w:r>
-    </w:p>
-    <w:p>
-      <w:pPr/>
-      <w:r>
-        <w:rPr>
-          <w:lang w:val="en_US" w:bidi="en_US"/>
-        </w:rPr>
-      </w:r>
-      <w:r>
-        <w:rPr>
-          <w:b/>
-          <w:lang w:val="en_US" w:bidi="en_US"/>
-        </w:rPr>
         <w:t>"godlessness"</w:t>
       </w:r>
     </w:p>
@@ -12853,21 +11093,6 @@
           <w:b/>
           <w:lang w:val="en_US" w:bidi="en_US"/>
         </w:rPr>
-        <w:t>τὰς κοσμικὰς ἐπιθυμίας</w:t>
-      </w:r>
-    </w:p>
-    <w:p>
-      <w:pPr/>
-      <w:r>
-        <w:rPr>
-          <w:lang w:val="en_US" w:bidi="en_US"/>
-        </w:rPr>
-      </w:r>
-      <w:r>
-        <w:rPr>
-          <w:b/>
-          <w:lang w:val="en_US" w:bidi="en_US"/>
-        </w:rPr>
         <w:t>"worldly passions"</w:t>
       </w:r>
     </w:p>
@@ -12964,21 +11189,6 @@
           <w:b/>
           <w:lang w:val="en_US" w:bidi="en_US"/>
         </w:rPr>
-        <w:t>ἀσέβειαν &amp; εὐσεβῶς</w:t>
-      </w:r>
-    </w:p>
-    <w:p>
-      <w:pPr/>
-      <w:r>
-        <w:rPr>
-          <w:lang w:val="en_US" w:bidi="en_US"/>
-        </w:rPr>
-      </w:r>
-      <w:r>
-        <w:rPr>
-          <w:b/>
-          <w:lang w:val="en_US" w:bidi="en_US"/>
-        </w:rPr>
         <w:t>"godlessness"</w:t>
       </w:r>
       <w:r>
@@ -13055,21 +11265,6 @@
           <w:b/>
           <w:lang w:val="en_US" w:bidi="en_US"/>
         </w:rPr>
-        <w:t>ἐν τῷ νῦν αἰῶνι</w:t>
-      </w:r>
-    </w:p>
-    <w:p>
-      <w:pPr/>
-      <w:r>
-        <w:rPr>
-          <w:lang w:val="en_US" w:bidi="en_US"/>
-        </w:rPr>
-      </w:r>
-      <w:r>
-        <w:rPr>
-          <w:b/>
-          <w:lang w:val="en_US" w:bidi="en_US"/>
-        </w:rPr>
         <w:t>"in the present age"</w:t>
       </w:r>
     </w:p>
@@ -13133,21 +11328,6 @@
           <w:b/>
           <w:lang w:val="en_US" w:bidi="en_US"/>
         </w:rPr>
-        <w:t>προσδεχόμενοι</w:t>
-      </w:r>
-    </w:p>
-    <w:p>
-      <w:pPr/>
-      <w:r>
-        <w:rPr>
-          <w:lang w:val="en_US" w:bidi="en_US"/>
-        </w:rPr>
-      </w:r>
-      <w:r>
-        <w:rPr>
-          <w:b/>
-          <w:lang w:val="en_US" w:bidi="en_US"/>
-        </w:rPr>
         <w:t>"while we look forward to receiving"</w:t>
       </w:r>
     </w:p>
@@ -13211,21 +11391,6 @@
           <w:b/>
           <w:lang w:val="en_US" w:bidi="en_US"/>
         </w:rPr>
-        <w:t>τὴν μακαρίαν ἐλπίδα, καὶ ἐπιφάνειαν τῆς δόξης</w:t>
-      </w:r>
-    </w:p>
-    <w:p>
-      <w:pPr/>
-      <w:r>
-        <w:rPr>
-          <w:lang w:val="en_US" w:bidi="en_US"/>
-        </w:rPr>
-      </w:r>
-      <w:r>
-        <w:rPr>
-          <w:b/>
-          <w:lang w:val="en_US" w:bidi="en_US"/>
-        </w:rPr>
         <w:t>"the blessed hope and appearing of the glory"</w:t>
       </w:r>
     </w:p>
@@ -13361,21 +11526,6 @@
           <w:b/>
           <w:lang w:val="en_US" w:bidi="en_US"/>
         </w:rPr>
-        <w:t>τὴν μακαρίαν ἐλπίδα, καὶ ἐπιφάνειαν τῆς δόξης</w:t>
-      </w:r>
-    </w:p>
-    <w:p>
-      <w:pPr/>
-      <w:r>
-        <w:rPr>
-          <w:lang w:val="en_US" w:bidi="en_US"/>
-        </w:rPr>
-      </w:r>
-      <w:r>
-        <w:rPr>
-          <w:b/>
-          <w:lang w:val="en_US" w:bidi="en_US"/>
-        </w:rPr>
         <w:t>"the blessed hope and appearing of the glory"</w:t>
       </w:r>
     </w:p>
@@ -13485,21 +11635,6 @@
           <w:b/>
           <w:lang w:val="en_US" w:bidi="en_US"/>
         </w:rPr>
-        <w:t>τὴν μακαρίαν ἐλπίδα, καὶ ἐπιφάνειαν τῆς δόξης τοῦ μεγάλου Θεοῦ καὶ Σωτῆρος ἡμῶν, Ἰησοῦ Χριστοῦ</w:t>
-      </w:r>
-    </w:p>
-    <w:p>
-      <w:pPr/>
-      <w:r>
-        <w:rPr>
-          <w:lang w:val="en_US" w:bidi="en_US"/>
-        </w:rPr>
-      </w:r>
-      <w:r>
-        <w:rPr>
-          <w:b/>
-          <w:lang w:val="en_US" w:bidi="en_US"/>
-        </w:rPr>
         <w:t>"the blessed hope and appearing of the glory of our great God and Savior Jesus Christ"</w:t>
       </w:r>
     </w:p>
@@ -13622,21 +11757,6 @@
           <w:b/>
           <w:lang w:val="en_US" w:bidi="en_US"/>
         </w:rPr>
-        <w:t>τοῦ μεγάλου Θεοῦ καὶ Σωτῆρος ἡμῶν, Ἰησοῦ Χριστοῦ</w:t>
-      </w:r>
-    </w:p>
-    <w:p>
-      <w:pPr/>
-      <w:r>
-        <w:rPr>
-          <w:lang w:val="en_US" w:bidi="en_US"/>
-        </w:rPr>
-      </w:r>
-      <w:r>
-        <w:rPr>
-          <w:b/>
-          <w:lang w:val="en_US" w:bidi="en_US"/>
-        </w:rPr>
         <w:t>"of our great God and Savior Jesus Christ"</w:t>
       </w:r>
     </w:p>
@@ -13759,21 +11879,6 @@
           <w:b/>
           <w:lang w:val="en_US" w:bidi="en_US"/>
         </w:rPr>
-        <w:t>ὃς ἔδωκεν ἑαυτὸν ὑπὲρ ἡμῶν</w:t>
-      </w:r>
-    </w:p>
-    <w:p>
-      <w:pPr/>
-      <w:r>
-        <w:rPr>
-          <w:lang w:val="en_US" w:bidi="en_US"/>
-        </w:rPr>
-      </w:r>
-      <w:r>
-        <w:rPr>
-          <w:b/>
-          <w:lang w:val="en_US" w:bidi="en_US"/>
-        </w:rPr>
         <w:t>"He gave himself for us"</w:t>
       </w:r>
     </w:p>
@@ -13857,21 +11962,6 @@
           <w:b/>
           <w:lang w:val="en_US" w:bidi="en_US"/>
         </w:rPr>
-        <w:t>ἡμῶν</w:t>
-      </w:r>
-    </w:p>
-    <w:p>
-      <w:pPr/>
-      <w:r>
-        <w:rPr>
-          <w:lang w:val="en_US" w:bidi="en_US"/>
-        </w:rPr>
-      </w:r>
-      <w:r>
-        <w:rPr>
-          <w:b/>
-          <w:lang w:val="en_US" w:bidi="en_US"/>
-        </w:rPr>
         <w:t>"us"</w:t>
       </w:r>
     </w:p>
@@ -13968,21 +12058,6 @@
           <w:b/>
           <w:lang w:val="en_US" w:bidi="en_US"/>
         </w:rPr>
-        <w:t>λυτρώσηται ἡμᾶς ἀπὸ πάσης ἀνομίας</w:t>
-      </w:r>
-    </w:p>
-    <w:p>
-      <w:pPr/>
-      <w:r>
-        <w:rPr>
-          <w:lang w:val="en_US" w:bidi="en_US"/>
-        </w:rPr>
-      </w:r>
-      <w:r>
-        <w:rPr>
-          <w:b/>
-          <w:lang w:val="en_US" w:bidi="en_US"/>
-        </w:rPr>
         <w:t>"to redeem us from all lawlessness"</w:t>
       </w:r>
     </w:p>
@@ -14079,21 +12154,6 @@
           <w:b/>
           <w:lang w:val="en_US" w:bidi="en_US"/>
         </w:rPr>
-        <w:t>ἡμᾶς</w:t>
-      </w:r>
-    </w:p>
-    <w:p>
-      <w:pPr/>
-      <w:r>
-        <w:rPr>
-          <w:lang w:val="en_US" w:bidi="en_US"/>
-        </w:rPr>
-      </w:r>
-      <w:r>
-        <w:rPr>
-          <w:b/>
-          <w:lang w:val="en_US" w:bidi="en_US"/>
-        </w:rPr>
         <w:t>"us"</w:t>
       </w:r>
     </w:p>
@@ -14190,21 +12250,6 @@
           <w:b/>
           <w:lang w:val="en_US" w:bidi="en_US"/>
         </w:rPr>
-        <w:t>λαὸν περιούσιον</w:t>
-      </w:r>
-    </w:p>
-    <w:p>
-      <w:pPr/>
-      <w:r>
-        <w:rPr>
-          <w:lang w:val="en_US" w:bidi="en_US"/>
-        </w:rPr>
-      </w:r>
-      <w:r>
-        <w:rPr>
-          <w:b/>
-          <w:lang w:val="en_US" w:bidi="en_US"/>
-        </w:rPr>
         <w:t>"a chosen people"</w:t>
       </w:r>
     </w:p>
@@ -14288,21 +12333,6 @@
           <w:b/>
           <w:lang w:val="en_US" w:bidi="en_US"/>
         </w:rPr>
-        <w:t>ζηλωτὴν καλῶν ἔργων</w:t>
-      </w:r>
-    </w:p>
-    <w:p>
-      <w:pPr/>
-      <w:r>
-        <w:rPr>
-          <w:lang w:val="en_US" w:bidi="en_US"/>
-        </w:rPr>
-      </w:r>
-      <w:r>
-        <w:rPr>
-          <w:b/>
-          <w:lang w:val="en_US" w:bidi="en_US"/>
-        </w:rPr>
         <w:t>"zealous for good works"</w:t>
       </w:r>
     </w:p>
@@ -14366,21 +12396,6 @@
           <w:b/>
           <w:lang w:val="en_US" w:bidi="en_US"/>
         </w:rPr>
-        <w:t>ταῦτα</w:t>
-      </w:r>
-    </w:p>
-    <w:p>
-      <w:pPr/>
-      <w:r>
-        <w:rPr>
-          <w:lang w:val="en_US" w:bidi="en_US"/>
-        </w:rPr>
-      </w:r>
-      <w:r>
-        <w:rPr>
-          <w:b/>
-          <w:lang w:val="en_US" w:bidi="en_US"/>
-        </w:rPr>
         <w:t>"of these things"</w:t>
       </w:r>
     </w:p>
@@ -14477,21 +12492,6 @@
           <w:b/>
           <w:lang w:val="en_US" w:bidi="en_US"/>
         </w:rPr>
-        <w:t>παρακάλει</w:t>
-      </w:r>
-    </w:p>
-    <w:p>
-      <w:pPr/>
-      <w:r>
-        <w:rPr>
-          <w:lang w:val="en_US" w:bidi="en_US"/>
-        </w:rPr>
-      </w:r>
-      <w:r>
-        <w:rPr>
-          <w:b/>
-          <w:lang w:val="en_US" w:bidi="en_US"/>
-        </w:rPr>
         <w:t>"exhort"</w:t>
       </w:r>
     </w:p>
@@ -14588,21 +12588,6 @@
           <w:b/>
           <w:lang w:val="en_US" w:bidi="en_US"/>
         </w:rPr>
-        <w:t>ἔλεγχε, μετὰ πάσης ἐπιταγῆς</w:t>
-      </w:r>
-    </w:p>
-    <w:p>
-      <w:pPr/>
-      <w:r>
-        <w:rPr>
-          <w:lang w:val="en_US" w:bidi="en_US"/>
-        </w:rPr>
-      </w:r>
-      <w:r>
-        <w:rPr>
-          <w:b/>
-          <w:lang w:val="en_US" w:bidi="en_US"/>
-        </w:rPr>
         <w:t>"rebuke with all authority"</w:t>
       </w:r>
     </w:p>
@@ -14699,21 +12684,6 @@
           <w:b/>
           <w:lang w:val="en_US" w:bidi="en_US"/>
         </w:rPr>
-        <w:t>μετὰ πάσης ἐπιταγῆς</w:t>
-      </w:r>
-    </w:p>
-    <w:p>
-      <w:pPr/>
-      <w:r>
-        <w:rPr>
-          <w:lang w:val="en_US" w:bidi="en_US"/>
-        </w:rPr>
-      </w:r>
-      <w:r>
-        <w:rPr>
-          <w:b/>
-          <w:lang w:val="en_US" w:bidi="en_US"/>
-        </w:rPr>
         <w:t>"with all authority"</w:t>
       </w:r>
     </w:p>
@@ -14810,21 +12780,6 @@
           <w:b/>
           <w:lang w:val="en_US" w:bidi="en_US"/>
         </w:rPr>
-        <w:t>μηδείς σου περιφρονείτω</w:t>
-      </w:r>
-    </w:p>
-    <w:p>
-      <w:pPr/>
-      <w:r>
-        <w:rPr>
-          <w:lang w:val="en_US" w:bidi="en_US"/>
-        </w:rPr>
-      </w:r>
-      <w:r>
-        <w:rPr>
-          <w:b/>
-          <w:lang w:val="en_US" w:bidi="en_US"/>
-        </w:rPr>
         <w:t>"Let no one disregard you"</w:t>
       </w:r>
     </w:p>
@@ -14888,21 +12843,6 @@
           <w:b/>
           <w:lang w:val="en_US" w:bidi="en_US"/>
         </w:rPr>
-        <w:t>μηδείς σου περιφρονείτω</w:t>
-      </w:r>
-    </w:p>
-    <w:p>
-      <w:pPr/>
-      <w:r>
-        <w:rPr>
-          <w:lang w:val="en_US" w:bidi="en_US"/>
-        </w:rPr>
-      </w:r>
-      <w:r>
-        <w:rPr>
-          <w:b/>
-          <w:lang w:val="en_US" w:bidi="en_US"/>
-        </w:rPr>
         <w:t>"Let no one disregard you"</w:t>
       </w:r>
     </w:p>
@@ -14986,21 +12926,6 @@
           <w:b/>
           <w:lang w:val="en_US" w:bidi="en_US"/>
         </w:rPr>
-        <w:t>μηδείς σου περιφρονείτω</w:t>
-      </w:r>
-    </w:p>
-    <w:p>
-      <w:pPr/>
-      <w:r>
-        <w:rPr>
-          <w:lang w:val="en_US" w:bidi="en_US"/>
-        </w:rPr>
-      </w:r>
-      <w:r>
-        <w:rPr>
-          <w:b/>
-          <w:lang w:val="en_US" w:bidi="en_US"/>
-        </w:rPr>
         <w:t>"Let no one disregard you"</w:t>
       </w:r>
     </w:p>
@@ -15235,21 +13160,6 @@
           <w:b/>
           <w:lang w:val="en_US" w:bidi="en_US"/>
         </w:rPr>
-        <w:t>ὑπομίμνῃσκε αὐτοὺς &amp; ὑποτάσσεσθαι</w:t>
-      </w:r>
-    </w:p>
-    <w:p>
-      <w:pPr/>
-      <w:r>
-        <w:rPr>
-          <w:lang w:val="en_US" w:bidi="en_US"/>
-        </w:rPr>
-      </w:r>
-      <w:r>
-        <w:rPr>
-          <w:b/>
-          <w:lang w:val="en_US" w:bidi="en_US"/>
-        </w:rPr>
         <w:t>"Remind them to submit"</w:t>
       </w:r>
     </w:p>
@@ -15313,21 +13223,6 @@
           <w:b/>
           <w:lang w:val="en_US" w:bidi="en_US"/>
         </w:rPr>
-        <w:t>ἀρχαῖς, ἐξουσίαις, ὑποτάσσεσθαι, πειθαρχεῖν</w:t>
-      </w:r>
-    </w:p>
-    <w:p>
-      <w:pPr/>
-      <w:r>
-        <w:rPr>
-          <w:lang w:val="en_US" w:bidi="en_US"/>
-        </w:rPr>
-      </w:r>
-      <w:r>
-        <w:rPr>
-          <w:b/>
-          <w:lang w:val="en_US" w:bidi="en_US"/>
-        </w:rPr>
         <w:t>"to submit to rulers {and} authorities, to obey {them"</w:t>
       </w:r>
     </w:p>
@@ -15437,21 +13332,6 @@
           <w:b/>
           <w:lang w:val="en_US" w:bidi="en_US"/>
         </w:rPr>
-        <w:t>ἀρχαῖς, ἐξουσίαις</w:t>
-      </w:r>
-    </w:p>
-    <w:p>
-      <w:pPr/>
-      <w:r>
-        <w:rPr>
-          <w:lang w:val="en_US" w:bidi="en_US"/>
-        </w:rPr>
-      </w:r>
-      <w:r>
-        <w:rPr>
-          <w:b/>
-          <w:lang w:val="en_US" w:bidi="en_US"/>
-        </w:rPr>
         <w:t>"to rulers {and} authorities"</w:t>
       </w:r>
     </w:p>
@@ -15561,21 +13441,6 @@
           <w:b/>
           <w:lang w:val="en_US" w:bidi="en_US"/>
         </w:rPr>
-        <w:t>πρὸς πᾶν ἔργον ἀγαθὸν ἑτοίμους εἶναι</w:t>
-      </w:r>
-    </w:p>
-    <w:p>
-      <w:pPr/>
-      <w:r>
-        <w:rPr>
-          <w:lang w:val="en_US" w:bidi="en_US"/>
-        </w:rPr>
-      </w:r>
-      <w:r>
-        <w:rPr>
-          <w:b/>
-          <w:lang w:val="en_US" w:bidi="en_US"/>
-        </w:rPr>
         <w:t>"to be ready for every good work"</w:t>
       </w:r>
     </w:p>
@@ -15639,21 +13504,6 @@
           <w:b/>
           <w:lang w:val="en_US" w:bidi="en_US"/>
         </w:rPr>
-        <w:t>βλασφημεῖν</w:t>
-      </w:r>
-    </w:p>
-    <w:p>
-      <w:pPr/>
-      <w:r>
-        <w:rPr>
-          <w:lang w:val="en_US" w:bidi="en_US"/>
-        </w:rPr>
-      </w:r>
-      <w:r>
-        <w:rPr>
-          <w:b/>
-          <w:lang w:val="en_US" w:bidi="en_US"/>
-        </w:rPr>
         <w:t>"to revile"</w:t>
       </w:r>
     </w:p>
@@ -15717,21 +13567,6 @@
           <w:b/>
           <w:lang w:val="en_US" w:bidi="en_US"/>
         </w:rPr>
-        <w:t>ἀμάχους εἶναι</w:t>
-      </w:r>
-    </w:p>
-    <w:p>
-      <w:pPr/>
-      <w:r>
-        <w:rPr>
-          <w:lang w:val="en_US" w:bidi="en_US"/>
-        </w:rPr>
-      </w:r>
-      <w:r>
-        <w:rPr>
-          <w:b/>
-          <w:lang w:val="en_US" w:bidi="en_US"/>
-        </w:rPr>
         <w:t>"to be uncontentious"</w:t>
       </w:r>
     </w:p>
@@ -15841,21 +13676,6 @@
           <w:b/>
           <w:lang w:val="en_US" w:bidi="en_US"/>
         </w:rPr>
-        <w:t>πᾶσαν ἐνδεικνυμένους πραΰτητα</w:t>
-      </w:r>
-    </w:p>
-    <w:p>
-      <w:pPr/>
-      <w:r>
-        <w:rPr>
-          <w:lang w:val="en_US" w:bidi="en_US"/>
-        </w:rPr>
-      </w:r>
-      <w:r>
-        <w:rPr>
-          <w:b/>
-          <w:lang w:val="en_US" w:bidi="en_US"/>
-        </w:rPr>
         <w:t>"showing all humility"</w:t>
       </w:r>
     </w:p>
@@ -15952,21 +13772,6 @@
           <w:b/>
           <w:lang w:val="en_US" w:bidi="en_US"/>
         </w:rPr>
-        <w:t>πρὸς πάντας ἀνθρώπους</w:t>
-      </w:r>
-    </w:p>
-    <w:p>
-      <w:pPr/>
-      <w:r>
-        <w:rPr>
-          <w:lang w:val="en_US" w:bidi="en_US"/>
-        </w:rPr>
-      </w:r>
-      <w:r>
-        <w:rPr>
-          <w:b/>
-          <w:lang w:val="en_US" w:bidi="en_US"/>
-        </w:rPr>
         <w:t>"toward all men"</w:t>
       </w:r>
     </w:p>
@@ -16063,21 +13868,6 @@
           <w:b/>
           <w:lang w:val="en_US" w:bidi="en_US"/>
         </w:rPr>
-        <w:t>ἦμεν γάρ ποτε καὶ ἡμεῖς</w:t>
-      </w:r>
-    </w:p>
-    <w:p>
-      <w:pPr/>
-      <w:r>
-        <w:rPr>
-          <w:lang w:val="en_US" w:bidi="en_US"/>
-        </w:rPr>
-      </w:r>
-      <w:r>
-        <w:rPr>
-          <w:b/>
-          <w:lang w:val="en_US" w:bidi="en_US"/>
-        </w:rPr>
         <w:t>"For once we also were"</w:t>
       </w:r>
     </w:p>
@@ -16187,21 +13977,6 @@
           <w:b/>
           <w:lang w:val="en_US" w:bidi="en_US"/>
         </w:rPr>
-        <w:t>ποτε</w:t>
-      </w:r>
-    </w:p>
-    <w:p>
-      <w:pPr/>
-      <w:r>
-        <w:rPr>
-          <w:lang w:val="en_US" w:bidi="en_US"/>
-        </w:rPr>
-      </w:r>
-      <w:r>
-        <w:rPr>
-          <w:b/>
-          <w:lang w:val="en_US" w:bidi="en_US"/>
-        </w:rPr>
         <w:t>"once"</w:t>
       </w:r>
     </w:p>
@@ -16265,21 +14040,6 @@
           <w:b/>
           <w:lang w:val="en_US" w:bidi="en_US"/>
         </w:rPr>
-        <w:t>ἡμεῖς</w:t>
-      </w:r>
-    </w:p>
-    <w:p>
-      <w:pPr/>
-      <w:r>
-        <w:rPr>
-          <w:lang w:val="en_US" w:bidi="en_US"/>
-        </w:rPr>
-      </w:r>
-      <w:r>
-        <w:rPr>
-          <w:b/>
-          <w:lang w:val="en_US" w:bidi="en_US"/>
-        </w:rPr>
         <w:t>"we"</w:t>
       </w:r>
     </w:p>
@@ -16376,21 +14136,6 @@
           <w:b/>
           <w:lang w:val="en_US" w:bidi="en_US"/>
         </w:rPr>
-        <w:t>ἦμεν &amp; ἀνόητοι</w:t>
-      </w:r>
-    </w:p>
-    <w:p>
-      <w:pPr/>
-      <w:r>
-        <w:rPr>
-          <w:lang w:val="en_US" w:bidi="en_US"/>
-        </w:rPr>
-      </w:r>
-      <w:r>
-        <w:rPr>
-          <w:b/>
-          <w:lang w:val="en_US" w:bidi="en_US"/>
-        </w:rPr>
         <w:t>"were foolish"</w:t>
       </w:r>
     </w:p>
@@ -16454,21 +14199,6 @@
           <w:b/>
           <w:lang w:val="en_US" w:bidi="en_US"/>
         </w:rPr>
-        <w:t>πλανώμενοι, δουλεύοντες ἐπιθυμίαις καὶ ἡδοναῖς ποικίλαις</w:t>
-      </w:r>
-    </w:p>
-    <w:p>
-      <w:pPr/>
-      <w:r>
-        <w:rPr>
-          <w:lang w:val="en_US" w:bidi="en_US"/>
-        </w:rPr>
-      </w:r>
-      <w:r>
-        <w:rPr>
-          <w:b/>
-          <w:lang w:val="en_US" w:bidi="en_US"/>
-        </w:rPr>
         <w:t>"We were led astray, enslaved by various passions and pleasures"</w:t>
       </w:r>
     </w:p>
@@ -16578,21 +14308,6 @@
           <w:b/>
           <w:lang w:val="en_US" w:bidi="en_US"/>
         </w:rPr>
-        <w:t>πλανώμενοι, δουλεύοντες ἐπιθυμίαις καὶ ἡδοναῖς ποικίλαις</w:t>
-      </w:r>
-    </w:p>
-    <w:p>
-      <w:pPr/>
-      <w:r>
-        <w:rPr>
-          <w:lang w:val="en_US" w:bidi="en_US"/>
-        </w:rPr>
-      </w:r>
-      <w:r>
-        <w:rPr>
-          <w:b/>
-          <w:lang w:val="en_US" w:bidi="en_US"/>
-        </w:rPr>
         <w:t>"We were led astray, enslaved by various passions and pleasures"</w:t>
       </w:r>
     </w:p>
@@ -16676,21 +14391,6 @@
           <w:b/>
           <w:lang w:val="en_US" w:bidi="en_US"/>
         </w:rPr>
-        <w:t>ἐπιθυμίαις καὶ ἡδοναῖς ποικίλαις</w:t>
-      </w:r>
-    </w:p>
-    <w:p>
-      <w:pPr/>
-      <w:r>
-        <w:rPr>
-          <w:lang w:val="en_US" w:bidi="en_US"/>
-        </w:rPr>
-      </w:r>
-      <w:r>
-        <w:rPr>
-          <w:b/>
-          <w:lang w:val="en_US" w:bidi="en_US"/>
-        </w:rPr>
         <w:t>"by various passions and pleasures"</w:t>
       </w:r>
     </w:p>
@@ -16800,21 +14500,6 @@
           <w:b/>
           <w:lang w:val="en_US" w:bidi="en_US"/>
         </w:rPr>
-        <w:t>ἐν κακίᾳ καὶ φθόνῳ διάγοντες</w:t>
-      </w:r>
-    </w:p>
-    <w:p>
-      <w:pPr/>
-      <w:r>
-        <w:rPr>
-          <w:lang w:val="en_US" w:bidi="en_US"/>
-        </w:rPr>
-      </w:r>
-      <w:r>
-        <w:rPr>
-          <w:b/>
-          <w:lang w:val="en_US" w:bidi="en_US"/>
-        </w:rPr>
         <w:t>"We lived in evil and envy"</w:t>
       </w:r>
     </w:p>
@@ -16976,21 +14661,6 @@
           <w:b/>
           <w:lang w:val="en_US" w:bidi="en_US"/>
         </w:rPr>
-        <w:t>στυγητοί</w:t>
-      </w:r>
-    </w:p>
-    <w:p>
-      <w:pPr/>
-      <w:r>
-        <w:rPr>
-          <w:lang w:val="en_US" w:bidi="en_US"/>
-        </w:rPr>
-      </w:r>
-      <w:r>
-        <w:rPr>
-          <w:b/>
-          <w:lang w:val="en_US" w:bidi="en_US"/>
-        </w:rPr>
         <w:t>"detestable"</w:t>
       </w:r>
     </w:p>
@@ -17054,21 +14724,6 @@
           <w:b/>
           <w:lang w:val="en_US" w:bidi="en_US"/>
         </w:rPr>
-        <w:t>δὲ</w:t>
-      </w:r>
-    </w:p>
-    <w:p>
-      <w:pPr/>
-      <w:r>
-        <w:rPr>
-          <w:lang w:val="en_US" w:bidi="en_US"/>
-        </w:rPr>
-      </w:r>
-      <w:r>
-        <w:rPr>
-          <w:b/>
-          <w:lang w:val="en_US" w:bidi="en_US"/>
-        </w:rPr>
         <w:t>"But"</w:t>
       </w:r>
     </w:p>
@@ -17159,21 +14814,6 @@
           <w:b/>
           <w:lang w:val="en_US" w:bidi="en_US"/>
         </w:rPr>
-        <w:t>ὅτε &amp; ἡ χρηστότης καὶ ἡ φιλανθρωπία ἐπεφάνη τοῦ Σωτῆρος ἡμῶν, Θεοῦ</w:t>
-      </w:r>
-    </w:p>
-    <w:p>
-      <w:pPr/>
-      <w:r>
-        <w:rPr>
-          <w:lang w:val="en_US" w:bidi="en_US"/>
-        </w:rPr>
-      </w:r>
-      <w:r>
-        <w:rPr>
-          <w:b/>
-          <w:lang w:val="en_US" w:bidi="en_US"/>
-        </w:rPr>
         <w:t>"when the kindness and the love for mankind of God our Savior appeared"</w:t>
       </w:r>
     </w:p>
@@ -17283,21 +14923,6 @@
           <w:b/>
           <w:lang w:val="en_US" w:bidi="en_US"/>
         </w:rPr>
-        <w:t>ὅτε &amp; ἡ χρηστότης καὶ ἡ φιλανθρωπία ἐπεφάνη τοῦ Σωτῆρος ἡμῶν, Θεοῦ</w:t>
-      </w:r>
-    </w:p>
-    <w:p>
-      <w:pPr/>
-      <w:r>
-        <w:rPr>
-          <w:lang w:val="en_US" w:bidi="en_US"/>
-        </w:rPr>
-      </w:r>
-      <w:r>
-        <w:rPr>
-          <w:b/>
-          <w:lang w:val="en_US" w:bidi="en_US"/>
-        </w:rPr>
         <w:t>"when the kindness and the love for mankind of God our Savior appeared"</w:t>
       </w:r>
     </w:p>
@@ -17407,21 +15032,6 @@
           <w:b/>
           <w:lang w:val="en_US" w:bidi="en_US"/>
         </w:rPr>
-        <w:t>ἡμῶν</w:t>
-      </w:r>
-    </w:p>
-    <w:p>
-      <w:pPr/>
-      <w:r>
-        <w:rPr>
-          <w:lang w:val="en_US" w:bidi="en_US"/>
-        </w:rPr>
-      </w:r>
-      <w:r>
-        <w:rPr>
-          <w:b/>
-          <w:lang w:val="en_US" w:bidi="en_US"/>
-        </w:rPr>
         <w:t>"our"</w:t>
       </w:r>
     </w:p>
@@ -17518,21 +15128,6 @@
           <w:b/>
           <w:lang w:val="en_US" w:bidi="en_US"/>
         </w:rPr>
-        <w:t>ἔργων τῶν ἐν δικαιοσύνῃ</w:t>
-      </w:r>
-    </w:p>
-    <w:p>
-      <w:pPr/>
-      <w:r>
-        <w:rPr>
-          <w:lang w:val="en_US" w:bidi="en_US"/>
-        </w:rPr>
-      </w:r>
-      <w:r>
-        <w:rPr>
-          <w:b/>
-          <w:lang w:val="en_US" w:bidi="en_US"/>
-        </w:rPr>
         <w:t>"works of righteousness"</w:t>
       </w:r>
     </w:p>
@@ -17629,21 +15224,6 @@
           <w:b/>
           <w:lang w:val="en_US" w:bidi="en_US"/>
         </w:rPr>
-        <w:t>κατὰ τὸ αὐτοῦ ἔλεος</w:t>
-      </w:r>
-    </w:p>
-    <w:p>
-      <w:pPr/>
-      <w:r>
-        <w:rPr>
-          <w:lang w:val="en_US" w:bidi="en_US"/>
-        </w:rPr>
-      </w:r>
-      <w:r>
-        <w:rPr>
-          <w:b/>
-          <w:lang w:val="en_US" w:bidi="en_US"/>
-        </w:rPr>
         <w:t>"by his mercy"</w:t>
       </w:r>
     </w:p>
@@ -17740,21 +15320,6 @@
           <w:b/>
           <w:lang w:val="en_US" w:bidi="en_US"/>
         </w:rPr>
-        <w:t>λουτροῦ παλινγενεσίας</w:t>
-      </w:r>
-    </w:p>
-    <w:p>
-      <w:pPr/>
-      <w:r>
-        <w:rPr>
-          <w:lang w:val="en_US" w:bidi="en_US"/>
-        </w:rPr>
-      </w:r>
-      <w:r>
-        <w:rPr>
-          <w:b/>
-          <w:lang w:val="en_US" w:bidi="en_US"/>
-        </w:rPr>
         <w:t>"the washing of new birth"</w:t>
       </w:r>
     </w:p>
@@ -17864,21 +15429,6 @@
           <w:b/>
           <w:lang w:val="en_US" w:bidi="en_US"/>
         </w:rPr>
-        <w:t>οὗ ἐξέχεεν ἐφ’ ἡμᾶς πλουσίως,</w:t>
-      </w:r>
-    </w:p>
-    <w:p>
-      <w:pPr/>
-      <w:r>
-        <w:rPr>
-          <w:lang w:val="en_US" w:bidi="en_US"/>
-        </w:rPr>
-      </w:r>
-      <w:r>
-        <w:rPr>
-          <w:b/>
-          <w:lang w:val="en_US" w:bidi="en_US"/>
-        </w:rPr>
         <w:t>"whom he richly poured on us"</w:t>
       </w:r>
     </w:p>
@@ -17962,21 +15512,6 @@
           <w:b/>
           <w:lang w:val="en_US" w:bidi="en_US"/>
         </w:rPr>
-        <w:t>ἡμᾶς</w:t>
-      </w:r>
-    </w:p>
-    <w:p>
-      <w:pPr/>
-      <w:r>
-        <w:rPr>
-          <w:lang w:val="en_US" w:bidi="en_US"/>
-        </w:rPr>
-      </w:r>
-      <w:r>
-        <w:rPr>
-          <w:b/>
-          <w:lang w:val="en_US" w:bidi="en_US"/>
-        </w:rPr>
         <w:t>"us"</w:t>
       </w:r>
     </w:p>
@@ -18073,21 +15608,6 @@
           <w:b/>
           <w:lang w:val="en_US" w:bidi="en_US"/>
         </w:rPr>
-        <w:t>διὰ Ἰησοῦ Χριστοῦ, τοῦ Σωτῆρος ἡμῶν</w:t>
-      </w:r>
-    </w:p>
-    <w:p>
-      <w:pPr/>
-      <w:r>
-        <w:rPr>
-          <w:lang w:val="en_US" w:bidi="en_US"/>
-        </w:rPr>
-      </w:r>
-      <w:r>
-        <w:rPr>
-          <w:b/>
-          <w:lang w:val="en_US" w:bidi="en_US"/>
-        </w:rPr>
         <w:t>"through our Savior Jesus Christ"</w:t>
       </w:r>
     </w:p>
@@ -18151,21 +15671,6 @@
           <w:b/>
           <w:lang w:val="en_US" w:bidi="en_US"/>
         </w:rPr>
-        <w:t>ἡμῶν</w:t>
-      </w:r>
-    </w:p>
-    <w:p>
-      <w:pPr/>
-      <w:r>
-        <w:rPr>
-          <w:lang w:val="en_US" w:bidi="en_US"/>
-        </w:rPr>
-      </w:r>
-      <w:r>
-        <w:rPr>
-          <w:b/>
-          <w:lang w:val="en_US" w:bidi="en_US"/>
-        </w:rPr>
         <w:t>"our"</w:t>
       </w:r>
     </w:p>
@@ -18262,21 +15767,6 @@
           <w:b/>
           <w:lang w:val="en_US" w:bidi="en_US"/>
         </w:rPr>
-        <w:t>ἵνα</w:t>
-      </w:r>
-    </w:p>
-    <w:p>
-      <w:pPr/>
-      <w:r>
-        <w:rPr>
-          <w:lang w:val="en_US" w:bidi="en_US"/>
-        </w:rPr>
-      </w:r>
-      <w:r>
-        <w:rPr>
-          <w:b/>
-          <w:lang w:val="en_US" w:bidi="en_US"/>
-        </w:rPr>
         <w:t>"so that"</w:t>
       </w:r>
     </w:p>
@@ -18399,21 +15889,6 @@
           <w:b/>
           <w:lang w:val="en_US" w:bidi="en_US"/>
         </w:rPr>
-        <w:t>δικαιωθέντες</w:t>
-      </w:r>
-    </w:p>
-    <w:p>
-      <w:pPr/>
-      <w:r>
-        <w:rPr>
-          <w:lang w:val="en_US" w:bidi="en_US"/>
-        </w:rPr>
-      </w:r>
-      <w:r>
-        <w:rPr>
-          <w:b/>
-          <w:lang w:val="en_US" w:bidi="en_US"/>
-        </w:rPr>
         <w:t>"having been justified"</w:t>
       </w:r>
     </w:p>
@@ -18497,21 +15972,6 @@
           <w:b/>
           <w:lang w:val="en_US" w:bidi="en_US"/>
         </w:rPr>
-        <w:t>τῇ ἐκείνου χάριτι</w:t>
-      </w:r>
-    </w:p>
-    <w:p>
-      <w:pPr/>
-      <w:r>
-        <w:rPr>
-          <w:lang w:val="en_US" w:bidi="en_US"/>
-        </w:rPr>
-      </w:r>
-      <w:r>
-        <w:rPr>
-          <w:b/>
-          <w:lang w:val="en_US" w:bidi="en_US"/>
-        </w:rPr>
         <w:t>"by the grace of that one"</w:t>
       </w:r>
     </w:p>
@@ -18608,21 +16068,6 @@
           <w:b/>
           <w:lang w:val="en_US" w:bidi="en_US"/>
         </w:rPr>
-        <w:t>ἐκείνου</w:t>
-      </w:r>
-    </w:p>
-    <w:p>
-      <w:pPr/>
-      <w:r>
-        <w:rPr>
-          <w:lang w:val="en_US" w:bidi="en_US"/>
-        </w:rPr>
-      </w:r>
-      <w:r>
-        <w:rPr>
-          <w:b/>
-          <w:lang w:val="en_US" w:bidi="en_US"/>
-        </w:rPr>
         <w:t>"of that one"</w:t>
       </w:r>
     </w:p>
@@ -18719,21 +16164,6 @@
           <w:b/>
           <w:lang w:val="en_US" w:bidi="en_US"/>
         </w:rPr>
-        <w:t>κληρονόμοι γενηθῶμεν, κατ’ ἐλπίδα ζωῆς αἰωνίου</w:t>
-      </w:r>
-    </w:p>
-    <w:p>
-      <w:pPr/>
-      <w:r>
-        <w:rPr>
-          <w:lang w:val="en_US" w:bidi="en_US"/>
-        </w:rPr>
-      </w:r>
-      <w:r>
-        <w:rPr>
-          <w:b/>
-          <w:lang w:val="en_US" w:bidi="en_US"/>
-        </w:rPr>
         <w:t>"we might become heirs according to certain hope of eternal life"</w:t>
       </w:r>
     </w:p>
@@ -18817,21 +16247,6 @@
           <w:b/>
           <w:lang w:val="en_US" w:bidi="en_US"/>
         </w:rPr>
-        <w:t>ὁ λόγος</w:t>
-      </w:r>
-    </w:p>
-    <w:p>
-      <w:pPr/>
-      <w:r>
-        <w:rPr>
-          <w:lang w:val="en_US" w:bidi="en_US"/>
-        </w:rPr>
-      </w:r>
-      <w:r>
-        <w:rPr>
-          <w:b/>
-          <w:lang w:val="en_US" w:bidi="en_US"/>
-        </w:rPr>
         <w:t>"This message"</w:t>
       </w:r>
     </w:p>
@@ -18922,21 +16337,6 @@
           <w:b/>
           <w:lang w:val="en_US" w:bidi="en_US"/>
         </w:rPr>
-        <w:t>τούτων</w:t>
-      </w:r>
-    </w:p>
-    <w:p>
-      <w:pPr/>
-      <w:r>
-        <w:rPr>
-          <w:lang w:val="en_US" w:bidi="en_US"/>
-        </w:rPr>
-      </w:r>
-      <w:r>
-        <w:rPr>
-          <w:b/>
-          <w:lang w:val="en_US" w:bidi="en_US"/>
-        </w:rPr>
         <w:t>"these things"</w:t>
       </w:r>
     </w:p>
@@ -19033,21 +16433,6 @@
           <w:b/>
           <w:lang w:val="en_US" w:bidi="en_US"/>
         </w:rPr>
-        <w:t>φροντίζωσιν καλῶν ἔργων, προΐστασθαι</w:t>
-      </w:r>
-    </w:p>
-    <w:p>
-      <w:pPr/>
-      <w:r>
-        <w:rPr>
-          <w:lang w:val="en_US" w:bidi="en_US"/>
-        </w:rPr>
-      </w:r>
-      <w:r>
-        <w:rPr>
-          <w:b/>
-          <w:lang w:val="en_US" w:bidi="en_US"/>
-        </w:rPr>
         <w:t>"may be careful to engage themselves in good works"</w:t>
       </w:r>
     </w:p>
@@ -19111,21 +16496,6 @@
           <w:b/>
           <w:lang w:val="en_US" w:bidi="en_US"/>
         </w:rPr>
-        <w:t>τοῖς ἀνθρώποις</w:t>
-      </w:r>
-    </w:p>
-    <w:p>
-      <w:pPr/>
-      <w:r>
-        <w:rPr>
-          <w:lang w:val="en_US" w:bidi="en_US"/>
-        </w:rPr>
-      </w:r>
-      <w:r>
-        <w:rPr>
-          <w:b/>
-          <w:lang w:val="en_US" w:bidi="en_US"/>
-        </w:rPr>
         <w:t>"for men"</w:t>
       </w:r>
     </w:p>
@@ -19222,21 +16592,6 @@
           <w:b/>
           <w:lang w:val="en_US" w:bidi="en_US"/>
         </w:rPr>
-        <w:t>δὲ &amp; περιΐστασο</w:t>
-      </w:r>
-    </w:p>
-    <w:p>
-      <w:pPr/>
-      <w:r>
-        <w:rPr>
-          <w:lang w:val="en_US" w:bidi="en_US"/>
-        </w:rPr>
-      </w:r>
-      <w:r>
-        <w:rPr>
-          <w:b/>
-          <w:lang w:val="en_US" w:bidi="en_US"/>
-        </w:rPr>
         <w:t>"But avoid"</w:t>
       </w:r>
     </w:p>
@@ -19333,21 +16688,6 @@
           <w:b/>
           <w:lang w:val="en_US" w:bidi="en_US"/>
         </w:rPr>
-        <w:t>μωρὰς &amp; ζητήσεις</w:t>
-      </w:r>
-    </w:p>
-    <w:p>
-      <w:pPr/>
-      <w:r>
-        <w:rPr>
-          <w:lang w:val="en_US" w:bidi="en_US"/>
-        </w:rPr>
-      </w:r>
-      <w:r>
-        <w:rPr>
-          <w:b/>
-          <w:lang w:val="en_US" w:bidi="en_US"/>
-        </w:rPr>
         <w:t>"foolish debates"</w:t>
       </w:r>
     </w:p>
@@ -19411,21 +16751,6 @@
           <w:b/>
           <w:lang w:val="en_US" w:bidi="en_US"/>
         </w:rPr>
-        <w:t>γενεαλογίας</w:t>
-      </w:r>
-    </w:p>
-    <w:p>
-      <w:pPr/>
-      <w:r>
-        <w:rPr>
-          <w:lang w:val="en_US" w:bidi="en_US"/>
-        </w:rPr>
-      </w:r>
-      <w:r>
-        <w:rPr>
-          <w:b/>
-          <w:lang w:val="en_US" w:bidi="en_US"/>
-        </w:rPr>
         <w:t>"genealogies"</w:t>
       </w:r>
     </w:p>
@@ -19522,21 +16847,6 @@
           <w:b/>
           <w:lang w:val="en_US" w:bidi="en_US"/>
         </w:rPr>
-        <w:t>ἔρεις</w:t>
-      </w:r>
-    </w:p>
-    <w:p>
-      <w:pPr/>
-      <w:r>
-        <w:rPr>
-          <w:lang w:val="en_US" w:bidi="en_US"/>
-        </w:rPr>
-      </w:r>
-      <w:r>
-        <w:rPr>
-          <w:b/>
-          <w:lang w:val="en_US" w:bidi="en_US"/>
-        </w:rPr>
         <w:t>"strife"</w:t>
       </w:r>
     </w:p>
@@ -19633,21 +16943,6 @@
           <w:b/>
           <w:lang w:val="en_US" w:bidi="en_US"/>
         </w:rPr>
-        <w:t>νομικὰς</w:t>
-      </w:r>
-    </w:p>
-    <w:p>
-      <w:pPr/>
-      <w:r>
-        <w:rPr>
-          <w:lang w:val="en_US" w:bidi="en_US"/>
-        </w:rPr>
-      </w:r>
-      <w:r>
-        <w:rPr>
-          <w:b/>
-          <w:lang w:val="en_US" w:bidi="en_US"/>
-        </w:rPr>
         <w:t>"about the law"</w:t>
       </w:r>
     </w:p>
@@ -19731,21 +17026,6 @@
           <w:b/>
           <w:lang w:val="en_US" w:bidi="en_US"/>
         </w:rPr>
-        <w:t>αἱρετικὸν ἄνθρωπον &amp; παραιτοῦ</w:t>
-      </w:r>
-    </w:p>
-    <w:p>
-      <w:pPr/>
-      <w:r>
-        <w:rPr>
-          <w:lang w:val="en_US" w:bidi="en_US"/>
-        </w:rPr>
-      </w:r>
-      <w:r>
-        <w:rPr>
-          <w:b/>
-          <w:lang w:val="en_US" w:bidi="en_US"/>
-        </w:rPr>
         <w:t>"Reject a divisive person"</w:t>
       </w:r>
     </w:p>
@@ -19829,21 +17109,6 @@
           <w:b/>
           <w:lang w:val="en_US" w:bidi="en_US"/>
         </w:rPr>
-        <w:t>μετὰ μίαν καὶ δευτέραν νουθεσίαν</w:t>
-      </w:r>
-    </w:p>
-    <w:p>
-      <w:pPr/>
-      <w:r>
-        <w:rPr>
-          <w:lang w:val="en_US" w:bidi="en_US"/>
-        </w:rPr>
-      </w:r>
-      <w:r>
-        <w:rPr>
-          <w:b/>
-          <w:lang w:val="en_US" w:bidi="en_US"/>
-        </w:rPr>
         <w:t>"after one or two warnings"</w:t>
       </w:r>
     </w:p>
@@ -19927,21 +17192,6 @@
           <w:b/>
           <w:lang w:val="en_US" w:bidi="en_US"/>
         </w:rPr>
-        <w:t>ὁ τοιοῦτος</w:t>
-      </w:r>
-    </w:p>
-    <w:p>
-      <w:pPr/>
-      <w:r>
-        <w:rPr>
-          <w:lang w:val="en_US" w:bidi="en_US"/>
-        </w:rPr>
-      </w:r>
-      <w:r>
-        <w:rPr>
-          <w:b/>
-          <w:lang w:val="en_US" w:bidi="en_US"/>
-        </w:rPr>
         <w:t>"such a one"</w:t>
       </w:r>
     </w:p>
@@ -20005,21 +17255,6 @@
           <w:b/>
           <w:lang w:val="en_US" w:bidi="en_US"/>
         </w:rPr>
-        <w:t>ἐξέστραπται</w:t>
-      </w:r>
-    </w:p>
-    <w:p>
-      <w:pPr/>
-      <w:r>
-        <w:rPr>
-          <w:lang w:val="en_US" w:bidi="en_US"/>
-        </w:rPr>
-      </w:r>
-      <w:r>
-        <w:rPr>
-          <w:b/>
-          <w:lang w:val="en_US" w:bidi="en_US"/>
-        </w:rPr>
         <w:t>"has turned from the right way"</w:t>
       </w:r>
     </w:p>
@@ -20116,21 +17351,6 @@
           <w:b/>
           <w:lang w:val="en_US" w:bidi="en_US"/>
         </w:rPr>
-        <w:t>ὢν αὐτοκατάκριτος</w:t>
-      </w:r>
-    </w:p>
-    <w:p>
-      <w:pPr/>
-      <w:r>
-        <w:rPr>
-          <w:lang w:val="en_US" w:bidi="en_US"/>
-        </w:rPr>
-      </w:r>
-      <w:r>
-        <w:rPr>
-          <w:b/>
-          <w:lang w:val="en_US" w:bidi="en_US"/>
-        </w:rPr>
         <w:t>"being self-condemned"</w:t>
       </w:r>
     </w:p>
@@ -20194,21 +17414,6 @@
           <w:b/>
           <w:lang w:val="en_US" w:bidi="en_US"/>
         </w:rPr>
-        <w:t>ὅταν πέμψω Ἀρτεμᾶν πρὸς σὲ ἢ Τυχικόν</w:t>
-      </w:r>
-    </w:p>
-    <w:p>
-      <w:pPr/>
-      <w:r>
-        <w:rPr>
-          <w:lang w:val="en_US" w:bidi="en_US"/>
-        </w:rPr>
-      </w:r>
-      <w:r>
-        <w:rPr>
-          <w:b/>
-          <w:lang w:val="en_US" w:bidi="en_US"/>
-        </w:rPr>
         <w:t>"When I send Artemas or Tychicus to you"</w:t>
       </w:r>
     </w:p>
@@ -20292,21 +17497,6 @@
           <w:b/>
           <w:lang w:val="en_US" w:bidi="en_US"/>
         </w:rPr>
-        <w:t>Ἀρτεμᾶν &amp; Τυχικόν</w:t>
-      </w:r>
-    </w:p>
-    <w:p>
-      <w:pPr/>
-      <w:r>
-        <w:rPr>
-          <w:lang w:val="en_US" w:bidi="en_US"/>
-        </w:rPr>
-      </w:r>
-      <w:r>
-        <w:rPr>
-          <w:b/>
-          <w:lang w:val="en_US" w:bidi="en_US"/>
-        </w:rPr>
         <w:t>"Artemas"</w:t>
       </w:r>
       <w:r>
@@ -20423,21 +17613,6 @@
           <w:b/>
           <w:lang w:val="en_US" w:bidi="en_US"/>
         </w:rPr>
-        <w:t>σπούδασον ἐλθεῖν</w:t>
-      </w:r>
-    </w:p>
-    <w:p>
-      <w:pPr/>
-      <w:r>
-        <w:rPr>
-          <w:lang w:val="en_US" w:bidi="en_US"/>
-        </w:rPr>
-      </w:r>
-      <w:r>
-        <w:rPr>
-          <w:b/>
-          <w:lang w:val="en_US" w:bidi="en_US"/>
-        </w:rPr>
         <w:t>"hurry to come"</w:t>
       </w:r>
     </w:p>
@@ -20501,21 +17676,6 @@
           <w:b/>
           <w:lang w:val="en_US" w:bidi="en_US"/>
         </w:rPr>
-        <w:t>σπούδασον</w:t>
-      </w:r>
-    </w:p>
-    <w:p>
-      <w:pPr/>
-      <w:r>
-        <w:rPr>
-          <w:lang w:val="en_US" w:bidi="en_US"/>
-        </w:rPr>
-      </w:r>
-      <w:r>
-        <w:rPr>
-          <w:b/>
-          <w:lang w:val="en_US" w:bidi="en_US"/>
-        </w:rPr>
         <w:t>"hurry"</w:t>
       </w:r>
     </w:p>
@@ -20612,21 +17772,6 @@
           <w:b/>
           <w:lang w:val="en_US" w:bidi="en_US"/>
         </w:rPr>
-        <w:t>σπουδαίως πρόπεμψον</w:t>
-      </w:r>
-    </w:p>
-    <w:p>
-      <w:pPr/>
-      <w:r>
-        <w:rPr>
-          <w:lang w:val="en_US" w:bidi="en_US"/>
-        </w:rPr>
-      </w:r>
-      <w:r>
-        <w:rPr>
-          <w:b/>
-          <w:lang w:val="en_US" w:bidi="en_US"/>
-        </w:rPr>
         <w:t>"Diligently send on their way"</w:t>
       </w:r>
     </w:p>
@@ -20723,21 +17868,6 @@
           <w:b/>
           <w:lang w:val="en_US" w:bidi="en_US"/>
         </w:rPr>
-        <w:t>Ζηνᾶν &amp; Ἀπολλῶν</w:t>
-      </w:r>
-    </w:p>
-    <w:p>
-      <w:pPr/>
-      <w:r>
-        <w:rPr>
-          <w:lang w:val="en_US" w:bidi="en_US"/>
-        </w:rPr>
-      </w:r>
-      <w:r>
-        <w:rPr>
-          <w:b/>
-          <w:lang w:val="en_US" w:bidi="en_US"/>
-        </w:rPr>
         <w:t>"Zenas"</w:t>
       </w:r>
       <w:r>
@@ -20854,21 +17984,6 @@
           <w:b/>
           <w:lang w:val="en_US" w:bidi="en_US"/>
         </w:rPr>
-        <w:t>καὶ Ἀπολλῶν</w:t>
-      </w:r>
-    </w:p>
-    <w:p>
-      <w:pPr/>
-      <w:r>
-        <w:rPr>
-          <w:lang w:val="en_US" w:bidi="en_US"/>
-        </w:rPr>
-      </w:r>
-      <w:r>
-        <w:rPr>
-          <w:b/>
-          <w:lang w:val="en_US" w:bidi="en_US"/>
-        </w:rPr>
         <w:t>"and Apollos"</w:t>
       </w:r>
     </w:p>
@@ -20932,21 +18047,6 @@
           <w:b/>
           <w:lang w:val="en_US" w:bidi="en_US"/>
         </w:rPr>
-        <w:t>ἵνα μηδὲν αὐτοῖς λείπῃ</w:t>
-      </w:r>
-    </w:p>
-    <w:p>
-      <w:pPr/>
-      <w:r>
-        <w:rPr>
-          <w:lang w:val="en_US" w:bidi="en_US"/>
-        </w:rPr>
-      </w:r>
-      <w:r>
-        <w:rPr>
-          <w:b/>
-          <w:lang w:val="en_US" w:bidi="en_US"/>
-        </w:rPr>
         <w:t>"so that they lack nothing"</w:t>
       </w:r>
     </w:p>
@@ -21043,21 +18143,6 @@
           <w:b/>
           <w:lang w:val="en_US" w:bidi="en_US"/>
         </w:rPr>
-        <w:t>ἵνα μηδὲν αὐτοῖς λείπῃ</w:t>
-      </w:r>
-    </w:p>
-    <w:p>
-      <w:pPr/>
-      <w:r>
-        <w:rPr>
-          <w:lang w:val="en_US" w:bidi="en_US"/>
-        </w:rPr>
-      </w:r>
-      <w:r>
-        <w:rPr>
-          <w:b/>
-          <w:lang w:val="en_US" w:bidi="en_US"/>
-        </w:rPr>
         <w:t>"so that they lack nothing"</w:t>
       </w:r>
     </w:p>
@@ -21141,21 +18226,6 @@
           <w:b/>
           <w:lang w:val="en_US" w:bidi="en_US"/>
         </w:rPr>
-        <w:t>οἱ ἡμέτεροι</w:t>
-      </w:r>
-    </w:p>
-    <w:p>
-      <w:pPr/>
-      <w:r>
-        <w:rPr>
-          <w:lang w:val="en_US" w:bidi="en_US"/>
-        </w:rPr>
-      </w:r>
-      <w:r>
-        <w:rPr>
-          <w:b/>
-          <w:lang w:val="en_US" w:bidi="en_US"/>
-        </w:rPr>
         <w:t>"our own"</w:t>
       </w:r>
     </w:p>
@@ -21252,21 +18322,6 @@
           <w:b/>
           <w:lang w:val="en_US" w:bidi="en_US"/>
         </w:rPr>
-        <w:t>οἱ ἡμέτεροι</w:t>
-      </w:r>
-    </w:p>
-    <w:p>
-      <w:pPr/>
-      <w:r>
-        <w:rPr>
-          <w:lang w:val="en_US" w:bidi="en_US"/>
-        </w:rPr>
-      </w:r>
-      <w:r>
-        <w:rPr>
-          <w:b/>
-          <w:lang w:val="en_US" w:bidi="en_US"/>
-        </w:rPr>
         <w:t>"our own"</w:t>
       </w:r>
     </w:p>
@@ -21363,21 +18418,6 @@
           <w:b/>
           <w:lang w:val="en_US" w:bidi="en_US"/>
         </w:rPr>
-        <w:t>εἰς τὰς ἀναγκαίας χρείας</w:t>
-      </w:r>
-    </w:p>
-    <w:p>
-      <w:pPr/>
-      <w:r>
-        <w:rPr>
-          <w:lang w:val="en_US" w:bidi="en_US"/>
-        </w:rPr>
-      </w:r>
-      <w:r>
-        <w:rPr>
-          <w:b/>
-          <w:lang w:val="en_US" w:bidi="en_US"/>
-        </w:rPr>
         <w:t>"toward essential needs"</w:t>
       </w:r>
     </w:p>
@@ -21474,21 +18514,6 @@
           <w:b/>
           <w:lang w:val="en_US" w:bidi="en_US"/>
         </w:rPr>
-        <w:t>ἵνα μὴ ὦσιν ἄκαρποι</w:t>
-      </w:r>
-    </w:p>
-    <w:p>
-      <w:pPr/>
-      <w:r>
-        <w:rPr>
-          <w:lang w:val="en_US" w:bidi="en_US"/>
-        </w:rPr>
-      </w:r>
-      <w:r>
-        <w:rPr>
-          <w:b/>
-          <w:lang w:val="en_US" w:bidi="en_US"/>
-        </w:rPr>
         <w:t>"in order not to be unfruitful"</w:t>
       </w:r>
     </w:p>
@@ -21572,21 +18597,6 @@
           <w:b/>
           <w:lang w:val="en_US" w:bidi="en_US"/>
         </w:rPr>
-        <w:t>ἵνα μὴ ὦσιν ἄκαρποι</w:t>
-      </w:r>
-    </w:p>
-    <w:p>
-      <w:pPr/>
-      <w:r>
-        <w:rPr>
-          <w:lang w:val="en_US" w:bidi="en_US"/>
-        </w:rPr>
-      </w:r>
-      <w:r>
-        <w:rPr>
-          <w:b/>
-          <w:lang w:val="en_US" w:bidi="en_US"/>
-        </w:rPr>
         <w:t>"in order not to be unfruitful"</w:t>
       </w:r>
     </w:p>
@@ -21670,21 +18680,6 @@
           <w:b/>
           <w:lang w:val="en_US" w:bidi="en_US"/>
         </w:rPr>
-        <w:t>ἀσπάζονταί σε</w:t>
-      </w:r>
-    </w:p>
-    <w:p>
-      <w:pPr/>
-      <w:r>
-        <w:rPr>
-          <w:lang w:val="en_US" w:bidi="en_US"/>
-        </w:rPr>
-      </w:r>
-      <w:r>
-        <w:rPr>
-          <w:b/>
-          <w:lang w:val="en_US" w:bidi="en_US"/>
-        </w:rPr>
         <w:t>"greet you"</w:t>
       </w:r>
     </w:p>
@@ -21781,21 +18776,6 @@
           <w:b/>
           <w:lang w:val="en_US" w:bidi="en_US"/>
         </w:rPr>
-        <w:t>οἱ μετ’ ἐμοῦ πάντες</w:t>
-      </w:r>
-    </w:p>
-    <w:p>
-      <w:pPr/>
-      <w:r>
-        <w:rPr>
-          <w:lang w:val="en_US" w:bidi="en_US"/>
-        </w:rPr>
-      </w:r>
-      <w:r>
-        <w:rPr>
-          <w:b/>
-          <w:lang w:val="en_US" w:bidi="en_US"/>
-        </w:rPr>
         <w:t>"All those with me"</w:t>
       </w:r>
     </w:p>
@@ -21879,21 +18859,6 @@
           <w:b/>
           <w:lang w:val="en_US" w:bidi="en_US"/>
         </w:rPr>
-        <w:t>τοὺς φιλοῦντας ἡμᾶς ἐν πίστει</w:t>
-      </w:r>
-    </w:p>
-    <w:p>
-      <w:pPr/>
-      <w:r>
-        <w:rPr>
-          <w:lang w:val="en_US" w:bidi="en_US"/>
-        </w:rPr>
-      </w:r>
-      <w:r>
-        <w:rPr>
-          <w:b/>
-          <w:lang w:val="en_US" w:bidi="en_US"/>
-        </w:rPr>
         <w:t>"the ones loving us in faith"</w:t>
       </w:r>
     </w:p>
@@ -21990,21 +18955,6 @@
           <w:b/>
           <w:lang w:val="en_US" w:bidi="en_US"/>
         </w:rPr>
-        <w:t>ἡμᾶς</w:t>
-      </w:r>
-    </w:p>
-    <w:p>
-      <w:pPr/>
-      <w:r>
-        <w:rPr>
-          <w:lang w:val="en_US" w:bidi="en_US"/>
-        </w:rPr>
-      </w:r>
-      <w:r>
-        <w:rPr>
-          <w:b/>
-          <w:lang w:val="en_US" w:bidi="en_US"/>
-        </w:rPr>
         <w:t>"us"</w:t>
       </w:r>
     </w:p>
@@ -22101,21 +19051,6 @@
           <w:b/>
           <w:lang w:val="en_US" w:bidi="en_US"/>
         </w:rPr>
-        <w:t>ἡ χάρις μετὰ πάντων ὑμῶν</w:t>
-      </w:r>
-    </w:p>
-    <w:p>
-      <w:pPr/>
-      <w:r>
-        <w:rPr>
-          <w:lang w:val="en_US" w:bidi="en_US"/>
-        </w:rPr>
-      </w:r>
-      <w:r>
-        <w:rPr>
-          <w:b/>
-          <w:lang w:val="en_US" w:bidi="en_US"/>
-        </w:rPr>
         <w:t>"Grace {be} with all of you"</w:t>
       </w:r>
     </w:p>
@@ -22185,21 +19120,6 @@
         <w:rPr>
           <w:lang w:val="en_US" w:bidi="en_US"/>
         </w:rPr>
-      </w:r>
-    </w:p>
-    <w:p>
-      <w:pPr/>
-      <w:r>
-        <w:rPr>
-          <w:lang w:val="en_US" w:bidi="en_US"/>
-        </w:rPr>
-      </w:r>
-      <w:r>
-        <w:rPr>
-          <w:b/>
-          <w:lang w:val="en_US" w:bidi="en_US"/>
-        </w:rPr>
-        <w:t>ὑμῶν</w:t>
       </w:r>
     </w:p>
     <w:p>

--- a/eng/docx/56.content.docx
+++ b/eng/docx/56.content.docx
@@ -28,15 +28,49 @@
       </w:r>
     </w:p>
     <w:p>
-      <w:pPr/>
-      <w:r>
-        <w:rPr>
-          <w:lang w:val="en_US" w:bidi="en_US"/>
-        </w:rPr>
-      </w:r>
-      <w:r>
-        <w:rPr>
-          <w:b/>
+      <w:pPr>
+        <w:pStyle w:val="Heading2"/>
+      </w:pPr>
+      <w:r>
+        <w:rPr>
+          <w:lang w:val="en_US" w:bidi="en_US"/>
+        </w:rPr>
+        <w:t>License Information</w:t>
+      </w:r>
+      <w:r>
+        <w:rPr>
+          <w:lang w:val="en_US" w:bidi="en_US"/>
+        </w:rPr>
+      </w:r>
+    </w:p>
+    <w:p>
+      <w:pPr/>
+      <w:r>
+        <w:rPr>
+          <w:lang w:val="en_US" w:bidi="en_US"/>
+        </w:rPr>
+      </w:r>
+      <w:r>
+        <w:rPr>
+          <w:b/>
+          <w:lang w:val="en_US" w:bidi="en_US"/>
+        </w:rPr>
+        <w:t>Translation Notes (unfoldingWord)</w:t>
+      </w:r>
+      <w:r>
+        <w:rPr>
+          <w:lang w:val="en_US" w:bidi="en_US"/>
+        </w:rPr>
+        <w:t xml:space="preserve"> is based on</w:t>
+      </w:r>
+      <w:r>
+        <w:rPr>
+          <w:lang w:val="en_US" w:bidi="en_US"/>
+        </w:rPr>
+        <w:t xml:space="preserve">: </w:t>
+      </w:r>
+      <w:r>
+        <w:rPr>
           <w:lang w:val="en_US" w:bidi="en_US"/>
         </w:rPr>
         <w:t>unfoldingWord® Translation Notes</w:t>
@@ -45,31 +79,62 @@
         <w:rPr>
           <w:lang w:val="en_US" w:bidi="en_US"/>
         </w:rPr>
-        <w:t xml:space="preserve"> © 2022 unfoldingWord. Released under CC BY-SA 4.0 license. </w:t>
-      </w:r>
-      <w:r>
-        <w:rPr>
-          <w:lang w:val="en_US" w:bidi="en_US"/>
-        </w:rPr>
-        <w:t>unfoldingWord® Translation Notes</w:t>
-      </w:r>
-      <w:r>
-        <w:rPr>
-          <w:lang w:val="en_US" w:bidi="en_US"/>
-        </w:rPr>
-        <w:t xml:space="preserve"> has been adapted in the following languages: Tok Pisin, Arabic (عربي), French (Français), Hindi (हिंदी), Indonesian (Bahasa Indonesia), Portuguese (Português), Russian (Русский), Spanish (Español), Swahili (Kiswahili), and Simplified Chinese (简体中文) from </w:t>
-      </w:r>
-      <w:r>
-        <w:rPr>
-          <w:lang w:val="en_US" w:bidi="en_US"/>
-        </w:rPr>
-        <w:t>unfoldingWord® Translation Notes</w:t>
-      </w:r>
-      <w:r>
-        <w:rPr>
-          <w:lang w:val="en_US" w:bidi="en_US"/>
-        </w:rPr>
-        <w:t xml:space="preserve"> © 2022 unfoldingWord. Released under CC BY-SA 4.0 license by Mission Mutual</w:t>
+        <w:t xml:space="preserve">, </w:t>
+      </w:r>
+      <w:hyperlink r:id="rId13">
+        <w:r>
+          <w:rPr>
+            <w:lang w:val="en_US" w:bidi="en_US"/>
+          </w:rPr>
+          <w:rPr>
+            <w:color w:val="0000EE"/>
+            <w:u w:val="single"/>
+          </w:rPr>
+          <w:t>unfoldingWord</w:t>
+        </w:r>
+      </w:hyperlink>
+      <w:r>
+        <w:rPr>
+          <w:lang w:val="en_US" w:bidi="en_US"/>
+        </w:rPr>
+        <w:t xml:space="preserve">, 2022, which is licensed under a </w:t>
+      </w:r>
+      <w:hyperlink r:id="rId14">
+        <w:r>
+          <w:rPr>
+            <w:lang w:val="en_US" w:bidi="en_US"/>
+          </w:rPr>
+          <w:rPr>
+            <w:color w:val="0000EE"/>
+            <w:u w:val="single"/>
+          </w:rPr>
+          <w:t>CC BY-SA 4.0 license</w:t>
+        </w:r>
+      </w:hyperlink>
+      <w:r>
+        <w:rPr>
+          <w:lang w:val="en_US" w:bidi="en_US"/>
+        </w:rPr>
+        <w:t>.</w:t>
+      </w:r>
+      <w:r>
+        <w:rPr>
+          <w:lang w:val="en_US" w:bidi="en_US"/>
+        </w:rPr>
+      </w:r>
+    </w:p>
+    <w:p>
+      <w:pPr/>
+      <w:r>
+        <w:rPr>
+          <w:lang w:val="en_US" w:bidi="en_US"/>
+        </w:rPr>
+      </w:r>
+      <w:r>
+        <w:rPr>
+          <w:lang w:val="en_US" w:bidi="en_US"/>
+        </w:rPr>
+        <w:t>This PDF version is provided under the same license.</w:t>
       </w:r>
       <w:r>
         <w:rPr>
@@ -756,6 +821,21 @@
           <w:b/>
           <w:lang w:val="en_US" w:bidi="en_US"/>
         </w:rPr>
+        <w:t>κατὰ πίστιν ἐκλεκτῶν Θεοῦ καὶ ἐπίγνωσιν ἀληθείας</w:t>
+      </w:r>
+    </w:p>
+    <w:p>
+      <w:pPr/>
+      <w:r>
+        <w:rPr>
+          <w:lang w:val="en_US" w:bidi="en_US"/>
+        </w:rPr>
+      </w:r>
+      <w:r>
+        <w:rPr>
+          <w:b/>
+          <w:lang w:val="en_US" w:bidi="en_US"/>
+        </w:rPr>
         <w:t>"for the faith of the chosen people of God and knowledge of the truth"</w:t>
       </w:r>
     </w:p>
@@ -878,6 +958,21 @@
           <w:b/>
           <w:lang w:val="en_US" w:bidi="en_US"/>
         </w:rPr>
+        <w:t>ἐκλεκτῶν Θεοῦ</w:t>
+      </w:r>
+    </w:p>
+    <w:p>
+      <w:pPr/>
+      <w:r>
+        <w:rPr>
+          <w:lang w:val="en_US" w:bidi="en_US"/>
+        </w:rPr>
+      </w:r>
+      <w:r>
+        <w:rPr>
+          <w:b/>
+          <w:lang w:val="en_US" w:bidi="en_US"/>
+        </w:rPr>
         <w:t>"of the chosen people of God"</w:t>
       </w:r>
     </w:p>
@@ -961,6 +1056,21 @@
           <w:b/>
           <w:lang w:val="en_US" w:bidi="en_US"/>
         </w:rPr>
+        <w:t>καὶ ἐπίγνωσιν ἀληθείας</w:t>
+      </w:r>
+    </w:p>
+    <w:p>
+      <w:pPr/>
+      <w:r>
+        <w:rPr>
+          <w:lang w:val="en_US" w:bidi="en_US"/>
+        </w:rPr>
+      </w:r>
+      <w:r>
+        <w:rPr>
+          <w:b/>
+          <w:lang w:val="en_US" w:bidi="en_US"/>
+        </w:rPr>
         <w:t>"and knowledge of the truth"</w:t>
       </w:r>
     </w:p>
@@ -1044,6 +1154,21 @@
           <w:b/>
           <w:lang w:val="en_US" w:bidi="en_US"/>
         </w:rPr>
+        <w:t>τῆς κατ’ εὐσέβειαν</w:t>
+      </w:r>
+    </w:p>
+    <w:p>
+      <w:pPr/>
+      <w:r>
+        <w:rPr>
+          <w:lang w:val="en_US" w:bidi="en_US"/>
+        </w:rPr>
+      </w:r>
+      <w:r>
+        <w:rPr>
+          <w:b/>
+          <w:lang w:val="en_US" w:bidi="en_US"/>
+        </w:rPr>
         <w:t>"that agrees with godliness"</w:t>
       </w:r>
     </w:p>
@@ -1140,6 +1265,21 @@
           <w:b/>
           <w:lang w:val="en_US" w:bidi="en_US"/>
         </w:rPr>
+        <w:t>ἐπ’ ἐλπίδι ζωῆς αἰωνίου</w:t>
+      </w:r>
+    </w:p>
+    <w:p>
+      <w:pPr/>
+      <w:r>
+        <w:rPr>
+          <w:lang w:val="en_US" w:bidi="en_US"/>
+        </w:rPr>
+      </w:r>
+      <w:r>
+        <w:rPr>
+          <w:b/>
+          <w:lang w:val="en_US" w:bidi="en_US"/>
+        </w:rPr>
         <w:t>"with the certain hope of eternal life"</w:t>
       </w:r>
     </w:p>
@@ -1262,6 +1402,21 @@
           <w:b/>
           <w:lang w:val="en_US" w:bidi="en_US"/>
         </w:rPr>
+        <w:t>ἐπ’ ἐλπίδι ζωῆς αἰωνίου</w:t>
+      </w:r>
+    </w:p>
+    <w:p>
+      <w:pPr/>
+      <w:r>
+        <w:rPr>
+          <w:lang w:val="en_US" w:bidi="en_US"/>
+        </w:rPr>
+      </w:r>
+      <w:r>
+        <w:rPr>
+          <w:b/>
+          <w:lang w:val="en_US" w:bidi="en_US"/>
+        </w:rPr>
         <w:t>"with the certain hope of eternal life"</w:t>
       </w:r>
     </w:p>
@@ -1358,6 +1513,21 @@
           <w:b/>
           <w:lang w:val="en_US" w:bidi="en_US"/>
         </w:rPr>
+        <w:t>ὁ ἀψευδὴς Θεὸς</w:t>
+      </w:r>
+    </w:p>
+    <w:p>
+      <w:pPr/>
+      <w:r>
+        <w:rPr>
+          <w:lang w:val="en_US" w:bidi="en_US"/>
+        </w:rPr>
+      </w:r>
+      <w:r>
+        <w:rPr>
+          <w:b/>
+          <w:lang w:val="en_US" w:bidi="en_US"/>
+        </w:rPr>
         <w:t>"the non-lying God"</w:t>
       </w:r>
     </w:p>
@@ -1504,6 +1674,21 @@
           <w:b/>
           <w:lang w:val="en_US" w:bidi="en_US"/>
         </w:rPr>
+        <w:t>καιροῖς ἰδίοις</w:t>
+      </w:r>
+    </w:p>
+    <w:p>
+      <w:pPr/>
+      <w:r>
+        <w:rPr>
+          <w:lang w:val="en_US" w:bidi="en_US"/>
+        </w:rPr>
+      </w:r>
+      <w:r>
+        <w:rPr>
+          <w:b/>
+          <w:lang w:val="en_US" w:bidi="en_US"/>
+        </w:rPr>
         <w:t>"at the right time"</w:t>
       </w:r>
     </w:p>
@@ -1567,6 +1752,21 @@
           <w:b/>
           <w:lang w:val="en_US" w:bidi="en_US"/>
         </w:rPr>
+        <w:t>ἐφανέρωσεν &amp; τὸν λόγον αὐτοῦ</w:t>
+      </w:r>
+    </w:p>
+    <w:p>
+      <w:pPr/>
+      <w:r>
+        <w:rPr>
+          <w:lang w:val="en_US" w:bidi="en_US"/>
+        </w:rPr>
+      </w:r>
+      <w:r>
+        <w:rPr>
+          <w:b/>
+          <w:lang w:val="en_US" w:bidi="en_US"/>
+        </w:rPr>
         <w:t>"he revealed his word"</w:t>
       </w:r>
     </w:p>
@@ -1650,6 +1850,21 @@
           <w:b/>
           <w:lang w:val="en_US" w:bidi="en_US"/>
         </w:rPr>
+        <w:t>ἐν κηρύγματι</w:t>
+      </w:r>
+    </w:p>
+    <w:p>
+      <w:pPr/>
+      <w:r>
+        <w:rPr>
+          <w:lang w:val="en_US" w:bidi="en_US"/>
+        </w:rPr>
+      </w:r>
+      <w:r>
+        <w:rPr>
+          <w:b/>
+          <w:lang w:val="en_US" w:bidi="en_US"/>
+        </w:rPr>
         <w:t>"by the proclamation"</w:t>
       </w:r>
     </w:p>
@@ -1746,6 +1961,21 @@
           <w:b/>
           <w:lang w:val="en_US" w:bidi="en_US"/>
         </w:rPr>
+        <w:t>ὃ ἐπιστεύθην ἐγὼ</w:t>
+      </w:r>
+    </w:p>
+    <w:p>
+      <w:pPr/>
+      <w:r>
+        <w:rPr>
+          <w:lang w:val="en_US" w:bidi="en_US"/>
+        </w:rPr>
+      </w:r>
+      <w:r>
+        <w:rPr>
+          <w:b/>
+          <w:lang w:val="en_US" w:bidi="en_US"/>
+        </w:rPr>
         <w:t>"the one I was entrusted with"</w:t>
       </w:r>
     </w:p>
@@ -1829,6 +2059,21 @@
           <w:b/>
           <w:lang w:val="en_US" w:bidi="en_US"/>
         </w:rPr>
+        <w:t>ἡμῶν</w:t>
+      </w:r>
+    </w:p>
+    <w:p>
+      <w:pPr/>
+      <w:r>
+        <w:rPr>
+          <w:lang w:val="en_US" w:bidi="en_US"/>
+        </w:rPr>
+      </w:r>
+      <w:r>
+        <w:rPr>
+          <w:b/>
+          <w:lang w:val="en_US" w:bidi="en_US"/>
+        </w:rPr>
         <w:t>"our"</w:t>
       </w:r>
     </w:p>
@@ -1925,6 +2170,21 @@
           <w:b/>
           <w:lang w:val="en_US" w:bidi="en_US"/>
         </w:rPr>
+        <w:t>γνησίῳ τέκνῳ</w:t>
+      </w:r>
+    </w:p>
+    <w:p>
+      <w:pPr/>
+      <w:r>
+        <w:rPr>
+          <w:lang w:val="en_US" w:bidi="en_US"/>
+        </w:rPr>
+      </w:r>
+      <w:r>
+        <w:rPr>
+          <w:b/>
+          <w:lang w:val="en_US" w:bidi="en_US"/>
+        </w:rPr>
         <w:t>"a true son"</w:t>
       </w:r>
     </w:p>
@@ -2021,6 +2281,21 @@
           <w:b/>
           <w:lang w:val="en_US" w:bidi="en_US"/>
         </w:rPr>
+        <w:t>κατὰ κοινὴν πίστιν</w:t>
+      </w:r>
+    </w:p>
+    <w:p>
+      <w:pPr/>
+      <w:r>
+        <w:rPr>
+          <w:lang w:val="en_US" w:bidi="en_US"/>
+        </w:rPr>
+      </w:r>
+      <w:r>
+        <w:rPr>
+          <w:b/>
+          <w:lang w:val="en_US" w:bidi="en_US"/>
+        </w:rPr>
         <w:t>"in a common faith"</w:t>
       </w:r>
     </w:p>
@@ -2130,6 +2405,21 @@
           <w:b/>
           <w:lang w:val="en_US" w:bidi="en_US"/>
         </w:rPr>
+        <w:t>χάρις καὶ εἰρήνη</w:t>
+      </w:r>
+    </w:p>
+    <w:p>
+      <w:pPr/>
+      <w:r>
+        <w:rPr>
+          <w:lang w:val="en_US" w:bidi="en_US"/>
+        </w:rPr>
+      </w:r>
+      <w:r>
+        <w:rPr>
+          <w:b/>
+          <w:lang w:val="en_US" w:bidi="en_US"/>
+        </w:rPr>
         <w:t>"Grace and peace"</w:t>
       </w:r>
     </w:p>
@@ -2213,6 +2503,21 @@
           <w:b/>
           <w:lang w:val="en_US" w:bidi="en_US"/>
         </w:rPr>
+        <w:t>χάρις καὶ εἰρήνη ἀπὸ Θεοῦ Πατρὸς καὶ Χριστοῦ Ἰησοῦ τοῦ Σωτῆρος ἡμῶν</w:t>
+      </w:r>
+    </w:p>
+    <w:p>
+      <w:pPr/>
+      <w:r>
+        <w:rPr>
+          <w:lang w:val="en_US" w:bidi="en_US"/>
+        </w:rPr>
+      </w:r>
+      <w:r>
+        <w:rPr>
+          <w:b/>
+          <w:lang w:val="en_US" w:bidi="en_US"/>
+        </w:rPr>
         <w:t>"Grace and peace from God the Father and Christ Jesus our Savior"</w:t>
       </w:r>
     </w:p>
@@ -2322,6 +2627,21 @@
           <w:b/>
           <w:lang w:val="en_US" w:bidi="en_US"/>
         </w:rPr>
+        <w:t>Χριστοῦ Ἰησοῦ τοῦ Σωτῆρος ἡμῶν</w:t>
+      </w:r>
+    </w:p>
+    <w:p>
+      <w:pPr/>
+      <w:r>
+        <w:rPr>
+          <w:lang w:val="en_US" w:bidi="en_US"/>
+        </w:rPr>
+      </w:r>
+      <w:r>
+        <w:rPr>
+          <w:b/>
+          <w:lang w:val="en_US" w:bidi="en_US"/>
+        </w:rPr>
         <w:t>"Christ Jesus our Savior"</w:t>
       </w:r>
     </w:p>
@@ -2385,6 +2705,21 @@
           <w:b/>
           <w:lang w:val="en_US" w:bidi="en_US"/>
         </w:rPr>
+        <w:t>ἡμῶν</w:t>
+      </w:r>
+    </w:p>
+    <w:p>
+      <w:pPr/>
+      <w:r>
+        <w:rPr>
+          <w:lang w:val="en_US" w:bidi="en_US"/>
+        </w:rPr>
+      </w:r>
+      <w:r>
+        <w:rPr>
+          <w:b/>
+          <w:lang w:val="en_US" w:bidi="en_US"/>
+        </w:rPr>
         <w:t>"our"</w:t>
       </w:r>
     </w:p>
@@ -2481,6 +2816,21 @@
           <w:b/>
           <w:lang w:val="en_US" w:bidi="en_US"/>
         </w:rPr>
+        <w:t>τούτου χάριν</w:t>
+      </w:r>
+    </w:p>
+    <w:p>
+      <w:pPr/>
+      <w:r>
+        <w:rPr>
+          <w:lang w:val="en_US" w:bidi="en_US"/>
+        </w:rPr>
+      </w:r>
+      <w:r>
+        <w:rPr>
+          <w:b/>
+          <w:lang w:val="en_US" w:bidi="en_US"/>
+        </w:rPr>
         <w:t>"For this purpose"</w:t>
       </w:r>
     </w:p>
@@ -2577,6 +2927,21 @@
           <w:b/>
           <w:lang w:val="en_US" w:bidi="en_US"/>
         </w:rPr>
+        <w:t>ἀπέλιπόν σε ἐν Κρήτῃ</w:t>
+      </w:r>
+    </w:p>
+    <w:p>
+      <w:pPr/>
+      <w:r>
+        <w:rPr>
+          <w:lang w:val="en_US" w:bidi="en_US"/>
+        </w:rPr>
+      </w:r>
+      <w:r>
+        <w:rPr>
+          <w:b/>
+          <w:lang w:val="en_US" w:bidi="en_US"/>
+        </w:rPr>
         <w:t>"I left you in Crete"</w:t>
       </w:r>
     </w:p>
@@ -2640,6 +3005,21 @@
           <w:b/>
           <w:lang w:val="en_US" w:bidi="en_US"/>
         </w:rPr>
+        <w:t>ἵνα τὰ λείποντα ἐπιδιορθώσῃ</w:t>
+      </w:r>
+    </w:p>
+    <w:p>
+      <w:pPr/>
+      <w:r>
+        <w:rPr>
+          <w:lang w:val="en_US" w:bidi="en_US"/>
+        </w:rPr>
+      </w:r>
+      <w:r>
+        <w:rPr>
+          <w:b/>
+          <w:lang w:val="en_US" w:bidi="en_US"/>
+        </w:rPr>
         <w:t>"that you might set in order the things not yet being complete"</w:t>
       </w:r>
     </w:p>
@@ -2703,6 +3083,21 @@
           <w:b/>
           <w:lang w:val="en_US" w:bidi="en_US"/>
         </w:rPr>
+        <w:t>καταστήσῃς &amp; πρεσβυτέρους</w:t>
+      </w:r>
+    </w:p>
+    <w:p>
+      <w:pPr/>
+      <w:r>
+        <w:rPr>
+          <w:lang w:val="en_US" w:bidi="en_US"/>
+        </w:rPr>
+      </w:r>
+      <w:r>
+        <w:rPr>
+          <w:b/>
+          <w:lang w:val="en_US" w:bidi="en_US"/>
+        </w:rPr>
         <w:t>"ordain elders"</w:t>
       </w:r>
     </w:p>
@@ -2766,6 +3161,21 @@
           <w:b/>
           <w:lang w:val="en_US" w:bidi="en_US"/>
         </w:rPr>
+        <w:t>εἴ τίς ἐστιν ἀνέγκλητος</w:t>
+      </w:r>
+    </w:p>
+    <w:p>
+      <w:pPr/>
+      <w:r>
+        <w:rPr>
+          <w:lang w:val="en_US" w:bidi="en_US"/>
+        </w:rPr>
+      </w:r>
+      <w:r>
+        <w:rPr>
+          <w:b/>
+          <w:lang w:val="en_US" w:bidi="en_US"/>
+        </w:rPr>
         <w:t>"if anyone is blameless"</w:t>
       </w:r>
     </w:p>
@@ -2849,6 +3259,21 @@
           <w:b/>
           <w:lang w:val="en_US" w:bidi="en_US"/>
         </w:rPr>
+        <w:t>ἀνέγκλητος</w:t>
+      </w:r>
+    </w:p>
+    <w:p>
+      <w:pPr/>
+      <w:r>
+        <w:rPr>
+          <w:lang w:val="en_US" w:bidi="en_US"/>
+        </w:rPr>
+      </w:r>
+      <w:r>
+        <w:rPr>
+          <w:b/>
+          <w:lang w:val="en_US" w:bidi="en_US"/>
+        </w:rPr>
         <w:t>"blameless"</w:t>
       </w:r>
     </w:p>
@@ -2945,6 +3370,21 @@
           <w:b/>
           <w:lang w:val="en_US" w:bidi="en_US"/>
         </w:rPr>
+        <w:t>μιᾶς γυναικὸς ἀνήρ</w:t>
+      </w:r>
+    </w:p>
+    <w:p>
+      <w:pPr/>
+      <w:r>
+        <w:rPr>
+          <w:lang w:val="en_US" w:bidi="en_US"/>
+        </w:rPr>
+      </w:r>
+      <w:r>
+        <w:rPr>
+          <w:b/>
+          <w:lang w:val="en_US" w:bidi="en_US"/>
+        </w:rPr>
         <w:t>"a husband of one wife"</w:t>
       </w:r>
     </w:p>
@@ -3041,6 +3481,21 @@
           <w:b/>
           <w:lang w:val="en_US" w:bidi="en_US"/>
         </w:rPr>
+        <w:t>τέκνα &amp; πιστά</w:t>
+      </w:r>
+    </w:p>
+    <w:p>
+      <w:pPr/>
+      <w:r>
+        <w:rPr>
+          <w:lang w:val="en_US" w:bidi="en_US"/>
+        </w:rPr>
+      </w:r>
+      <w:r>
+        <w:rPr>
+          <w:b/>
+          <w:lang w:val="en_US" w:bidi="en_US"/>
+        </w:rPr>
         <w:t>"faithful children"</w:t>
       </w:r>
     </w:p>
@@ -3124,6 +3579,21 @@
           <w:b/>
           <w:lang w:val="en_US" w:bidi="en_US"/>
         </w:rPr>
+        <w:t>τὸν ἐπίσκοπον</w:t>
+      </w:r>
+    </w:p>
+    <w:p>
+      <w:pPr/>
+      <w:r>
+        <w:rPr>
+          <w:lang w:val="en_US" w:bidi="en_US"/>
+        </w:rPr>
+      </w:r>
+      <w:r>
+        <w:rPr>
+          <w:b/>
+          <w:lang w:val="en_US" w:bidi="en_US"/>
+        </w:rPr>
         <w:t>"the overseer"</w:t>
       </w:r>
     </w:p>
@@ -3220,6 +3690,21 @@
           <w:b/>
           <w:lang w:val="en_US" w:bidi="en_US"/>
         </w:rPr>
+        <w:t>Θεοῦ οἰκονόμον</w:t>
+      </w:r>
+    </w:p>
+    <w:p>
+      <w:pPr/>
+      <w:r>
+        <w:rPr>
+          <w:lang w:val="en_US" w:bidi="en_US"/>
+        </w:rPr>
+      </w:r>
+      <w:r>
+        <w:rPr>
+          <w:b/>
+          <w:lang w:val="en_US" w:bidi="en_US"/>
+        </w:rPr>
         <w:t>"a household manager of God"</w:t>
       </w:r>
     </w:p>
@@ -3316,6 +3801,21 @@
           <w:b/>
           <w:lang w:val="en_US" w:bidi="en_US"/>
         </w:rPr>
+        <w:t>μὴ πάροινον</w:t>
+      </w:r>
+    </w:p>
+    <w:p>
+      <w:pPr/>
+      <w:r>
+        <w:rPr>
+          <w:lang w:val="en_US" w:bidi="en_US"/>
+        </w:rPr>
+      </w:r>
+      <w:r>
+        <w:rPr>
+          <w:b/>
+          <w:lang w:val="en_US" w:bidi="en_US"/>
+        </w:rPr>
         <w:t>"not addicted to wine"</w:t>
       </w:r>
     </w:p>
@@ -3379,6 +3879,21 @@
           <w:b/>
           <w:lang w:val="en_US" w:bidi="en_US"/>
         </w:rPr>
+        <w:t>μὴ πλήκτην</w:t>
+      </w:r>
+    </w:p>
+    <w:p>
+      <w:pPr/>
+      <w:r>
+        <w:rPr>
+          <w:lang w:val="en_US" w:bidi="en_US"/>
+        </w:rPr>
+      </w:r>
+      <w:r>
+        <w:rPr>
+          <w:b/>
+          <w:lang w:val="en_US" w:bidi="en_US"/>
+        </w:rPr>
         <w:t>"not a brawler"</w:t>
       </w:r>
     </w:p>
@@ -3442,6 +3957,21 @@
           <w:b/>
           <w:lang w:val="en_US" w:bidi="en_US"/>
         </w:rPr>
+        <w:t>ἀλλὰ</w:t>
+      </w:r>
+    </w:p>
+    <w:p>
+      <w:pPr/>
+      <w:r>
+        <w:rPr>
+          <w:lang w:val="en_US" w:bidi="en_US"/>
+        </w:rPr>
+      </w:r>
+      <w:r>
+        <w:rPr>
+          <w:b/>
+          <w:lang w:val="en_US" w:bidi="en_US"/>
+        </w:rPr>
         <w:t>"Instead"</w:t>
       </w:r>
     </w:p>
@@ -3538,6 +4068,21 @@
           <w:b/>
           <w:lang w:val="en_US" w:bidi="en_US"/>
         </w:rPr>
+        <w:t>φιλάγαθον</w:t>
+      </w:r>
+    </w:p>
+    <w:p>
+      <w:pPr/>
+      <w:r>
+        <w:rPr>
+          <w:lang w:val="en_US" w:bidi="en_US"/>
+        </w:rPr>
+      </w:r>
+      <w:r>
+        <w:rPr>
+          <w:b/>
+          <w:lang w:val="en_US" w:bidi="en_US"/>
+        </w:rPr>
         <w:t>"a friend of what is good"</w:t>
       </w:r>
     </w:p>
@@ -3647,6 +4192,21 @@
           <w:b/>
           <w:lang w:val="en_US" w:bidi="en_US"/>
         </w:rPr>
+        <w:t>σώφρονα &amp; ἐγκρατῆ</w:t>
+      </w:r>
+    </w:p>
+    <w:p>
+      <w:pPr/>
+      <w:r>
+        <w:rPr>
+          <w:lang w:val="en_US" w:bidi="en_US"/>
+        </w:rPr>
+      </w:r>
+      <w:r>
+        <w:rPr>
+          <w:b/>
+          <w:lang w:val="en_US" w:bidi="en_US"/>
+        </w:rPr>
         <w:t>"sensible,"</w:t>
       </w:r>
       <w:r>
@@ -3769,6 +4329,21 @@
           <w:b/>
           <w:lang w:val="en_US" w:bidi="en_US"/>
         </w:rPr>
+        <w:t>δίκαιον, ὅσιον</w:t>
+      </w:r>
+    </w:p>
+    <w:p>
+      <w:pPr/>
+      <w:r>
+        <w:rPr>
+          <w:lang w:val="en_US" w:bidi="en_US"/>
+        </w:rPr>
+      </w:r>
+      <w:r>
+        <w:rPr>
+          <w:b/>
+          <w:lang w:val="en_US" w:bidi="en_US"/>
+        </w:rPr>
         <w:t>"righteous, holy"</w:t>
       </w:r>
     </w:p>
@@ -3878,6 +4453,21 @@
           <w:b/>
           <w:lang w:val="en_US" w:bidi="en_US"/>
         </w:rPr>
+        <w:t>ἀντεχόμενον</w:t>
+      </w:r>
+    </w:p>
+    <w:p>
+      <w:pPr/>
+      <w:r>
+        <w:rPr>
+          <w:lang w:val="en_US" w:bidi="en_US"/>
+        </w:rPr>
+      </w:r>
+      <w:r>
+        <w:rPr>
+          <w:b/>
+          <w:lang w:val="en_US" w:bidi="en_US"/>
+        </w:rPr>
         <w:t>"He must hold tightly to"</w:t>
       </w:r>
     </w:p>
@@ -3961,6 +4551,21 @@
           <w:b/>
           <w:lang w:val="en_US" w:bidi="en_US"/>
         </w:rPr>
+        <w:t>κατὰ τὴν διδαχὴν</w:t>
+      </w:r>
+    </w:p>
+    <w:p>
+      <w:pPr/>
+      <w:r>
+        <w:rPr>
+          <w:lang w:val="en_US" w:bidi="en_US"/>
+        </w:rPr>
+      </w:r>
+      <w:r>
+        <w:rPr>
+          <w:b/>
+          <w:lang w:val="en_US" w:bidi="en_US"/>
+        </w:rPr>
         <w:t>"that is in accordance with the teaching"</w:t>
       </w:r>
     </w:p>
@@ -4024,6 +4629,21 @@
           <w:b/>
           <w:lang w:val="en_US" w:bidi="en_US"/>
         </w:rPr>
+        <w:t>ἵνα</w:t>
+      </w:r>
+    </w:p>
+    <w:p>
+      <w:pPr/>
+      <w:r>
+        <w:rPr>
+          <w:lang w:val="en_US" w:bidi="en_US"/>
+        </w:rPr>
+      </w:r>
+      <w:r>
+        <w:rPr>
+          <w:b/>
+          <w:lang w:val="en_US" w:bidi="en_US"/>
+        </w:rPr>
         <w:t>"so that"</w:t>
       </w:r>
     </w:p>
@@ -4120,6 +4740,21 @@
           <w:b/>
           <w:lang w:val="en_US" w:bidi="en_US"/>
         </w:rPr>
+        <w:t>τῇ διδασκαλίᾳ τῇ ὑγιαινούσῃ</w:t>
+      </w:r>
+    </w:p>
+    <w:p>
+      <w:pPr/>
+      <w:r>
+        <w:rPr>
+          <w:lang w:val="en_US" w:bidi="en_US"/>
+        </w:rPr>
+      </w:r>
+      <w:r>
+        <w:rPr>
+          <w:b/>
+          <w:lang w:val="en_US" w:bidi="en_US"/>
+        </w:rPr>
         <w:t>"sound teaching"</w:t>
       </w:r>
     </w:p>
@@ -4229,6 +4864,21 @@
           <w:b/>
           <w:lang w:val="en_US" w:bidi="en_US"/>
         </w:rPr>
+        <w:t>ματαιολόγοι</w:t>
+      </w:r>
+    </w:p>
+    <w:p>
+      <w:pPr/>
+      <w:r>
+        <w:rPr>
+          <w:lang w:val="en_US" w:bidi="en_US"/>
+        </w:rPr>
+      </w:r>
+      <w:r>
+        <w:rPr>
+          <w:b/>
+          <w:lang w:val="en_US" w:bidi="en_US"/>
+        </w:rPr>
         <w:t>"empty talkers"</w:t>
       </w:r>
     </w:p>
@@ -4338,6 +4988,21 @@
           <w:b/>
           <w:lang w:val="en_US" w:bidi="en_US"/>
         </w:rPr>
+        <w:t>φρεναπάται</w:t>
+      </w:r>
+    </w:p>
+    <w:p>
+      <w:pPr/>
+      <w:r>
+        <w:rPr>
+          <w:lang w:val="en_US" w:bidi="en_US"/>
+        </w:rPr>
+      </w:r>
+      <w:r>
+        <w:rPr>
+          <w:b/>
+          <w:lang w:val="en_US" w:bidi="en_US"/>
+        </w:rPr>
         <w:t>"deceivers"</w:t>
       </w:r>
     </w:p>
@@ -4434,6 +5099,21 @@
           <w:b/>
           <w:lang w:val="en_US" w:bidi="en_US"/>
         </w:rPr>
+        <w:t>ματαιολόγοι, καὶ φρεναπάται</w:t>
+      </w:r>
+    </w:p>
+    <w:p>
+      <w:pPr/>
+      <w:r>
+        <w:rPr>
+          <w:lang w:val="en_US" w:bidi="en_US"/>
+        </w:rPr>
+      </w:r>
+      <w:r>
+        <w:rPr>
+          <w:b/>
+          <w:lang w:val="en_US" w:bidi="en_US"/>
+        </w:rPr>
         <w:t>"empty talkers and deceivers"</w:t>
       </w:r>
     </w:p>
@@ -4556,6 +5236,21 @@
           <w:b/>
           <w:lang w:val="en_US" w:bidi="en_US"/>
         </w:rPr>
+        <w:t>οἱ ἐκ τῆς περιτομῆς</w:t>
+      </w:r>
+    </w:p>
+    <w:p>
+      <w:pPr/>
+      <w:r>
+        <w:rPr>
+          <w:lang w:val="en_US" w:bidi="en_US"/>
+        </w:rPr>
+      </w:r>
+      <w:r>
+        <w:rPr>
+          <w:b/>
+          <w:lang w:val="en_US" w:bidi="en_US"/>
+        </w:rPr>
         <w:t>"the ones from the circumcision"</w:t>
       </w:r>
     </w:p>
@@ -4652,6 +5347,21 @@
           <w:b/>
           <w:lang w:val="en_US" w:bidi="en_US"/>
         </w:rPr>
+        <w:t>οὓς δεῖ ἐπιστομίζειν</w:t>
+      </w:r>
+    </w:p>
+    <w:p>
+      <w:pPr/>
+      <w:r>
+        <w:rPr>
+          <w:lang w:val="en_US" w:bidi="en_US"/>
+        </w:rPr>
+      </w:r>
+      <w:r>
+        <w:rPr>
+          <w:b/>
+          <w:lang w:val="en_US" w:bidi="en_US"/>
+        </w:rPr>
         <w:t>"It is necessary to stop them"</w:t>
       </w:r>
     </w:p>
@@ -4735,6 +5445,21 @@
           <w:b/>
           <w:lang w:val="en_US" w:bidi="en_US"/>
         </w:rPr>
+        <w:t>ὅλους οἴκους ἀνατρέπουσιν</w:t>
+      </w:r>
+    </w:p>
+    <w:p>
+      <w:pPr/>
+      <w:r>
+        <w:rPr>
+          <w:lang w:val="en_US" w:bidi="en_US"/>
+        </w:rPr>
+      </w:r>
+      <w:r>
+        <w:rPr>
+          <w:b/>
+          <w:lang w:val="en_US" w:bidi="en_US"/>
+        </w:rPr>
         <w:t>"are upsetting whole households"</w:t>
       </w:r>
     </w:p>
@@ -4818,6 +5543,21 @@
           <w:b/>
           <w:lang w:val="en_US" w:bidi="en_US"/>
         </w:rPr>
+        <w:t>αἰσχροῦ κέρδους χάριν</w:t>
+      </w:r>
+    </w:p>
+    <w:p>
+      <w:pPr/>
+      <w:r>
+        <w:rPr>
+          <w:lang w:val="en_US" w:bidi="en_US"/>
+        </w:rPr>
+      </w:r>
+      <w:r>
+        <w:rPr>
+          <w:b/>
+          <w:lang w:val="en_US" w:bidi="en_US"/>
+        </w:rPr>
         <w:t>"for the sake of shameful profit"</w:t>
       </w:r>
     </w:p>
@@ -4927,6 +5667,21 @@
           <w:b/>
           <w:lang w:val="en_US" w:bidi="en_US"/>
         </w:rPr>
+        <w:t>τις ἐξ αὐτῶν, ἴδιος αὐτῶν προφήτης</w:t>
+      </w:r>
+    </w:p>
+    <w:p>
+      <w:pPr/>
+      <w:r>
+        <w:rPr>
+          <w:lang w:val="en_US" w:bidi="en_US"/>
+        </w:rPr>
+      </w:r>
+      <w:r>
+        <w:rPr>
+          <w:b/>
+          <w:lang w:val="en_US" w:bidi="en_US"/>
+        </w:rPr>
         <w:t>"One of them, of their own prophets"</w:t>
       </w:r>
     </w:p>
@@ -4990,6 +5745,21 @@
           <w:b/>
           <w:lang w:val="en_US" w:bidi="en_US"/>
         </w:rPr>
+        <w:t>Κρῆτες ἀεὶ ψεῦσται</w:t>
+      </w:r>
+    </w:p>
+    <w:p>
+      <w:pPr/>
+      <w:r>
+        <w:rPr>
+          <w:lang w:val="en_US" w:bidi="en_US"/>
+        </w:rPr>
+      </w:r>
+      <w:r>
+        <w:rPr>
+          <w:b/>
+          <w:lang w:val="en_US" w:bidi="en_US"/>
+        </w:rPr>
         <w:t>"Cretans {are} always liars"</w:t>
       </w:r>
     </w:p>
@@ -5086,6 +5856,21 @@
           <w:b/>
           <w:lang w:val="en_US" w:bidi="en_US"/>
         </w:rPr>
+        <w:t>κακὰ θηρία</w:t>
+      </w:r>
+    </w:p>
+    <w:p>
+      <w:pPr/>
+      <w:r>
+        <w:rPr>
+          <w:lang w:val="en_US" w:bidi="en_US"/>
+        </w:rPr>
+      </w:r>
+      <w:r>
+        <w:rPr>
+          <w:b/>
+          <w:lang w:val="en_US" w:bidi="en_US"/>
+        </w:rPr>
         <w:t>"evil beasts"</w:t>
       </w:r>
     </w:p>
@@ -5195,6 +5980,21 @@
           <w:b/>
           <w:lang w:val="en_US" w:bidi="en_US"/>
         </w:rPr>
+        <w:t>γαστέρες ἀργαί</w:t>
+      </w:r>
+    </w:p>
+    <w:p>
+      <w:pPr/>
+      <w:r>
+        <w:rPr>
+          <w:lang w:val="en_US" w:bidi="en_US"/>
+        </w:rPr>
+      </w:r>
+      <w:r>
+        <w:rPr>
+          <w:b/>
+          <w:lang w:val="en_US" w:bidi="en_US"/>
+        </w:rPr>
         <w:t>"lazy bellies"</w:t>
       </w:r>
     </w:p>
@@ -5278,6 +6078,21 @@
           <w:b/>
           <w:lang w:val="en_US" w:bidi="en_US"/>
         </w:rPr>
+        <w:t>δι’ ἣν αἰτίαν ἔλεγχε αὐτοὺς ἀποτόμως</w:t>
+      </w:r>
+    </w:p>
+    <w:p>
+      <w:pPr/>
+      <w:r>
+        <w:rPr>
+          <w:lang w:val="en_US" w:bidi="en_US"/>
+        </w:rPr>
+      </w:r>
+      <w:r>
+        <w:rPr>
+          <w:b/>
+          <w:lang w:val="en_US" w:bidi="en_US"/>
+        </w:rPr>
         <w:t>"For this reason, rebuke them severely"</w:t>
       </w:r>
     </w:p>
@@ -5341,6 +6156,21 @@
           <w:b/>
           <w:lang w:val="en_US" w:bidi="en_US"/>
         </w:rPr>
+        <w:t>δι’ ἣν αἰτίαν</w:t>
+      </w:r>
+    </w:p>
+    <w:p>
+      <w:pPr/>
+      <w:r>
+        <w:rPr>
+          <w:lang w:val="en_US" w:bidi="en_US"/>
+        </w:rPr>
+      </w:r>
+      <w:r>
+        <w:rPr>
+          <w:b/>
+          <w:lang w:val="en_US" w:bidi="en_US"/>
+        </w:rPr>
         <w:t>"For this reason"</w:t>
       </w:r>
     </w:p>
@@ -5437,6 +6267,21 @@
           <w:b/>
           <w:lang w:val="en_US" w:bidi="en_US"/>
         </w:rPr>
+        <w:t>αὐτοὺς</w:t>
+      </w:r>
+    </w:p>
+    <w:p>
+      <w:pPr/>
+      <w:r>
+        <w:rPr>
+          <w:lang w:val="en_US" w:bidi="en_US"/>
+        </w:rPr>
+      </w:r>
+      <w:r>
+        <w:rPr>
+          <w:b/>
+          <w:lang w:val="en_US" w:bidi="en_US"/>
+        </w:rPr>
         <w:t>"them"</w:t>
       </w:r>
     </w:p>
@@ -5574,6 +6419,21 @@
           <w:b/>
           <w:lang w:val="en_US" w:bidi="en_US"/>
         </w:rPr>
+        <w:t>ἵνα ὑγιαίνωσιν ἐν τῇ πίστει</w:t>
+      </w:r>
+    </w:p>
+    <w:p>
+      <w:pPr/>
+      <w:r>
+        <w:rPr>
+          <w:lang w:val="en_US" w:bidi="en_US"/>
+        </w:rPr>
+      </w:r>
+      <w:r>
+        <w:rPr>
+          <w:b/>
+          <w:lang w:val="en_US" w:bidi="en_US"/>
+        </w:rPr>
         <w:t>"so that they may be sound in the faith"</w:t>
       </w:r>
     </w:p>
@@ -5603,7 +6463,7 @@
         </w:rPr>
         <w:t xml:space="preserve"> in </w:t>
       </w:r>
-      <w:hyperlink r:id="rId13">
+      <w:hyperlink r:id="rId15">
         <w:r>
           <w:rPr>
             <w:lang w:val="en_US" w:bidi="en_US"/>
@@ -5688,6 +6548,21 @@
           <w:b/>
           <w:lang w:val="en_US" w:bidi="en_US"/>
         </w:rPr>
+        <w:t>ἵνα</w:t>
+      </w:r>
+    </w:p>
+    <w:p>
+      <w:pPr/>
+      <w:r>
+        <w:rPr>
+          <w:lang w:val="en_US" w:bidi="en_US"/>
+        </w:rPr>
+      </w:r>
+      <w:r>
+        <w:rPr>
+          <w:b/>
+          <w:lang w:val="en_US" w:bidi="en_US"/>
+        </w:rPr>
         <w:t>"so that"</w:t>
       </w:r>
     </w:p>
@@ -5797,6 +6672,21 @@
           <w:b/>
           <w:lang w:val="en_US" w:bidi="en_US"/>
         </w:rPr>
+        <w:t>ἐν τῇ πίστει</w:t>
+      </w:r>
+    </w:p>
+    <w:p>
+      <w:pPr/>
+      <w:r>
+        <w:rPr>
+          <w:lang w:val="en_US" w:bidi="en_US"/>
+        </w:rPr>
+      </w:r>
+      <w:r>
+        <w:rPr>
+          <w:b/>
+          <w:lang w:val="en_US" w:bidi="en_US"/>
+        </w:rPr>
         <w:t>"in the faith"</w:t>
       </w:r>
     </w:p>
@@ -5893,6 +6783,21 @@
           <w:b/>
           <w:lang w:val="en_US" w:bidi="en_US"/>
         </w:rPr>
+        <w:t>Ἰουδαϊκοῖς μύθοις</w:t>
+      </w:r>
+    </w:p>
+    <w:p>
+      <w:pPr/>
+      <w:r>
+        <w:rPr>
+          <w:lang w:val="en_US" w:bidi="en_US"/>
+        </w:rPr>
+      </w:r>
+      <w:r>
+        <w:rPr>
+          <w:b/>
+          <w:lang w:val="en_US" w:bidi="en_US"/>
+        </w:rPr>
         <w:t>"Jewish myths"</w:t>
       </w:r>
     </w:p>
@@ -5956,6 +6861,21 @@
           <w:b/>
           <w:lang w:val="en_US" w:bidi="en_US"/>
         </w:rPr>
+        <w:t>ἀποστρεφομένων τὴν ἀλήθειαν</w:t>
+      </w:r>
+    </w:p>
+    <w:p>
+      <w:pPr/>
+      <w:r>
+        <w:rPr>
+          <w:lang w:val="en_US" w:bidi="en_US"/>
+        </w:rPr>
+      </w:r>
+      <w:r>
+        <w:rPr>
+          <w:b/>
+          <w:lang w:val="en_US" w:bidi="en_US"/>
+        </w:rPr>
         <w:t>"turning away from the truth"</w:t>
       </w:r>
     </w:p>
@@ -6039,6 +6959,21 @@
           <w:b/>
           <w:lang w:val="en_US" w:bidi="en_US"/>
         </w:rPr>
+        <w:t>πάντα καθαρὰ τοῖς καθαροῖς</w:t>
+      </w:r>
+    </w:p>
+    <w:p>
+      <w:pPr/>
+      <w:r>
+        <w:rPr>
+          <w:lang w:val="en_US" w:bidi="en_US"/>
+        </w:rPr>
+      </w:r>
+      <w:r>
+        <w:rPr>
+          <w:b/>
+          <w:lang w:val="en_US" w:bidi="en_US"/>
+        </w:rPr>
         <w:t>"All things {are} pure to the ones {who are} pure"</w:t>
       </w:r>
     </w:p>
@@ -6122,6 +7057,21 @@
           <w:b/>
           <w:lang w:val="en_US" w:bidi="en_US"/>
         </w:rPr>
+        <w:t>τοῖς καθαροῖς</w:t>
+      </w:r>
+    </w:p>
+    <w:p>
+      <w:pPr/>
+      <w:r>
+        <w:rPr>
+          <w:lang w:val="en_US" w:bidi="en_US"/>
+        </w:rPr>
+      </w:r>
+      <w:r>
+        <w:rPr>
+          <w:b/>
+          <w:lang w:val="en_US" w:bidi="en_US"/>
+        </w:rPr>
         <w:t>"to the ones {who are} pure"</w:t>
       </w:r>
     </w:p>
@@ -6185,6 +7135,21 @@
           <w:b/>
           <w:lang w:val="en_US" w:bidi="en_US"/>
         </w:rPr>
+        <w:t>δὲ</w:t>
+      </w:r>
+    </w:p>
+    <w:p>
+      <w:pPr/>
+      <w:r>
+        <w:rPr>
+          <w:lang w:val="en_US" w:bidi="en_US"/>
+        </w:rPr>
+      </w:r>
+      <w:r>
+        <w:rPr>
+          <w:b/>
+          <w:lang w:val="en_US" w:bidi="en_US"/>
+        </w:rPr>
         <w:t>"But"</w:t>
       </w:r>
     </w:p>
@@ -6281,6 +7246,21 @@
           <w:b/>
           <w:lang w:val="en_US" w:bidi="en_US"/>
         </w:rPr>
+        <w:t>τοῖς δὲ μεμιαμμένοις καὶ ἀπίστοις, οὐδὲν καθαρόν</w:t>
+      </w:r>
+    </w:p>
+    <w:p>
+      <w:pPr/>
+      <w:r>
+        <w:rPr>
+          <w:lang w:val="en_US" w:bidi="en_US"/>
+        </w:rPr>
+      </w:r>
+      <w:r>
+        <w:rPr>
+          <w:b/>
+          <w:lang w:val="en_US" w:bidi="en_US"/>
+        </w:rPr>
         <w:t>"But to the ones having been corrupted and unbelieving, nothing {is} pure"</w:t>
       </w:r>
     </w:p>
@@ -6364,6 +7344,21 @@
           <w:b/>
           <w:lang w:val="en_US" w:bidi="en_US"/>
         </w:rPr>
+        <w:t>δὲ</w:t>
+      </w:r>
+    </w:p>
+    <w:p>
+      <w:pPr/>
+      <w:r>
+        <w:rPr>
+          <w:lang w:val="en_US" w:bidi="en_US"/>
+        </w:rPr>
+      </w:r>
+      <w:r>
+        <w:rPr>
+          <w:b/>
+          <w:lang w:val="en_US" w:bidi="en_US"/>
+        </w:rPr>
         <w:t>"but"</w:t>
       </w:r>
     </w:p>
@@ -6460,6 +7455,21 @@
           <w:b/>
           <w:lang w:val="en_US" w:bidi="en_US"/>
         </w:rPr>
+        <w:t>τοῖς &amp; ἔργοις ἀρνοῦνται</w:t>
+      </w:r>
+    </w:p>
+    <w:p>
+      <w:pPr/>
+      <w:r>
+        <w:rPr>
+          <w:lang w:val="en_US" w:bidi="en_US"/>
+        </w:rPr>
+      </w:r>
+      <w:r>
+        <w:rPr>
+          <w:b/>
+          <w:lang w:val="en_US" w:bidi="en_US"/>
+        </w:rPr>
         <w:t>"they deny {him} by their actions"</w:t>
       </w:r>
     </w:p>
@@ -6632,6 +7642,21 @@
           <w:b/>
           <w:lang w:val="en_US" w:bidi="en_US"/>
         </w:rPr>
+        <w:t>σὺ δὲ</w:t>
+      </w:r>
+    </w:p>
+    <w:p>
+      <w:pPr/>
+      <w:r>
+        <w:rPr>
+          <w:lang w:val="en_US" w:bidi="en_US"/>
+        </w:rPr>
+      </w:r>
+      <w:r>
+        <w:rPr>
+          <w:b/>
+          <w:lang w:val="en_US" w:bidi="en_US"/>
+        </w:rPr>
         <w:t>"But you"</w:t>
       </w:r>
     </w:p>
@@ -6728,6 +7753,21 @@
           <w:b/>
           <w:lang w:val="en_US" w:bidi="en_US"/>
         </w:rPr>
+        <w:t>τῇ ὑγιαινούσῃ διδασκαλίᾳ</w:t>
+      </w:r>
+    </w:p>
+    <w:p>
+      <w:pPr/>
+      <w:r>
+        <w:rPr>
+          <w:lang w:val="en_US" w:bidi="en_US"/>
+        </w:rPr>
+      </w:r>
+      <w:r>
+        <w:rPr>
+          <w:b/>
+          <w:lang w:val="en_US" w:bidi="en_US"/>
+        </w:rPr>
         <w:t>"with sound teaching"</w:t>
       </w:r>
     </w:p>
@@ -6757,7 +7797,7 @@
         </w:rPr>
         <w:t xml:space="preserve"> on </w:t>
       </w:r>
-      <w:hyperlink r:id="rId13">
+      <w:hyperlink r:id="rId15">
         <w:r>
           <w:rPr>
             <w:lang w:val="en_US" w:bidi="en_US"/>
@@ -6842,6 +7882,21 @@
           <w:b/>
           <w:lang w:val="en_US" w:bidi="en_US"/>
         </w:rPr>
+        <w:t>πρεσβύτας &amp; εἶναι</w:t>
+      </w:r>
+    </w:p>
+    <w:p>
+      <w:pPr/>
+      <w:r>
+        <w:rPr>
+          <w:lang w:val="en_US" w:bidi="en_US"/>
+        </w:rPr>
+      </w:r>
+      <w:r>
+        <w:rPr>
+          <w:b/>
+          <w:lang w:val="en_US" w:bidi="en_US"/>
+        </w:rPr>
         <w:t>"Older men, to be"</w:t>
       </w:r>
     </w:p>
@@ -6925,6 +7980,21 @@
           <w:b/>
           <w:lang w:val="en_US" w:bidi="en_US"/>
         </w:rPr>
+        <w:t>νηφαλίους &amp; σεμνούς, σώφρονας</w:t>
+      </w:r>
+    </w:p>
+    <w:p>
+      <w:pPr/>
+      <w:r>
+        <w:rPr>
+          <w:lang w:val="en_US" w:bidi="en_US"/>
+        </w:rPr>
+      </w:r>
+      <w:r>
+        <w:rPr>
+          <w:b/>
+          <w:lang w:val="en_US" w:bidi="en_US"/>
+        </w:rPr>
         <w:t>"temperate, dignified, sensible"</w:t>
       </w:r>
     </w:p>
@@ -7008,6 +8078,21 @@
           <w:b/>
           <w:lang w:val="en_US" w:bidi="en_US"/>
         </w:rPr>
+        <w:t>νηφαλίους</w:t>
+      </w:r>
+    </w:p>
+    <w:p>
+      <w:pPr/>
+      <w:r>
+        <w:rPr>
+          <w:lang w:val="en_US" w:bidi="en_US"/>
+        </w:rPr>
+      </w:r>
+      <w:r>
+        <w:rPr>
+          <w:b/>
+          <w:lang w:val="en_US" w:bidi="en_US"/>
+        </w:rPr>
         <w:t>"temperate"</w:t>
       </w:r>
     </w:p>
@@ -7071,6 +8156,21 @@
           <w:b/>
           <w:lang w:val="en_US" w:bidi="en_US"/>
         </w:rPr>
+        <w:t>σώφρονας</w:t>
+      </w:r>
+    </w:p>
+    <w:p>
+      <w:pPr/>
+      <w:r>
+        <w:rPr>
+          <w:lang w:val="en_US" w:bidi="en_US"/>
+        </w:rPr>
+      </w:r>
+      <w:r>
+        <w:rPr>
+          <w:b/>
+          <w:lang w:val="en_US" w:bidi="en_US"/>
+        </w:rPr>
         <w:t>"sensible"</w:t>
       </w:r>
     </w:p>
@@ -7134,6 +8234,21 @@
           <w:b/>
           <w:lang w:val="en_US" w:bidi="en_US"/>
         </w:rPr>
+        <w:t>ὑγιαίνοντας τῇ πίστει τῇ ἀγάπῃ, τῇ ὑπομονῇ</w:t>
+      </w:r>
+    </w:p>
+    <w:p>
+      <w:pPr/>
+      <w:r>
+        <w:rPr>
+          <w:lang w:val="en_US" w:bidi="en_US"/>
+        </w:rPr>
+      </w:r>
+      <w:r>
+        <w:rPr>
+          <w:b/>
+          <w:lang w:val="en_US" w:bidi="en_US"/>
+        </w:rPr>
         <w:t>"sound in faith, in love, {and} in perseverance"</w:t>
       </w:r>
     </w:p>
@@ -7215,7 +8330,7 @@
         </w:rPr>
         <w:t xml:space="preserve"> on </w:t>
       </w:r>
-      <w:hyperlink r:id="rId13">
+      <w:hyperlink r:id="rId15">
         <w:r>
           <w:rPr>
             <w:lang w:val="en_US" w:bidi="en_US"/>
@@ -7246,7 +8361,7 @@
         </w:rPr>
         <w:t xml:space="preserve"> on </w:t>
       </w:r>
-      <w:hyperlink r:id="rId14">
+      <w:hyperlink r:id="rId16">
         <w:r>
           <w:rPr>
             <w:lang w:val="en_US" w:bidi="en_US"/>
@@ -7331,6 +8446,21 @@
           <w:b/>
           <w:lang w:val="en_US" w:bidi="en_US"/>
         </w:rPr>
+        <w:t>ὑγιαίνοντας τῇ πίστει</w:t>
+      </w:r>
+    </w:p>
+    <w:p>
+      <w:pPr/>
+      <w:r>
+        <w:rPr>
+          <w:lang w:val="en_US" w:bidi="en_US"/>
+        </w:rPr>
+      </w:r>
+      <w:r>
+        <w:rPr>
+          <w:b/>
+          <w:lang w:val="en_US" w:bidi="en_US"/>
+        </w:rPr>
         <w:t>"sound in faith"</w:t>
       </w:r>
     </w:p>
@@ -7427,6 +8557,21 @@
           <w:b/>
           <w:lang w:val="en_US" w:bidi="en_US"/>
         </w:rPr>
+        <w:t>τῇ ἀγάπῃ</w:t>
+      </w:r>
+    </w:p>
+    <w:p>
+      <w:pPr/>
+      <w:r>
+        <w:rPr>
+          <w:lang w:val="en_US" w:bidi="en_US"/>
+        </w:rPr>
+      </w:r>
+      <w:r>
+        <w:rPr>
+          <w:b/>
+          <w:lang w:val="en_US" w:bidi="en_US"/>
+        </w:rPr>
         <w:t>"in love"</w:t>
       </w:r>
     </w:p>
@@ -7523,6 +8668,21 @@
           <w:b/>
           <w:lang w:val="en_US" w:bidi="en_US"/>
         </w:rPr>
+        <w:t>τῇ ὑπομονῇ</w:t>
+      </w:r>
+    </w:p>
+    <w:p>
+      <w:pPr/>
+      <w:r>
+        <w:rPr>
+          <w:lang w:val="en_US" w:bidi="en_US"/>
+        </w:rPr>
+      </w:r>
+      <w:r>
+        <w:rPr>
+          <w:b/>
+          <w:lang w:val="en_US" w:bidi="en_US"/>
+        </w:rPr>
         <w:t>"and} in perseverance"</w:t>
       </w:r>
     </w:p>
@@ -7619,6 +8779,21 @@
           <w:b/>
           <w:lang w:val="en_US" w:bidi="en_US"/>
         </w:rPr>
+        <w:t>πρεσβύτιδας ὡσαύτως</w:t>
+      </w:r>
+    </w:p>
+    <w:p>
+      <w:pPr/>
+      <w:r>
+        <w:rPr>
+          <w:lang w:val="en_US" w:bidi="en_US"/>
+        </w:rPr>
+      </w:r>
+      <w:r>
+        <w:rPr>
+          <w:b/>
+          <w:lang w:val="en_US" w:bidi="en_US"/>
+        </w:rPr>
         <w:t>"Older women, likewise"</w:t>
       </w:r>
     </w:p>
@@ -7702,6 +8877,21 @@
           <w:b/>
           <w:lang w:val="en_US" w:bidi="en_US"/>
         </w:rPr>
+        <w:t>οἴνῳ πολλῷ δεδουλωμένας</w:t>
+      </w:r>
+    </w:p>
+    <w:p>
+      <w:pPr/>
+      <w:r>
+        <w:rPr>
+          <w:lang w:val="en_US" w:bidi="en_US"/>
+        </w:rPr>
+      </w:r>
+      <w:r>
+        <w:rPr>
+          <w:b/>
+          <w:lang w:val="en_US" w:bidi="en_US"/>
+        </w:rPr>
         <w:t>"enslaved to much wine"</w:t>
       </w:r>
     </w:p>
@@ -7785,6 +8975,21 @@
           <w:b/>
           <w:lang w:val="en_US" w:bidi="en_US"/>
         </w:rPr>
+        <w:t>οἴνῳ πολλῷ δεδουλωμένας</w:t>
+      </w:r>
+    </w:p>
+    <w:p>
+      <w:pPr/>
+      <w:r>
+        <w:rPr>
+          <w:lang w:val="en_US" w:bidi="en_US"/>
+        </w:rPr>
+      </w:r>
+      <w:r>
+        <w:rPr>
+          <w:b/>
+          <w:lang w:val="en_US" w:bidi="en_US"/>
+        </w:rPr>
         <w:t>"enslaved to much wine"</w:t>
       </w:r>
     </w:p>
@@ -7868,6 +9073,21 @@
           <w:b/>
           <w:lang w:val="en_US" w:bidi="en_US"/>
         </w:rPr>
+        <w:t>καλοδιδασκάλους</w:t>
+      </w:r>
+    </w:p>
+    <w:p>
+      <w:pPr/>
+      <w:r>
+        <w:rPr>
+          <w:lang w:val="en_US" w:bidi="en_US"/>
+        </w:rPr>
+      </w:r>
+      <w:r>
+        <w:rPr>
+          <w:b/>
+          <w:lang w:val="en_US" w:bidi="en_US"/>
+        </w:rPr>
         <w:t>"teachers of what is good"</w:t>
       </w:r>
     </w:p>
@@ -7951,6 +9171,21 @@
           <w:b/>
           <w:lang w:val="en_US" w:bidi="en_US"/>
         </w:rPr>
+        <w:t>ἵνα</w:t>
+      </w:r>
+    </w:p>
+    <w:p>
+      <w:pPr/>
+      <w:r>
+        <w:rPr>
+          <w:lang w:val="en_US" w:bidi="en_US"/>
+        </w:rPr>
+      </w:r>
+      <w:r>
+        <w:rPr>
+          <w:b/>
+          <w:lang w:val="en_US" w:bidi="en_US"/>
+        </w:rPr>
         <w:t>"so that"</w:t>
       </w:r>
     </w:p>
@@ -8060,6 +9295,21 @@
           <w:b/>
           <w:lang w:val="en_US" w:bidi="en_US"/>
         </w:rPr>
+        <w:t>φιλάνδρους</w:t>
+      </w:r>
+    </w:p>
+    <w:p>
+      <w:pPr/>
+      <w:r>
+        <w:rPr>
+          <w:lang w:val="en_US" w:bidi="en_US"/>
+        </w:rPr>
+      </w:r>
+      <w:r>
+        <w:rPr>
+          <w:b/>
+          <w:lang w:val="en_US" w:bidi="en_US"/>
+        </w:rPr>
         <w:t>"lovers of their husbands"</w:t>
       </w:r>
     </w:p>
@@ -8123,6 +9373,21 @@
           <w:b/>
           <w:lang w:val="en_US" w:bidi="en_US"/>
         </w:rPr>
+        <w:t>φιλοτέκνους</w:t>
+      </w:r>
+    </w:p>
+    <w:p>
+      <w:pPr/>
+      <w:r>
+        <w:rPr>
+          <w:lang w:val="en_US" w:bidi="en_US"/>
+        </w:rPr>
+      </w:r>
+      <w:r>
+        <w:rPr>
+          <w:b/>
+          <w:lang w:val="en_US" w:bidi="en_US"/>
+        </w:rPr>
         <w:t>"lovers of their children"</w:t>
       </w:r>
     </w:p>
@@ -8186,6 +9451,21 @@
           <w:b/>
           <w:lang w:val="en_US" w:bidi="en_US"/>
         </w:rPr>
+        <w:t>ὑποτασσομένας τοῖς ἰδίοις ἀνδράσιν</w:t>
+      </w:r>
+    </w:p>
+    <w:p>
+      <w:pPr/>
+      <w:r>
+        <w:rPr>
+          <w:lang w:val="en_US" w:bidi="en_US"/>
+        </w:rPr>
+      </w:r>
+      <w:r>
+        <w:rPr>
+          <w:b/>
+          <w:lang w:val="en_US" w:bidi="en_US"/>
+        </w:rPr>
         <w:t>"and} subject to their own husbands"</w:t>
       </w:r>
     </w:p>
@@ -8249,6 +9529,21 @@
           <w:b/>
           <w:lang w:val="en_US" w:bidi="en_US"/>
         </w:rPr>
+        <w:t>ἵνα</w:t>
+      </w:r>
+    </w:p>
+    <w:p>
+      <w:pPr/>
+      <w:r>
+        <w:rPr>
+          <w:lang w:val="en_US" w:bidi="en_US"/>
+        </w:rPr>
+      </w:r>
+      <w:r>
+        <w:rPr>
+          <w:b/>
+          <w:lang w:val="en_US" w:bidi="en_US"/>
+        </w:rPr>
         <w:t>"so that"</w:t>
       </w:r>
     </w:p>
@@ -8358,6 +9653,21 @@
           <w:b/>
           <w:lang w:val="en_US" w:bidi="en_US"/>
         </w:rPr>
+        <w:t>ἵνα μὴ ὁ λόγος τοῦ Θεοῦ βλασφημῆται</w:t>
+      </w:r>
+    </w:p>
+    <w:p>
+      <w:pPr/>
+      <w:r>
+        <w:rPr>
+          <w:lang w:val="en_US" w:bidi="en_US"/>
+        </w:rPr>
+      </w:r>
+      <w:r>
+        <w:rPr>
+          <w:b/>
+          <w:lang w:val="en_US" w:bidi="en_US"/>
+        </w:rPr>
         <w:t>"so that the word of God may not be insulted"</w:t>
       </w:r>
     </w:p>
@@ -8441,6 +9751,21 @@
           <w:b/>
           <w:lang w:val="en_US" w:bidi="en_US"/>
         </w:rPr>
+        <w:t>ὁ λόγος τοῦ Θεοῦ</w:t>
+      </w:r>
+    </w:p>
+    <w:p>
+      <w:pPr/>
+      <w:r>
+        <w:rPr>
+          <w:lang w:val="en_US" w:bidi="en_US"/>
+        </w:rPr>
+      </w:r>
+      <w:r>
+        <w:rPr>
+          <w:b/>
+          <w:lang w:val="en_US" w:bidi="en_US"/>
+        </w:rPr>
         <w:t>"the word of God"</w:t>
       </w:r>
     </w:p>
@@ -8537,6 +9862,21 @@
           <w:b/>
           <w:lang w:val="en_US" w:bidi="en_US"/>
         </w:rPr>
+        <w:t>ὡσαύτως</w:t>
+      </w:r>
+    </w:p>
+    <w:p>
+      <w:pPr/>
+      <w:r>
+        <w:rPr>
+          <w:lang w:val="en_US" w:bidi="en_US"/>
+        </w:rPr>
+      </w:r>
+      <w:r>
+        <w:rPr>
+          <w:b/>
+          <w:lang w:val="en_US" w:bidi="en_US"/>
+        </w:rPr>
         <w:t>"In the same way"</w:t>
       </w:r>
     </w:p>
@@ -8600,6 +9940,21 @@
           <w:b/>
           <w:lang w:val="en_US" w:bidi="en_US"/>
         </w:rPr>
+        <w:t>περὶ πάντα</w:t>
+      </w:r>
+    </w:p>
+    <w:p>
+      <w:pPr/>
+      <w:r>
+        <w:rPr>
+          <w:lang w:val="en_US" w:bidi="en_US"/>
+        </w:rPr>
+      </w:r>
+      <w:r>
+        <w:rPr>
+          <w:b/>
+          <w:lang w:val="en_US" w:bidi="en_US"/>
+        </w:rPr>
         <w:t>"In everything"</w:t>
       </w:r>
     </w:p>
@@ -8663,6 +10018,21 @@
           <w:b/>
           <w:lang w:val="en_US" w:bidi="en_US"/>
         </w:rPr>
+        <w:t>σεαυτὸν παρεχόμενος</w:t>
+      </w:r>
+    </w:p>
+    <w:p>
+      <w:pPr/>
+      <w:r>
+        <w:rPr>
+          <w:lang w:val="en_US" w:bidi="en_US"/>
+        </w:rPr>
+      </w:r>
+      <w:r>
+        <w:rPr>
+          <w:b/>
+          <w:lang w:val="en_US" w:bidi="en_US"/>
+        </w:rPr>
         <w:t>"present yourself {as"</w:t>
       </w:r>
     </w:p>
@@ -8726,6 +10096,21 @@
           <w:b/>
           <w:lang w:val="en_US" w:bidi="en_US"/>
         </w:rPr>
+        <w:t>τύπον καλῶν ἔργων</w:t>
+      </w:r>
+    </w:p>
+    <w:p>
+      <w:pPr/>
+      <w:r>
+        <w:rPr>
+          <w:lang w:val="en_US" w:bidi="en_US"/>
+        </w:rPr>
+      </w:r>
+      <w:r>
+        <w:rPr>
+          <w:b/>
+          <w:lang w:val="en_US" w:bidi="en_US"/>
+        </w:rPr>
         <w:t>"an example of good works"</w:t>
       </w:r>
     </w:p>
@@ -8789,6 +10174,21 @@
           <w:b/>
           <w:lang w:val="en_US" w:bidi="en_US"/>
         </w:rPr>
+        <w:t>ἐν τῇ διδασκαλίᾳ ἀφθορίαν, σεμνότητα</w:t>
+      </w:r>
+    </w:p>
+    <w:p>
+      <w:pPr/>
+      <w:r>
+        <w:rPr>
+          <w:lang w:val="en_US" w:bidi="en_US"/>
+        </w:rPr>
+      </w:r>
+      <w:r>
+        <w:rPr>
+          <w:b/>
+          <w:lang w:val="en_US" w:bidi="en_US"/>
+        </w:rPr>
         <w:t>"In the teaching, incorruption, dignity"</w:t>
       </w:r>
     </w:p>
@@ -8872,6 +10272,21 @@
           <w:b/>
           <w:lang w:val="en_US" w:bidi="en_US"/>
         </w:rPr>
+        <w:t>ἐν τῇ διδασκαλίᾳ ἀφθορίαν, σεμνότητα</w:t>
+      </w:r>
+    </w:p>
+    <w:p>
+      <w:pPr/>
+      <w:r>
+        <w:rPr>
+          <w:lang w:val="en_US" w:bidi="en_US"/>
+        </w:rPr>
+      </w:r>
+      <w:r>
+        <w:rPr>
+          <w:b/>
+          <w:lang w:val="en_US" w:bidi="en_US"/>
+        </w:rPr>
         <w:t>"In the teaching, incorruption, dignity"</w:t>
       </w:r>
     </w:p>
@@ -8981,6 +10396,21 @@
           <w:b/>
           <w:lang w:val="en_US" w:bidi="en_US"/>
         </w:rPr>
+        <w:t>ἀφθορίαν</w:t>
+      </w:r>
+    </w:p>
+    <w:p>
+      <w:pPr/>
+      <w:r>
+        <w:rPr>
+          <w:lang w:val="en_US" w:bidi="en_US"/>
+        </w:rPr>
+      </w:r>
+      <w:r>
+        <w:rPr>
+          <w:b/>
+          <w:lang w:val="en_US" w:bidi="en_US"/>
+        </w:rPr>
         <w:t>"incorruption"</w:t>
       </w:r>
     </w:p>
@@ -9090,6 +10520,21 @@
           <w:b/>
           <w:lang w:val="en_US" w:bidi="en_US"/>
         </w:rPr>
+        <w:t>ὑγιῆ</w:t>
+      </w:r>
+    </w:p>
+    <w:p>
+      <w:pPr/>
+      <w:r>
+        <w:rPr>
+          <w:lang w:val="en_US" w:bidi="en_US"/>
+        </w:rPr>
+      </w:r>
+      <w:r>
+        <w:rPr>
+          <w:b/>
+          <w:lang w:val="en_US" w:bidi="en_US"/>
+        </w:rPr>
         <w:t>"sound"</w:t>
       </w:r>
     </w:p>
@@ -9132,7 +10577,7 @@
         </w:rPr>
         <w:t xml:space="preserve"> and means “accurate” or “correct,” as it does in </w:t>
       </w:r>
-      <w:hyperlink r:id="rId13">
+      <w:hyperlink r:id="rId15">
         <w:r>
           <w:rPr>
             <w:lang w:val="en_US" w:bidi="en_US"/>
@@ -9150,7 +10595,7 @@
         </w:rPr>
         <w:t xml:space="preserve"> and </w:t>
       </w:r>
-      <w:hyperlink r:id="rId15">
+      <w:hyperlink r:id="rId17">
         <w:r>
           <w:rPr>
             <w:lang w:val="en_US" w:bidi="en_US"/>
@@ -9235,6 +10680,21 @@
           <w:b/>
           <w:lang w:val="en_US" w:bidi="en_US"/>
         </w:rPr>
+        <w:t>ἵνα</w:t>
+      </w:r>
+    </w:p>
+    <w:p>
+      <w:pPr/>
+      <w:r>
+        <w:rPr>
+          <w:lang w:val="en_US" w:bidi="en_US"/>
+        </w:rPr>
+      </w:r>
+      <w:r>
+        <w:rPr>
+          <w:b/>
+          <w:lang w:val="en_US" w:bidi="en_US"/>
+        </w:rPr>
         <w:t>"so that"</w:t>
       </w:r>
     </w:p>
@@ -9331,6 +10791,21 @@
           <w:b/>
           <w:lang w:val="en_US" w:bidi="en_US"/>
         </w:rPr>
+        <w:t>ἵνα ὁ ἐξ ἐναντίας ἐντραπῇ</w:t>
+      </w:r>
+    </w:p>
+    <w:p>
+      <w:pPr/>
+      <w:r>
+        <w:rPr>
+          <w:lang w:val="en_US" w:bidi="en_US"/>
+        </w:rPr>
+      </w:r>
+      <w:r>
+        <w:rPr>
+          <w:b/>
+          <w:lang w:val="en_US" w:bidi="en_US"/>
+        </w:rPr>
         <w:t>"so that the opponent may be ashamed"</w:t>
       </w:r>
     </w:p>
@@ -9414,6 +10889,21 @@
           <w:b/>
           <w:lang w:val="en_US" w:bidi="en_US"/>
         </w:rPr>
+        <w:t>ἡμῶν</w:t>
+      </w:r>
+    </w:p>
+    <w:p>
+      <w:pPr/>
+      <w:r>
+        <w:rPr>
+          <w:lang w:val="en_US" w:bidi="en_US"/>
+        </w:rPr>
+      </w:r>
+      <w:r>
+        <w:rPr>
+          <w:b/>
+          <w:lang w:val="en_US" w:bidi="en_US"/>
+        </w:rPr>
         <w:t>"us"</w:t>
       </w:r>
     </w:p>
@@ -9510,6 +11000,21 @@
           <w:b/>
           <w:lang w:val="en_US" w:bidi="en_US"/>
         </w:rPr>
+        <w:t>δούλους ἰδίοις δεσπόταις ὑποτάσσεσθαι</w:t>
+      </w:r>
+    </w:p>
+    <w:p>
+      <w:pPr/>
+      <w:r>
+        <w:rPr>
+          <w:lang w:val="en_US" w:bidi="en_US"/>
+        </w:rPr>
+      </w:r>
+      <w:r>
+        <w:rPr>
+          <w:b/>
+          <w:lang w:val="en_US" w:bidi="en_US"/>
+        </w:rPr>
         <w:t>"Slaves, to be subject to their own masters"</w:t>
       </w:r>
     </w:p>
@@ -9593,6 +11098,21 @@
           <w:b/>
           <w:lang w:val="en_US" w:bidi="en_US"/>
         </w:rPr>
+        <w:t>ἐν πᾶσιν</w:t>
+      </w:r>
+    </w:p>
+    <w:p>
+      <w:pPr/>
+      <w:r>
+        <w:rPr>
+          <w:lang w:val="en_US" w:bidi="en_US"/>
+        </w:rPr>
+      </w:r>
+      <w:r>
+        <w:rPr>
+          <w:b/>
+          <w:lang w:val="en_US" w:bidi="en_US"/>
+        </w:rPr>
         <w:t>"in everything"</w:t>
       </w:r>
     </w:p>
@@ -9656,6 +11176,21 @@
           <w:b/>
           <w:lang w:val="en_US" w:bidi="en_US"/>
         </w:rPr>
+        <w:t>εὐαρέστους εἶναι</w:t>
+      </w:r>
+    </w:p>
+    <w:p>
+      <w:pPr/>
+      <w:r>
+        <w:rPr>
+          <w:lang w:val="en_US" w:bidi="en_US"/>
+        </w:rPr>
+      </w:r>
+      <w:r>
+        <w:rPr>
+          <w:b/>
+          <w:lang w:val="en_US" w:bidi="en_US"/>
+        </w:rPr>
         <w:t>"to be pleasing"</w:t>
       </w:r>
     </w:p>
@@ -9739,6 +11274,21 @@
           <w:b/>
           <w:lang w:val="en_US" w:bidi="en_US"/>
         </w:rPr>
+        <w:t>μὴ νοσφιζομένους</w:t>
+      </w:r>
+    </w:p>
+    <w:p>
+      <w:pPr/>
+      <w:r>
+        <w:rPr>
+          <w:lang w:val="en_US" w:bidi="en_US"/>
+        </w:rPr>
+      </w:r>
+      <w:r>
+        <w:rPr>
+          <w:b/>
+          <w:lang w:val="en_US" w:bidi="en_US"/>
+        </w:rPr>
         <w:t>"not to steal"</w:t>
       </w:r>
     </w:p>
@@ -9822,6 +11372,21 @@
           <w:b/>
           <w:lang w:val="en_US" w:bidi="en_US"/>
         </w:rPr>
+        <w:t>ἀλλὰ</w:t>
+      </w:r>
+    </w:p>
+    <w:p>
+      <w:pPr/>
+      <w:r>
+        <w:rPr>
+          <w:lang w:val="en_US" w:bidi="en_US"/>
+        </w:rPr>
+      </w:r>
+      <w:r>
+        <w:rPr>
+          <w:b/>
+          <w:lang w:val="en_US" w:bidi="en_US"/>
+        </w:rPr>
         <w:t>"but"</w:t>
       </w:r>
     </w:p>
@@ -9918,6 +11483,21 @@
           <w:b/>
           <w:lang w:val="en_US" w:bidi="en_US"/>
         </w:rPr>
+        <w:t>πᾶσαν πίστιν ἐνδεικνυμένους ἀγαθήν</w:t>
+      </w:r>
+    </w:p>
+    <w:p>
+      <w:pPr/>
+      <w:r>
+        <w:rPr>
+          <w:lang w:val="en_US" w:bidi="en_US"/>
+        </w:rPr>
+      </w:r>
+      <w:r>
+        <w:rPr>
+          <w:b/>
+          <w:lang w:val="en_US" w:bidi="en_US"/>
+        </w:rPr>
         <w:t>"to demonstrate all good faith"</w:t>
       </w:r>
     </w:p>
@@ -9981,6 +11561,21 @@
           <w:b/>
           <w:lang w:val="en_US" w:bidi="en_US"/>
         </w:rPr>
+        <w:t>ἵνα</w:t>
+      </w:r>
+    </w:p>
+    <w:p>
+      <w:pPr/>
+      <w:r>
+        <w:rPr>
+          <w:lang w:val="en_US" w:bidi="en_US"/>
+        </w:rPr>
+      </w:r>
+      <w:r>
+        <w:rPr>
+          <w:b/>
+          <w:lang w:val="en_US" w:bidi="en_US"/>
+        </w:rPr>
         <w:t>"so that"</w:t>
       </w:r>
     </w:p>
@@ -10103,6 +11698,21 @@
           <w:b/>
           <w:lang w:val="en_US" w:bidi="en_US"/>
         </w:rPr>
+        <w:t>ἐν πᾶσιν</w:t>
+      </w:r>
+    </w:p>
+    <w:p>
+      <w:pPr/>
+      <w:r>
+        <w:rPr>
+          <w:lang w:val="en_US" w:bidi="en_US"/>
+        </w:rPr>
+      </w:r>
+      <w:r>
+        <w:rPr>
+          <w:b/>
+          <w:lang w:val="en_US" w:bidi="en_US"/>
+        </w:rPr>
         <w:t>"in every way"</w:t>
       </w:r>
     </w:p>
@@ -10166,6 +11776,21 @@
           <w:b/>
           <w:lang w:val="en_US" w:bidi="en_US"/>
         </w:rPr>
+        <w:t>τὴν διδασκαλίαν τὴν τοῦ Σωτῆρος ἡμῶν, Θεοῦ, κοσμῶσιν</w:t>
+      </w:r>
+    </w:p>
+    <w:p>
+      <w:pPr/>
+      <w:r>
+        <w:rPr>
+          <w:lang w:val="en_US" w:bidi="en_US"/>
+        </w:rPr>
+      </w:r>
+      <w:r>
+        <w:rPr>
+          <w:b/>
+          <w:lang w:val="en_US" w:bidi="en_US"/>
+        </w:rPr>
         <w:t>"they may show the beauty of the teaching that {is} about God our Savior"</w:t>
       </w:r>
     </w:p>
@@ -10229,6 +11854,21 @@
           <w:b/>
           <w:lang w:val="en_US" w:bidi="en_US"/>
         </w:rPr>
+        <w:t>ἡμῶν</w:t>
+      </w:r>
+    </w:p>
+    <w:p>
+      <w:pPr/>
+      <w:r>
+        <w:rPr>
+          <w:lang w:val="en_US" w:bidi="en_US"/>
+        </w:rPr>
+      </w:r>
+      <w:r>
+        <w:rPr>
+          <w:b/>
+          <w:lang w:val="en_US" w:bidi="en_US"/>
+        </w:rPr>
         <w:t>"our"</w:t>
       </w:r>
     </w:p>
@@ -10325,6 +11965,21 @@
           <w:b/>
           <w:lang w:val="en_US" w:bidi="en_US"/>
         </w:rPr>
+        <w:t>γὰρ</w:t>
+      </w:r>
+    </w:p>
+    <w:p>
+      <w:pPr/>
+      <w:r>
+        <w:rPr>
+          <w:lang w:val="en_US" w:bidi="en_US"/>
+        </w:rPr>
+      </w:r>
+      <w:r>
+        <w:rPr>
+          <w:b/>
+          <w:lang w:val="en_US" w:bidi="en_US"/>
+        </w:rPr>
         <w:t>"For"</w:t>
       </w:r>
     </w:p>
@@ -10421,6 +12076,21 @@
           <w:b/>
           <w:lang w:val="en_US" w:bidi="en_US"/>
         </w:rPr>
+        <w:t>ἐπεφάνη &amp; ἡ χάρις τοῦ Θεοῦ</w:t>
+      </w:r>
+    </w:p>
+    <w:p>
+      <w:pPr/>
+      <w:r>
+        <w:rPr>
+          <w:lang w:val="en_US" w:bidi="en_US"/>
+        </w:rPr>
+      </w:r>
+      <w:r>
+        <w:rPr>
+          <w:b/>
+          <w:lang w:val="en_US" w:bidi="en_US"/>
+        </w:rPr>
         <w:t>"the grace of God has appeared"</w:t>
       </w:r>
     </w:p>
@@ -10517,6 +12187,21 @@
           <w:b/>
           <w:lang w:val="en_US" w:bidi="en_US"/>
         </w:rPr>
+        <w:t>ἐπεφάνη γὰρ ἡ χάρις τοῦ Θεοῦ σωτήριος πᾶσιν ἀνθρώποις</w:t>
+      </w:r>
+    </w:p>
+    <w:p>
+      <w:pPr/>
+      <w:r>
+        <w:rPr>
+          <w:lang w:val="en_US" w:bidi="en_US"/>
+        </w:rPr>
+      </w:r>
+      <w:r>
+        <w:rPr>
+          <w:b/>
+          <w:lang w:val="en_US" w:bidi="en_US"/>
+        </w:rPr>
         <w:t>"For the grace of God has appeared, salvific for all men"</w:t>
       </w:r>
     </w:p>
@@ -10613,6 +12298,21 @@
           <w:b/>
           <w:lang w:val="en_US" w:bidi="en_US"/>
         </w:rPr>
+        <w:t>σωτήριος πᾶσιν ἀνθρώποις</w:t>
+      </w:r>
+    </w:p>
+    <w:p>
+      <w:pPr/>
+      <w:r>
+        <w:rPr>
+          <w:lang w:val="en_US" w:bidi="en_US"/>
+        </w:rPr>
+      </w:r>
+      <w:r>
+        <w:rPr>
+          <w:b/>
+          <w:lang w:val="en_US" w:bidi="en_US"/>
+        </w:rPr>
         <w:t>"salvific for all men"</w:t>
       </w:r>
     </w:p>
@@ -10722,6 +12422,21 @@
           <w:b/>
           <w:lang w:val="en_US" w:bidi="en_US"/>
         </w:rPr>
+        <w:t>πᾶσιν ἀνθρώποις</w:t>
+      </w:r>
+    </w:p>
+    <w:p>
+      <w:pPr/>
+      <w:r>
+        <w:rPr>
+          <w:lang w:val="en_US" w:bidi="en_US"/>
+        </w:rPr>
+      </w:r>
+      <w:r>
+        <w:rPr>
+          <w:b/>
+          <w:lang w:val="en_US" w:bidi="en_US"/>
+        </w:rPr>
         <w:t>"for all men"</w:t>
       </w:r>
     </w:p>
@@ -10818,6 +12533,21 @@
           <w:b/>
           <w:lang w:val="en_US" w:bidi="en_US"/>
         </w:rPr>
+        <w:t>παιδεύουσα ἡμᾶς</w:t>
+      </w:r>
+    </w:p>
+    <w:p>
+      <w:pPr/>
+      <w:r>
+        <w:rPr>
+          <w:lang w:val="en_US" w:bidi="en_US"/>
+        </w:rPr>
+      </w:r>
+      <w:r>
+        <w:rPr>
+          <w:b/>
+          <w:lang w:val="en_US" w:bidi="en_US"/>
+        </w:rPr>
         <w:t>"training us"</w:t>
       </w:r>
     </w:p>
@@ -10901,6 +12631,21 @@
           <w:b/>
           <w:lang w:val="en_US" w:bidi="en_US"/>
         </w:rPr>
+        <w:t>ἡμᾶς</w:t>
+      </w:r>
+    </w:p>
+    <w:p>
+      <w:pPr/>
+      <w:r>
+        <w:rPr>
+          <w:lang w:val="en_US" w:bidi="en_US"/>
+        </w:rPr>
+      </w:r>
+      <w:r>
+        <w:rPr>
+          <w:b/>
+          <w:lang w:val="en_US" w:bidi="en_US"/>
+        </w:rPr>
         <w:t>"us"</w:t>
       </w:r>
     </w:p>
@@ -10997,6 +12742,21 @@
           <w:b/>
           <w:lang w:val="en_US" w:bidi="en_US"/>
         </w:rPr>
+        <w:t>τὴν ἀσέβειαν</w:t>
+      </w:r>
+    </w:p>
+    <w:p>
+      <w:pPr/>
+      <w:r>
+        <w:rPr>
+          <w:lang w:val="en_US" w:bidi="en_US"/>
+        </w:rPr>
+      </w:r>
+      <w:r>
+        <w:rPr>
+          <w:b/>
+          <w:lang w:val="en_US" w:bidi="en_US"/>
+        </w:rPr>
         <w:t>"godlessness"</w:t>
       </w:r>
     </w:p>
@@ -11093,6 +12853,21 @@
           <w:b/>
           <w:lang w:val="en_US" w:bidi="en_US"/>
         </w:rPr>
+        <w:t>τὰς κοσμικὰς ἐπιθυμίας</w:t>
+      </w:r>
+    </w:p>
+    <w:p>
+      <w:pPr/>
+      <w:r>
+        <w:rPr>
+          <w:lang w:val="en_US" w:bidi="en_US"/>
+        </w:rPr>
+      </w:r>
+      <w:r>
+        <w:rPr>
+          <w:b/>
+          <w:lang w:val="en_US" w:bidi="en_US"/>
+        </w:rPr>
         <w:t>"worldly passions"</w:t>
       </w:r>
     </w:p>
@@ -11189,6 +12964,21 @@
           <w:b/>
           <w:lang w:val="en_US" w:bidi="en_US"/>
         </w:rPr>
+        <w:t>ἀσέβειαν &amp; εὐσεβῶς</w:t>
+      </w:r>
+    </w:p>
+    <w:p>
+      <w:pPr/>
+      <w:r>
+        <w:rPr>
+          <w:lang w:val="en_US" w:bidi="en_US"/>
+        </w:rPr>
+      </w:r>
+      <w:r>
+        <w:rPr>
+          <w:b/>
+          <w:lang w:val="en_US" w:bidi="en_US"/>
+        </w:rPr>
         <w:t>"godlessness"</w:t>
       </w:r>
       <w:r>
@@ -11265,6 +13055,21 @@
           <w:b/>
           <w:lang w:val="en_US" w:bidi="en_US"/>
         </w:rPr>
+        <w:t>ἐν τῷ νῦν αἰῶνι</w:t>
+      </w:r>
+    </w:p>
+    <w:p>
+      <w:pPr/>
+      <w:r>
+        <w:rPr>
+          <w:lang w:val="en_US" w:bidi="en_US"/>
+        </w:rPr>
+      </w:r>
+      <w:r>
+        <w:rPr>
+          <w:b/>
+          <w:lang w:val="en_US" w:bidi="en_US"/>
+        </w:rPr>
         <w:t>"in the present age"</w:t>
       </w:r>
     </w:p>
@@ -11328,6 +13133,21 @@
           <w:b/>
           <w:lang w:val="en_US" w:bidi="en_US"/>
         </w:rPr>
+        <w:t>προσδεχόμενοι</w:t>
+      </w:r>
+    </w:p>
+    <w:p>
+      <w:pPr/>
+      <w:r>
+        <w:rPr>
+          <w:lang w:val="en_US" w:bidi="en_US"/>
+        </w:rPr>
+      </w:r>
+      <w:r>
+        <w:rPr>
+          <w:b/>
+          <w:lang w:val="en_US" w:bidi="en_US"/>
+        </w:rPr>
         <w:t>"while we look forward to receiving"</w:t>
       </w:r>
     </w:p>
@@ -11391,6 +13211,21 @@
           <w:b/>
           <w:lang w:val="en_US" w:bidi="en_US"/>
         </w:rPr>
+        <w:t>τὴν μακαρίαν ἐλπίδα, καὶ ἐπιφάνειαν τῆς δόξης</w:t>
+      </w:r>
+    </w:p>
+    <w:p>
+      <w:pPr/>
+      <w:r>
+        <w:rPr>
+          <w:lang w:val="en_US" w:bidi="en_US"/>
+        </w:rPr>
+      </w:r>
+      <w:r>
+        <w:rPr>
+          <w:b/>
+          <w:lang w:val="en_US" w:bidi="en_US"/>
+        </w:rPr>
         <w:t>"the blessed hope and appearing of the glory"</w:t>
       </w:r>
     </w:p>
@@ -11526,6 +13361,21 @@
           <w:b/>
           <w:lang w:val="en_US" w:bidi="en_US"/>
         </w:rPr>
+        <w:t>τὴν μακαρίαν ἐλπίδα, καὶ ἐπιφάνειαν τῆς δόξης</w:t>
+      </w:r>
+    </w:p>
+    <w:p>
+      <w:pPr/>
+      <w:r>
+        <w:rPr>
+          <w:lang w:val="en_US" w:bidi="en_US"/>
+        </w:rPr>
+      </w:r>
+      <w:r>
+        <w:rPr>
+          <w:b/>
+          <w:lang w:val="en_US" w:bidi="en_US"/>
+        </w:rPr>
         <w:t>"the blessed hope and appearing of the glory"</w:t>
       </w:r>
     </w:p>
@@ -11635,6 +13485,21 @@
           <w:b/>
           <w:lang w:val="en_US" w:bidi="en_US"/>
         </w:rPr>
+        <w:t>τὴν μακαρίαν ἐλπίδα, καὶ ἐπιφάνειαν τῆς δόξης τοῦ μεγάλου Θεοῦ καὶ Σωτῆρος ἡμῶν, Ἰησοῦ Χριστοῦ</w:t>
+      </w:r>
+    </w:p>
+    <w:p>
+      <w:pPr/>
+      <w:r>
+        <w:rPr>
+          <w:lang w:val="en_US" w:bidi="en_US"/>
+        </w:rPr>
+      </w:r>
+      <w:r>
+        <w:rPr>
+          <w:b/>
+          <w:lang w:val="en_US" w:bidi="en_US"/>
+        </w:rPr>
         <w:t>"the blessed hope and appearing of the glory of our great God and Savior Jesus Christ"</w:t>
       </w:r>
     </w:p>
@@ -11757,6 +13622,21 @@
           <w:b/>
           <w:lang w:val="en_US" w:bidi="en_US"/>
         </w:rPr>
+        <w:t>τοῦ μεγάλου Θεοῦ καὶ Σωτῆρος ἡμῶν, Ἰησοῦ Χριστοῦ</w:t>
+      </w:r>
+    </w:p>
+    <w:p>
+      <w:pPr/>
+      <w:r>
+        <w:rPr>
+          <w:lang w:val="en_US" w:bidi="en_US"/>
+        </w:rPr>
+      </w:r>
+      <w:r>
+        <w:rPr>
+          <w:b/>
+          <w:lang w:val="en_US" w:bidi="en_US"/>
+        </w:rPr>
         <w:t>"of our great God and Savior Jesus Christ"</w:t>
       </w:r>
     </w:p>
@@ -11879,6 +13759,21 @@
           <w:b/>
           <w:lang w:val="en_US" w:bidi="en_US"/>
         </w:rPr>
+        <w:t>ὃς ἔδωκεν ἑαυτὸν ὑπὲρ ἡμῶν</w:t>
+      </w:r>
+    </w:p>
+    <w:p>
+      <w:pPr/>
+      <w:r>
+        <w:rPr>
+          <w:lang w:val="en_US" w:bidi="en_US"/>
+        </w:rPr>
+      </w:r>
+      <w:r>
+        <w:rPr>
+          <w:b/>
+          <w:lang w:val="en_US" w:bidi="en_US"/>
+        </w:rPr>
         <w:t>"He gave himself for us"</w:t>
       </w:r>
     </w:p>
@@ -11962,6 +13857,21 @@
           <w:b/>
           <w:lang w:val="en_US" w:bidi="en_US"/>
         </w:rPr>
+        <w:t>ἡμῶν</w:t>
+      </w:r>
+    </w:p>
+    <w:p>
+      <w:pPr/>
+      <w:r>
+        <w:rPr>
+          <w:lang w:val="en_US" w:bidi="en_US"/>
+        </w:rPr>
+      </w:r>
+      <w:r>
+        <w:rPr>
+          <w:b/>
+          <w:lang w:val="en_US" w:bidi="en_US"/>
+        </w:rPr>
         <w:t>"us"</w:t>
       </w:r>
     </w:p>
@@ -12058,6 +13968,21 @@
           <w:b/>
           <w:lang w:val="en_US" w:bidi="en_US"/>
         </w:rPr>
+        <w:t>λυτρώσηται ἡμᾶς ἀπὸ πάσης ἀνομίας</w:t>
+      </w:r>
+    </w:p>
+    <w:p>
+      <w:pPr/>
+      <w:r>
+        <w:rPr>
+          <w:lang w:val="en_US" w:bidi="en_US"/>
+        </w:rPr>
+      </w:r>
+      <w:r>
+        <w:rPr>
+          <w:b/>
+          <w:lang w:val="en_US" w:bidi="en_US"/>
+        </w:rPr>
         <w:t>"to redeem us from all lawlessness"</w:t>
       </w:r>
     </w:p>
@@ -12154,6 +14079,21 @@
           <w:b/>
           <w:lang w:val="en_US" w:bidi="en_US"/>
         </w:rPr>
+        <w:t>ἡμᾶς</w:t>
+      </w:r>
+    </w:p>
+    <w:p>
+      <w:pPr/>
+      <w:r>
+        <w:rPr>
+          <w:lang w:val="en_US" w:bidi="en_US"/>
+        </w:rPr>
+      </w:r>
+      <w:r>
+        <w:rPr>
+          <w:b/>
+          <w:lang w:val="en_US" w:bidi="en_US"/>
+        </w:rPr>
         <w:t>"us"</w:t>
       </w:r>
     </w:p>
@@ -12250,6 +14190,21 @@
           <w:b/>
           <w:lang w:val="en_US" w:bidi="en_US"/>
         </w:rPr>
+        <w:t>λαὸν περιούσιον</w:t>
+      </w:r>
+    </w:p>
+    <w:p>
+      <w:pPr/>
+      <w:r>
+        <w:rPr>
+          <w:lang w:val="en_US" w:bidi="en_US"/>
+        </w:rPr>
+      </w:r>
+      <w:r>
+        <w:rPr>
+          <w:b/>
+          <w:lang w:val="en_US" w:bidi="en_US"/>
+        </w:rPr>
         <w:t>"a chosen people"</w:t>
       </w:r>
     </w:p>
@@ -12333,6 +14288,21 @@
           <w:b/>
           <w:lang w:val="en_US" w:bidi="en_US"/>
         </w:rPr>
+        <w:t>ζηλωτὴν καλῶν ἔργων</w:t>
+      </w:r>
+    </w:p>
+    <w:p>
+      <w:pPr/>
+      <w:r>
+        <w:rPr>
+          <w:lang w:val="en_US" w:bidi="en_US"/>
+        </w:rPr>
+      </w:r>
+      <w:r>
+        <w:rPr>
+          <w:b/>
+          <w:lang w:val="en_US" w:bidi="en_US"/>
+        </w:rPr>
         <w:t>"zealous for good works"</w:t>
       </w:r>
     </w:p>
@@ -12396,6 +14366,21 @@
           <w:b/>
           <w:lang w:val="en_US" w:bidi="en_US"/>
         </w:rPr>
+        <w:t>ταῦτα</w:t>
+      </w:r>
+    </w:p>
+    <w:p>
+      <w:pPr/>
+      <w:r>
+        <w:rPr>
+          <w:lang w:val="en_US" w:bidi="en_US"/>
+        </w:rPr>
+      </w:r>
+      <w:r>
+        <w:rPr>
+          <w:b/>
+          <w:lang w:val="en_US" w:bidi="en_US"/>
+        </w:rPr>
         <w:t>"of these things"</w:t>
       </w:r>
     </w:p>
@@ -12492,6 +14477,21 @@
           <w:b/>
           <w:lang w:val="en_US" w:bidi="en_US"/>
         </w:rPr>
+        <w:t>παρακάλει</w:t>
+      </w:r>
+    </w:p>
+    <w:p>
+      <w:pPr/>
+      <w:r>
+        <w:rPr>
+          <w:lang w:val="en_US" w:bidi="en_US"/>
+        </w:rPr>
+      </w:r>
+      <w:r>
+        <w:rPr>
+          <w:b/>
+          <w:lang w:val="en_US" w:bidi="en_US"/>
+        </w:rPr>
         <w:t>"exhort"</w:t>
       </w:r>
     </w:p>
@@ -12588,6 +14588,21 @@
           <w:b/>
           <w:lang w:val="en_US" w:bidi="en_US"/>
         </w:rPr>
+        <w:t>ἔλεγχε, μετὰ πάσης ἐπιταγῆς</w:t>
+      </w:r>
+    </w:p>
+    <w:p>
+      <w:pPr/>
+      <w:r>
+        <w:rPr>
+          <w:lang w:val="en_US" w:bidi="en_US"/>
+        </w:rPr>
+      </w:r>
+      <w:r>
+        <w:rPr>
+          <w:b/>
+          <w:lang w:val="en_US" w:bidi="en_US"/>
+        </w:rPr>
         <w:t>"rebuke with all authority"</w:t>
       </w:r>
     </w:p>
@@ -12684,6 +14699,21 @@
           <w:b/>
           <w:lang w:val="en_US" w:bidi="en_US"/>
         </w:rPr>
+        <w:t>μετὰ πάσης ἐπιταγῆς</w:t>
+      </w:r>
+    </w:p>
+    <w:p>
+      <w:pPr/>
+      <w:r>
+        <w:rPr>
+          <w:lang w:val="en_US" w:bidi="en_US"/>
+        </w:rPr>
+      </w:r>
+      <w:r>
+        <w:rPr>
+          <w:b/>
+          <w:lang w:val="en_US" w:bidi="en_US"/>
+        </w:rPr>
         <w:t>"with all authority"</w:t>
       </w:r>
     </w:p>
@@ -12780,6 +14810,21 @@
           <w:b/>
           <w:lang w:val="en_US" w:bidi="en_US"/>
         </w:rPr>
+        <w:t>μηδείς σου περιφρονείτω</w:t>
+      </w:r>
+    </w:p>
+    <w:p>
+      <w:pPr/>
+      <w:r>
+        <w:rPr>
+          <w:lang w:val="en_US" w:bidi="en_US"/>
+        </w:rPr>
+      </w:r>
+      <w:r>
+        <w:rPr>
+          <w:b/>
+          <w:lang w:val="en_US" w:bidi="en_US"/>
+        </w:rPr>
         <w:t>"Let no one disregard you"</w:t>
       </w:r>
     </w:p>
@@ -12843,6 +14888,21 @@
           <w:b/>
           <w:lang w:val="en_US" w:bidi="en_US"/>
         </w:rPr>
+        <w:t>μηδείς σου περιφρονείτω</w:t>
+      </w:r>
+    </w:p>
+    <w:p>
+      <w:pPr/>
+      <w:r>
+        <w:rPr>
+          <w:lang w:val="en_US" w:bidi="en_US"/>
+        </w:rPr>
+      </w:r>
+      <w:r>
+        <w:rPr>
+          <w:b/>
+          <w:lang w:val="en_US" w:bidi="en_US"/>
+        </w:rPr>
         <w:t>"Let no one disregard you"</w:t>
       </w:r>
     </w:p>
@@ -12926,6 +14986,21 @@
           <w:b/>
           <w:lang w:val="en_US" w:bidi="en_US"/>
         </w:rPr>
+        <w:t>μηδείς σου περιφρονείτω</w:t>
+      </w:r>
+    </w:p>
+    <w:p>
+      <w:pPr/>
+      <w:r>
+        <w:rPr>
+          <w:lang w:val="en_US" w:bidi="en_US"/>
+        </w:rPr>
+      </w:r>
+      <w:r>
+        <w:rPr>
+          <w:b/>
+          <w:lang w:val="en_US" w:bidi="en_US"/>
+        </w:rPr>
         <w:t>"Let no one disregard you"</w:t>
       </w:r>
     </w:p>
@@ -13160,6 +15235,21 @@
           <w:b/>
           <w:lang w:val="en_US" w:bidi="en_US"/>
         </w:rPr>
+        <w:t>ὑπομίμνῃσκε αὐτοὺς &amp; ὑποτάσσεσθαι</w:t>
+      </w:r>
+    </w:p>
+    <w:p>
+      <w:pPr/>
+      <w:r>
+        <w:rPr>
+          <w:lang w:val="en_US" w:bidi="en_US"/>
+        </w:rPr>
+      </w:r>
+      <w:r>
+        <w:rPr>
+          <w:b/>
+          <w:lang w:val="en_US" w:bidi="en_US"/>
+        </w:rPr>
         <w:t>"Remind them to submit"</w:t>
       </w:r>
     </w:p>
@@ -13223,6 +15313,21 @@
           <w:b/>
           <w:lang w:val="en_US" w:bidi="en_US"/>
         </w:rPr>
+        <w:t>ἀρχαῖς, ἐξουσίαις, ὑποτάσσεσθαι, πειθαρχεῖν</w:t>
+      </w:r>
+    </w:p>
+    <w:p>
+      <w:pPr/>
+      <w:r>
+        <w:rPr>
+          <w:lang w:val="en_US" w:bidi="en_US"/>
+        </w:rPr>
+      </w:r>
+      <w:r>
+        <w:rPr>
+          <w:b/>
+          <w:lang w:val="en_US" w:bidi="en_US"/>
+        </w:rPr>
         <w:t>"to submit to rulers {and} authorities, to obey {them"</w:t>
       </w:r>
     </w:p>
@@ -13332,6 +15437,21 @@
           <w:b/>
           <w:lang w:val="en_US" w:bidi="en_US"/>
         </w:rPr>
+        <w:t>ἀρχαῖς, ἐξουσίαις</w:t>
+      </w:r>
+    </w:p>
+    <w:p>
+      <w:pPr/>
+      <w:r>
+        <w:rPr>
+          <w:lang w:val="en_US" w:bidi="en_US"/>
+        </w:rPr>
+      </w:r>
+      <w:r>
+        <w:rPr>
+          <w:b/>
+          <w:lang w:val="en_US" w:bidi="en_US"/>
+        </w:rPr>
         <w:t>"to rulers {and} authorities"</w:t>
       </w:r>
     </w:p>
@@ -13441,6 +15561,21 @@
           <w:b/>
           <w:lang w:val="en_US" w:bidi="en_US"/>
         </w:rPr>
+        <w:t>πρὸς πᾶν ἔργον ἀγαθὸν ἑτοίμους εἶναι</w:t>
+      </w:r>
+    </w:p>
+    <w:p>
+      <w:pPr/>
+      <w:r>
+        <w:rPr>
+          <w:lang w:val="en_US" w:bidi="en_US"/>
+        </w:rPr>
+      </w:r>
+      <w:r>
+        <w:rPr>
+          <w:b/>
+          <w:lang w:val="en_US" w:bidi="en_US"/>
+        </w:rPr>
         <w:t>"to be ready for every good work"</w:t>
       </w:r>
     </w:p>
@@ -13504,6 +15639,21 @@
           <w:b/>
           <w:lang w:val="en_US" w:bidi="en_US"/>
         </w:rPr>
+        <w:t>βλασφημεῖν</w:t>
+      </w:r>
+    </w:p>
+    <w:p>
+      <w:pPr/>
+      <w:r>
+        <w:rPr>
+          <w:lang w:val="en_US" w:bidi="en_US"/>
+        </w:rPr>
+      </w:r>
+      <w:r>
+        <w:rPr>
+          <w:b/>
+          <w:lang w:val="en_US" w:bidi="en_US"/>
+        </w:rPr>
         <w:t>"to revile"</w:t>
       </w:r>
     </w:p>
@@ -13567,6 +15717,21 @@
           <w:b/>
           <w:lang w:val="en_US" w:bidi="en_US"/>
         </w:rPr>
+        <w:t>ἀμάχους εἶναι</w:t>
+      </w:r>
+    </w:p>
+    <w:p>
+      <w:pPr/>
+      <w:r>
+        <w:rPr>
+          <w:lang w:val="en_US" w:bidi="en_US"/>
+        </w:rPr>
+      </w:r>
+      <w:r>
+        <w:rPr>
+          <w:b/>
+          <w:lang w:val="en_US" w:bidi="en_US"/>
+        </w:rPr>
         <w:t>"to be uncontentious"</w:t>
       </w:r>
     </w:p>
@@ -13676,6 +15841,21 @@
           <w:b/>
           <w:lang w:val="en_US" w:bidi="en_US"/>
         </w:rPr>
+        <w:t>πᾶσαν ἐνδεικνυμένους πραΰτητα</w:t>
+      </w:r>
+    </w:p>
+    <w:p>
+      <w:pPr/>
+      <w:r>
+        <w:rPr>
+          <w:lang w:val="en_US" w:bidi="en_US"/>
+        </w:rPr>
+      </w:r>
+      <w:r>
+        <w:rPr>
+          <w:b/>
+          <w:lang w:val="en_US" w:bidi="en_US"/>
+        </w:rPr>
         <w:t>"showing all humility"</w:t>
       </w:r>
     </w:p>
@@ -13772,6 +15952,21 @@
           <w:b/>
           <w:lang w:val="en_US" w:bidi="en_US"/>
         </w:rPr>
+        <w:t>πρὸς πάντας ἀνθρώπους</w:t>
+      </w:r>
+    </w:p>
+    <w:p>
+      <w:pPr/>
+      <w:r>
+        <w:rPr>
+          <w:lang w:val="en_US" w:bidi="en_US"/>
+        </w:rPr>
+      </w:r>
+      <w:r>
+        <w:rPr>
+          <w:b/>
+          <w:lang w:val="en_US" w:bidi="en_US"/>
+        </w:rPr>
         <w:t>"toward all men"</w:t>
       </w:r>
     </w:p>
@@ -13868,6 +16063,21 @@
           <w:b/>
           <w:lang w:val="en_US" w:bidi="en_US"/>
         </w:rPr>
+        <w:t>ἦμεν γάρ ποτε καὶ ἡμεῖς</w:t>
+      </w:r>
+    </w:p>
+    <w:p>
+      <w:pPr/>
+      <w:r>
+        <w:rPr>
+          <w:lang w:val="en_US" w:bidi="en_US"/>
+        </w:rPr>
+      </w:r>
+      <w:r>
+        <w:rPr>
+          <w:b/>
+          <w:lang w:val="en_US" w:bidi="en_US"/>
+        </w:rPr>
         <w:t>"For once we also were"</w:t>
       </w:r>
     </w:p>
@@ -13977,6 +16187,21 @@
           <w:b/>
           <w:lang w:val="en_US" w:bidi="en_US"/>
         </w:rPr>
+        <w:t>ποτε</w:t>
+      </w:r>
+    </w:p>
+    <w:p>
+      <w:pPr/>
+      <w:r>
+        <w:rPr>
+          <w:lang w:val="en_US" w:bidi="en_US"/>
+        </w:rPr>
+      </w:r>
+      <w:r>
+        <w:rPr>
+          <w:b/>
+          <w:lang w:val="en_US" w:bidi="en_US"/>
+        </w:rPr>
         <w:t>"once"</w:t>
       </w:r>
     </w:p>
@@ -14040,6 +16265,21 @@
           <w:b/>
           <w:lang w:val="en_US" w:bidi="en_US"/>
         </w:rPr>
+        <w:t>ἡμεῖς</w:t>
+      </w:r>
+    </w:p>
+    <w:p>
+      <w:pPr/>
+      <w:r>
+        <w:rPr>
+          <w:lang w:val="en_US" w:bidi="en_US"/>
+        </w:rPr>
+      </w:r>
+      <w:r>
+        <w:rPr>
+          <w:b/>
+          <w:lang w:val="en_US" w:bidi="en_US"/>
+        </w:rPr>
         <w:t>"we"</w:t>
       </w:r>
     </w:p>
@@ -14136,6 +16376,21 @@
           <w:b/>
           <w:lang w:val="en_US" w:bidi="en_US"/>
         </w:rPr>
+        <w:t>ἦμεν &amp; ἀνόητοι</w:t>
+      </w:r>
+    </w:p>
+    <w:p>
+      <w:pPr/>
+      <w:r>
+        <w:rPr>
+          <w:lang w:val="en_US" w:bidi="en_US"/>
+        </w:rPr>
+      </w:r>
+      <w:r>
+        <w:rPr>
+          <w:b/>
+          <w:lang w:val="en_US" w:bidi="en_US"/>
+        </w:rPr>
         <w:t>"were foolish"</w:t>
       </w:r>
     </w:p>
@@ -14199,6 +16454,21 @@
           <w:b/>
           <w:lang w:val="en_US" w:bidi="en_US"/>
         </w:rPr>
+        <w:t>πλανώμενοι, δουλεύοντες ἐπιθυμίαις καὶ ἡδοναῖς ποικίλαις</w:t>
+      </w:r>
+    </w:p>
+    <w:p>
+      <w:pPr/>
+      <w:r>
+        <w:rPr>
+          <w:lang w:val="en_US" w:bidi="en_US"/>
+        </w:rPr>
+      </w:r>
+      <w:r>
+        <w:rPr>
+          <w:b/>
+          <w:lang w:val="en_US" w:bidi="en_US"/>
+        </w:rPr>
         <w:t>"We were led astray, enslaved by various passions and pleasures"</w:t>
       </w:r>
     </w:p>
@@ -14308,6 +16578,21 @@
           <w:b/>
           <w:lang w:val="en_US" w:bidi="en_US"/>
         </w:rPr>
+        <w:t>πλανώμενοι, δουλεύοντες ἐπιθυμίαις καὶ ἡδοναῖς ποικίλαις</w:t>
+      </w:r>
+    </w:p>
+    <w:p>
+      <w:pPr/>
+      <w:r>
+        <w:rPr>
+          <w:lang w:val="en_US" w:bidi="en_US"/>
+        </w:rPr>
+      </w:r>
+      <w:r>
+        <w:rPr>
+          <w:b/>
+          <w:lang w:val="en_US" w:bidi="en_US"/>
+        </w:rPr>
         <w:t>"We were led astray, enslaved by various passions and pleasures"</w:t>
       </w:r>
     </w:p>
@@ -14391,6 +16676,21 @@
           <w:b/>
           <w:lang w:val="en_US" w:bidi="en_US"/>
         </w:rPr>
+        <w:t>ἐπιθυμίαις καὶ ἡδοναῖς ποικίλαις</w:t>
+      </w:r>
+    </w:p>
+    <w:p>
+      <w:pPr/>
+      <w:r>
+        <w:rPr>
+          <w:lang w:val="en_US" w:bidi="en_US"/>
+        </w:rPr>
+      </w:r>
+      <w:r>
+        <w:rPr>
+          <w:b/>
+          <w:lang w:val="en_US" w:bidi="en_US"/>
+        </w:rPr>
         <w:t>"by various passions and pleasures"</w:t>
       </w:r>
     </w:p>
@@ -14500,6 +16800,21 @@
           <w:b/>
           <w:lang w:val="en_US" w:bidi="en_US"/>
         </w:rPr>
+        <w:t>ἐν κακίᾳ καὶ φθόνῳ διάγοντες</w:t>
+      </w:r>
+    </w:p>
+    <w:p>
+      <w:pPr/>
+      <w:r>
+        <w:rPr>
+          <w:lang w:val="en_US" w:bidi="en_US"/>
+        </w:rPr>
+      </w:r>
+      <w:r>
+        <w:rPr>
+          <w:b/>
+          <w:lang w:val="en_US" w:bidi="en_US"/>
+        </w:rPr>
         <w:t>"We lived in evil and envy"</w:t>
       </w:r>
     </w:p>
@@ -14661,6 +16976,21 @@
           <w:b/>
           <w:lang w:val="en_US" w:bidi="en_US"/>
         </w:rPr>
+        <w:t>στυγητοί</w:t>
+      </w:r>
+    </w:p>
+    <w:p>
+      <w:pPr/>
+      <w:r>
+        <w:rPr>
+          <w:lang w:val="en_US" w:bidi="en_US"/>
+        </w:rPr>
+      </w:r>
+      <w:r>
+        <w:rPr>
+          <w:b/>
+          <w:lang w:val="en_US" w:bidi="en_US"/>
+        </w:rPr>
         <w:t>"detestable"</w:t>
       </w:r>
     </w:p>
@@ -14724,6 +17054,21 @@
           <w:b/>
           <w:lang w:val="en_US" w:bidi="en_US"/>
         </w:rPr>
+        <w:t>δὲ</w:t>
+      </w:r>
+    </w:p>
+    <w:p>
+      <w:pPr/>
+      <w:r>
+        <w:rPr>
+          <w:lang w:val="en_US" w:bidi="en_US"/>
+        </w:rPr>
+      </w:r>
+      <w:r>
+        <w:rPr>
+          <w:b/>
+          <w:lang w:val="en_US" w:bidi="en_US"/>
+        </w:rPr>
         <w:t>"But"</w:t>
       </w:r>
     </w:p>
@@ -14814,6 +17159,21 @@
           <w:b/>
           <w:lang w:val="en_US" w:bidi="en_US"/>
         </w:rPr>
+        <w:t>ὅτε &amp; ἡ χρηστότης καὶ ἡ φιλανθρωπία ἐπεφάνη τοῦ Σωτῆρος ἡμῶν, Θεοῦ</w:t>
+      </w:r>
+    </w:p>
+    <w:p>
+      <w:pPr/>
+      <w:r>
+        <w:rPr>
+          <w:lang w:val="en_US" w:bidi="en_US"/>
+        </w:rPr>
+      </w:r>
+      <w:r>
+        <w:rPr>
+          <w:b/>
+          <w:lang w:val="en_US" w:bidi="en_US"/>
+        </w:rPr>
         <w:t>"when the kindness and the love for mankind of God our Savior appeared"</w:t>
       </w:r>
     </w:p>
@@ -14923,6 +17283,21 @@
           <w:b/>
           <w:lang w:val="en_US" w:bidi="en_US"/>
         </w:rPr>
+        <w:t>ὅτε &amp; ἡ χρηστότης καὶ ἡ φιλανθρωπία ἐπεφάνη τοῦ Σωτῆρος ἡμῶν, Θεοῦ</w:t>
+      </w:r>
+    </w:p>
+    <w:p>
+      <w:pPr/>
+      <w:r>
+        <w:rPr>
+          <w:lang w:val="en_US" w:bidi="en_US"/>
+        </w:rPr>
+      </w:r>
+      <w:r>
+        <w:rPr>
+          <w:b/>
+          <w:lang w:val="en_US" w:bidi="en_US"/>
+        </w:rPr>
         <w:t>"when the kindness and the love for mankind of God our Savior appeared"</w:t>
       </w:r>
     </w:p>
@@ -15032,6 +17407,21 @@
           <w:b/>
           <w:lang w:val="en_US" w:bidi="en_US"/>
         </w:rPr>
+        <w:t>ἡμῶν</w:t>
+      </w:r>
+    </w:p>
+    <w:p>
+      <w:pPr/>
+      <w:r>
+        <w:rPr>
+          <w:lang w:val="en_US" w:bidi="en_US"/>
+        </w:rPr>
+      </w:r>
+      <w:r>
+        <w:rPr>
+          <w:b/>
+          <w:lang w:val="en_US" w:bidi="en_US"/>
+        </w:rPr>
         <w:t>"our"</w:t>
       </w:r>
     </w:p>
@@ -15128,6 +17518,21 @@
           <w:b/>
           <w:lang w:val="en_US" w:bidi="en_US"/>
         </w:rPr>
+        <w:t>ἔργων τῶν ἐν δικαιοσύνῃ</w:t>
+      </w:r>
+    </w:p>
+    <w:p>
+      <w:pPr/>
+      <w:r>
+        <w:rPr>
+          <w:lang w:val="en_US" w:bidi="en_US"/>
+        </w:rPr>
+      </w:r>
+      <w:r>
+        <w:rPr>
+          <w:b/>
+          <w:lang w:val="en_US" w:bidi="en_US"/>
+        </w:rPr>
         <w:t>"works of righteousness"</w:t>
       </w:r>
     </w:p>
@@ -15224,6 +17629,21 @@
           <w:b/>
           <w:lang w:val="en_US" w:bidi="en_US"/>
         </w:rPr>
+        <w:t>κατὰ τὸ αὐτοῦ ἔλεος</w:t>
+      </w:r>
+    </w:p>
+    <w:p>
+      <w:pPr/>
+      <w:r>
+        <w:rPr>
+          <w:lang w:val="en_US" w:bidi="en_US"/>
+        </w:rPr>
+      </w:r>
+      <w:r>
+        <w:rPr>
+          <w:b/>
+          <w:lang w:val="en_US" w:bidi="en_US"/>
+        </w:rPr>
         <w:t>"by his mercy"</w:t>
       </w:r>
     </w:p>
@@ -15320,6 +17740,21 @@
           <w:b/>
           <w:lang w:val="en_US" w:bidi="en_US"/>
         </w:rPr>
+        <w:t>λουτροῦ παλινγενεσίας</w:t>
+      </w:r>
+    </w:p>
+    <w:p>
+      <w:pPr/>
+      <w:r>
+        <w:rPr>
+          <w:lang w:val="en_US" w:bidi="en_US"/>
+        </w:rPr>
+      </w:r>
+      <w:r>
+        <w:rPr>
+          <w:b/>
+          <w:lang w:val="en_US" w:bidi="en_US"/>
+        </w:rPr>
         <w:t>"the washing of new birth"</w:t>
       </w:r>
     </w:p>
@@ -15429,6 +17864,21 @@
           <w:b/>
           <w:lang w:val="en_US" w:bidi="en_US"/>
         </w:rPr>
+        <w:t>οὗ ἐξέχεεν ἐφ’ ἡμᾶς πλουσίως,</w:t>
+      </w:r>
+    </w:p>
+    <w:p>
+      <w:pPr/>
+      <w:r>
+        <w:rPr>
+          <w:lang w:val="en_US" w:bidi="en_US"/>
+        </w:rPr>
+      </w:r>
+      <w:r>
+        <w:rPr>
+          <w:b/>
+          <w:lang w:val="en_US" w:bidi="en_US"/>
+        </w:rPr>
         <w:t>"whom he richly poured on us"</w:t>
       </w:r>
     </w:p>
@@ -15512,6 +17962,21 @@
           <w:b/>
           <w:lang w:val="en_US" w:bidi="en_US"/>
         </w:rPr>
+        <w:t>ἡμᾶς</w:t>
+      </w:r>
+    </w:p>
+    <w:p>
+      <w:pPr/>
+      <w:r>
+        <w:rPr>
+          <w:lang w:val="en_US" w:bidi="en_US"/>
+        </w:rPr>
+      </w:r>
+      <w:r>
+        <w:rPr>
+          <w:b/>
+          <w:lang w:val="en_US" w:bidi="en_US"/>
+        </w:rPr>
         <w:t>"us"</w:t>
       </w:r>
     </w:p>
@@ -15608,6 +18073,21 @@
           <w:b/>
           <w:lang w:val="en_US" w:bidi="en_US"/>
         </w:rPr>
+        <w:t>διὰ Ἰησοῦ Χριστοῦ, τοῦ Σωτῆρος ἡμῶν</w:t>
+      </w:r>
+    </w:p>
+    <w:p>
+      <w:pPr/>
+      <w:r>
+        <w:rPr>
+          <w:lang w:val="en_US" w:bidi="en_US"/>
+        </w:rPr>
+      </w:r>
+      <w:r>
+        <w:rPr>
+          <w:b/>
+          <w:lang w:val="en_US" w:bidi="en_US"/>
+        </w:rPr>
         <w:t>"through our Savior Jesus Christ"</w:t>
       </w:r>
     </w:p>
@@ -15671,6 +18151,21 @@
           <w:b/>
           <w:lang w:val="en_US" w:bidi="en_US"/>
         </w:rPr>
+        <w:t>ἡμῶν</w:t>
+      </w:r>
+    </w:p>
+    <w:p>
+      <w:pPr/>
+      <w:r>
+        <w:rPr>
+          <w:lang w:val="en_US" w:bidi="en_US"/>
+        </w:rPr>
+      </w:r>
+      <w:r>
+        <w:rPr>
+          <w:b/>
+          <w:lang w:val="en_US" w:bidi="en_US"/>
+        </w:rPr>
         <w:t>"our"</w:t>
       </w:r>
     </w:p>
@@ -15767,6 +18262,21 @@
           <w:b/>
           <w:lang w:val="en_US" w:bidi="en_US"/>
         </w:rPr>
+        <w:t>ἵνα</w:t>
+      </w:r>
+    </w:p>
+    <w:p>
+      <w:pPr/>
+      <w:r>
+        <w:rPr>
+          <w:lang w:val="en_US" w:bidi="en_US"/>
+        </w:rPr>
+      </w:r>
+      <w:r>
+        <w:rPr>
+          <w:b/>
+          <w:lang w:val="en_US" w:bidi="en_US"/>
+        </w:rPr>
         <w:t>"so that"</w:t>
       </w:r>
     </w:p>
@@ -15889,6 +18399,21 @@
           <w:b/>
           <w:lang w:val="en_US" w:bidi="en_US"/>
         </w:rPr>
+        <w:t>δικαιωθέντες</w:t>
+      </w:r>
+    </w:p>
+    <w:p>
+      <w:pPr/>
+      <w:r>
+        <w:rPr>
+          <w:lang w:val="en_US" w:bidi="en_US"/>
+        </w:rPr>
+      </w:r>
+      <w:r>
+        <w:rPr>
+          <w:b/>
+          <w:lang w:val="en_US" w:bidi="en_US"/>
+        </w:rPr>
         <w:t>"having been justified"</w:t>
       </w:r>
     </w:p>
@@ -15972,6 +18497,21 @@
           <w:b/>
           <w:lang w:val="en_US" w:bidi="en_US"/>
         </w:rPr>
+        <w:t>τῇ ἐκείνου χάριτι</w:t>
+      </w:r>
+    </w:p>
+    <w:p>
+      <w:pPr/>
+      <w:r>
+        <w:rPr>
+          <w:lang w:val="en_US" w:bidi="en_US"/>
+        </w:rPr>
+      </w:r>
+      <w:r>
+        <w:rPr>
+          <w:b/>
+          <w:lang w:val="en_US" w:bidi="en_US"/>
+        </w:rPr>
         <w:t>"by the grace of that one"</w:t>
       </w:r>
     </w:p>
@@ -16068,6 +18608,21 @@
           <w:b/>
           <w:lang w:val="en_US" w:bidi="en_US"/>
         </w:rPr>
+        <w:t>ἐκείνου</w:t>
+      </w:r>
+    </w:p>
+    <w:p>
+      <w:pPr/>
+      <w:r>
+        <w:rPr>
+          <w:lang w:val="en_US" w:bidi="en_US"/>
+        </w:rPr>
+      </w:r>
+      <w:r>
+        <w:rPr>
+          <w:b/>
+          <w:lang w:val="en_US" w:bidi="en_US"/>
+        </w:rPr>
         <w:t>"of that one"</w:t>
       </w:r>
     </w:p>
@@ -16164,6 +18719,21 @@
           <w:b/>
           <w:lang w:val="en_US" w:bidi="en_US"/>
         </w:rPr>
+        <w:t>κληρονόμοι γενηθῶμεν, κατ’ ἐλπίδα ζωῆς αἰωνίου</w:t>
+      </w:r>
+    </w:p>
+    <w:p>
+      <w:pPr/>
+      <w:r>
+        <w:rPr>
+          <w:lang w:val="en_US" w:bidi="en_US"/>
+        </w:rPr>
+      </w:r>
+      <w:r>
+        <w:rPr>
+          <w:b/>
+          <w:lang w:val="en_US" w:bidi="en_US"/>
+        </w:rPr>
         <w:t>"we might become heirs according to certain hope of eternal life"</w:t>
       </w:r>
     </w:p>
@@ -16247,6 +18817,21 @@
           <w:b/>
           <w:lang w:val="en_US" w:bidi="en_US"/>
         </w:rPr>
+        <w:t>ὁ λόγος</w:t>
+      </w:r>
+    </w:p>
+    <w:p>
+      <w:pPr/>
+      <w:r>
+        <w:rPr>
+          <w:lang w:val="en_US" w:bidi="en_US"/>
+        </w:rPr>
+      </w:r>
+      <w:r>
+        <w:rPr>
+          <w:b/>
+          <w:lang w:val="en_US" w:bidi="en_US"/>
+        </w:rPr>
         <w:t>"This message"</w:t>
       </w:r>
     </w:p>
@@ -16337,6 +18922,21 @@
           <w:b/>
           <w:lang w:val="en_US" w:bidi="en_US"/>
         </w:rPr>
+        <w:t>τούτων</w:t>
+      </w:r>
+    </w:p>
+    <w:p>
+      <w:pPr/>
+      <w:r>
+        <w:rPr>
+          <w:lang w:val="en_US" w:bidi="en_US"/>
+        </w:rPr>
+      </w:r>
+      <w:r>
+        <w:rPr>
+          <w:b/>
+          <w:lang w:val="en_US" w:bidi="en_US"/>
+        </w:rPr>
         <w:t>"these things"</w:t>
       </w:r>
     </w:p>
@@ -16433,6 +19033,21 @@
           <w:b/>
           <w:lang w:val="en_US" w:bidi="en_US"/>
         </w:rPr>
+        <w:t>φροντίζωσιν καλῶν ἔργων, προΐστασθαι</w:t>
+      </w:r>
+    </w:p>
+    <w:p>
+      <w:pPr/>
+      <w:r>
+        <w:rPr>
+          <w:lang w:val="en_US" w:bidi="en_US"/>
+        </w:rPr>
+      </w:r>
+      <w:r>
+        <w:rPr>
+          <w:b/>
+          <w:lang w:val="en_US" w:bidi="en_US"/>
+        </w:rPr>
         <w:t>"may be careful to engage themselves in good works"</w:t>
       </w:r>
     </w:p>
@@ -16496,6 +19111,21 @@
           <w:b/>
           <w:lang w:val="en_US" w:bidi="en_US"/>
         </w:rPr>
+        <w:t>τοῖς ἀνθρώποις</w:t>
+      </w:r>
+    </w:p>
+    <w:p>
+      <w:pPr/>
+      <w:r>
+        <w:rPr>
+          <w:lang w:val="en_US" w:bidi="en_US"/>
+        </w:rPr>
+      </w:r>
+      <w:r>
+        <w:rPr>
+          <w:b/>
+          <w:lang w:val="en_US" w:bidi="en_US"/>
+        </w:rPr>
         <w:t>"for men"</w:t>
       </w:r>
     </w:p>
@@ -16592,6 +19222,21 @@
           <w:b/>
           <w:lang w:val="en_US" w:bidi="en_US"/>
         </w:rPr>
+        <w:t>δὲ &amp; περιΐστασο</w:t>
+      </w:r>
+    </w:p>
+    <w:p>
+      <w:pPr/>
+      <w:r>
+        <w:rPr>
+          <w:lang w:val="en_US" w:bidi="en_US"/>
+        </w:rPr>
+      </w:r>
+      <w:r>
+        <w:rPr>
+          <w:b/>
+          <w:lang w:val="en_US" w:bidi="en_US"/>
+        </w:rPr>
         <w:t>"But avoid"</w:t>
       </w:r>
     </w:p>
@@ -16688,6 +19333,21 @@
           <w:b/>
           <w:lang w:val="en_US" w:bidi="en_US"/>
         </w:rPr>
+        <w:t>μωρὰς &amp; ζητήσεις</w:t>
+      </w:r>
+    </w:p>
+    <w:p>
+      <w:pPr/>
+      <w:r>
+        <w:rPr>
+          <w:lang w:val="en_US" w:bidi="en_US"/>
+        </w:rPr>
+      </w:r>
+      <w:r>
+        <w:rPr>
+          <w:b/>
+          <w:lang w:val="en_US" w:bidi="en_US"/>
+        </w:rPr>
         <w:t>"foolish debates"</w:t>
       </w:r>
     </w:p>
@@ -16751,6 +19411,21 @@
           <w:b/>
           <w:lang w:val="en_US" w:bidi="en_US"/>
         </w:rPr>
+        <w:t>γενεαλογίας</w:t>
+      </w:r>
+    </w:p>
+    <w:p>
+      <w:pPr/>
+      <w:r>
+        <w:rPr>
+          <w:lang w:val="en_US" w:bidi="en_US"/>
+        </w:rPr>
+      </w:r>
+      <w:r>
+        <w:rPr>
+          <w:b/>
+          <w:lang w:val="en_US" w:bidi="en_US"/>
+        </w:rPr>
         <w:t>"genealogies"</w:t>
       </w:r>
     </w:p>
@@ -16847,6 +19522,21 @@
           <w:b/>
           <w:lang w:val="en_US" w:bidi="en_US"/>
         </w:rPr>
+        <w:t>ἔρεις</w:t>
+      </w:r>
+    </w:p>
+    <w:p>
+      <w:pPr/>
+      <w:r>
+        <w:rPr>
+          <w:lang w:val="en_US" w:bidi="en_US"/>
+        </w:rPr>
+      </w:r>
+      <w:r>
+        <w:rPr>
+          <w:b/>
+          <w:lang w:val="en_US" w:bidi="en_US"/>
+        </w:rPr>
         <w:t>"strife"</w:t>
       </w:r>
     </w:p>
@@ -16943,6 +19633,21 @@
           <w:b/>
           <w:lang w:val="en_US" w:bidi="en_US"/>
         </w:rPr>
+        <w:t>νομικὰς</w:t>
+      </w:r>
+    </w:p>
+    <w:p>
+      <w:pPr/>
+      <w:r>
+        <w:rPr>
+          <w:lang w:val="en_US" w:bidi="en_US"/>
+        </w:rPr>
+      </w:r>
+      <w:r>
+        <w:rPr>
+          <w:b/>
+          <w:lang w:val="en_US" w:bidi="en_US"/>
+        </w:rPr>
         <w:t>"about the law"</w:t>
       </w:r>
     </w:p>
@@ -17026,6 +19731,21 @@
           <w:b/>
           <w:lang w:val="en_US" w:bidi="en_US"/>
         </w:rPr>
+        <w:t>αἱρετικὸν ἄνθρωπον &amp; παραιτοῦ</w:t>
+      </w:r>
+    </w:p>
+    <w:p>
+      <w:pPr/>
+      <w:r>
+        <w:rPr>
+          <w:lang w:val="en_US" w:bidi="en_US"/>
+        </w:rPr>
+      </w:r>
+      <w:r>
+        <w:rPr>
+          <w:b/>
+          <w:lang w:val="en_US" w:bidi="en_US"/>
+        </w:rPr>
         <w:t>"Reject a divisive person"</w:t>
       </w:r>
     </w:p>
@@ -17109,6 +19829,21 @@
           <w:b/>
           <w:lang w:val="en_US" w:bidi="en_US"/>
         </w:rPr>
+        <w:t>μετὰ μίαν καὶ δευτέραν νουθεσίαν</w:t>
+      </w:r>
+    </w:p>
+    <w:p>
+      <w:pPr/>
+      <w:r>
+        <w:rPr>
+          <w:lang w:val="en_US" w:bidi="en_US"/>
+        </w:rPr>
+      </w:r>
+      <w:r>
+        <w:rPr>
+          <w:b/>
+          <w:lang w:val="en_US" w:bidi="en_US"/>
+        </w:rPr>
         <w:t>"after one or two warnings"</w:t>
       </w:r>
     </w:p>
@@ -17192,6 +19927,21 @@
           <w:b/>
           <w:lang w:val="en_US" w:bidi="en_US"/>
         </w:rPr>
+        <w:t>ὁ τοιοῦτος</w:t>
+      </w:r>
+    </w:p>
+    <w:p>
+      <w:pPr/>
+      <w:r>
+        <w:rPr>
+          <w:lang w:val="en_US" w:bidi="en_US"/>
+        </w:rPr>
+      </w:r>
+      <w:r>
+        <w:rPr>
+          <w:b/>
+          <w:lang w:val="en_US" w:bidi="en_US"/>
+        </w:rPr>
         <w:t>"such a one"</w:t>
       </w:r>
     </w:p>
@@ -17255,6 +20005,21 @@
           <w:b/>
           <w:lang w:val="en_US" w:bidi="en_US"/>
         </w:rPr>
+        <w:t>ἐξέστραπται</w:t>
+      </w:r>
+    </w:p>
+    <w:p>
+      <w:pPr/>
+      <w:r>
+        <w:rPr>
+          <w:lang w:val="en_US" w:bidi="en_US"/>
+        </w:rPr>
+      </w:r>
+      <w:r>
+        <w:rPr>
+          <w:b/>
+          <w:lang w:val="en_US" w:bidi="en_US"/>
+        </w:rPr>
         <w:t>"has turned from the right way"</w:t>
       </w:r>
     </w:p>
@@ -17351,6 +20116,21 @@
           <w:b/>
           <w:lang w:val="en_US" w:bidi="en_US"/>
         </w:rPr>
+        <w:t>ὢν αὐτοκατάκριτος</w:t>
+      </w:r>
+    </w:p>
+    <w:p>
+      <w:pPr/>
+      <w:r>
+        <w:rPr>
+          <w:lang w:val="en_US" w:bidi="en_US"/>
+        </w:rPr>
+      </w:r>
+      <w:r>
+        <w:rPr>
+          <w:b/>
+          <w:lang w:val="en_US" w:bidi="en_US"/>
+        </w:rPr>
         <w:t>"being self-condemned"</w:t>
       </w:r>
     </w:p>
@@ -17414,6 +20194,21 @@
           <w:b/>
           <w:lang w:val="en_US" w:bidi="en_US"/>
         </w:rPr>
+        <w:t>ὅταν πέμψω Ἀρτεμᾶν πρὸς σὲ ἢ Τυχικόν</w:t>
+      </w:r>
+    </w:p>
+    <w:p>
+      <w:pPr/>
+      <w:r>
+        <w:rPr>
+          <w:lang w:val="en_US" w:bidi="en_US"/>
+        </w:rPr>
+      </w:r>
+      <w:r>
+        <w:rPr>
+          <w:b/>
+          <w:lang w:val="en_US" w:bidi="en_US"/>
+        </w:rPr>
         <w:t>"When I send Artemas or Tychicus to you"</w:t>
       </w:r>
     </w:p>
@@ -17497,6 +20292,21 @@
           <w:b/>
           <w:lang w:val="en_US" w:bidi="en_US"/>
         </w:rPr>
+        <w:t>Ἀρτεμᾶν &amp; Τυχικόν</w:t>
+      </w:r>
+    </w:p>
+    <w:p>
+      <w:pPr/>
+      <w:r>
+        <w:rPr>
+          <w:lang w:val="en_US" w:bidi="en_US"/>
+        </w:rPr>
+      </w:r>
+      <w:r>
+        <w:rPr>
+          <w:b/>
+          <w:lang w:val="en_US" w:bidi="en_US"/>
+        </w:rPr>
         <w:t>"Artemas"</w:t>
       </w:r>
       <w:r>
@@ -17613,6 +20423,21 @@
           <w:b/>
           <w:lang w:val="en_US" w:bidi="en_US"/>
         </w:rPr>
+        <w:t>σπούδασον ἐλθεῖν</w:t>
+      </w:r>
+    </w:p>
+    <w:p>
+      <w:pPr/>
+      <w:r>
+        <w:rPr>
+          <w:lang w:val="en_US" w:bidi="en_US"/>
+        </w:rPr>
+      </w:r>
+      <w:r>
+        <w:rPr>
+          <w:b/>
+          <w:lang w:val="en_US" w:bidi="en_US"/>
+        </w:rPr>
         <w:t>"hurry to come"</w:t>
       </w:r>
     </w:p>
@@ -17676,6 +20501,21 @@
           <w:b/>
           <w:lang w:val="en_US" w:bidi="en_US"/>
         </w:rPr>
+        <w:t>σπούδασον</w:t>
+      </w:r>
+    </w:p>
+    <w:p>
+      <w:pPr/>
+      <w:r>
+        <w:rPr>
+          <w:lang w:val="en_US" w:bidi="en_US"/>
+        </w:rPr>
+      </w:r>
+      <w:r>
+        <w:rPr>
+          <w:b/>
+          <w:lang w:val="en_US" w:bidi="en_US"/>
+        </w:rPr>
         <w:t>"hurry"</w:t>
       </w:r>
     </w:p>
@@ -17772,6 +20612,21 @@
           <w:b/>
           <w:lang w:val="en_US" w:bidi="en_US"/>
         </w:rPr>
+        <w:t>σπουδαίως πρόπεμψον</w:t>
+      </w:r>
+    </w:p>
+    <w:p>
+      <w:pPr/>
+      <w:r>
+        <w:rPr>
+          <w:lang w:val="en_US" w:bidi="en_US"/>
+        </w:rPr>
+      </w:r>
+      <w:r>
+        <w:rPr>
+          <w:b/>
+          <w:lang w:val="en_US" w:bidi="en_US"/>
+        </w:rPr>
         <w:t>"Diligently send on their way"</w:t>
       </w:r>
     </w:p>
@@ -17868,6 +20723,21 @@
           <w:b/>
           <w:lang w:val="en_US" w:bidi="en_US"/>
         </w:rPr>
+        <w:t>Ζηνᾶν &amp; Ἀπολλῶν</w:t>
+      </w:r>
+    </w:p>
+    <w:p>
+      <w:pPr/>
+      <w:r>
+        <w:rPr>
+          <w:lang w:val="en_US" w:bidi="en_US"/>
+        </w:rPr>
+      </w:r>
+      <w:r>
+        <w:rPr>
+          <w:b/>
+          <w:lang w:val="en_US" w:bidi="en_US"/>
+        </w:rPr>
         <w:t>"Zenas"</w:t>
       </w:r>
       <w:r>
@@ -17984,6 +20854,21 @@
           <w:b/>
           <w:lang w:val="en_US" w:bidi="en_US"/>
         </w:rPr>
+        <w:t>καὶ Ἀπολλῶν</w:t>
+      </w:r>
+    </w:p>
+    <w:p>
+      <w:pPr/>
+      <w:r>
+        <w:rPr>
+          <w:lang w:val="en_US" w:bidi="en_US"/>
+        </w:rPr>
+      </w:r>
+      <w:r>
+        <w:rPr>
+          <w:b/>
+          <w:lang w:val="en_US" w:bidi="en_US"/>
+        </w:rPr>
         <w:t>"and Apollos"</w:t>
       </w:r>
     </w:p>
@@ -18047,6 +20932,21 @@
           <w:b/>
           <w:lang w:val="en_US" w:bidi="en_US"/>
         </w:rPr>
+        <w:t>ἵνα μηδὲν αὐτοῖς λείπῃ</w:t>
+      </w:r>
+    </w:p>
+    <w:p>
+      <w:pPr/>
+      <w:r>
+        <w:rPr>
+          <w:lang w:val="en_US" w:bidi="en_US"/>
+        </w:rPr>
+      </w:r>
+      <w:r>
+        <w:rPr>
+          <w:b/>
+          <w:lang w:val="en_US" w:bidi="en_US"/>
+        </w:rPr>
         <w:t>"so that they lack nothing"</w:t>
       </w:r>
     </w:p>
@@ -18143,6 +21043,21 @@
           <w:b/>
           <w:lang w:val="en_US" w:bidi="en_US"/>
         </w:rPr>
+        <w:t>ἵνα μηδὲν αὐτοῖς λείπῃ</w:t>
+      </w:r>
+    </w:p>
+    <w:p>
+      <w:pPr/>
+      <w:r>
+        <w:rPr>
+          <w:lang w:val="en_US" w:bidi="en_US"/>
+        </w:rPr>
+      </w:r>
+      <w:r>
+        <w:rPr>
+          <w:b/>
+          <w:lang w:val="en_US" w:bidi="en_US"/>
+        </w:rPr>
         <w:t>"so that they lack nothing"</w:t>
       </w:r>
     </w:p>
@@ -18226,6 +21141,21 @@
           <w:b/>
           <w:lang w:val="en_US" w:bidi="en_US"/>
         </w:rPr>
+        <w:t>οἱ ἡμέτεροι</w:t>
+      </w:r>
+    </w:p>
+    <w:p>
+      <w:pPr/>
+      <w:r>
+        <w:rPr>
+          <w:lang w:val="en_US" w:bidi="en_US"/>
+        </w:rPr>
+      </w:r>
+      <w:r>
+        <w:rPr>
+          <w:b/>
+          <w:lang w:val="en_US" w:bidi="en_US"/>
+        </w:rPr>
         <w:t>"our own"</w:t>
       </w:r>
     </w:p>
@@ -18322,6 +21252,21 @@
           <w:b/>
           <w:lang w:val="en_US" w:bidi="en_US"/>
         </w:rPr>
+        <w:t>οἱ ἡμέτεροι</w:t>
+      </w:r>
+    </w:p>
+    <w:p>
+      <w:pPr/>
+      <w:r>
+        <w:rPr>
+          <w:lang w:val="en_US" w:bidi="en_US"/>
+        </w:rPr>
+      </w:r>
+      <w:r>
+        <w:rPr>
+          <w:b/>
+          <w:lang w:val="en_US" w:bidi="en_US"/>
+        </w:rPr>
         <w:t>"our own"</w:t>
       </w:r>
     </w:p>
@@ -18418,6 +21363,21 @@
           <w:b/>
           <w:lang w:val="en_US" w:bidi="en_US"/>
         </w:rPr>
+        <w:t>εἰς τὰς ἀναγκαίας χρείας</w:t>
+      </w:r>
+    </w:p>
+    <w:p>
+      <w:pPr/>
+      <w:r>
+        <w:rPr>
+          <w:lang w:val="en_US" w:bidi="en_US"/>
+        </w:rPr>
+      </w:r>
+      <w:r>
+        <w:rPr>
+          <w:b/>
+          <w:lang w:val="en_US" w:bidi="en_US"/>
+        </w:rPr>
         <w:t>"toward essential needs"</w:t>
       </w:r>
     </w:p>
@@ -18514,6 +21474,21 @@
           <w:b/>
           <w:lang w:val="en_US" w:bidi="en_US"/>
         </w:rPr>
+        <w:t>ἵνα μὴ ὦσιν ἄκαρποι</w:t>
+      </w:r>
+    </w:p>
+    <w:p>
+      <w:pPr/>
+      <w:r>
+        <w:rPr>
+          <w:lang w:val="en_US" w:bidi="en_US"/>
+        </w:rPr>
+      </w:r>
+      <w:r>
+        <w:rPr>
+          <w:b/>
+          <w:lang w:val="en_US" w:bidi="en_US"/>
+        </w:rPr>
         <w:t>"in order not to be unfruitful"</w:t>
       </w:r>
     </w:p>
@@ -18597,6 +21572,21 @@
           <w:b/>
           <w:lang w:val="en_US" w:bidi="en_US"/>
         </w:rPr>
+        <w:t>ἵνα μὴ ὦσιν ἄκαρποι</w:t>
+      </w:r>
+    </w:p>
+    <w:p>
+      <w:pPr/>
+      <w:r>
+        <w:rPr>
+          <w:lang w:val="en_US" w:bidi="en_US"/>
+        </w:rPr>
+      </w:r>
+      <w:r>
+        <w:rPr>
+          <w:b/>
+          <w:lang w:val="en_US" w:bidi="en_US"/>
+        </w:rPr>
         <w:t>"in order not to be unfruitful"</w:t>
       </w:r>
     </w:p>
@@ -18680,6 +21670,21 @@
           <w:b/>
           <w:lang w:val="en_US" w:bidi="en_US"/>
         </w:rPr>
+        <w:t>ἀσπάζονταί σε</w:t>
+      </w:r>
+    </w:p>
+    <w:p>
+      <w:pPr/>
+      <w:r>
+        <w:rPr>
+          <w:lang w:val="en_US" w:bidi="en_US"/>
+        </w:rPr>
+      </w:r>
+      <w:r>
+        <w:rPr>
+          <w:b/>
+          <w:lang w:val="en_US" w:bidi="en_US"/>
+        </w:rPr>
         <w:t>"greet you"</w:t>
       </w:r>
     </w:p>
@@ -18776,6 +21781,21 @@
           <w:b/>
           <w:lang w:val="en_US" w:bidi="en_US"/>
         </w:rPr>
+        <w:t>οἱ μετ’ ἐμοῦ πάντες</w:t>
+      </w:r>
+    </w:p>
+    <w:p>
+      <w:pPr/>
+      <w:r>
+        <w:rPr>
+          <w:lang w:val="en_US" w:bidi="en_US"/>
+        </w:rPr>
+      </w:r>
+      <w:r>
+        <w:rPr>
+          <w:b/>
+          <w:lang w:val="en_US" w:bidi="en_US"/>
+        </w:rPr>
         <w:t>"All those with me"</w:t>
       </w:r>
     </w:p>
@@ -18859,6 +21879,21 @@
           <w:b/>
           <w:lang w:val="en_US" w:bidi="en_US"/>
         </w:rPr>
+        <w:t>τοὺς φιλοῦντας ἡμᾶς ἐν πίστει</w:t>
+      </w:r>
+    </w:p>
+    <w:p>
+      <w:pPr/>
+      <w:r>
+        <w:rPr>
+          <w:lang w:val="en_US" w:bidi="en_US"/>
+        </w:rPr>
+      </w:r>
+      <w:r>
+        <w:rPr>
+          <w:b/>
+          <w:lang w:val="en_US" w:bidi="en_US"/>
+        </w:rPr>
         <w:t>"the ones loving us in faith"</w:t>
       </w:r>
     </w:p>
@@ -18955,6 +21990,21 @@
           <w:b/>
           <w:lang w:val="en_US" w:bidi="en_US"/>
         </w:rPr>
+        <w:t>ἡμᾶς</w:t>
+      </w:r>
+    </w:p>
+    <w:p>
+      <w:pPr/>
+      <w:r>
+        <w:rPr>
+          <w:lang w:val="en_US" w:bidi="en_US"/>
+        </w:rPr>
+      </w:r>
+      <w:r>
+        <w:rPr>
+          <w:b/>
+          <w:lang w:val="en_US" w:bidi="en_US"/>
+        </w:rPr>
         <w:t>"us"</w:t>
       </w:r>
     </w:p>
@@ -19051,6 +22101,21 @@
           <w:b/>
           <w:lang w:val="en_US" w:bidi="en_US"/>
         </w:rPr>
+        <w:t>ἡ χάρις μετὰ πάντων ὑμῶν</w:t>
+      </w:r>
+    </w:p>
+    <w:p>
+      <w:pPr/>
+      <w:r>
+        <w:rPr>
+          <w:lang w:val="en_US" w:bidi="en_US"/>
+        </w:rPr>
+      </w:r>
+      <w:r>
+        <w:rPr>
+          <w:b/>
+          <w:lang w:val="en_US" w:bidi="en_US"/>
+        </w:rPr>
         <w:t>"Grace {be} with all of you"</w:t>
       </w:r>
     </w:p>
@@ -19120,6 +22185,21 @@
         <w:rPr>
           <w:lang w:val="en_US" w:bidi="en_US"/>
         </w:rPr>
+      </w:r>
+    </w:p>
+    <w:p>
+      <w:pPr/>
+      <w:r>
+        <w:rPr>
+          <w:lang w:val="en_US" w:bidi="en_US"/>
+        </w:rPr>
+      </w:r>
+      <w:r>
+        <w:rPr>
+          <w:b/>
+          <w:lang w:val="en_US" w:bidi="en_US"/>
+        </w:rPr>
+        <w:t>ὑμῶν</w:t>
       </w:r>
     </w:p>
     <w:p>

--- a/eng/docx/56.content.docx
+++ b/eng/docx/56.content.docx
@@ -756,6 +756,21 @@
           <w:b/>
           <w:lang w:val="en_US" w:bidi="en_US"/>
         </w:rPr>
+        <w:t>κατὰ πίστιν ἐκλεκτῶν Θεοῦ καὶ ἐπίγνωσιν ἀληθείας</w:t>
+      </w:r>
+    </w:p>
+    <w:p>
+      <w:pPr/>
+      <w:r>
+        <w:rPr>
+          <w:lang w:val="en_US" w:bidi="en_US"/>
+        </w:rPr>
+      </w:r>
+      <w:r>
+        <w:rPr>
+          <w:b/>
+          <w:lang w:val="en_US" w:bidi="en_US"/>
+        </w:rPr>
         <w:t>"for the faith of the chosen people of God and knowledge of the truth"</w:t>
       </w:r>
     </w:p>
@@ -878,6 +893,21 @@
           <w:b/>
           <w:lang w:val="en_US" w:bidi="en_US"/>
         </w:rPr>
+        <w:t>ἐκλεκτῶν Θεοῦ</w:t>
+      </w:r>
+    </w:p>
+    <w:p>
+      <w:pPr/>
+      <w:r>
+        <w:rPr>
+          <w:lang w:val="en_US" w:bidi="en_US"/>
+        </w:rPr>
+      </w:r>
+      <w:r>
+        <w:rPr>
+          <w:b/>
+          <w:lang w:val="en_US" w:bidi="en_US"/>
+        </w:rPr>
         <w:t>"of the chosen people of God"</w:t>
       </w:r>
     </w:p>
@@ -961,6 +991,21 @@
           <w:b/>
           <w:lang w:val="en_US" w:bidi="en_US"/>
         </w:rPr>
+        <w:t>καὶ ἐπίγνωσιν ἀληθείας</w:t>
+      </w:r>
+    </w:p>
+    <w:p>
+      <w:pPr/>
+      <w:r>
+        <w:rPr>
+          <w:lang w:val="en_US" w:bidi="en_US"/>
+        </w:rPr>
+      </w:r>
+      <w:r>
+        <w:rPr>
+          <w:b/>
+          <w:lang w:val="en_US" w:bidi="en_US"/>
+        </w:rPr>
         <w:t>"and knowledge of the truth"</w:t>
       </w:r>
     </w:p>
@@ -1044,6 +1089,21 @@
           <w:b/>
           <w:lang w:val="en_US" w:bidi="en_US"/>
         </w:rPr>
+        <w:t>τῆς κατ’ εὐσέβειαν</w:t>
+      </w:r>
+    </w:p>
+    <w:p>
+      <w:pPr/>
+      <w:r>
+        <w:rPr>
+          <w:lang w:val="en_US" w:bidi="en_US"/>
+        </w:rPr>
+      </w:r>
+      <w:r>
+        <w:rPr>
+          <w:b/>
+          <w:lang w:val="en_US" w:bidi="en_US"/>
+        </w:rPr>
         <w:t>"that agrees with godliness"</w:t>
       </w:r>
     </w:p>
@@ -1140,6 +1200,21 @@
           <w:b/>
           <w:lang w:val="en_US" w:bidi="en_US"/>
         </w:rPr>
+        <w:t>ἐπ’ ἐλπίδι ζωῆς αἰωνίου</w:t>
+      </w:r>
+    </w:p>
+    <w:p>
+      <w:pPr/>
+      <w:r>
+        <w:rPr>
+          <w:lang w:val="en_US" w:bidi="en_US"/>
+        </w:rPr>
+      </w:r>
+      <w:r>
+        <w:rPr>
+          <w:b/>
+          <w:lang w:val="en_US" w:bidi="en_US"/>
+        </w:rPr>
         <w:t>"with the certain hope of eternal life"</w:t>
       </w:r>
     </w:p>
@@ -1262,6 +1337,21 @@
           <w:b/>
           <w:lang w:val="en_US" w:bidi="en_US"/>
         </w:rPr>
+        <w:t>ἐπ’ ἐλπίδι ζωῆς αἰωνίου</w:t>
+      </w:r>
+    </w:p>
+    <w:p>
+      <w:pPr/>
+      <w:r>
+        <w:rPr>
+          <w:lang w:val="en_US" w:bidi="en_US"/>
+        </w:rPr>
+      </w:r>
+      <w:r>
+        <w:rPr>
+          <w:b/>
+          <w:lang w:val="en_US" w:bidi="en_US"/>
+        </w:rPr>
         <w:t>"with the certain hope of eternal life"</w:t>
       </w:r>
     </w:p>
@@ -1358,6 +1448,21 @@
           <w:b/>
           <w:lang w:val="en_US" w:bidi="en_US"/>
         </w:rPr>
+        <w:t>ὁ ἀψευδὴς Θεὸς</w:t>
+      </w:r>
+    </w:p>
+    <w:p>
+      <w:pPr/>
+      <w:r>
+        <w:rPr>
+          <w:lang w:val="en_US" w:bidi="en_US"/>
+        </w:rPr>
+      </w:r>
+      <w:r>
+        <w:rPr>
+          <w:b/>
+          <w:lang w:val="en_US" w:bidi="en_US"/>
+        </w:rPr>
         <w:t>"the non-lying God"</w:t>
       </w:r>
     </w:p>
@@ -1504,6 +1609,21 @@
           <w:b/>
           <w:lang w:val="en_US" w:bidi="en_US"/>
         </w:rPr>
+        <w:t>καιροῖς ἰδίοις</w:t>
+      </w:r>
+    </w:p>
+    <w:p>
+      <w:pPr/>
+      <w:r>
+        <w:rPr>
+          <w:lang w:val="en_US" w:bidi="en_US"/>
+        </w:rPr>
+      </w:r>
+      <w:r>
+        <w:rPr>
+          <w:b/>
+          <w:lang w:val="en_US" w:bidi="en_US"/>
+        </w:rPr>
         <w:t>"at the right time"</w:t>
       </w:r>
     </w:p>
@@ -1567,6 +1687,21 @@
           <w:b/>
           <w:lang w:val="en_US" w:bidi="en_US"/>
         </w:rPr>
+        <w:t>ἐφανέρωσεν &amp; τὸν λόγον αὐτοῦ</w:t>
+      </w:r>
+    </w:p>
+    <w:p>
+      <w:pPr/>
+      <w:r>
+        <w:rPr>
+          <w:lang w:val="en_US" w:bidi="en_US"/>
+        </w:rPr>
+      </w:r>
+      <w:r>
+        <w:rPr>
+          <w:b/>
+          <w:lang w:val="en_US" w:bidi="en_US"/>
+        </w:rPr>
         <w:t>"he revealed his word"</w:t>
       </w:r>
     </w:p>
@@ -1650,6 +1785,21 @@
           <w:b/>
           <w:lang w:val="en_US" w:bidi="en_US"/>
         </w:rPr>
+        <w:t>ἐν κηρύγματι</w:t>
+      </w:r>
+    </w:p>
+    <w:p>
+      <w:pPr/>
+      <w:r>
+        <w:rPr>
+          <w:lang w:val="en_US" w:bidi="en_US"/>
+        </w:rPr>
+      </w:r>
+      <w:r>
+        <w:rPr>
+          <w:b/>
+          <w:lang w:val="en_US" w:bidi="en_US"/>
+        </w:rPr>
         <w:t>"by the proclamation"</w:t>
       </w:r>
     </w:p>
@@ -1746,6 +1896,21 @@
           <w:b/>
           <w:lang w:val="en_US" w:bidi="en_US"/>
         </w:rPr>
+        <w:t>ὃ ἐπιστεύθην ἐγὼ</w:t>
+      </w:r>
+    </w:p>
+    <w:p>
+      <w:pPr/>
+      <w:r>
+        <w:rPr>
+          <w:lang w:val="en_US" w:bidi="en_US"/>
+        </w:rPr>
+      </w:r>
+      <w:r>
+        <w:rPr>
+          <w:b/>
+          <w:lang w:val="en_US" w:bidi="en_US"/>
+        </w:rPr>
         <w:t>"the one I was entrusted with"</w:t>
       </w:r>
     </w:p>
@@ -1829,6 +1994,21 @@
           <w:b/>
           <w:lang w:val="en_US" w:bidi="en_US"/>
         </w:rPr>
+        <w:t>ἡμῶν</w:t>
+      </w:r>
+    </w:p>
+    <w:p>
+      <w:pPr/>
+      <w:r>
+        <w:rPr>
+          <w:lang w:val="en_US" w:bidi="en_US"/>
+        </w:rPr>
+      </w:r>
+      <w:r>
+        <w:rPr>
+          <w:b/>
+          <w:lang w:val="en_US" w:bidi="en_US"/>
+        </w:rPr>
         <w:t>"our"</w:t>
       </w:r>
     </w:p>
@@ -1925,6 +2105,21 @@
           <w:b/>
           <w:lang w:val="en_US" w:bidi="en_US"/>
         </w:rPr>
+        <w:t>γνησίῳ τέκνῳ</w:t>
+      </w:r>
+    </w:p>
+    <w:p>
+      <w:pPr/>
+      <w:r>
+        <w:rPr>
+          <w:lang w:val="en_US" w:bidi="en_US"/>
+        </w:rPr>
+      </w:r>
+      <w:r>
+        <w:rPr>
+          <w:b/>
+          <w:lang w:val="en_US" w:bidi="en_US"/>
+        </w:rPr>
         <w:t>"a true son"</w:t>
       </w:r>
     </w:p>
@@ -2021,6 +2216,21 @@
           <w:b/>
           <w:lang w:val="en_US" w:bidi="en_US"/>
         </w:rPr>
+        <w:t>κατὰ κοινὴν πίστιν</w:t>
+      </w:r>
+    </w:p>
+    <w:p>
+      <w:pPr/>
+      <w:r>
+        <w:rPr>
+          <w:lang w:val="en_US" w:bidi="en_US"/>
+        </w:rPr>
+      </w:r>
+      <w:r>
+        <w:rPr>
+          <w:b/>
+          <w:lang w:val="en_US" w:bidi="en_US"/>
+        </w:rPr>
         <w:t>"in a common faith"</w:t>
       </w:r>
     </w:p>
@@ -2130,6 +2340,21 @@
           <w:b/>
           <w:lang w:val="en_US" w:bidi="en_US"/>
         </w:rPr>
+        <w:t>χάρις καὶ εἰρήνη</w:t>
+      </w:r>
+    </w:p>
+    <w:p>
+      <w:pPr/>
+      <w:r>
+        <w:rPr>
+          <w:lang w:val="en_US" w:bidi="en_US"/>
+        </w:rPr>
+      </w:r>
+      <w:r>
+        <w:rPr>
+          <w:b/>
+          <w:lang w:val="en_US" w:bidi="en_US"/>
+        </w:rPr>
         <w:t>"Grace and peace"</w:t>
       </w:r>
     </w:p>
@@ -2213,6 +2438,21 @@
           <w:b/>
           <w:lang w:val="en_US" w:bidi="en_US"/>
         </w:rPr>
+        <w:t>χάρις καὶ εἰρήνη ἀπὸ Θεοῦ Πατρὸς καὶ Χριστοῦ Ἰησοῦ τοῦ Σωτῆρος ἡμῶν</w:t>
+      </w:r>
+    </w:p>
+    <w:p>
+      <w:pPr/>
+      <w:r>
+        <w:rPr>
+          <w:lang w:val="en_US" w:bidi="en_US"/>
+        </w:rPr>
+      </w:r>
+      <w:r>
+        <w:rPr>
+          <w:b/>
+          <w:lang w:val="en_US" w:bidi="en_US"/>
+        </w:rPr>
         <w:t>"Grace and peace from God the Father and Christ Jesus our Savior"</w:t>
       </w:r>
     </w:p>
@@ -2322,6 +2562,21 @@
           <w:b/>
           <w:lang w:val="en_US" w:bidi="en_US"/>
         </w:rPr>
+        <w:t>Χριστοῦ Ἰησοῦ τοῦ Σωτῆρος ἡμῶν</w:t>
+      </w:r>
+    </w:p>
+    <w:p>
+      <w:pPr/>
+      <w:r>
+        <w:rPr>
+          <w:lang w:val="en_US" w:bidi="en_US"/>
+        </w:rPr>
+      </w:r>
+      <w:r>
+        <w:rPr>
+          <w:b/>
+          <w:lang w:val="en_US" w:bidi="en_US"/>
+        </w:rPr>
         <w:t>"Christ Jesus our Savior"</w:t>
       </w:r>
     </w:p>
@@ -2385,6 +2640,21 @@
           <w:b/>
           <w:lang w:val="en_US" w:bidi="en_US"/>
         </w:rPr>
+        <w:t>ἡμῶν</w:t>
+      </w:r>
+    </w:p>
+    <w:p>
+      <w:pPr/>
+      <w:r>
+        <w:rPr>
+          <w:lang w:val="en_US" w:bidi="en_US"/>
+        </w:rPr>
+      </w:r>
+      <w:r>
+        <w:rPr>
+          <w:b/>
+          <w:lang w:val="en_US" w:bidi="en_US"/>
+        </w:rPr>
         <w:t>"our"</w:t>
       </w:r>
     </w:p>
@@ -2481,6 +2751,21 @@
           <w:b/>
           <w:lang w:val="en_US" w:bidi="en_US"/>
         </w:rPr>
+        <w:t>τούτου χάριν</w:t>
+      </w:r>
+    </w:p>
+    <w:p>
+      <w:pPr/>
+      <w:r>
+        <w:rPr>
+          <w:lang w:val="en_US" w:bidi="en_US"/>
+        </w:rPr>
+      </w:r>
+      <w:r>
+        <w:rPr>
+          <w:b/>
+          <w:lang w:val="en_US" w:bidi="en_US"/>
+        </w:rPr>
         <w:t>"For this purpose"</w:t>
       </w:r>
     </w:p>
@@ -2577,6 +2862,21 @@
           <w:b/>
           <w:lang w:val="en_US" w:bidi="en_US"/>
         </w:rPr>
+        <w:t>ἀπέλιπόν σε ἐν Κρήτῃ</w:t>
+      </w:r>
+    </w:p>
+    <w:p>
+      <w:pPr/>
+      <w:r>
+        <w:rPr>
+          <w:lang w:val="en_US" w:bidi="en_US"/>
+        </w:rPr>
+      </w:r>
+      <w:r>
+        <w:rPr>
+          <w:b/>
+          <w:lang w:val="en_US" w:bidi="en_US"/>
+        </w:rPr>
         <w:t>"I left you in Crete"</w:t>
       </w:r>
     </w:p>
@@ -2640,6 +2940,21 @@
           <w:b/>
           <w:lang w:val="en_US" w:bidi="en_US"/>
         </w:rPr>
+        <w:t>ἵνα τὰ λείποντα ἐπιδιορθώσῃ</w:t>
+      </w:r>
+    </w:p>
+    <w:p>
+      <w:pPr/>
+      <w:r>
+        <w:rPr>
+          <w:lang w:val="en_US" w:bidi="en_US"/>
+        </w:rPr>
+      </w:r>
+      <w:r>
+        <w:rPr>
+          <w:b/>
+          <w:lang w:val="en_US" w:bidi="en_US"/>
+        </w:rPr>
         <w:t>"that you might set in order the things not yet being complete"</w:t>
       </w:r>
     </w:p>
@@ -2703,6 +3018,21 @@
           <w:b/>
           <w:lang w:val="en_US" w:bidi="en_US"/>
         </w:rPr>
+        <w:t>καταστήσῃς &amp; πρεσβυτέρους</w:t>
+      </w:r>
+    </w:p>
+    <w:p>
+      <w:pPr/>
+      <w:r>
+        <w:rPr>
+          <w:lang w:val="en_US" w:bidi="en_US"/>
+        </w:rPr>
+      </w:r>
+      <w:r>
+        <w:rPr>
+          <w:b/>
+          <w:lang w:val="en_US" w:bidi="en_US"/>
+        </w:rPr>
         <w:t>"ordain elders"</w:t>
       </w:r>
     </w:p>
@@ -2766,6 +3096,21 @@
           <w:b/>
           <w:lang w:val="en_US" w:bidi="en_US"/>
         </w:rPr>
+        <w:t>εἴ τίς ἐστιν ἀνέγκλητος</w:t>
+      </w:r>
+    </w:p>
+    <w:p>
+      <w:pPr/>
+      <w:r>
+        <w:rPr>
+          <w:lang w:val="en_US" w:bidi="en_US"/>
+        </w:rPr>
+      </w:r>
+      <w:r>
+        <w:rPr>
+          <w:b/>
+          <w:lang w:val="en_US" w:bidi="en_US"/>
+        </w:rPr>
         <w:t>"if anyone is blameless"</w:t>
       </w:r>
     </w:p>
@@ -2849,6 +3194,21 @@
           <w:b/>
           <w:lang w:val="en_US" w:bidi="en_US"/>
         </w:rPr>
+        <w:t>ἀνέγκλητος</w:t>
+      </w:r>
+    </w:p>
+    <w:p>
+      <w:pPr/>
+      <w:r>
+        <w:rPr>
+          <w:lang w:val="en_US" w:bidi="en_US"/>
+        </w:rPr>
+      </w:r>
+      <w:r>
+        <w:rPr>
+          <w:b/>
+          <w:lang w:val="en_US" w:bidi="en_US"/>
+        </w:rPr>
         <w:t>"blameless"</w:t>
       </w:r>
     </w:p>
@@ -2945,6 +3305,21 @@
           <w:b/>
           <w:lang w:val="en_US" w:bidi="en_US"/>
         </w:rPr>
+        <w:t>μιᾶς γυναικὸς ἀνήρ</w:t>
+      </w:r>
+    </w:p>
+    <w:p>
+      <w:pPr/>
+      <w:r>
+        <w:rPr>
+          <w:lang w:val="en_US" w:bidi="en_US"/>
+        </w:rPr>
+      </w:r>
+      <w:r>
+        <w:rPr>
+          <w:b/>
+          <w:lang w:val="en_US" w:bidi="en_US"/>
+        </w:rPr>
         <w:t>"a husband of one wife"</w:t>
       </w:r>
     </w:p>
@@ -3041,6 +3416,21 @@
           <w:b/>
           <w:lang w:val="en_US" w:bidi="en_US"/>
         </w:rPr>
+        <w:t>τέκνα &amp; πιστά</w:t>
+      </w:r>
+    </w:p>
+    <w:p>
+      <w:pPr/>
+      <w:r>
+        <w:rPr>
+          <w:lang w:val="en_US" w:bidi="en_US"/>
+        </w:rPr>
+      </w:r>
+      <w:r>
+        <w:rPr>
+          <w:b/>
+          <w:lang w:val="en_US" w:bidi="en_US"/>
+        </w:rPr>
         <w:t>"faithful children"</w:t>
       </w:r>
     </w:p>
@@ -3124,6 +3514,21 @@
           <w:b/>
           <w:lang w:val="en_US" w:bidi="en_US"/>
         </w:rPr>
+        <w:t>τὸν ἐπίσκοπον</w:t>
+      </w:r>
+    </w:p>
+    <w:p>
+      <w:pPr/>
+      <w:r>
+        <w:rPr>
+          <w:lang w:val="en_US" w:bidi="en_US"/>
+        </w:rPr>
+      </w:r>
+      <w:r>
+        <w:rPr>
+          <w:b/>
+          <w:lang w:val="en_US" w:bidi="en_US"/>
+        </w:rPr>
         <w:t>"the overseer"</w:t>
       </w:r>
     </w:p>
@@ -3220,6 +3625,21 @@
           <w:b/>
           <w:lang w:val="en_US" w:bidi="en_US"/>
         </w:rPr>
+        <w:t>Θεοῦ οἰκονόμον</w:t>
+      </w:r>
+    </w:p>
+    <w:p>
+      <w:pPr/>
+      <w:r>
+        <w:rPr>
+          <w:lang w:val="en_US" w:bidi="en_US"/>
+        </w:rPr>
+      </w:r>
+      <w:r>
+        <w:rPr>
+          <w:b/>
+          <w:lang w:val="en_US" w:bidi="en_US"/>
+        </w:rPr>
         <w:t>"a household manager of God"</w:t>
       </w:r>
     </w:p>
@@ -3316,6 +3736,21 @@
           <w:b/>
           <w:lang w:val="en_US" w:bidi="en_US"/>
         </w:rPr>
+        <w:t>μὴ πάροινον</w:t>
+      </w:r>
+    </w:p>
+    <w:p>
+      <w:pPr/>
+      <w:r>
+        <w:rPr>
+          <w:lang w:val="en_US" w:bidi="en_US"/>
+        </w:rPr>
+      </w:r>
+      <w:r>
+        <w:rPr>
+          <w:b/>
+          <w:lang w:val="en_US" w:bidi="en_US"/>
+        </w:rPr>
         <w:t>"not addicted to wine"</w:t>
       </w:r>
     </w:p>
@@ -3379,6 +3814,21 @@
           <w:b/>
           <w:lang w:val="en_US" w:bidi="en_US"/>
         </w:rPr>
+        <w:t>μὴ πλήκτην</w:t>
+      </w:r>
+    </w:p>
+    <w:p>
+      <w:pPr/>
+      <w:r>
+        <w:rPr>
+          <w:lang w:val="en_US" w:bidi="en_US"/>
+        </w:rPr>
+      </w:r>
+      <w:r>
+        <w:rPr>
+          <w:b/>
+          <w:lang w:val="en_US" w:bidi="en_US"/>
+        </w:rPr>
         <w:t>"not a brawler"</w:t>
       </w:r>
     </w:p>
@@ -3442,6 +3892,21 @@
           <w:b/>
           <w:lang w:val="en_US" w:bidi="en_US"/>
         </w:rPr>
+        <w:t>ἀλλὰ</w:t>
+      </w:r>
+    </w:p>
+    <w:p>
+      <w:pPr/>
+      <w:r>
+        <w:rPr>
+          <w:lang w:val="en_US" w:bidi="en_US"/>
+        </w:rPr>
+      </w:r>
+      <w:r>
+        <w:rPr>
+          <w:b/>
+          <w:lang w:val="en_US" w:bidi="en_US"/>
+        </w:rPr>
         <w:t>"Instead"</w:t>
       </w:r>
     </w:p>
@@ -3538,6 +4003,21 @@
           <w:b/>
           <w:lang w:val="en_US" w:bidi="en_US"/>
         </w:rPr>
+        <w:t>φιλάγαθον</w:t>
+      </w:r>
+    </w:p>
+    <w:p>
+      <w:pPr/>
+      <w:r>
+        <w:rPr>
+          <w:lang w:val="en_US" w:bidi="en_US"/>
+        </w:rPr>
+      </w:r>
+      <w:r>
+        <w:rPr>
+          <w:b/>
+          <w:lang w:val="en_US" w:bidi="en_US"/>
+        </w:rPr>
         <w:t>"a friend of what is good"</w:t>
       </w:r>
     </w:p>
@@ -3647,6 +4127,21 @@
           <w:b/>
           <w:lang w:val="en_US" w:bidi="en_US"/>
         </w:rPr>
+        <w:t>σώφρονα &amp; ἐγκρατῆ</w:t>
+      </w:r>
+    </w:p>
+    <w:p>
+      <w:pPr/>
+      <w:r>
+        <w:rPr>
+          <w:lang w:val="en_US" w:bidi="en_US"/>
+        </w:rPr>
+      </w:r>
+      <w:r>
+        <w:rPr>
+          <w:b/>
+          <w:lang w:val="en_US" w:bidi="en_US"/>
+        </w:rPr>
         <w:t>"sensible,"</w:t>
       </w:r>
       <w:r>
@@ -3769,6 +4264,21 @@
           <w:b/>
           <w:lang w:val="en_US" w:bidi="en_US"/>
         </w:rPr>
+        <w:t>δίκαιον, ὅσιον</w:t>
+      </w:r>
+    </w:p>
+    <w:p>
+      <w:pPr/>
+      <w:r>
+        <w:rPr>
+          <w:lang w:val="en_US" w:bidi="en_US"/>
+        </w:rPr>
+      </w:r>
+      <w:r>
+        <w:rPr>
+          <w:b/>
+          <w:lang w:val="en_US" w:bidi="en_US"/>
+        </w:rPr>
         <w:t>"righteous, holy"</w:t>
       </w:r>
     </w:p>
@@ -3878,6 +4388,21 @@
           <w:b/>
           <w:lang w:val="en_US" w:bidi="en_US"/>
         </w:rPr>
+        <w:t>ἀντεχόμενον</w:t>
+      </w:r>
+    </w:p>
+    <w:p>
+      <w:pPr/>
+      <w:r>
+        <w:rPr>
+          <w:lang w:val="en_US" w:bidi="en_US"/>
+        </w:rPr>
+      </w:r>
+      <w:r>
+        <w:rPr>
+          <w:b/>
+          <w:lang w:val="en_US" w:bidi="en_US"/>
+        </w:rPr>
         <w:t>"He must hold tightly to"</w:t>
       </w:r>
     </w:p>
@@ -3961,6 +4486,21 @@
           <w:b/>
           <w:lang w:val="en_US" w:bidi="en_US"/>
         </w:rPr>
+        <w:t>κατὰ τὴν διδαχὴν</w:t>
+      </w:r>
+    </w:p>
+    <w:p>
+      <w:pPr/>
+      <w:r>
+        <w:rPr>
+          <w:lang w:val="en_US" w:bidi="en_US"/>
+        </w:rPr>
+      </w:r>
+      <w:r>
+        <w:rPr>
+          <w:b/>
+          <w:lang w:val="en_US" w:bidi="en_US"/>
+        </w:rPr>
         <w:t>"that is in accordance with the teaching"</w:t>
       </w:r>
     </w:p>
@@ -4024,6 +4564,21 @@
           <w:b/>
           <w:lang w:val="en_US" w:bidi="en_US"/>
         </w:rPr>
+        <w:t>ἵνα</w:t>
+      </w:r>
+    </w:p>
+    <w:p>
+      <w:pPr/>
+      <w:r>
+        <w:rPr>
+          <w:lang w:val="en_US" w:bidi="en_US"/>
+        </w:rPr>
+      </w:r>
+      <w:r>
+        <w:rPr>
+          <w:b/>
+          <w:lang w:val="en_US" w:bidi="en_US"/>
+        </w:rPr>
         <w:t>"so that"</w:t>
       </w:r>
     </w:p>
@@ -4120,6 +4675,21 @@
           <w:b/>
           <w:lang w:val="en_US" w:bidi="en_US"/>
         </w:rPr>
+        <w:t>τῇ διδασκαλίᾳ τῇ ὑγιαινούσῃ</w:t>
+      </w:r>
+    </w:p>
+    <w:p>
+      <w:pPr/>
+      <w:r>
+        <w:rPr>
+          <w:lang w:val="en_US" w:bidi="en_US"/>
+        </w:rPr>
+      </w:r>
+      <w:r>
+        <w:rPr>
+          <w:b/>
+          <w:lang w:val="en_US" w:bidi="en_US"/>
+        </w:rPr>
         <w:t>"sound teaching"</w:t>
       </w:r>
     </w:p>
@@ -4229,6 +4799,21 @@
           <w:b/>
           <w:lang w:val="en_US" w:bidi="en_US"/>
         </w:rPr>
+        <w:t>ματαιολόγοι</w:t>
+      </w:r>
+    </w:p>
+    <w:p>
+      <w:pPr/>
+      <w:r>
+        <w:rPr>
+          <w:lang w:val="en_US" w:bidi="en_US"/>
+        </w:rPr>
+      </w:r>
+      <w:r>
+        <w:rPr>
+          <w:b/>
+          <w:lang w:val="en_US" w:bidi="en_US"/>
+        </w:rPr>
         <w:t>"empty talkers"</w:t>
       </w:r>
     </w:p>
@@ -4338,6 +4923,21 @@
           <w:b/>
           <w:lang w:val="en_US" w:bidi="en_US"/>
         </w:rPr>
+        <w:t>φρεναπάται</w:t>
+      </w:r>
+    </w:p>
+    <w:p>
+      <w:pPr/>
+      <w:r>
+        <w:rPr>
+          <w:lang w:val="en_US" w:bidi="en_US"/>
+        </w:rPr>
+      </w:r>
+      <w:r>
+        <w:rPr>
+          <w:b/>
+          <w:lang w:val="en_US" w:bidi="en_US"/>
+        </w:rPr>
         <w:t>"deceivers"</w:t>
       </w:r>
     </w:p>
@@ -4434,6 +5034,21 @@
           <w:b/>
           <w:lang w:val="en_US" w:bidi="en_US"/>
         </w:rPr>
+        <w:t>ματαιολόγοι, καὶ φρεναπάται</w:t>
+      </w:r>
+    </w:p>
+    <w:p>
+      <w:pPr/>
+      <w:r>
+        <w:rPr>
+          <w:lang w:val="en_US" w:bidi="en_US"/>
+        </w:rPr>
+      </w:r>
+      <w:r>
+        <w:rPr>
+          <w:b/>
+          <w:lang w:val="en_US" w:bidi="en_US"/>
+        </w:rPr>
         <w:t>"empty talkers and deceivers"</w:t>
       </w:r>
     </w:p>
@@ -4556,6 +5171,21 @@
           <w:b/>
           <w:lang w:val="en_US" w:bidi="en_US"/>
         </w:rPr>
+        <w:t>οἱ ἐκ τῆς περιτομῆς</w:t>
+      </w:r>
+    </w:p>
+    <w:p>
+      <w:pPr/>
+      <w:r>
+        <w:rPr>
+          <w:lang w:val="en_US" w:bidi="en_US"/>
+        </w:rPr>
+      </w:r>
+      <w:r>
+        <w:rPr>
+          <w:b/>
+          <w:lang w:val="en_US" w:bidi="en_US"/>
+        </w:rPr>
         <w:t>"the ones from the circumcision"</w:t>
       </w:r>
     </w:p>
@@ -4652,6 +5282,21 @@
           <w:b/>
           <w:lang w:val="en_US" w:bidi="en_US"/>
         </w:rPr>
+        <w:t>οὓς δεῖ ἐπιστομίζειν</w:t>
+      </w:r>
+    </w:p>
+    <w:p>
+      <w:pPr/>
+      <w:r>
+        <w:rPr>
+          <w:lang w:val="en_US" w:bidi="en_US"/>
+        </w:rPr>
+      </w:r>
+      <w:r>
+        <w:rPr>
+          <w:b/>
+          <w:lang w:val="en_US" w:bidi="en_US"/>
+        </w:rPr>
         <w:t>"It is necessary to stop them"</w:t>
       </w:r>
     </w:p>
@@ -4735,6 +5380,21 @@
           <w:b/>
           <w:lang w:val="en_US" w:bidi="en_US"/>
         </w:rPr>
+        <w:t>ὅλους οἴκους ἀνατρέπουσιν</w:t>
+      </w:r>
+    </w:p>
+    <w:p>
+      <w:pPr/>
+      <w:r>
+        <w:rPr>
+          <w:lang w:val="en_US" w:bidi="en_US"/>
+        </w:rPr>
+      </w:r>
+      <w:r>
+        <w:rPr>
+          <w:b/>
+          <w:lang w:val="en_US" w:bidi="en_US"/>
+        </w:rPr>
         <w:t>"are upsetting whole households"</w:t>
       </w:r>
     </w:p>
@@ -4818,6 +5478,21 @@
           <w:b/>
           <w:lang w:val="en_US" w:bidi="en_US"/>
         </w:rPr>
+        <w:t>αἰσχροῦ κέρδους χάριν</w:t>
+      </w:r>
+    </w:p>
+    <w:p>
+      <w:pPr/>
+      <w:r>
+        <w:rPr>
+          <w:lang w:val="en_US" w:bidi="en_US"/>
+        </w:rPr>
+      </w:r>
+      <w:r>
+        <w:rPr>
+          <w:b/>
+          <w:lang w:val="en_US" w:bidi="en_US"/>
+        </w:rPr>
         <w:t>"for the sake of shameful profit"</w:t>
       </w:r>
     </w:p>
@@ -4927,6 +5602,21 @@
           <w:b/>
           <w:lang w:val="en_US" w:bidi="en_US"/>
         </w:rPr>
+        <w:t>τις ἐξ αὐτῶν, ἴδιος αὐτῶν προφήτης</w:t>
+      </w:r>
+    </w:p>
+    <w:p>
+      <w:pPr/>
+      <w:r>
+        <w:rPr>
+          <w:lang w:val="en_US" w:bidi="en_US"/>
+        </w:rPr>
+      </w:r>
+      <w:r>
+        <w:rPr>
+          <w:b/>
+          <w:lang w:val="en_US" w:bidi="en_US"/>
+        </w:rPr>
         <w:t>"One of them, of their own prophets"</w:t>
       </w:r>
     </w:p>
@@ -4990,6 +5680,21 @@
           <w:b/>
           <w:lang w:val="en_US" w:bidi="en_US"/>
         </w:rPr>
+        <w:t>Κρῆτες ἀεὶ ψεῦσται</w:t>
+      </w:r>
+    </w:p>
+    <w:p>
+      <w:pPr/>
+      <w:r>
+        <w:rPr>
+          <w:lang w:val="en_US" w:bidi="en_US"/>
+        </w:rPr>
+      </w:r>
+      <w:r>
+        <w:rPr>
+          <w:b/>
+          <w:lang w:val="en_US" w:bidi="en_US"/>
+        </w:rPr>
         <w:t>"Cretans {are} always liars"</w:t>
       </w:r>
     </w:p>
@@ -5086,6 +5791,21 @@
           <w:b/>
           <w:lang w:val="en_US" w:bidi="en_US"/>
         </w:rPr>
+        <w:t>κακὰ θηρία</w:t>
+      </w:r>
+    </w:p>
+    <w:p>
+      <w:pPr/>
+      <w:r>
+        <w:rPr>
+          <w:lang w:val="en_US" w:bidi="en_US"/>
+        </w:rPr>
+      </w:r>
+      <w:r>
+        <w:rPr>
+          <w:b/>
+          <w:lang w:val="en_US" w:bidi="en_US"/>
+        </w:rPr>
         <w:t>"evil beasts"</w:t>
       </w:r>
     </w:p>
@@ -5195,6 +5915,21 @@
           <w:b/>
           <w:lang w:val="en_US" w:bidi="en_US"/>
         </w:rPr>
+        <w:t>γαστέρες ἀργαί</w:t>
+      </w:r>
+    </w:p>
+    <w:p>
+      <w:pPr/>
+      <w:r>
+        <w:rPr>
+          <w:lang w:val="en_US" w:bidi="en_US"/>
+        </w:rPr>
+      </w:r>
+      <w:r>
+        <w:rPr>
+          <w:b/>
+          <w:lang w:val="en_US" w:bidi="en_US"/>
+        </w:rPr>
         <w:t>"lazy bellies"</w:t>
       </w:r>
     </w:p>
@@ -5278,6 +6013,21 @@
           <w:b/>
           <w:lang w:val="en_US" w:bidi="en_US"/>
         </w:rPr>
+        <w:t>δι’ ἣν αἰτίαν ἔλεγχε αὐτοὺς ἀποτόμως</w:t>
+      </w:r>
+    </w:p>
+    <w:p>
+      <w:pPr/>
+      <w:r>
+        <w:rPr>
+          <w:lang w:val="en_US" w:bidi="en_US"/>
+        </w:rPr>
+      </w:r>
+      <w:r>
+        <w:rPr>
+          <w:b/>
+          <w:lang w:val="en_US" w:bidi="en_US"/>
+        </w:rPr>
         <w:t>"For this reason, rebuke them severely"</w:t>
       </w:r>
     </w:p>
@@ -5341,6 +6091,21 @@
           <w:b/>
           <w:lang w:val="en_US" w:bidi="en_US"/>
         </w:rPr>
+        <w:t>δι’ ἣν αἰτίαν</w:t>
+      </w:r>
+    </w:p>
+    <w:p>
+      <w:pPr/>
+      <w:r>
+        <w:rPr>
+          <w:lang w:val="en_US" w:bidi="en_US"/>
+        </w:rPr>
+      </w:r>
+      <w:r>
+        <w:rPr>
+          <w:b/>
+          <w:lang w:val="en_US" w:bidi="en_US"/>
+        </w:rPr>
         <w:t>"For this reason"</w:t>
       </w:r>
     </w:p>
@@ -5437,6 +6202,21 @@
           <w:b/>
           <w:lang w:val="en_US" w:bidi="en_US"/>
         </w:rPr>
+        <w:t>αὐτοὺς</w:t>
+      </w:r>
+    </w:p>
+    <w:p>
+      <w:pPr/>
+      <w:r>
+        <w:rPr>
+          <w:lang w:val="en_US" w:bidi="en_US"/>
+        </w:rPr>
+      </w:r>
+      <w:r>
+        <w:rPr>
+          <w:b/>
+          <w:lang w:val="en_US" w:bidi="en_US"/>
+        </w:rPr>
         <w:t>"them"</w:t>
       </w:r>
     </w:p>
@@ -5560,6 +6340,21 @@
         <w:rPr>
           <w:lang w:val="en_US" w:bidi="en_US"/>
         </w:rPr>
+      </w:r>
+    </w:p>
+    <w:p>
+      <w:pPr/>
+      <w:r>
+        <w:rPr>
+          <w:lang w:val="en_US" w:bidi="en_US"/>
+        </w:rPr>
+      </w:r>
+      <w:r>
+        <w:rPr>
+          <w:b/>
+          <w:lang w:val="en_US" w:bidi="en_US"/>
+        </w:rPr>
+        <w:t>ἵνα ὑγιαίνωσιν ἐν τῇ πίστει</w:t>
       </w:r>
     </w:p>
     <w:p>
@@ -5688,6 +6483,21 @@
           <w:b/>
           <w:lang w:val="en_US" w:bidi="en_US"/>
         </w:rPr>
+        <w:t>ἵνα</w:t>
+      </w:r>
+    </w:p>
+    <w:p>
+      <w:pPr/>
+      <w:r>
+        <w:rPr>
+          <w:lang w:val="en_US" w:bidi="en_US"/>
+        </w:rPr>
+      </w:r>
+      <w:r>
+        <w:rPr>
+          <w:b/>
+          <w:lang w:val="en_US" w:bidi="en_US"/>
+        </w:rPr>
         <w:t>"so that"</w:t>
       </w:r>
     </w:p>
@@ -5797,6 +6607,21 @@
           <w:b/>
           <w:lang w:val="en_US" w:bidi="en_US"/>
         </w:rPr>
+        <w:t>ἐν τῇ πίστει</w:t>
+      </w:r>
+    </w:p>
+    <w:p>
+      <w:pPr/>
+      <w:r>
+        <w:rPr>
+          <w:lang w:val="en_US" w:bidi="en_US"/>
+        </w:rPr>
+      </w:r>
+      <w:r>
+        <w:rPr>
+          <w:b/>
+          <w:lang w:val="en_US" w:bidi="en_US"/>
+        </w:rPr>
         <w:t>"in the faith"</w:t>
       </w:r>
     </w:p>
@@ -5893,6 +6718,21 @@
           <w:b/>
           <w:lang w:val="en_US" w:bidi="en_US"/>
         </w:rPr>
+        <w:t>Ἰουδαϊκοῖς μύθοις</w:t>
+      </w:r>
+    </w:p>
+    <w:p>
+      <w:pPr/>
+      <w:r>
+        <w:rPr>
+          <w:lang w:val="en_US" w:bidi="en_US"/>
+        </w:rPr>
+      </w:r>
+      <w:r>
+        <w:rPr>
+          <w:b/>
+          <w:lang w:val="en_US" w:bidi="en_US"/>
+        </w:rPr>
         <w:t>"Jewish myths"</w:t>
       </w:r>
     </w:p>
@@ -5956,6 +6796,21 @@
           <w:b/>
           <w:lang w:val="en_US" w:bidi="en_US"/>
         </w:rPr>
+        <w:t>ἀποστρεφομένων τὴν ἀλήθειαν</w:t>
+      </w:r>
+    </w:p>
+    <w:p>
+      <w:pPr/>
+      <w:r>
+        <w:rPr>
+          <w:lang w:val="en_US" w:bidi="en_US"/>
+        </w:rPr>
+      </w:r>
+      <w:r>
+        <w:rPr>
+          <w:b/>
+          <w:lang w:val="en_US" w:bidi="en_US"/>
+        </w:rPr>
         <w:t>"turning away from the truth"</w:t>
       </w:r>
     </w:p>
@@ -6039,6 +6894,21 @@
           <w:b/>
           <w:lang w:val="en_US" w:bidi="en_US"/>
         </w:rPr>
+        <w:t>πάντα καθαρὰ τοῖς καθαροῖς</w:t>
+      </w:r>
+    </w:p>
+    <w:p>
+      <w:pPr/>
+      <w:r>
+        <w:rPr>
+          <w:lang w:val="en_US" w:bidi="en_US"/>
+        </w:rPr>
+      </w:r>
+      <w:r>
+        <w:rPr>
+          <w:b/>
+          <w:lang w:val="en_US" w:bidi="en_US"/>
+        </w:rPr>
         <w:t>"All things {are} pure to the ones {who are} pure"</w:t>
       </w:r>
     </w:p>
@@ -6122,6 +6992,21 @@
           <w:b/>
           <w:lang w:val="en_US" w:bidi="en_US"/>
         </w:rPr>
+        <w:t>τοῖς καθαροῖς</w:t>
+      </w:r>
+    </w:p>
+    <w:p>
+      <w:pPr/>
+      <w:r>
+        <w:rPr>
+          <w:lang w:val="en_US" w:bidi="en_US"/>
+        </w:rPr>
+      </w:r>
+      <w:r>
+        <w:rPr>
+          <w:b/>
+          <w:lang w:val="en_US" w:bidi="en_US"/>
+        </w:rPr>
         <w:t>"to the ones {who are} pure"</w:t>
       </w:r>
     </w:p>
@@ -6185,6 +7070,21 @@
           <w:b/>
           <w:lang w:val="en_US" w:bidi="en_US"/>
         </w:rPr>
+        <w:t>δὲ</w:t>
+      </w:r>
+    </w:p>
+    <w:p>
+      <w:pPr/>
+      <w:r>
+        <w:rPr>
+          <w:lang w:val="en_US" w:bidi="en_US"/>
+        </w:rPr>
+      </w:r>
+      <w:r>
+        <w:rPr>
+          <w:b/>
+          <w:lang w:val="en_US" w:bidi="en_US"/>
+        </w:rPr>
         <w:t>"But"</w:t>
       </w:r>
     </w:p>
@@ -6281,6 +7181,21 @@
           <w:b/>
           <w:lang w:val="en_US" w:bidi="en_US"/>
         </w:rPr>
+        <w:t>τοῖς δὲ μεμιαμμένοις καὶ ἀπίστοις, οὐδὲν καθαρόν</w:t>
+      </w:r>
+    </w:p>
+    <w:p>
+      <w:pPr/>
+      <w:r>
+        <w:rPr>
+          <w:lang w:val="en_US" w:bidi="en_US"/>
+        </w:rPr>
+      </w:r>
+      <w:r>
+        <w:rPr>
+          <w:b/>
+          <w:lang w:val="en_US" w:bidi="en_US"/>
+        </w:rPr>
         <w:t>"But to the ones having been corrupted and unbelieving, nothing {is} pure"</w:t>
       </w:r>
     </w:p>
@@ -6364,6 +7279,21 @@
           <w:b/>
           <w:lang w:val="en_US" w:bidi="en_US"/>
         </w:rPr>
+        <w:t>δὲ</w:t>
+      </w:r>
+    </w:p>
+    <w:p>
+      <w:pPr/>
+      <w:r>
+        <w:rPr>
+          <w:lang w:val="en_US" w:bidi="en_US"/>
+        </w:rPr>
+      </w:r>
+      <w:r>
+        <w:rPr>
+          <w:b/>
+          <w:lang w:val="en_US" w:bidi="en_US"/>
+        </w:rPr>
         <w:t>"but"</w:t>
       </w:r>
     </w:p>
@@ -6460,6 +7390,21 @@
           <w:b/>
           <w:lang w:val="en_US" w:bidi="en_US"/>
         </w:rPr>
+        <w:t>τοῖς &amp; ἔργοις ἀρνοῦνται</w:t>
+      </w:r>
+    </w:p>
+    <w:p>
+      <w:pPr/>
+      <w:r>
+        <w:rPr>
+          <w:lang w:val="en_US" w:bidi="en_US"/>
+        </w:rPr>
+      </w:r>
+      <w:r>
+        <w:rPr>
+          <w:b/>
+          <w:lang w:val="en_US" w:bidi="en_US"/>
+        </w:rPr>
         <w:t>"they deny {him} by their actions"</w:t>
       </w:r>
     </w:p>
@@ -6632,6 +7577,21 @@
           <w:b/>
           <w:lang w:val="en_US" w:bidi="en_US"/>
         </w:rPr>
+        <w:t>σὺ δὲ</w:t>
+      </w:r>
+    </w:p>
+    <w:p>
+      <w:pPr/>
+      <w:r>
+        <w:rPr>
+          <w:lang w:val="en_US" w:bidi="en_US"/>
+        </w:rPr>
+      </w:r>
+      <w:r>
+        <w:rPr>
+          <w:b/>
+          <w:lang w:val="en_US" w:bidi="en_US"/>
+        </w:rPr>
         <w:t>"But you"</w:t>
       </w:r>
     </w:p>
@@ -6714,6 +7674,21 @@
         <w:rPr>
           <w:lang w:val="en_US" w:bidi="en_US"/>
         </w:rPr>
+      </w:r>
+    </w:p>
+    <w:p>
+      <w:pPr/>
+      <w:r>
+        <w:rPr>
+          <w:lang w:val="en_US" w:bidi="en_US"/>
+        </w:rPr>
+      </w:r>
+      <w:r>
+        <w:rPr>
+          <w:b/>
+          <w:lang w:val="en_US" w:bidi="en_US"/>
+        </w:rPr>
+        <w:t>τῇ ὑγιαινούσῃ διδασκαλίᾳ</w:t>
       </w:r>
     </w:p>
     <w:p>
@@ -6842,6 +7817,21 @@
           <w:b/>
           <w:lang w:val="en_US" w:bidi="en_US"/>
         </w:rPr>
+        <w:t>πρεσβύτας &amp; εἶναι</w:t>
+      </w:r>
+    </w:p>
+    <w:p>
+      <w:pPr/>
+      <w:r>
+        <w:rPr>
+          <w:lang w:val="en_US" w:bidi="en_US"/>
+        </w:rPr>
+      </w:r>
+      <w:r>
+        <w:rPr>
+          <w:b/>
+          <w:lang w:val="en_US" w:bidi="en_US"/>
+        </w:rPr>
         <w:t>"Older men, to be"</w:t>
       </w:r>
     </w:p>
@@ -6925,6 +7915,21 @@
           <w:b/>
           <w:lang w:val="en_US" w:bidi="en_US"/>
         </w:rPr>
+        <w:t>νηφαλίους &amp; σεμνούς, σώφρονας</w:t>
+      </w:r>
+    </w:p>
+    <w:p>
+      <w:pPr/>
+      <w:r>
+        <w:rPr>
+          <w:lang w:val="en_US" w:bidi="en_US"/>
+        </w:rPr>
+      </w:r>
+      <w:r>
+        <w:rPr>
+          <w:b/>
+          <w:lang w:val="en_US" w:bidi="en_US"/>
+        </w:rPr>
         <w:t>"temperate, dignified, sensible"</w:t>
       </w:r>
     </w:p>
@@ -7008,6 +8013,21 @@
           <w:b/>
           <w:lang w:val="en_US" w:bidi="en_US"/>
         </w:rPr>
+        <w:t>νηφαλίους</w:t>
+      </w:r>
+    </w:p>
+    <w:p>
+      <w:pPr/>
+      <w:r>
+        <w:rPr>
+          <w:lang w:val="en_US" w:bidi="en_US"/>
+        </w:rPr>
+      </w:r>
+      <w:r>
+        <w:rPr>
+          <w:b/>
+          <w:lang w:val="en_US" w:bidi="en_US"/>
+        </w:rPr>
         <w:t>"temperate"</w:t>
       </w:r>
     </w:p>
@@ -7071,6 +8091,21 @@
           <w:b/>
           <w:lang w:val="en_US" w:bidi="en_US"/>
         </w:rPr>
+        <w:t>σώφρονας</w:t>
+      </w:r>
+    </w:p>
+    <w:p>
+      <w:pPr/>
+      <w:r>
+        <w:rPr>
+          <w:lang w:val="en_US" w:bidi="en_US"/>
+        </w:rPr>
+      </w:r>
+      <w:r>
+        <w:rPr>
+          <w:b/>
+          <w:lang w:val="en_US" w:bidi="en_US"/>
+        </w:rPr>
         <w:t>"sensible"</w:t>
       </w:r>
     </w:p>
@@ -7120,6 +8155,21 @@
         <w:rPr>
           <w:lang w:val="en_US" w:bidi="en_US"/>
         </w:rPr>
+      </w:r>
+    </w:p>
+    <w:p>
+      <w:pPr/>
+      <w:r>
+        <w:rPr>
+          <w:lang w:val="en_US" w:bidi="en_US"/>
+        </w:rPr>
+      </w:r>
+      <w:r>
+        <w:rPr>
+          <w:b/>
+          <w:lang w:val="en_US" w:bidi="en_US"/>
+        </w:rPr>
+        <w:t>ὑγιαίνοντας τῇ πίστει τῇ ἀγάπῃ, τῇ ὑπομονῇ</w:t>
       </w:r>
     </w:p>
     <w:p>
@@ -7331,6 +8381,21 @@
           <w:b/>
           <w:lang w:val="en_US" w:bidi="en_US"/>
         </w:rPr>
+        <w:t>ὑγιαίνοντας τῇ πίστει</w:t>
+      </w:r>
+    </w:p>
+    <w:p>
+      <w:pPr/>
+      <w:r>
+        <w:rPr>
+          <w:lang w:val="en_US" w:bidi="en_US"/>
+        </w:rPr>
+      </w:r>
+      <w:r>
+        <w:rPr>
+          <w:b/>
+          <w:lang w:val="en_US" w:bidi="en_US"/>
+        </w:rPr>
         <w:t>"sound in faith"</w:t>
       </w:r>
     </w:p>
@@ -7427,6 +8492,21 @@
           <w:b/>
           <w:lang w:val="en_US" w:bidi="en_US"/>
         </w:rPr>
+        <w:t>τῇ ἀγάπῃ</w:t>
+      </w:r>
+    </w:p>
+    <w:p>
+      <w:pPr/>
+      <w:r>
+        <w:rPr>
+          <w:lang w:val="en_US" w:bidi="en_US"/>
+        </w:rPr>
+      </w:r>
+      <w:r>
+        <w:rPr>
+          <w:b/>
+          <w:lang w:val="en_US" w:bidi="en_US"/>
+        </w:rPr>
         <w:t>"in love"</w:t>
       </w:r>
     </w:p>
@@ -7523,6 +8603,21 @@
           <w:b/>
           <w:lang w:val="en_US" w:bidi="en_US"/>
         </w:rPr>
+        <w:t>τῇ ὑπομονῇ</w:t>
+      </w:r>
+    </w:p>
+    <w:p>
+      <w:pPr/>
+      <w:r>
+        <w:rPr>
+          <w:lang w:val="en_US" w:bidi="en_US"/>
+        </w:rPr>
+      </w:r>
+      <w:r>
+        <w:rPr>
+          <w:b/>
+          <w:lang w:val="en_US" w:bidi="en_US"/>
+        </w:rPr>
         <w:t>"and} in perseverance"</w:t>
       </w:r>
     </w:p>
@@ -7619,6 +8714,21 @@
           <w:b/>
           <w:lang w:val="en_US" w:bidi="en_US"/>
         </w:rPr>
+        <w:t>πρεσβύτιδας ὡσαύτως</w:t>
+      </w:r>
+    </w:p>
+    <w:p>
+      <w:pPr/>
+      <w:r>
+        <w:rPr>
+          <w:lang w:val="en_US" w:bidi="en_US"/>
+        </w:rPr>
+      </w:r>
+      <w:r>
+        <w:rPr>
+          <w:b/>
+          <w:lang w:val="en_US" w:bidi="en_US"/>
+        </w:rPr>
         <w:t>"Older women, likewise"</w:t>
       </w:r>
     </w:p>
@@ -7702,6 +8812,21 @@
           <w:b/>
           <w:lang w:val="en_US" w:bidi="en_US"/>
         </w:rPr>
+        <w:t>οἴνῳ πολλῷ δεδουλωμένας</w:t>
+      </w:r>
+    </w:p>
+    <w:p>
+      <w:pPr/>
+      <w:r>
+        <w:rPr>
+          <w:lang w:val="en_US" w:bidi="en_US"/>
+        </w:rPr>
+      </w:r>
+      <w:r>
+        <w:rPr>
+          <w:b/>
+          <w:lang w:val="en_US" w:bidi="en_US"/>
+        </w:rPr>
         <w:t>"enslaved to much wine"</w:t>
       </w:r>
     </w:p>
@@ -7785,6 +8910,21 @@
           <w:b/>
           <w:lang w:val="en_US" w:bidi="en_US"/>
         </w:rPr>
+        <w:t>οἴνῳ πολλῷ δεδουλωμένας</w:t>
+      </w:r>
+    </w:p>
+    <w:p>
+      <w:pPr/>
+      <w:r>
+        <w:rPr>
+          <w:lang w:val="en_US" w:bidi="en_US"/>
+        </w:rPr>
+      </w:r>
+      <w:r>
+        <w:rPr>
+          <w:b/>
+          <w:lang w:val="en_US" w:bidi="en_US"/>
+        </w:rPr>
         <w:t>"enslaved to much wine"</w:t>
       </w:r>
     </w:p>
@@ -7868,6 +9008,21 @@
           <w:b/>
           <w:lang w:val="en_US" w:bidi="en_US"/>
         </w:rPr>
+        <w:t>καλοδιδασκάλους</w:t>
+      </w:r>
+    </w:p>
+    <w:p>
+      <w:pPr/>
+      <w:r>
+        <w:rPr>
+          <w:lang w:val="en_US" w:bidi="en_US"/>
+        </w:rPr>
+      </w:r>
+      <w:r>
+        <w:rPr>
+          <w:b/>
+          <w:lang w:val="en_US" w:bidi="en_US"/>
+        </w:rPr>
         <w:t>"teachers of what is good"</w:t>
       </w:r>
     </w:p>
@@ -7951,6 +9106,21 @@
           <w:b/>
           <w:lang w:val="en_US" w:bidi="en_US"/>
         </w:rPr>
+        <w:t>ἵνα</w:t>
+      </w:r>
+    </w:p>
+    <w:p>
+      <w:pPr/>
+      <w:r>
+        <w:rPr>
+          <w:lang w:val="en_US" w:bidi="en_US"/>
+        </w:rPr>
+      </w:r>
+      <w:r>
+        <w:rPr>
+          <w:b/>
+          <w:lang w:val="en_US" w:bidi="en_US"/>
+        </w:rPr>
         <w:t>"so that"</w:t>
       </w:r>
     </w:p>
@@ -8060,6 +9230,21 @@
           <w:b/>
           <w:lang w:val="en_US" w:bidi="en_US"/>
         </w:rPr>
+        <w:t>φιλάνδρους</w:t>
+      </w:r>
+    </w:p>
+    <w:p>
+      <w:pPr/>
+      <w:r>
+        <w:rPr>
+          <w:lang w:val="en_US" w:bidi="en_US"/>
+        </w:rPr>
+      </w:r>
+      <w:r>
+        <w:rPr>
+          <w:b/>
+          <w:lang w:val="en_US" w:bidi="en_US"/>
+        </w:rPr>
         <w:t>"lovers of their husbands"</w:t>
       </w:r>
     </w:p>
@@ -8123,6 +9308,21 @@
           <w:b/>
           <w:lang w:val="en_US" w:bidi="en_US"/>
         </w:rPr>
+        <w:t>φιλοτέκνους</w:t>
+      </w:r>
+    </w:p>
+    <w:p>
+      <w:pPr/>
+      <w:r>
+        <w:rPr>
+          <w:lang w:val="en_US" w:bidi="en_US"/>
+        </w:rPr>
+      </w:r>
+      <w:r>
+        <w:rPr>
+          <w:b/>
+          <w:lang w:val="en_US" w:bidi="en_US"/>
+        </w:rPr>
         <w:t>"lovers of their children"</w:t>
       </w:r>
     </w:p>
@@ -8186,6 +9386,21 @@
           <w:b/>
           <w:lang w:val="en_US" w:bidi="en_US"/>
         </w:rPr>
+        <w:t>ὑποτασσομένας τοῖς ἰδίοις ἀνδράσιν</w:t>
+      </w:r>
+    </w:p>
+    <w:p>
+      <w:pPr/>
+      <w:r>
+        <w:rPr>
+          <w:lang w:val="en_US" w:bidi="en_US"/>
+        </w:rPr>
+      </w:r>
+      <w:r>
+        <w:rPr>
+          <w:b/>
+          <w:lang w:val="en_US" w:bidi="en_US"/>
+        </w:rPr>
         <w:t>"and} subject to their own husbands"</w:t>
       </w:r>
     </w:p>
@@ -8249,6 +9464,21 @@
           <w:b/>
           <w:lang w:val="en_US" w:bidi="en_US"/>
         </w:rPr>
+        <w:t>ἵνα</w:t>
+      </w:r>
+    </w:p>
+    <w:p>
+      <w:pPr/>
+      <w:r>
+        <w:rPr>
+          <w:lang w:val="en_US" w:bidi="en_US"/>
+        </w:rPr>
+      </w:r>
+      <w:r>
+        <w:rPr>
+          <w:b/>
+          <w:lang w:val="en_US" w:bidi="en_US"/>
+        </w:rPr>
         <w:t>"so that"</w:t>
       </w:r>
     </w:p>
@@ -8358,6 +9588,21 @@
           <w:b/>
           <w:lang w:val="en_US" w:bidi="en_US"/>
         </w:rPr>
+        <w:t>ἵνα μὴ ὁ λόγος τοῦ Θεοῦ βλασφημῆται</w:t>
+      </w:r>
+    </w:p>
+    <w:p>
+      <w:pPr/>
+      <w:r>
+        <w:rPr>
+          <w:lang w:val="en_US" w:bidi="en_US"/>
+        </w:rPr>
+      </w:r>
+      <w:r>
+        <w:rPr>
+          <w:b/>
+          <w:lang w:val="en_US" w:bidi="en_US"/>
+        </w:rPr>
         <w:t>"so that the word of God may not be insulted"</w:t>
       </w:r>
     </w:p>
@@ -8441,6 +9686,21 @@
           <w:b/>
           <w:lang w:val="en_US" w:bidi="en_US"/>
         </w:rPr>
+        <w:t>ὁ λόγος τοῦ Θεοῦ</w:t>
+      </w:r>
+    </w:p>
+    <w:p>
+      <w:pPr/>
+      <w:r>
+        <w:rPr>
+          <w:lang w:val="en_US" w:bidi="en_US"/>
+        </w:rPr>
+      </w:r>
+      <w:r>
+        <w:rPr>
+          <w:b/>
+          <w:lang w:val="en_US" w:bidi="en_US"/>
+        </w:rPr>
         <w:t>"the word of God"</w:t>
       </w:r>
     </w:p>
@@ -8537,6 +9797,21 @@
           <w:b/>
           <w:lang w:val="en_US" w:bidi="en_US"/>
         </w:rPr>
+        <w:t>ὡσαύτως</w:t>
+      </w:r>
+    </w:p>
+    <w:p>
+      <w:pPr/>
+      <w:r>
+        <w:rPr>
+          <w:lang w:val="en_US" w:bidi="en_US"/>
+        </w:rPr>
+      </w:r>
+      <w:r>
+        <w:rPr>
+          <w:b/>
+          <w:lang w:val="en_US" w:bidi="en_US"/>
+        </w:rPr>
         <w:t>"In the same way"</w:t>
       </w:r>
     </w:p>
@@ -8600,6 +9875,21 @@
           <w:b/>
           <w:lang w:val="en_US" w:bidi="en_US"/>
         </w:rPr>
+        <w:t>περὶ πάντα</w:t>
+      </w:r>
+    </w:p>
+    <w:p>
+      <w:pPr/>
+      <w:r>
+        <w:rPr>
+          <w:lang w:val="en_US" w:bidi="en_US"/>
+        </w:rPr>
+      </w:r>
+      <w:r>
+        <w:rPr>
+          <w:b/>
+          <w:lang w:val="en_US" w:bidi="en_US"/>
+        </w:rPr>
         <w:t>"In everything"</w:t>
       </w:r>
     </w:p>
@@ -8663,6 +9953,21 @@
           <w:b/>
           <w:lang w:val="en_US" w:bidi="en_US"/>
         </w:rPr>
+        <w:t>σεαυτὸν παρεχόμενος</w:t>
+      </w:r>
+    </w:p>
+    <w:p>
+      <w:pPr/>
+      <w:r>
+        <w:rPr>
+          <w:lang w:val="en_US" w:bidi="en_US"/>
+        </w:rPr>
+      </w:r>
+      <w:r>
+        <w:rPr>
+          <w:b/>
+          <w:lang w:val="en_US" w:bidi="en_US"/>
+        </w:rPr>
         <w:t>"present yourself {as"</w:t>
       </w:r>
     </w:p>
@@ -8726,6 +10031,21 @@
           <w:b/>
           <w:lang w:val="en_US" w:bidi="en_US"/>
         </w:rPr>
+        <w:t>τύπον καλῶν ἔργων</w:t>
+      </w:r>
+    </w:p>
+    <w:p>
+      <w:pPr/>
+      <w:r>
+        <w:rPr>
+          <w:lang w:val="en_US" w:bidi="en_US"/>
+        </w:rPr>
+      </w:r>
+      <w:r>
+        <w:rPr>
+          <w:b/>
+          <w:lang w:val="en_US" w:bidi="en_US"/>
+        </w:rPr>
         <w:t>"an example of good works"</w:t>
       </w:r>
     </w:p>
@@ -8789,6 +10109,21 @@
           <w:b/>
           <w:lang w:val="en_US" w:bidi="en_US"/>
         </w:rPr>
+        <w:t>ἐν τῇ διδασκαλίᾳ ἀφθορίαν, σεμνότητα</w:t>
+      </w:r>
+    </w:p>
+    <w:p>
+      <w:pPr/>
+      <w:r>
+        <w:rPr>
+          <w:lang w:val="en_US" w:bidi="en_US"/>
+        </w:rPr>
+      </w:r>
+      <w:r>
+        <w:rPr>
+          <w:b/>
+          <w:lang w:val="en_US" w:bidi="en_US"/>
+        </w:rPr>
         <w:t>"In the teaching, incorruption, dignity"</w:t>
       </w:r>
     </w:p>
@@ -8872,6 +10207,21 @@
           <w:b/>
           <w:lang w:val="en_US" w:bidi="en_US"/>
         </w:rPr>
+        <w:t>ἐν τῇ διδασκαλίᾳ ἀφθορίαν, σεμνότητα</w:t>
+      </w:r>
+    </w:p>
+    <w:p>
+      <w:pPr/>
+      <w:r>
+        <w:rPr>
+          <w:lang w:val="en_US" w:bidi="en_US"/>
+        </w:rPr>
+      </w:r>
+      <w:r>
+        <w:rPr>
+          <w:b/>
+          <w:lang w:val="en_US" w:bidi="en_US"/>
+        </w:rPr>
         <w:t>"In the teaching, incorruption, dignity"</w:t>
       </w:r>
     </w:p>
@@ -8981,6 +10331,21 @@
           <w:b/>
           <w:lang w:val="en_US" w:bidi="en_US"/>
         </w:rPr>
+        <w:t>ἀφθορίαν</w:t>
+      </w:r>
+    </w:p>
+    <w:p>
+      <w:pPr/>
+      <w:r>
+        <w:rPr>
+          <w:lang w:val="en_US" w:bidi="en_US"/>
+        </w:rPr>
+      </w:r>
+      <w:r>
+        <w:rPr>
+          <w:b/>
+          <w:lang w:val="en_US" w:bidi="en_US"/>
+        </w:rPr>
         <w:t>"incorruption"</w:t>
       </w:r>
     </w:p>
@@ -9076,6 +10441,21 @@
         <w:rPr>
           <w:lang w:val="en_US" w:bidi="en_US"/>
         </w:rPr>
+      </w:r>
+    </w:p>
+    <w:p>
+      <w:pPr/>
+      <w:r>
+        <w:rPr>
+          <w:lang w:val="en_US" w:bidi="en_US"/>
+        </w:rPr>
+      </w:r>
+      <w:r>
+        <w:rPr>
+          <w:b/>
+          <w:lang w:val="en_US" w:bidi="en_US"/>
+        </w:rPr>
+        <w:t>ὑγιῆ</w:t>
       </w:r>
     </w:p>
     <w:p>
@@ -9235,6 +10615,21 @@
           <w:b/>
           <w:lang w:val="en_US" w:bidi="en_US"/>
         </w:rPr>
+        <w:t>ἵνα</w:t>
+      </w:r>
+    </w:p>
+    <w:p>
+      <w:pPr/>
+      <w:r>
+        <w:rPr>
+          <w:lang w:val="en_US" w:bidi="en_US"/>
+        </w:rPr>
+      </w:r>
+      <w:r>
+        <w:rPr>
+          <w:b/>
+          <w:lang w:val="en_US" w:bidi="en_US"/>
+        </w:rPr>
         <w:t>"so that"</w:t>
       </w:r>
     </w:p>
@@ -9331,6 +10726,21 @@
           <w:b/>
           <w:lang w:val="en_US" w:bidi="en_US"/>
         </w:rPr>
+        <w:t>ἵνα ὁ ἐξ ἐναντίας ἐντραπῇ</w:t>
+      </w:r>
+    </w:p>
+    <w:p>
+      <w:pPr/>
+      <w:r>
+        <w:rPr>
+          <w:lang w:val="en_US" w:bidi="en_US"/>
+        </w:rPr>
+      </w:r>
+      <w:r>
+        <w:rPr>
+          <w:b/>
+          <w:lang w:val="en_US" w:bidi="en_US"/>
+        </w:rPr>
         <w:t>"so that the opponent may be ashamed"</w:t>
       </w:r>
     </w:p>
@@ -9414,6 +10824,21 @@
           <w:b/>
           <w:lang w:val="en_US" w:bidi="en_US"/>
         </w:rPr>
+        <w:t>ἡμῶν</w:t>
+      </w:r>
+    </w:p>
+    <w:p>
+      <w:pPr/>
+      <w:r>
+        <w:rPr>
+          <w:lang w:val="en_US" w:bidi="en_US"/>
+        </w:rPr>
+      </w:r>
+      <w:r>
+        <w:rPr>
+          <w:b/>
+          <w:lang w:val="en_US" w:bidi="en_US"/>
+        </w:rPr>
         <w:t>"us"</w:t>
       </w:r>
     </w:p>
@@ -9510,6 +10935,21 @@
           <w:b/>
           <w:lang w:val="en_US" w:bidi="en_US"/>
         </w:rPr>
+        <w:t>δούλους ἰδίοις δεσπόταις ὑποτάσσεσθαι</w:t>
+      </w:r>
+    </w:p>
+    <w:p>
+      <w:pPr/>
+      <w:r>
+        <w:rPr>
+          <w:lang w:val="en_US" w:bidi="en_US"/>
+        </w:rPr>
+      </w:r>
+      <w:r>
+        <w:rPr>
+          <w:b/>
+          <w:lang w:val="en_US" w:bidi="en_US"/>
+        </w:rPr>
         <w:t>"Slaves, to be subject to their own masters"</w:t>
       </w:r>
     </w:p>
@@ -9593,6 +11033,21 @@
           <w:b/>
           <w:lang w:val="en_US" w:bidi="en_US"/>
         </w:rPr>
+        <w:t>ἐν πᾶσιν</w:t>
+      </w:r>
+    </w:p>
+    <w:p>
+      <w:pPr/>
+      <w:r>
+        <w:rPr>
+          <w:lang w:val="en_US" w:bidi="en_US"/>
+        </w:rPr>
+      </w:r>
+      <w:r>
+        <w:rPr>
+          <w:b/>
+          <w:lang w:val="en_US" w:bidi="en_US"/>
+        </w:rPr>
         <w:t>"in everything"</w:t>
       </w:r>
     </w:p>
@@ -9656,6 +11111,21 @@
           <w:b/>
           <w:lang w:val="en_US" w:bidi="en_US"/>
         </w:rPr>
+        <w:t>εὐαρέστους εἶναι</w:t>
+      </w:r>
+    </w:p>
+    <w:p>
+      <w:pPr/>
+      <w:r>
+        <w:rPr>
+          <w:lang w:val="en_US" w:bidi="en_US"/>
+        </w:rPr>
+      </w:r>
+      <w:r>
+        <w:rPr>
+          <w:b/>
+          <w:lang w:val="en_US" w:bidi="en_US"/>
+        </w:rPr>
         <w:t>"to be pleasing"</w:t>
       </w:r>
     </w:p>
@@ -9739,6 +11209,21 @@
           <w:b/>
           <w:lang w:val="en_US" w:bidi="en_US"/>
         </w:rPr>
+        <w:t>μὴ νοσφιζομένους</w:t>
+      </w:r>
+    </w:p>
+    <w:p>
+      <w:pPr/>
+      <w:r>
+        <w:rPr>
+          <w:lang w:val="en_US" w:bidi="en_US"/>
+        </w:rPr>
+      </w:r>
+      <w:r>
+        <w:rPr>
+          <w:b/>
+          <w:lang w:val="en_US" w:bidi="en_US"/>
+        </w:rPr>
         <w:t>"not to steal"</w:t>
       </w:r>
     </w:p>
@@ -9822,6 +11307,21 @@
           <w:b/>
           <w:lang w:val="en_US" w:bidi="en_US"/>
         </w:rPr>
+        <w:t>ἀλλὰ</w:t>
+      </w:r>
+    </w:p>
+    <w:p>
+      <w:pPr/>
+      <w:r>
+        <w:rPr>
+          <w:lang w:val="en_US" w:bidi="en_US"/>
+        </w:rPr>
+      </w:r>
+      <w:r>
+        <w:rPr>
+          <w:b/>
+          <w:lang w:val="en_US" w:bidi="en_US"/>
+        </w:rPr>
         <w:t>"but"</w:t>
       </w:r>
     </w:p>
@@ -9918,6 +11418,21 @@
           <w:b/>
           <w:lang w:val="en_US" w:bidi="en_US"/>
         </w:rPr>
+        <w:t>πᾶσαν πίστιν ἐνδεικνυμένους ἀγαθήν</w:t>
+      </w:r>
+    </w:p>
+    <w:p>
+      <w:pPr/>
+      <w:r>
+        <w:rPr>
+          <w:lang w:val="en_US" w:bidi="en_US"/>
+        </w:rPr>
+      </w:r>
+      <w:r>
+        <w:rPr>
+          <w:b/>
+          <w:lang w:val="en_US" w:bidi="en_US"/>
+        </w:rPr>
         <w:t>"to demonstrate all good faith"</w:t>
       </w:r>
     </w:p>
@@ -9981,6 +11496,21 @@
           <w:b/>
           <w:lang w:val="en_US" w:bidi="en_US"/>
         </w:rPr>
+        <w:t>ἵνα</w:t>
+      </w:r>
+    </w:p>
+    <w:p>
+      <w:pPr/>
+      <w:r>
+        <w:rPr>
+          <w:lang w:val="en_US" w:bidi="en_US"/>
+        </w:rPr>
+      </w:r>
+      <w:r>
+        <w:rPr>
+          <w:b/>
+          <w:lang w:val="en_US" w:bidi="en_US"/>
+        </w:rPr>
         <w:t>"so that"</w:t>
       </w:r>
     </w:p>
@@ -10103,6 +11633,21 @@
           <w:b/>
           <w:lang w:val="en_US" w:bidi="en_US"/>
         </w:rPr>
+        <w:t>ἐν πᾶσιν</w:t>
+      </w:r>
+    </w:p>
+    <w:p>
+      <w:pPr/>
+      <w:r>
+        <w:rPr>
+          <w:lang w:val="en_US" w:bidi="en_US"/>
+        </w:rPr>
+      </w:r>
+      <w:r>
+        <w:rPr>
+          <w:b/>
+          <w:lang w:val="en_US" w:bidi="en_US"/>
+        </w:rPr>
         <w:t>"in every way"</w:t>
       </w:r>
     </w:p>
@@ -10166,6 +11711,21 @@
           <w:b/>
           <w:lang w:val="en_US" w:bidi="en_US"/>
         </w:rPr>
+        <w:t>τὴν διδασκαλίαν τὴν τοῦ Σωτῆρος ἡμῶν, Θεοῦ, κοσμῶσιν</w:t>
+      </w:r>
+    </w:p>
+    <w:p>
+      <w:pPr/>
+      <w:r>
+        <w:rPr>
+          <w:lang w:val="en_US" w:bidi="en_US"/>
+        </w:rPr>
+      </w:r>
+      <w:r>
+        <w:rPr>
+          <w:b/>
+          <w:lang w:val="en_US" w:bidi="en_US"/>
+        </w:rPr>
         <w:t>"they may show the beauty of the teaching that {is} about God our Savior"</w:t>
       </w:r>
     </w:p>
@@ -10229,6 +11789,21 @@
           <w:b/>
           <w:lang w:val="en_US" w:bidi="en_US"/>
         </w:rPr>
+        <w:t>ἡμῶν</w:t>
+      </w:r>
+    </w:p>
+    <w:p>
+      <w:pPr/>
+      <w:r>
+        <w:rPr>
+          <w:lang w:val="en_US" w:bidi="en_US"/>
+        </w:rPr>
+      </w:r>
+      <w:r>
+        <w:rPr>
+          <w:b/>
+          <w:lang w:val="en_US" w:bidi="en_US"/>
+        </w:rPr>
         <w:t>"our"</w:t>
       </w:r>
     </w:p>
@@ -10325,6 +11900,21 @@
           <w:b/>
           <w:lang w:val="en_US" w:bidi="en_US"/>
         </w:rPr>
+        <w:t>γὰρ</w:t>
+      </w:r>
+    </w:p>
+    <w:p>
+      <w:pPr/>
+      <w:r>
+        <w:rPr>
+          <w:lang w:val="en_US" w:bidi="en_US"/>
+        </w:rPr>
+      </w:r>
+      <w:r>
+        <w:rPr>
+          <w:b/>
+          <w:lang w:val="en_US" w:bidi="en_US"/>
+        </w:rPr>
         <w:t>"For"</w:t>
       </w:r>
     </w:p>
@@ -10421,6 +12011,21 @@
           <w:b/>
           <w:lang w:val="en_US" w:bidi="en_US"/>
         </w:rPr>
+        <w:t>ἐπεφάνη &amp; ἡ χάρις τοῦ Θεοῦ</w:t>
+      </w:r>
+    </w:p>
+    <w:p>
+      <w:pPr/>
+      <w:r>
+        <w:rPr>
+          <w:lang w:val="en_US" w:bidi="en_US"/>
+        </w:rPr>
+      </w:r>
+      <w:r>
+        <w:rPr>
+          <w:b/>
+          <w:lang w:val="en_US" w:bidi="en_US"/>
+        </w:rPr>
         <w:t>"the grace of God has appeared"</w:t>
       </w:r>
     </w:p>
@@ -10517,6 +12122,21 @@
           <w:b/>
           <w:lang w:val="en_US" w:bidi="en_US"/>
         </w:rPr>
+        <w:t>ἐπεφάνη γὰρ ἡ χάρις τοῦ Θεοῦ σωτήριος πᾶσιν ἀνθρώποις</w:t>
+      </w:r>
+    </w:p>
+    <w:p>
+      <w:pPr/>
+      <w:r>
+        <w:rPr>
+          <w:lang w:val="en_US" w:bidi="en_US"/>
+        </w:rPr>
+      </w:r>
+      <w:r>
+        <w:rPr>
+          <w:b/>
+          <w:lang w:val="en_US" w:bidi="en_US"/>
+        </w:rPr>
         <w:t>"For the grace of God has appeared, salvific for all men"</w:t>
       </w:r>
     </w:p>
@@ -10613,6 +12233,21 @@
           <w:b/>
           <w:lang w:val="en_US" w:bidi="en_US"/>
         </w:rPr>
+        <w:t>σωτήριος πᾶσιν ἀνθρώποις</w:t>
+      </w:r>
+    </w:p>
+    <w:p>
+      <w:pPr/>
+      <w:r>
+        <w:rPr>
+          <w:lang w:val="en_US" w:bidi="en_US"/>
+        </w:rPr>
+      </w:r>
+      <w:r>
+        <w:rPr>
+          <w:b/>
+          <w:lang w:val="en_US" w:bidi="en_US"/>
+        </w:rPr>
         <w:t>"salvific for all men"</w:t>
       </w:r>
     </w:p>
@@ -10722,6 +12357,21 @@
           <w:b/>
           <w:lang w:val="en_US" w:bidi="en_US"/>
         </w:rPr>
+        <w:t>πᾶσιν ἀνθρώποις</w:t>
+      </w:r>
+    </w:p>
+    <w:p>
+      <w:pPr/>
+      <w:r>
+        <w:rPr>
+          <w:lang w:val="en_US" w:bidi="en_US"/>
+        </w:rPr>
+      </w:r>
+      <w:r>
+        <w:rPr>
+          <w:b/>
+          <w:lang w:val="en_US" w:bidi="en_US"/>
+        </w:rPr>
         <w:t>"for all men"</w:t>
       </w:r>
     </w:p>
@@ -10818,6 +12468,21 @@
           <w:b/>
           <w:lang w:val="en_US" w:bidi="en_US"/>
         </w:rPr>
+        <w:t>παιδεύουσα ἡμᾶς</w:t>
+      </w:r>
+    </w:p>
+    <w:p>
+      <w:pPr/>
+      <w:r>
+        <w:rPr>
+          <w:lang w:val="en_US" w:bidi="en_US"/>
+        </w:rPr>
+      </w:r>
+      <w:r>
+        <w:rPr>
+          <w:b/>
+          <w:lang w:val="en_US" w:bidi="en_US"/>
+        </w:rPr>
         <w:t>"training us"</w:t>
       </w:r>
     </w:p>
@@ -10901,6 +12566,21 @@
           <w:b/>
           <w:lang w:val="en_US" w:bidi="en_US"/>
         </w:rPr>
+        <w:t>ἡμᾶς</w:t>
+      </w:r>
+    </w:p>
+    <w:p>
+      <w:pPr/>
+      <w:r>
+        <w:rPr>
+          <w:lang w:val="en_US" w:bidi="en_US"/>
+        </w:rPr>
+      </w:r>
+      <w:r>
+        <w:rPr>
+          <w:b/>
+          <w:lang w:val="en_US" w:bidi="en_US"/>
+        </w:rPr>
         <w:t>"us"</w:t>
       </w:r>
     </w:p>
@@ -10997,6 +12677,21 @@
           <w:b/>
           <w:lang w:val="en_US" w:bidi="en_US"/>
         </w:rPr>
+        <w:t>τὴν ἀσέβειαν</w:t>
+      </w:r>
+    </w:p>
+    <w:p>
+      <w:pPr/>
+      <w:r>
+        <w:rPr>
+          <w:lang w:val="en_US" w:bidi="en_US"/>
+        </w:rPr>
+      </w:r>
+      <w:r>
+        <w:rPr>
+          <w:b/>
+          <w:lang w:val="en_US" w:bidi="en_US"/>
+        </w:rPr>
         <w:t>"godlessness"</w:t>
       </w:r>
     </w:p>
@@ -11093,6 +12788,21 @@
           <w:b/>
           <w:lang w:val="en_US" w:bidi="en_US"/>
         </w:rPr>
+        <w:t>τὰς κοσμικὰς ἐπιθυμίας</w:t>
+      </w:r>
+    </w:p>
+    <w:p>
+      <w:pPr/>
+      <w:r>
+        <w:rPr>
+          <w:lang w:val="en_US" w:bidi="en_US"/>
+        </w:rPr>
+      </w:r>
+      <w:r>
+        <w:rPr>
+          <w:b/>
+          <w:lang w:val="en_US" w:bidi="en_US"/>
+        </w:rPr>
         <w:t>"worldly passions"</w:t>
       </w:r>
     </w:p>
@@ -11189,6 +12899,21 @@
           <w:b/>
           <w:lang w:val="en_US" w:bidi="en_US"/>
         </w:rPr>
+        <w:t>ἀσέβειαν &amp; εὐσεβῶς</w:t>
+      </w:r>
+    </w:p>
+    <w:p>
+      <w:pPr/>
+      <w:r>
+        <w:rPr>
+          <w:lang w:val="en_US" w:bidi="en_US"/>
+        </w:rPr>
+      </w:r>
+      <w:r>
+        <w:rPr>
+          <w:b/>
+          <w:lang w:val="en_US" w:bidi="en_US"/>
+        </w:rPr>
         <w:t>"godlessness"</w:t>
       </w:r>
       <w:r>
@@ -11265,6 +12990,21 @@
           <w:b/>
           <w:lang w:val="en_US" w:bidi="en_US"/>
         </w:rPr>
+        <w:t>ἐν τῷ νῦν αἰῶνι</w:t>
+      </w:r>
+    </w:p>
+    <w:p>
+      <w:pPr/>
+      <w:r>
+        <w:rPr>
+          <w:lang w:val="en_US" w:bidi="en_US"/>
+        </w:rPr>
+      </w:r>
+      <w:r>
+        <w:rPr>
+          <w:b/>
+          <w:lang w:val="en_US" w:bidi="en_US"/>
+        </w:rPr>
         <w:t>"in the present age"</w:t>
       </w:r>
     </w:p>
@@ -11328,6 +13068,21 @@
           <w:b/>
           <w:lang w:val="en_US" w:bidi="en_US"/>
         </w:rPr>
+        <w:t>προσδεχόμενοι</w:t>
+      </w:r>
+    </w:p>
+    <w:p>
+      <w:pPr/>
+      <w:r>
+        <w:rPr>
+          <w:lang w:val="en_US" w:bidi="en_US"/>
+        </w:rPr>
+      </w:r>
+      <w:r>
+        <w:rPr>
+          <w:b/>
+          <w:lang w:val="en_US" w:bidi="en_US"/>
+        </w:rPr>
         <w:t>"while we look forward to receiving"</w:t>
       </w:r>
     </w:p>
@@ -11391,6 +13146,21 @@
           <w:b/>
           <w:lang w:val="en_US" w:bidi="en_US"/>
         </w:rPr>
+        <w:t>τὴν μακαρίαν ἐλπίδα, καὶ ἐπιφάνειαν τῆς δόξης</w:t>
+      </w:r>
+    </w:p>
+    <w:p>
+      <w:pPr/>
+      <w:r>
+        <w:rPr>
+          <w:lang w:val="en_US" w:bidi="en_US"/>
+        </w:rPr>
+      </w:r>
+      <w:r>
+        <w:rPr>
+          <w:b/>
+          <w:lang w:val="en_US" w:bidi="en_US"/>
+        </w:rPr>
         <w:t>"the blessed hope and appearing of the glory"</w:t>
       </w:r>
     </w:p>
@@ -11526,6 +13296,21 @@
           <w:b/>
           <w:lang w:val="en_US" w:bidi="en_US"/>
         </w:rPr>
+        <w:t>τὴν μακαρίαν ἐλπίδα, καὶ ἐπιφάνειαν τῆς δόξης</w:t>
+      </w:r>
+    </w:p>
+    <w:p>
+      <w:pPr/>
+      <w:r>
+        <w:rPr>
+          <w:lang w:val="en_US" w:bidi="en_US"/>
+        </w:rPr>
+      </w:r>
+      <w:r>
+        <w:rPr>
+          <w:b/>
+          <w:lang w:val="en_US" w:bidi="en_US"/>
+        </w:rPr>
         <w:t>"the blessed hope and appearing of the glory"</w:t>
       </w:r>
     </w:p>
@@ -11635,6 +13420,21 @@
           <w:b/>
           <w:lang w:val="en_US" w:bidi="en_US"/>
         </w:rPr>
+        <w:t>τὴν μακαρίαν ἐλπίδα, καὶ ἐπιφάνειαν τῆς δόξης τοῦ μεγάλου Θεοῦ καὶ Σωτῆρος ἡμῶν, Ἰησοῦ Χριστοῦ</w:t>
+      </w:r>
+    </w:p>
+    <w:p>
+      <w:pPr/>
+      <w:r>
+        <w:rPr>
+          <w:lang w:val="en_US" w:bidi="en_US"/>
+        </w:rPr>
+      </w:r>
+      <w:r>
+        <w:rPr>
+          <w:b/>
+          <w:lang w:val="en_US" w:bidi="en_US"/>
+        </w:rPr>
         <w:t>"the blessed hope and appearing of the glory of our great God and Savior Jesus Christ"</w:t>
       </w:r>
     </w:p>
@@ -11757,6 +13557,21 @@
           <w:b/>
           <w:lang w:val="en_US" w:bidi="en_US"/>
         </w:rPr>
+        <w:t>τοῦ μεγάλου Θεοῦ καὶ Σωτῆρος ἡμῶν, Ἰησοῦ Χριστοῦ</w:t>
+      </w:r>
+    </w:p>
+    <w:p>
+      <w:pPr/>
+      <w:r>
+        <w:rPr>
+          <w:lang w:val="en_US" w:bidi="en_US"/>
+        </w:rPr>
+      </w:r>
+      <w:r>
+        <w:rPr>
+          <w:b/>
+          <w:lang w:val="en_US" w:bidi="en_US"/>
+        </w:rPr>
         <w:t>"of our great God and Savior Jesus Christ"</w:t>
       </w:r>
     </w:p>
@@ -11879,6 +13694,21 @@
           <w:b/>
           <w:lang w:val="en_US" w:bidi="en_US"/>
         </w:rPr>
+        <w:t>ὃς ἔδωκεν ἑαυτὸν ὑπὲρ ἡμῶν</w:t>
+      </w:r>
+    </w:p>
+    <w:p>
+      <w:pPr/>
+      <w:r>
+        <w:rPr>
+          <w:lang w:val="en_US" w:bidi="en_US"/>
+        </w:rPr>
+      </w:r>
+      <w:r>
+        <w:rPr>
+          <w:b/>
+          <w:lang w:val="en_US" w:bidi="en_US"/>
+        </w:rPr>
         <w:t>"He gave himself for us"</w:t>
       </w:r>
     </w:p>
@@ -11962,6 +13792,21 @@
           <w:b/>
           <w:lang w:val="en_US" w:bidi="en_US"/>
         </w:rPr>
+        <w:t>ἡμῶν</w:t>
+      </w:r>
+    </w:p>
+    <w:p>
+      <w:pPr/>
+      <w:r>
+        <w:rPr>
+          <w:lang w:val="en_US" w:bidi="en_US"/>
+        </w:rPr>
+      </w:r>
+      <w:r>
+        <w:rPr>
+          <w:b/>
+          <w:lang w:val="en_US" w:bidi="en_US"/>
+        </w:rPr>
         <w:t>"us"</w:t>
       </w:r>
     </w:p>
@@ -12058,6 +13903,21 @@
           <w:b/>
           <w:lang w:val="en_US" w:bidi="en_US"/>
         </w:rPr>
+        <w:t>λυτρώσηται ἡμᾶς ἀπὸ πάσης ἀνομίας</w:t>
+      </w:r>
+    </w:p>
+    <w:p>
+      <w:pPr/>
+      <w:r>
+        <w:rPr>
+          <w:lang w:val="en_US" w:bidi="en_US"/>
+        </w:rPr>
+      </w:r>
+      <w:r>
+        <w:rPr>
+          <w:b/>
+          <w:lang w:val="en_US" w:bidi="en_US"/>
+        </w:rPr>
         <w:t>"to redeem us from all lawlessness"</w:t>
       </w:r>
     </w:p>
@@ -12154,6 +14014,21 @@
           <w:b/>
           <w:lang w:val="en_US" w:bidi="en_US"/>
         </w:rPr>
+        <w:t>ἡμᾶς</w:t>
+      </w:r>
+    </w:p>
+    <w:p>
+      <w:pPr/>
+      <w:r>
+        <w:rPr>
+          <w:lang w:val="en_US" w:bidi="en_US"/>
+        </w:rPr>
+      </w:r>
+      <w:r>
+        <w:rPr>
+          <w:b/>
+          <w:lang w:val="en_US" w:bidi="en_US"/>
+        </w:rPr>
         <w:t>"us"</w:t>
       </w:r>
     </w:p>
@@ -12250,6 +14125,21 @@
           <w:b/>
           <w:lang w:val="en_US" w:bidi="en_US"/>
         </w:rPr>
+        <w:t>λαὸν περιούσιον</w:t>
+      </w:r>
+    </w:p>
+    <w:p>
+      <w:pPr/>
+      <w:r>
+        <w:rPr>
+          <w:lang w:val="en_US" w:bidi="en_US"/>
+        </w:rPr>
+      </w:r>
+      <w:r>
+        <w:rPr>
+          <w:b/>
+          <w:lang w:val="en_US" w:bidi="en_US"/>
+        </w:rPr>
         <w:t>"a chosen people"</w:t>
       </w:r>
     </w:p>
@@ -12333,6 +14223,21 @@
           <w:b/>
           <w:lang w:val="en_US" w:bidi="en_US"/>
         </w:rPr>
+        <w:t>ζηλωτὴν καλῶν ἔργων</w:t>
+      </w:r>
+    </w:p>
+    <w:p>
+      <w:pPr/>
+      <w:r>
+        <w:rPr>
+          <w:lang w:val="en_US" w:bidi="en_US"/>
+        </w:rPr>
+      </w:r>
+      <w:r>
+        <w:rPr>
+          <w:b/>
+          <w:lang w:val="en_US" w:bidi="en_US"/>
+        </w:rPr>
         <w:t>"zealous for good works"</w:t>
       </w:r>
     </w:p>
@@ -12396,6 +14301,21 @@
           <w:b/>
           <w:lang w:val="en_US" w:bidi="en_US"/>
         </w:rPr>
+        <w:t>ταῦτα</w:t>
+      </w:r>
+    </w:p>
+    <w:p>
+      <w:pPr/>
+      <w:r>
+        <w:rPr>
+          <w:lang w:val="en_US" w:bidi="en_US"/>
+        </w:rPr>
+      </w:r>
+      <w:r>
+        <w:rPr>
+          <w:b/>
+          <w:lang w:val="en_US" w:bidi="en_US"/>
+        </w:rPr>
         <w:t>"of these things"</w:t>
       </w:r>
     </w:p>
@@ -12492,6 +14412,21 @@
           <w:b/>
           <w:lang w:val="en_US" w:bidi="en_US"/>
         </w:rPr>
+        <w:t>παρακάλει</w:t>
+      </w:r>
+    </w:p>
+    <w:p>
+      <w:pPr/>
+      <w:r>
+        <w:rPr>
+          <w:lang w:val="en_US" w:bidi="en_US"/>
+        </w:rPr>
+      </w:r>
+      <w:r>
+        <w:rPr>
+          <w:b/>
+          <w:lang w:val="en_US" w:bidi="en_US"/>
+        </w:rPr>
         <w:t>"exhort"</w:t>
       </w:r>
     </w:p>
@@ -12588,6 +14523,21 @@
           <w:b/>
           <w:lang w:val="en_US" w:bidi="en_US"/>
         </w:rPr>
+        <w:t>ἔλεγχε, μετὰ πάσης ἐπιταγῆς</w:t>
+      </w:r>
+    </w:p>
+    <w:p>
+      <w:pPr/>
+      <w:r>
+        <w:rPr>
+          <w:lang w:val="en_US" w:bidi="en_US"/>
+        </w:rPr>
+      </w:r>
+      <w:r>
+        <w:rPr>
+          <w:b/>
+          <w:lang w:val="en_US" w:bidi="en_US"/>
+        </w:rPr>
         <w:t>"rebuke with all authority"</w:t>
       </w:r>
     </w:p>
@@ -12684,6 +14634,21 @@
           <w:b/>
           <w:lang w:val="en_US" w:bidi="en_US"/>
         </w:rPr>
+        <w:t>μετὰ πάσης ἐπιταγῆς</w:t>
+      </w:r>
+    </w:p>
+    <w:p>
+      <w:pPr/>
+      <w:r>
+        <w:rPr>
+          <w:lang w:val="en_US" w:bidi="en_US"/>
+        </w:rPr>
+      </w:r>
+      <w:r>
+        <w:rPr>
+          <w:b/>
+          <w:lang w:val="en_US" w:bidi="en_US"/>
+        </w:rPr>
         <w:t>"with all authority"</w:t>
       </w:r>
     </w:p>
@@ -12780,6 +14745,21 @@
           <w:b/>
           <w:lang w:val="en_US" w:bidi="en_US"/>
         </w:rPr>
+        <w:t>μηδείς σου περιφρονείτω</w:t>
+      </w:r>
+    </w:p>
+    <w:p>
+      <w:pPr/>
+      <w:r>
+        <w:rPr>
+          <w:lang w:val="en_US" w:bidi="en_US"/>
+        </w:rPr>
+      </w:r>
+      <w:r>
+        <w:rPr>
+          <w:b/>
+          <w:lang w:val="en_US" w:bidi="en_US"/>
+        </w:rPr>
         <w:t>"Let no one disregard you"</w:t>
       </w:r>
     </w:p>
@@ -12843,6 +14823,21 @@
           <w:b/>
           <w:lang w:val="en_US" w:bidi="en_US"/>
         </w:rPr>
+        <w:t>μηδείς σου περιφρονείτω</w:t>
+      </w:r>
+    </w:p>
+    <w:p>
+      <w:pPr/>
+      <w:r>
+        <w:rPr>
+          <w:lang w:val="en_US" w:bidi="en_US"/>
+        </w:rPr>
+      </w:r>
+      <w:r>
+        <w:rPr>
+          <w:b/>
+          <w:lang w:val="en_US" w:bidi="en_US"/>
+        </w:rPr>
         <w:t>"Let no one disregard you"</w:t>
       </w:r>
     </w:p>
@@ -12926,6 +14921,21 @@
           <w:b/>
           <w:lang w:val="en_US" w:bidi="en_US"/>
         </w:rPr>
+        <w:t>μηδείς σου περιφρονείτω</w:t>
+      </w:r>
+    </w:p>
+    <w:p>
+      <w:pPr/>
+      <w:r>
+        <w:rPr>
+          <w:lang w:val="en_US" w:bidi="en_US"/>
+        </w:rPr>
+      </w:r>
+      <w:r>
+        <w:rPr>
+          <w:b/>
+          <w:lang w:val="en_US" w:bidi="en_US"/>
+        </w:rPr>
         <w:t>"Let no one disregard you"</w:t>
       </w:r>
     </w:p>
@@ -13160,6 +15170,21 @@
           <w:b/>
           <w:lang w:val="en_US" w:bidi="en_US"/>
         </w:rPr>
+        <w:t>ὑπομίμνῃσκε αὐτοὺς &amp; ὑποτάσσεσθαι</w:t>
+      </w:r>
+    </w:p>
+    <w:p>
+      <w:pPr/>
+      <w:r>
+        <w:rPr>
+          <w:lang w:val="en_US" w:bidi="en_US"/>
+        </w:rPr>
+      </w:r>
+      <w:r>
+        <w:rPr>
+          <w:b/>
+          <w:lang w:val="en_US" w:bidi="en_US"/>
+        </w:rPr>
         <w:t>"Remind them to submit"</w:t>
       </w:r>
     </w:p>
@@ -13223,6 +15248,21 @@
           <w:b/>
           <w:lang w:val="en_US" w:bidi="en_US"/>
         </w:rPr>
+        <w:t>ἀρχαῖς, ἐξουσίαις, ὑποτάσσεσθαι, πειθαρχεῖν</w:t>
+      </w:r>
+    </w:p>
+    <w:p>
+      <w:pPr/>
+      <w:r>
+        <w:rPr>
+          <w:lang w:val="en_US" w:bidi="en_US"/>
+        </w:rPr>
+      </w:r>
+      <w:r>
+        <w:rPr>
+          <w:b/>
+          <w:lang w:val="en_US" w:bidi="en_US"/>
+        </w:rPr>
         <w:t>"to submit to rulers {and} authorities, to obey {them"</w:t>
       </w:r>
     </w:p>
@@ -13332,6 +15372,21 @@
           <w:b/>
           <w:lang w:val="en_US" w:bidi="en_US"/>
         </w:rPr>
+        <w:t>ἀρχαῖς, ἐξουσίαις</w:t>
+      </w:r>
+    </w:p>
+    <w:p>
+      <w:pPr/>
+      <w:r>
+        <w:rPr>
+          <w:lang w:val="en_US" w:bidi="en_US"/>
+        </w:rPr>
+      </w:r>
+      <w:r>
+        <w:rPr>
+          <w:b/>
+          <w:lang w:val="en_US" w:bidi="en_US"/>
+        </w:rPr>
         <w:t>"to rulers {and} authorities"</w:t>
       </w:r>
     </w:p>
@@ -13441,6 +15496,21 @@
           <w:b/>
           <w:lang w:val="en_US" w:bidi="en_US"/>
         </w:rPr>
+        <w:t>πρὸς πᾶν ἔργον ἀγαθὸν ἑτοίμους εἶναι</w:t>
+      </w:r>
+    </w:p>
+    <w:p>
+      <w:pPr/>
+      <w:r>
+        <w:rPr>
+          <w:lang w:val="en_US" w:bidi="en_US"/>
+        </w:rPr>
+      </w:r>
+      <w:r>
+        <w:rPr>
+          <w:b/>
+          <w:lang w:val="en_US" w:bidi="en_US"/>
+        </w:rPr>
         <w:t>"to be ready for every good work"</w:t>
       </w:r>
     </w:p>
@@ -13504,6 +15574,21 @@
           <w:b/>
           <w:lang w:val="en_US" w:bidi="en_US"/>
         </w:rPr>
+        <w:t>βλασφημεῖν</w:t>
+      </w:r>
+    </w:p>
+    <w:p>
+      <w:pPr/>
+      <w:r>
+        <w:rPr>
+          <w:lang w:val="en_US" w:bidi="en_US"/>
+        </w:rPr>
+      </w:r>
+      <w:r>
+        <w:rPr>
+          <w:b/>
+          <w:lang w:val="en_US" w:bidi="en_US"/>
+        </w:rPr>
         <w:t>"to revile"</w:t>
       </w:r>
     </w:p>
@@ -13567,6 +15652,21 @@
           <w:b/>
           <w:lang w:val="en_US" w:bidi="en_US"/>
         </w:rPr>
+        <w:t>ἀμάχους εἶναι</w:t>
+      </w:r>
+    </w:p>
+    <w:p>
+      <w:pPr/>
+      <w:r>
+        <w:rPr>
+          <w:lang w:val="en_US" w:bidi="en_US"/>
+        </w:rPr>
+      </w:r>
+      <w:r>
+        <w:rPr>
+          <w:b/>
+          <w:lang w:val="en_US" w:bidi="en_US"/>
+        </w:rPr>
         <w:t>"to be uncontentious"</w:t>
       </w:r>
     </w:p>
@@ -13676,6 +15776,21 @@
           <w:b/>
           <w:lang w:val="en_US" w:bidi="en_US"/>
         </w:rPr>
+        <w:t>πᾶσαν ἐνδεικνυμένους πραΰτητα</w:t>
+      </w:r>
+    </w:p>
+    <w:p>
+      <w:pPr/>
+      <w:r>
+        <w:rPr>
+          <w:lang w:val="en_US" w:bidi="en_US"/>
+        </w:rPr>
+      </w:r>
+      <w:r>
+        <w:rPr>
+          <w:b/>
+          <w:lang w:val="en_US" w:bidi="en_US"/>
+        </w:rPr>
         <w:t>"showing all humility"</w:t>
       </w:r>
     </w:p>
@@ -13772,6 +15887,21 @@
           <w:b/>
           <w:lang w:val="en_US" w:bidi="en_US"/>
         </w:rPr>
+        <w:t>πρὸς πάντας ἀνθρώπους</w:t>
+      </w:r>
+    </w:p>
+    <w:p>
+      <w:pPr/>
+      <w:r>
+        <w:rPr>
+          <w:lang w:val="en_US" w:bidi="en_US"/>
+        </w:rPr>
+      </w:r>
+      <w:r>
+        <w:rPr>
+          <w:b/>
+          <w:lang w:val="en_US" w:bidi="en_US"/>
+        </w:rPr>
         <w:t>"toward all men"</w:t>
       </w:r>
     </w:p>
@@ -13868,6 +15998,21 @@
           <w:b/>
           <w:lang w:val="en_US" w:bidi="en_US"/>
         </w:rPr>
+        <w:t>ἦμεν γάρ ποτε καὶ ἡμεῖς</w:t>
+      </w:r>
+    </w:p>
+    <w:p>
+      <w:pPr/>
+      <w:r>
+        <w:rPr>
+          <w:lang w:val="en_US" w:bidi="en_US"/>
+        </w:rPr>
+      </w:r>
+      <w:r>
+        <w:rPr>
+          <w:b/>
+          <w:lang w:val="en_US" w:bidi="en_US"/>
+        </w:rPr>
         <w:t>"For once we also were"</w:t>
       </w:r>
     </w:p>
@@ -13977,6 +16122,21 @@
           <w:b/>
           <w:lang w:val="en_US" w:bidi="en_US"/>
         </w:rPr>
+        <w:t>ποτε</w:t>
+      </w:r>
+    </w:p>
+    <w:p>
+      <w:pPr/>
+      <w:r>
+        <w:rPr>
+          <w:lang w:val="en_US" w:bidi="en_US"/>
+        </w:rPr>
+      </w:r>
+      <w:r>
+        <w:rPr>
+          <w:b/>
+          <w:lang w:val="en_US" w:bidi="en_US"/>
+        </w:rPr>
         <w:t>"once"</w:t>
       </w:r>
     </w:p>
@@ -14040,6 +16200,21 @@
           <w:b/>
           <w:lang w:val="en_US" w:bidi="en_US"/>
         </w:rPr>
+        <w:t>ἡμεῖς</w:t>
+      </w:r>
+    </w:p>
+    <w:p>
+      <w:pPr/>
+      <w:r>
+        <w:rPr>
+          <w:lang w:val="en_US" w:bidi="en_US"/>
+        </w:rPr>
+      </w:r>
+      <w:r>
+        <w:rPr>
+          <w:b/>
+          <w:lang w:val="en_US" w:bidi="en_US"/>
+        </w:rPr>
         <w:t>"we"</w:t>
       </w:r>
     </w:p>
@@ -14136,6 +16311,21 @@
           <w:b/>
           <w:lang w:val="en_US" w:bidi="en_US"/>
         </w:rPr>
+        <w:t>ἦμεν &amp; ἀνόητοι</w:t>
+      </w:r>
+    </w:p>
+    <w:p>
+      <w:pPr/>
+      <w:r>
+        <w:rPr>
+          <w:lang w:val="en_US" w:bidi="en_US"/>
+        </w:rPr>
+      </w:r>
+      <w:r>
+        <w:rPr>
+          <w:b/>
+          <w:lang w:val="en_US" w:bidi="en_US"/>
+        </w:rPr>
         <w:t>"were foolish"</w:t>
       </w:r>
     </w:p>
@@ -14199,6 +16389,21 @@
           <w:b/>
           <w:lang w:val="en_US" w:bidi="en_US"/>
         </w:rPr>
+        <w:t>πλανώμενοι, δουλεύοντες ἐπιθυμίαις καὶ ἡδοναῖς ποικίλαις</w:t>
+      </w:r>
+    </w:p>
+    <w:p>
+      <w:pPr/>
+      <w:r>
+        <w:rPr>
+          <w:lang w:val="en_US" w:bidi="en_US"/>
+        </w:rPr>
+      </w:r>
+      <w:r>
+        <w:rPr>
+          <w:b/>
+          <w:lang w:val="en_US" w:bidi="en_US"/>
+        </w:rPr>
         <w:t>"We were led astray, enslaved by various passions and pleasures"</w:t>
       </w:r>
     </w:p>
@@ -14308,6 +16513,21 @@
           <w:b/>
           <w:lang w:val="en_US" w:bidi="en_US"/>
         </w:rPr>
+        <w:t>πλανώμενοι, δουλεύοντες ἐπιθυμίαις καὶ ἡδοναῖς ποικίλαις</w:t>
+      </w:r>
+    </w:p>
+    <w:p>
+      <w:pPr/>
+      <w:r>
+        <w:rPr>
+          <w:lang w:val="en_US" w:bidi="en_US"/>
+        </w:rPr>
+      </w:r>
+      <w:r>
+        <w:rPr>
+          <w:b/>
+          <w:lang w:val="en_US" w:bidi="en_US"/>
+        </w:rPr>
         <w:t>"We were led astray, enslaved by various passions and pleasures"</w:t>
       </w:r>
     </w:p>
@@ -14391,6 +16611,21 @@
           <w:b/>
           <w:lang w:val="en_US" w:bidi="en_US"/>
         </w:rPr>
+        <w:t>ἐπιθυμίαις καὶ ἡδοναῖς ποικίλαις</w:t>
+      </w:r>
+    </w:p>
+    <w:p>
+      <w:pPr/>
+      <w:r>
+        <w:rPr>
+          <w:lang w:val="en_US" w:bidi="en_US"/>
+        </w:rPr>
+      </w:r>
+      <w:r>
+        <w:rPr>
+          <w:b/>
+          <w:lang w:val="en_US" w:bidi="en_US"/>
+        </w:rPr>
         <w:t>"by various passions and pleasures"</w:t>
       </w:r>
     </w:p>
@@ -14500,6 +16735,21 @@
           <w:b/>
           <w:lang w:val="en_US" w:bidi="en_US"/>
         </w:rPr>
+        <w:t>ἐν κακίᾳ καὶ φθόνῳ διάγοντες</w:t>
+      </w:r>
+    </w:p>
+    <w:p>
+      <w:pPr/>
+      <w:r>
+        <w:rPr>
+          <w:lang w:val="en_US" w:bidi="en_US"/>
+        </w:rPr>
+      </w:r>
+      <w:r>
+        <w:rPr>
+          <w:b/>
+          <w:lang w:val="en_US" w:bidi="en_US"/>
+        </w:rPr>
         <w:t>"We lived in evil and envy"</w:t>
       </w:r>
     </w:p>
@@ -14661,6 +16911,21 @@
           <w:b/>
           <w:lang w:val="en_US" w:bidi="en_US"/>
         </w:rPr>
+        <w:t>στυγητοί</w:t>
+      </w:r>
+    </w:p>
+    <w:p>
+      <w:pPr/>
+      <w:r>
+        <w:rPr>
+          <w:lang w:val="en_US" w:bidi="en_US"/>
+        </w:rPr>
+      </w:r>
+      <w:r>
+        <w:rPr>
+          <w:b/>
+          <w:lang w:val="en_US" w:bidi="en_US"/>
+        </w:rPr>
         <w:t>"detestable"</w:t>
       </w:r>
     </w:p>
@@ -14724,6 +16989,21 @@
           <w:b/>
           <w:lang w:val="en_US" w:bidi="en_US"/>
         </w:rPr>
+        <w:t>δὲ</w:t>
+      </w:r>
+    </w:p>
+    <w:p>
+      <w:pPr/>
+      <w:r>
+        <w:rPr>
+          <w:lang w:val="en_US" w:bidi="en_US"/>
+        </w:rPr>
+      </w:r>
+      <w:r>
+        <w:rPr>
+          <w:b/>
+          <w:lang w:val="en_US" w:bidi="en_US"/>
+        </w:rPr>
         <w:t>"But"</w:t>
       </w:r>
     </w:p>
@@ -14814,6 +17094,21 @@
           <w:b/>
           <w:lang w:val="en_US" w:bidi="en_US"/>
         </w:rPr>
+        <w:t>ὅτε &amp; ἡ χρηστότης καὶ ἡ φιλανθρωπία ἐπεφάνη τοῦ Σωτῆρος ἡμῶν, Θεοῦ</w:t>
+      </w:r>
+    </w:p>
+    <w:p>
+      <w:pPr/>
+      <w:r>
+        <w:rPr>
+          <w:lang w:val="en_US" w:bidi="en_US"/>
+        </w:rPr>
+      </w:r>
+      <w:r>
+        <w:rPr>
+          <w:b/>
+          <w:lang w:val="en_US" w:bidi="en_US"/>
+        </w:rPr>
         <w:t>"when the kindness and the love for mankind of God our Savior appeared"</w:t>
       </w:r>
     </w:p>
@@ -14923,6 +17218,21 @@
           <w:b/>
           <w:lang w:val="en_US" w:bidi="en_US"/>
         </w:rPr>
+        <w:t>ὅτε &amp; ἡ χρηστότης καὶ ἡ φιλανθρωπία ἐπεφάνη τοῦ Σωτῆρος ἡμῶν, Θεοῦ</w:t>
+      </w:r>
+    </w:p>
+    <w:p>
+      <w:pPr/>
+      <w:r>
+        <w:rPr>
+          <w:lang w:val="en_US" w:bidi="en_US"/>
+        </w:rPr>
+      </w:r>
+      <w:r>
+        <w:rPr>
+          <w:b/>
+          <w:lang w:val="en_US" w:bidi="en_US"/>
+        </w:rPr>
         <w:t>"when the kindness and the love for mankind of God our Savior appeared"</w:t>
       </w:r>
     </w:p>
@@ -15032,6 +17342,21 @@
           <w:b/>
           <w:lang w:val="en_US" w:bidi="en_US"/>
         </w:rPr>
+        <w:t>ἡμῶν</w:t>
+      </w:r>
+    </w:p>
+    <w:p>
+      <w:pPr/>
+      <w:r>
+        <w:rPr>
+          <w:lang w:val="en_US" w:bidi="en_US"/>
+        </w:rPr>
+      </w:r>
+      <w:r>
+        <w:rPr>
+          <w:b/>
+          <w:lang w:val="en_US" w:bidi="en_US"/>
+        </w:rPr>
         <w:t>"our"</w:t>
       </w:r>
     </w:p>
@@ -15128,6 +17453,21 @@
           <w:b/>
           <w:lang w:val="en_US" w:bidi="en_US"/>
         </w:rPr>
+        <w:t>ἔργων τῶν ἐν δικαιοσύνῃ</w:t>
+      </w:r>
+    </w:p>
+    <w:p>
+      <w:pPr/>
+      <w:r>
+        <w:rPr>
+          <w:lang w:val="en_US" w:bidi="en_US"/>
+        </w:rPr>
+      </w:r>
+      <w:r>
+        <w:rPr>
+          <w:b/>
+          <w:lang w:val="en_US" w:bidi="en_US"/>
+        </w:rPr>
         <w:t>"works of righteousness"</w:t>
       </w:r>
     </w:p>
@@ -15224,6 +17564,21 @@
           <w:b/>
           <w:lang w:val="en_US" w:bidi="en_US"/>
         </w:rPr>
+        <w:t>κατὰ τὸ αὐτοῦ ἔλεος</w:t>
+      </w:r>
+    </w:p>
+    <w:p>
+      <w:pPr/>
+      <w:r>
+        <w:rPr>
+          <w:lang w:val="en_US" w:bidi="en_US"/>
+        </w:rPr>
+      </w:r>
+      <w:r>
+        <w:rPr>
+          <w:b/>
+          <w:lang w:val="en_US" w:bidi="en_US"/>
+        </w:rPr>
         <w:t>"by his mercy"</w:t>
       </w:r>
     </w:p>
@@ -15320,6 +17675,21 @@
           <w:b/>
           <w:lang w:val="en_US" w:bidi="en_US"/>
         </w:rPr>
+        <w:t>λουτροῦ παλινγενεσίας</w:t>
+      </w:r>
+    </w:p>
+    <w:p>
+      <w:pPr/>
+      <w:r>
+        <w:rPr>
+          <w:lang w:val="en_US" w:bidi="en_US"/>
+        </w:rPr>
+      </w:r>
+      <w:r>
+        <w:rPr>
+          <w:b/>
+          <w:lang w:val="en_US" w:bidi="en_US"/>
+        </w:rPr>
         <w:t>"the washing of new birth"</w:t>
       </w:r>
     </w:p>
@@ -15429,6 +17799,21 @@
           <w:b/>
           <w:lang w:val="en_US" w:bidi="en_US"/>
         </w:rPr>
+        <w:t>οὗ ἐξέχεεν ἐφ’ ἡμᾶς πλουσίως,</w:t>
+      </w:r>
+    </w:p>
+    <w:p>
+      <w:pPr/>
+      <w:r>
+        <w:rPr>
+          <w:lang w:val="en_US" w:bidi="en_US"/>
+        </w:rPr>
+      </w:r>
+      <w:r>
+        <w:rPr>
+          <w:b/>
+          <w:lang w:val="en_US" w:bidi="en_US"/>
+        </w:rPr>
         <w:t>"whom he richly poured on us"</w:t>
       </w:r>
     </w:p>
@@ -15512,6 +17897,21 @@
           <w:b/>
           <w:lang w:val="en_US" w:bidi="en_US"/>
         </w:rPr>
+        <w:t>ἡμᾶς</w:t>
+      </w:r>
+    </w:p>
+    <w:p>
+      <w:pPr/>
+      <w:r>
+        <w:rPr>
+          <w:lang w:val="en_US" w:bidi="en_US"/>
+        </w:rPr>
+      </w:r>
+      <w:r>
+        <w:rPr>
+          <w:b/>
+          <w:lang w:val="en_US" w:bidi="en_US"/>
+        </w:rPr>
         <w:t>"us"</w:t>
       </w:r>
     </w:p>
@@ -15608,6 +18008,21 @@
           <w:b/>
           <w:lang w:val="en_US" w:bidi="en_US"/>
         </w:rPr>
+        <w:t>διὰ Ἰησοῦ Χριστοῦ, τοῦ Σωτῆρος ἡμῶν</w:t>
+      </w:r>
+    </w:p>
+    <w:p>
+      <w:pPr/>
+      <w:r>
+        <w:rPr>
+          <w:lang w:val="en_US" w:bidi="en_US"/>
+        </w:rPr>
+      </w:r>
+      <w:r>
+        <w:rPr>
+          <w:b/>
+          <w:lang w:val="en_US" w:bidi="en_US"/>
+        </w:rPr>
         <w:t>"through our Savior Jesus Christ"</w:t>
       </w:r>
     </w:p>
@@ -15671,6 +18086,21 @@
           <w:b/>
           <w:lang w:val="en_US" w:bidi="en_US"/>
         </w:rPr>
+        <w:t>ἡμῶν</w:t>
+      </w:r>
+    </w:p>
+    <w:p>
+      <w:pPr/>
+      <w:r>
+        <w:rPr>
+          <w:lang w:val="en_US" w:bidi="en_US"/>
+        </w:rPr>
+      </w:r>
+      <w:r>
+        <w:rPr>
+          <w:b/>
+          <w:lang w:val="en_US" w:bidi="en_US"/>
+        </w:rPr>
         <w:t>"our"</w:t>
       </w:r>
     </w:p>
@@ -15767,6 +18197,21 @@
           <w:b/>
           <w:lang w:val="en_US" w:bidi="en_US"/>
         </w:rPr>
+        <w:t>ἵνα</w:t>
+      </w:r>
+    </w:p>
+    <w:p>
+      <w:pPr/>
+      <w:r>
+        <w:rPr>
+          <w:lang w:val="en_US" w:bidi="en_US"/>
+        </w:rPr>
+      </w:r>
+      <w:r>
+        <w:rPr>
+          <w:b/>
+          <w:lang w:val="en_US" w:bidi="en_US"/>
+        </w:rPr>
         <w:t>"so that"</w:t>
       </w:r>
     </w:p>
@@ -15889,6 +18334,21 @@
           <w:b/>
           <w:lang w:val="en_US" w:bidi="en_US"/>
         </w:rPr>
+        <w:t>δικαιωθέντες</w:t>
+      </w:r>
+    </w:p>
+    <w:p>
+      <w:pPr/>
+      <w:r>
+        <w:rPr>
+          <w:lang w:val="en_US" w:bidi="en_US"/>
+        </w:rPr>
+      </w:r>
+      <w:r>
+        <w:rPr>
+          <w:b/>
+          <w:lang w:val="en_US" w:bidi="en_US"/>
+        </w:rPr>
         <w:t>"having been justified"</w:t>
       </w:r>
     </w:p>
@@ -15972,6 +18432,21 @@
           <w:b/>
           <w:lang w:val="en_US" w:bidi="en_US"/>
         </w:rPr>
+        <w:t>τῇ ἐκείνου χάριτι</w:t>
+      </w:r>
+    </w:p>
+    <w:p>
+      <w:pPr/>
+      <w:r>
+        <w:rPr>
+          <w:lang w:val="en_US" w:bidi="en_US"/>
+        </w:rPr>
+      </w:r>
+      <w:r>
+        <w:rPr>
+          <w:b/>
+          <w:lang w:val="en_US" w:bidi="en_US"/>
+        </w:rPr>
         <w:t>"by the grace of that one"</w:t>
       </w:r>
     </w:p>
@@ -16068,6 +18543,21 @@
           <w:b/>
           <w:lang w:val="en_US" w:bidi="en_US"/>
         </w:rPr>
+        <w:t>ἐκείνου</w:t>
+      </w:r>
+    </w:p>
+    <w:p>
+      <w:pPr/>
+      <w:r>
+        <w:rPr>
+          <w:lang w:val="en_US" w:bidi="en_US"/>
+        </w:rPr>
+      </w:r>
+      <w:r>
+        <w:rPr>
+          <w:b/>
+          <w:lang w:val="en_US" w:bidi="en_US"/>
+        </w:rPr>
         <w:t>"of that one"</w:t>
       </w:r>
     </w:p>
@@ -16164,6 +18654,21 @@
           <w:b/>
           <w:lang w:val="en_US" w:bidi="en_US"/>
         </w:rPr>
+        <w:t>κληρονόμοι γενηθῶμεν, κατ’ ἐλπίδα ζωῆς αἰωνίου</w:t>
+      </w:r>
+    </w:p>
+    <w:p>
+      <w:pPr/>
+      <w:r>
+        <w:rPr>
+          <w:lang w:val="en_US" w:bidi="en_US"/>
+        </w:rPr>
+      </w:r>
+      <w:r>
+        <w:rPr>
+          <w:b/>
+          <w:lang w:val="en_US" w:bidi="en_US"/>
+        </w:rPr>
         <w:t>"we might become heirs according to certain hope of eternal life"</w:t>
       </w:r>
     </w:p>
@@ -16247,6 +18752,21 @@
           <w:b/>
           <w:lang w:val="en_US" w:bidi="en_US"/>
         </w:rPr>
+        <w:t>ὁ λόγος</w:t>
+      </w:r>
+    </w:p>
+    <w:p>
+      <w:pPr/>
+      <w:r>
+        <w:rPr>
+          <w:lang w:val="en_US" w:bidi="en_US"/>
+        </w:rPr>
+      </w:r>
+      <w:r>
+        <w:rPr>
+          <w:b/>
+          <w:lang w:val="en_US" w:bidi="en_US"/>
+        </w:rPr>
         <w:t>"This message"</w:t>
       </w:r>
     </w:p>
@@ -16337,6 +18857,21 @@
           <w:b/>
           <w:lang w:val="en_US" w:bidi="en_US"/>
         </w:rPr>
+        <w:t>τούτων</w:t>
+      </w:r>
+    </w:p>
+    <w:p>
+      <w:pPr/>
+      <w:r>
+        <w:rPr>
+          <w:lang w:val="en_US" w:bidi="en_US"/>
+        </w:rPr>
+      </w:r>
+      <w:r>
+        <w:rPr>
+          <w:b/>
+          <w:lang w:val="en_US" w:bidi="en_US"/>
+        </w:rPr>
         <w:t>"these things"</w:t>
       </w:r>
     </w:p>
@@ -16433,6 +18968,21 @@
           <w:b/>
           <w:lang w:val="en_US" w:bidi="en_US"/>
         </w:rPr>
+        <w:t>φροντίζωσιν καλῶν ἔργων, προΐστασθαι</w:t>
+      </w:r>
+    </w:p>
+    <w:p>
+      <w:pPr/>
+      <w:r>
+        <w:rPr>
+          <w:lang w:val="en_US" w:bidi="en_US"/>
+        </w:rPr>
+      </w:r>
+      <w:r>
+        <w:rPr>
+          <w:b/>
+          <w:lang w:val="en_US" w:bidi="en_US"/>
+        </w:rPr>
         <w:t>"may be careful to engage themselves in good works"</w:t>
       </w:r>
     </w:p>
@@ -16496,6 +19046,21 @@
           <w:b/>
           <w:lang w:val="en_US" w:bidi="en_US"/>
         </w:rPr>
+        <w:t>τοῖς ἀνθρώποις</w:t>
+      </w:r>
+    </w:p>
+    <w:p>
+      <w:pPr/>
+      <w:r>
+        <w:rPr>
+          <w:lang w:val="en_US" w:bidi="en_US"/>
+        </w:rPr>
+      </w:r>
+      <w:r>
+        <w:rPr>
+          <w:b/>
+          <w:lang w:val="en_US" w:bidi="en_US"/>
+        </w:rPr>
         <w:t>"for men"</w:t>
       </w:r>
     </w:p>
@@ -16592,6 +19157,21 @@
           <w:b/>
           <w:lang w:val="en_US" w:bidi="en_US"/>
         </w:rPr>
+        <w:t>δὲ &amp; περιΐστασο</w:t>
+      </w:r>
+    </w:p>
+    <w:p>
+      <w:pPr/>
+      <w:r>
+        <w:rPr>
+          <w:lang w:val="en_US" w:bidi="en_US"/>
+        </w:rPr>
+      </w:r>
+      <w:r>
+        <w:rPr>
+          <w:b/>
+          <w:lang w:val="en_US" w:bidi="en_US"/>
+        </w:rPr>
         <w:t>"But avoid"</w:t>
       </w:r>
     </w:p>
@@ -16688,6 +19268,21 @@
           <w:b/>
           <w:lang w:val="en_US" w:bidi="en_US"/>
         </w:rPr>
+        <w:t>μωρὰς &amp; ζητήσεις</w:t>
+      </w:r>
+    </w:p>
+    <w:p>
+      <w:pPr/>
+      <w:r>
+        <w:rPr>
+          <w:lang w:val="en_US" w:bidi="en_US"/>
+        </w:rPr>
+      </w:r>
+      <w:r>
+        <w:rPr>
+          <w:b/>
+          <w:lang w:val="en_US" w:bidi="en_US"/>
+        </w:rPr>
         <w:t>"foolish debates"</w:t>
       </w:r>
     </w:p>
@@ -16751,6 +19346,21 @@
           <w:b/>
           <w:lang w:val="en_US" w:bidi="en_US"/>
         </w:rPr>
+        <w:t>γενεαλογίας</w:t>
+      </w:r>
+    </w:p>
+    <w:p>
+      <w:pPr/>
+      <w:r>
+        <w:rPr>
+          <w:lang w:val="en_US" w:bidi="en_US"/>
+        </w:rPr>
+      </w:r>
+      <w:r>
+        <w:rPr>
+          <w:b/>
+          <w:lang w:val="en_US" w:bidi="en_US"/>
+        </w:rPr>
         <w:t>"genealogies"</w:t>
       </w:r>
     </w:p>
@@ -16847,6 +19457,21 @@
           <w:b/>
           <w:lang w:val="en_US" w:bidi="en_US"/>
         </w:rPr>
+        <w:t>ἔρεις</w:t>
+      </w:r>
+    </w:p>
+    <w:p>
+      <w:pPr/>
+      <w:r>
+        <w:rPr>
+          <w:lang w:val="en_US" w:bidi="en_US"/>
+        </w:rPr>
+      </w:r>
+      <w:r>
+        <w:rPr>
+          <w:b/>
+          <w:lang w:val="en_US" w:bidi="en_US"/>
+        </w:rPr>
         <w:t>"strife"</w:t>
       </w:r>
     </w:p>
@@ -16943,6 +19568,21 @@
           <w:b/>
           <w:lang w:val="en_US" w:bidi="en_US"/>
         </w:rPr>
+        <w:t>νομικὰς</w:t>
+      </w:r>
+    </w:p>
+    <w:p>
+      <w:pPr/>
+      <w:r>
+        <w:rPr>
+          <w:lang w:val="en_US" w:bidi="en_US"/>
+        </w:rPr>
+      </w:r>
+      <w:r>
+        <w:rPr>
+          <w:b/>
+          <w:lang w:val="en_US" w:bidi="en_US"/>
+        </w:rPr>
         <w:t>"about the law"</w:t>
       </w:r>
     </w:p>
@@ -17026,6 +19666,21 @@
           <w:b/>
           <w:lang w:val="en_US" w:bidi="en_US"/>
         </w:rPr>
+        <w:t>αἱρετικὸν ἄνθρωπον &amp; παραιτοῦ</w:t>
+      </w:r>
+    </w:p>
+    <w:p>
+      <w:pPr/>
+      <w:r>
+        <w:rPr>
+          <w:lang w:val="en_US" w:bidi="en_US"/>
+        </w:rPr>
+      </w:r>
+      <w:r>
+        <w:rPr>
+          <w:b/>
+          <w:lang w:val="en_US" w:bidi="en_US"/>
+        </w:rPr>
         <w:t>"Reject a divisive person"</w:t>
       </w:r>
     </w:p>
@@ -17109,6 +19764,21 @@
           <w:b/>
           <w:lang w:val="en_US" w:bidi="en_US"/>
         </w:rPr>
+        <w:t>μετὰ μίαν καὶ δευτέραν νουθεσίαν</w:t>
+      </w:r>
+    </w:p>
+    <w:p>
+      <w:pPr/>
+      <w:r>
+        <w:rPr>
+          <w:lang w:val="en_US" w:bidi="en_US"/>
+        </w:rPr>
+      </w:r>
+      <w:r>
+        <w:rPr>
+          <w:b/>
+          <w:lang w:val="en_US" w:bidi="en_US"/>
+        </w:rPr>
         <w:t>"after one or two warnings"</w:t>
       </w:r>
     </w:p>
@@ -17192,6 +19862,21 @@
           <w:b/>
           <w:lang w:val="en_US" w:bidi="en_US"/>
         </w:rPr>
+        <w:t>ὁ τοιοῦτος</w:t>
+      </w:r>
+    </w:p>
+    <w:p>
+      <w:pPr/>
+      <w:r>
+        <w:rPr>
+          <w:lang w:val="en_US" w:bidi="en_US"/>
+        </w:rPr>
+      </w:r>
+      <w:r>
+        <w:rPr>
+          <w:b/>
+          <w:lang w:val="en_US" w:bidi="en_US"/>
+        </w:rPr>
         <w:t>"such a one"</w:t>
       </w:r>
     </w:p>
@@ -17255,6 +19940,21 @@
           <w:b/>
           <w:lang w:val="en_US" w:bidi="en_US"/>
         </w:rPr>
+        <w:t>ἐξέστραπται</w:t>
+      </w:r>
+    </w:p>
+    <w:p>
+      <w:pPr/>
+      <w:r>
+        <w:rPr>
+          <w:lang w:val="en_US" w:bidi="en_US"/>
+        </w:rPr>
+      </w:r>
+      <w:r>
+        <w:rPr>
+          <w:b/>
+          <w:lang w:val="en_US" w:bidi="en_US"/>
+        </w:rPr>
         <w:t>"has turned from the right way"</w:t>
       </w:r>
     </w:p>
@@ -17351,6 +20051,21 @@
           <w:b/>
           <w:lang w:val="en_US" w:bidi="en_US"/>
         </w:rPr>
+        <w:t>ὢν αὐτοκατάκριτος</w:t>
+      </w:r>
+    </w:p>
+    <w:p>
+      <w:pPr/>
+      <w:r>
+        <w:rPr>
+          <w:lang w:val="en_US" w:bidi="en_US"/>
+        </w:rPr>
+      </w:r>
+      <w:r>
+        <w:rPr>
+          <w:b/>
+          <w:lang w:val="en_US" w:bidi="en_US"/>
+        </w:rPr>
         <w:t>"being self-condemned"</w:t>
       </w:r>
     </w:p>
@@ -17414,6 +20129,21 @@
           <w:b/>
           <w:lang w:val="en_US" w:bidi="en_US"/>
         </w:rPr>
+        <w:t>ὅταν πέμψω Ἀρτεμᾶν πρὸς σὲ ἢ Τυχικόν</w:t>
+      </w:r>
+    </w:p>
+    <w:p>
+      <w:pPr/>
+      <w:r>
+        <w:rPr>
+          <w:lang w:val="en_US" w:bidi="en_US"/>
+        </w:rPr>
+      </w:r>
+      <w:r>
+        <w:rPr>
+          <w:b/>
+          <w:lang w:val="en_US" w:bidi="en_US"/>
+        </w:rPr>
         <w:t>"When I send Artemas or Tychicus to you"</w:t>
       </w:r>
     </w:p>
@@ -17497,6 +20227,21 @@
           <w:b/>
           <w:lang w:val="en_US" w:bidi="en_US"/>
         </w:rPr>
+        <w:t>Ἀρτεμᾶν &amp; Τυχικόν</w:t>
+      </w:r>
+    </w:p>
+    <w:p>
+      <w:pPr/>
+      <w:r>
+        <w:rPr>
+          <w:lang w:val="en_US" w:bidi="en_US"/>
+        </w:rPr>
+      </w:r>
+      <w:r>
+        <w:rPr>
+          <w:b/>
+          <w:lang w:val="en_US" w:bidi="en_US"/>
+        </w:rPr>
         <w:t>"Artemas"</w:t>
       </w:r>
       <w:r>
@@ -17613,6 +20358,21 @@
           <w:b/>
           <w:lang w:val="en_US" w:bidi="en_US"/>
         </w:rPr>
+        <w:t>σπούδασον ἐλθεῖν</w:t>
+      </w:r>
+    </w:p>
+    <w:p>
+      <w:pPr/>
+      <w:r>
+        <w:rPr>
+          <w:lang w:val="en_US" w:bidi="en_US"/>
+        </w:rPr>
+      </w:r>
+      <w:r>
+        <w:rPr>
+          <w:b/>
+          <w:lang w:val="en_US" w:bidi="en_US"/>
+        </w:rPr>
         <w:t>"hurry to come"</w:t>
       </w:r>
     </w:p>
@@ -17676,6 +20436,21 @@
           <w:b/>
           <w:lang w:val="en_US" w:bidi="en_US"/>
         </w:rPr>
+        <w:t>σπούδασον</w:t>
+      </w:r>
+    </w:p>
+    <w:p>
+      <w:pPr/>
+      <w:r>
+        <w:rPr>
+          <w:lang w:val="en_US" w:bidi="en_US"/>
+        </w:rPr>
+      </w:r>
+      <w:r>
+        <w:rPr>
+          <w:b/>
+          <w:lang w:val="en_US" w:bidi="en_US"/>
+        </w:rPr>
         <w:t>"hurry"</w:t>
       </w:r>
     </w:p>
@@ -17772,6 +20547,21 @@
           <w:b/>
           <w:lang w:val="en_US" w:bidi="en_US"/>
         </w:rPr>
+        <w:t>σπουδαίως πρόπεμψον</w:t>
+      </w:r>
+    </w:p>
+    <w:p>
+      <w:pPr/>
+      <w:r>
+        <w:rPr>
+          <w:lang w:val="en_US" w:bidi="en_US"/>
+        </w:rPr>
+      </w:r>
+      <w:r>
+        <w:rPr>
+          <w:b/>
+          <w:lang w:val="en_US" w:bidi="en_US"/>
+        </w:rPr>
         <w:t>"Diligently send on their way"</w:t>
       </w:r>
     </w:p>
@@ -17868,6 +20658,21 @@
           <w:b/>
           <w:lang w:val="en_US" w:bidi="en_US"/>
         </w:rPr>
+        <w:t>Ζηνᾶν &amp; Ἀπολλῶν</w:t>
+      </w:r>
+    </w:p>
+    <w:p>
+      <w:pPr/>
+      <w:r>
+        <w:rPr>
+          <w:lang w:val="en_US" w:bidi="en_US"/>
+        </w:rPr>
+      </w:r>
+      <w:r>
+        <w:rPr>
+          <w:b/>
+          <w:lang w:val="en_US" w:bidi="en_US"/>
+        </w:rPr>
         <w:t>"Zenas"</w:t>
       </w:r>
       <w:r>
@@ -17984,6 +20789,21 @@
           <w:b/>
           <w:lang w:val="en_US" w:bidi="en_US"/>
         </w:rPr>
+        <w:t>καὶ Ἀπολλῶν</w:t>
+      </w:r>
+    </w:p>
+    <w:p>
+      <w:pPr/>
+      <w:r>
+        <w:rPr>
+          <w:lang w:val="en_US" w:bidi="en_US"/>
+        </w:rPr>
+      </w:r>
+      <w:r>
+        <w:rPr>
+          <w:b/>
+          <w:lang w:val="en_US" w:bidi="en_US"/>
+        </w:rPr>
         <w:t>"and Apollos"</w:t>
       </w:r>
     </w:p>
@@ -18047,6 +20867,21 @@
           <w:b/>
           <w:lang w:val="en_US" w:bidi="en_US"/>
         </w:rPr>
+        <w:t>ἵνα μηδὲν αὐτοῖς λείπῃ</w:t>
+      </w:r>
+    </w:p>
+    <w:p>
+      <w:pPr/>
+      <w:r>
+        <w:rPr>
+          <w:lang w:val="en_US" w:bidi="en_US"/>
+        </w:rPr>
+      </w:r>
+      <w:r>
+        <w:rPr>
+          <w:b/>
+          <w:lang w:val="en_US" w:bidi="en_US"/>
+        </w:rPr>
         <w:t>"so that they lack nothing"</w:t>
       </w:r>
     </w:p>
@@ -18143,6 +20978,21 @@
           <w:b/>
           <w:lang w:val="en_US" w:bidi="en_US"/>
         </w:rPr>
+        <w:t>ἵνα μηδὲν αὐτοῖς λείπῃ</w:t>
+      </w:r>
+    </w:p>
+    <w:p>
+      <w:pPr/>
+      <w:r>
+        <w:rPr>
+          <w:lang w:val="en_US" w:bidi="en_US"/>
+        </w:rPr>
+      </w:r>
+      <w:r>
+        <w:rPr>
+          <w:b/>
+          <w:lang w:val="en_US" w:bidi="en_US"/>
+        </w:rPr>
         <w:t>"so that they lack nothing"</w:t>
       </w:r>
     </w:p>
@@ -18226,6 +21076,21 @@
           <w:b/>
           <w:lang w:val="en_US" w:bidi="en_US"/>
         </w:rPr>
+        <w:t>οἱ ἡμέτεροι</w:t>
+      </w:r>
+    </w:p>
+    <w:p>
+      <w:pPr/>
+      <w:r>
+        <w:rPr>
+          <w:lang w:val="en_US" w:bidi="en_US"/>
+        </w:rPr>
+      </w:r>
+      <w:r>
+        <w:rPr>
+          <w:b/>
+          <w:lang w:val="en_US" w:bidi="en_US"/>
+        </w:rPr>
         <w:t>"our own"</w:t>
       </w:r>
     </w:p>
@@ -18322,6 +21187,21 @@
           <w:b/>
           <w:lang w:val="en_US" w:bidi="en_US"/>
         </w:rPr>
+        <w:t>οἱ ἡμέτεροι</w:t>
+      </w:r>
+    </w:p>
+    <w:p>
+      <w:pPr/>
+      <w:r>
+        <w:rPr>
+          <w:lang w:val="en_US" w:bidi="en_US"/>
+        </w:rPr>
+      </w:r>
+      <w:r>
+        <w:rPr>
+          <w:b/>
+          <w:lang w:val="en_US" w:bidi="en_US"/>
+        </w:rPr>
         <w:t>"our own"</w:t>
       </w:r>
     </w:p>
@@ -18418,6 +21298,21 @@
           <w:b/>
           <w:lang w:val="en_US" w:bidi="en_US"/>
         </w:rPr>
+        <w:t>εἰς τὰς ἀναγκαίας χρείας</w:t>
+      </w:r>
+    </w:p>
+    <w:p>
+      <w:pPr/>
+      <w:r>
+        <w:rPr>
+          <w:lang w:val="en_US" w:bidi="en_US"/>
+        </w:rPr>
+      </w:r>
+      <w:r>
+        <w:rPr>
+          <w:b/>
+          <w:lang w:val="en_US" w:bidi="en_US"/>
+        </w:rPr>
         <w:t>"toward essential needs"</w:t>
       </w:r>
     </w:p>
@@ -18514,6 +21409,21 @@
           <w:b/>
           <w:lang w:val="en_US" w:bidi="en_US"/>
         </w:rPr>
+        <w:t>ἵνα μὴ ὦσιν ἄκαρποι</w:t>
+      </w:r>
+    </w:p>
+    <w:p>
+      <w:pPr/>
+      <w:r>
+        <w:rPr>
+          <w:lang w:val="en_US" w:bidi="en_US"/>
+        </w:rPr>
+      </w:r>
+      <w:r>
+        <w:rPr>
+          <w:b/>
+          <w:lang w:val="en_US" w:bidi="en_US"/>
+        </w:rPr>
         <w:t>"in order not to be unfruitful"</w:t>
       </w:r>
     </w:p>
@@ -18597,6 +21507,21 @@
           <w:b/>
           <w:lang w:val="en_US" w:bidi="en_US"/>
         </w:rPr>
+        <w:t>ἵνα μὴ ὦσιν ἄκαρποι</w:t>
+      </w:r>
+    </w:p>
+    <w:p>
+      <w:pPr/>
+      <w:r>
+        <w:rPr>
+          <w:lang w:val="en_US" w:bidi="en_US"/>
+        </w:rPr>
+      </w:r>
+      <w:r>
+        <w:rPr>
+          <w:b/>
+          <w:lang w:val="en_US" w:bidi="en_US"/>
+        </w:rPr>
         <w:t>"in order not to be unfruitful"</w:t>
       </w:r>
     </w:p>
@@ -18680,6 +21605,21 @@
           <w:b/>
           <w:lang w:val="en_US" w:bidi="en_US"/>
         </w:rPr>
+        <w:t>ἀσπάζονταί σε</w:t>
+      </w:r>
+    </w:p>
+    <w:p>
+      <w:pPr/>
+      <w:r>
+        <w:rPr>
+          <w:lang w:val="en_US" w:bidi="en_US"/>
+        </w:rPr>
+      </w:r>
+      <w:r>
+        <w:rPr>
+          <w:b/>
+          <w:lang w:val="en_US" w:bidi="en_US"/>
+        </w:rPr>
         <w:t>"greet you"</w:t>
       </w:r>
     </w:p>
@@ -18776,6 +21716,21 @@
           <w:b/>
           <w:lang w:val="en_US" w:bidi="en_US"/>
         </w:rPr>
+        <w:t>οἱ μετ’ ἐμοῦ πάντες</w:t>
+      </w:r>
+    </w:p>
+    <w:p>
+      <w:pPr/>
+      <w:r>
+        <w:rPr>
+          <w:lang w:val="en_US" w:bidi="en_US"/>
+        </w:rPr>
+      </w:r>
+      <w:r>
+        <w:rPr>
+          <w:b/>
+          <w:lang w:val="en_US" w:bidi="en_US"/>
+        </w:rPr>
         <w:t>"All those with me"</w:t>
       </w:r>
     </w:p>
@@ -18859,6 +21814,21 @@
           <w:b/>
           <w:lang w:val="en_US" w:bidi="en_US"/>
         </w:rPr>
+        <w:t>τοὺς φιλοῦντας ἡμᾶς ἐν πίστει</w:t>
+      </w:r>
+    </w:p>
+    <w:p>
+      <w:pPr/>
+      <w:r>
+        <w:rPr>
+          <w:lang w:val="en_US" w:bidi="en_US"/>
+        </w:rPr>
+      </w:r>
+      <w:r>
+        <w:rPr>
+          <w:b/>
+          <w:lang w:val="en_US" w:bidi="en_US"/>
+        </w:rPr>
         <w:t>"the ones loving us in faith"</w:t>
       </w:r>
     </w:p>
@@ -18955,6 +21925,21 @@
           <w:b/>
           <w:lang w:val="en_US" w:bidi="en_US"/>
         </w:rPr>
+        <w:t>ἡμᾶς</w:t>
+      </w:r>
+    </w:p>
+    <w:p>
+      <w:pPr/>
+      <w:r>
+        <w:rPr>
+          <w:lang w:val="en_US" w:bidi="en_US"/>
+        </w:rPr>
+      </w:r>
+      <w:r>
+        <w:rPr>
+          <w:b/>
+          <w:lang w:val="en_US" w:bidi="en_US"/>
+        </w:rPr>
         <w:t>"us"</w:t>
       </w:r>
     </w:p>
@@ -19051,6 +22036,21 @@
           <w:b/>
           <w:lang w:val="en_US" w:bidi="en_US"/>
         </w:rPr>
+        <w:t>ἡ χάρις μετὰ πάντων ὑμῶν</w:t>
+      </w:r>
+    </w:p>
+    <w:p>
+      <w:pPr/>
+      <w:r>
+        <w:rPr>
+          <w:lang w:val="en_US" w:bidi="en_US"/>
+        </w:rPr>
+      </w:r>
+      <w:r>
+        <w:rPr>
+          <w:b/>
+          <w:lang w:val="en_US" w:bidi="en_US"/>
+        </w:rPr>
         <w:t>"Grace {be} with all of you"</w:t>
       </w:r>
     </w:p>
@@ -19120,6 +22120,21 @@
         <w:rPr>
           <w:lang w:val="en_US" w:bidi="en_US"/>
         </w:rPr>
+      </w:r>
+    </w:p>
+    <w:p>
+      <w:pPr/>
+      <w:r>
+        <w:rPr>
+          <w:lang w:val="en_US" w:bidi="en_US"/>
+        </w:rPr>
+      </w:r>
+      <w:r>
+        <w:rPr>
+          <w:b/>
+          <w:lang w:val="en_US" w:bidi="en_US"/>
+        </w:rPr>
+        <w:t>ὑμῶν</w:t>
       </w:r>
     </w:p>
     <w:p>

--- a/eng/docx/56.content.docx
+++ b/eng/docx/56.content.docx
@@ -28,49 +28,15 @@
       </w:r>
     </w:p>
     <w:p>
-      <w:pPr>
-        <w:pStyle w:val="Heading2"/>
-      </w:pPr>
-      <w:r>
-        <w:rPr>
-          <w:lang w:val="en_US" w:bidi="en_US"/>
-        </w:rPr>
-        <w:t>License Information</w:t>
-      </w:r>
-      <w:r>
-        <w:rPr>
-          <w:lang w:val="en_US" w:bidi="en_US"/>
-        </w:rPr>
-      </w:r>
-    </w:p>
-    <w:p>
-      <w:pPr/>
-      <w:r>
-        <w:rPr>
-          <w:lang w:val="en_US" w:bidi="en_US"/>
-        </w:rPr>
-      </w:r>
-      <w:r>
-        <w:rPr>
-          <w:b/>
-          <w:lang w:val="en_US" w:bidi="en_US"/>
-        </w:rPr>
-        <w:t>Translation Notes (unfoldingWord)</w:t>
-      </w:r>
-      <w:r>
-        <w:rPr>
-          <w:lang w:val="en_US" w:bidi="en_US"/>
-        </w:rPr>
-        <w:t xml:space="preserve"> is based on</w:t>
-      </w:r>
-      <w:r>
-        <w:rPr>
-          <w:lang w:val="en_US" w:bidi="en_US"/>
-        </w:rPr>
-        <w:t xml:space="preserve">: </w:t>
-      </w:r>
-      <w:r>
-        <w:rPr>
+      <w:pPr/>
+      <w:r>
+        <w:rPr>
+          <w:lang w:val="en_US" w:bidi="en_US"/>
+        </w:rPr>
+      </w:r>
+      <w:r>
+        <w:rPr>
+          <w:b/>
           <w:lang w:val="en_US" w:bidi="en_US"/>
         </w:rPr>
         <w:t>unfoldingWord® Translation Notes</w:t>
@@ -79,62 +45,31 @@
         <w:rPr>
           <w:lang w:val="en_US" w:bidi="en_US"/>
         </w:rPr>
-        <w:t xml:space="preserve">, </w:t>
-      </w:r>
-      <w:hyperlink r:id="rId13">
-        <w:r>
-          <w:rPr>
-            <w:lang w:val="en_US" w:bidi="en_US"/>
-          </w:rPr>
-          <w:rPr>
-            <w:color w:val="0000EE"/>
-            <w:u w:val="single"/>
-          </w:rPr>
-          <w:t>unfoldingWord</w:t>
-        </w:r>
-      </w:hyperlink>
-      <w:r>
-        <w:rPr>
-          <w:lang w:val="en_US" w:bidi="en_US"/>
-        </w:rPr>
-        <w:t xml:space="preserve">, 2022, which is licensed under a </w:t>
-      </w:r>
-      <w:hyperlink r:id="rId14">
-        <w:r>
-          <w:rPr>
-            <w:lang w:val="en_US" w:bidi="en_US"/>
-          </w:rPr>
-          <w:rPr>
-            <w:color w:val="0000EE"/>
-            <w:u w:val="single"/>
-          </w:rPr>
-          <w:t>CC BY-SA 4.0 license</w:t>
-        </w:r>
-      </w:hyperlink>
-      <w:r>
-        <w:rPr>
-          <w:lang w:val="en_US" w:bidi="en_US"/>
-        </w:rPr>
-        <w:t>.</w:t>
-      </w:r>
-      <w:r>
-        <w:rPr>
-          <w:lang w:val="en_US" w:bidi="en_US"/>
-        </w:rPr>
-      </w:r>
-    </w:p>
-    <w:p>
-      <w:pPr/>
-      <w:r>
-        <w:rPr>
-          <w:lang w:val="en_US" w:bidi="en_US"/>
-        </w:rPr>
-      </w:r>
-      <w:r>
-        <w:rPr>
-          <w:lang w:val="en_US" w:bidi="en_US"/>
-        </w:rPr>
-        <w:t>This PDF version is provided under the same license.</w:t>
+        <w:t xml:space="preserve"> © 2022 unfoldingWord. Released under CC BY-SA 4.0 license. </w:t>
+      </w:r>
+      <w:r>
+        <w:rPr>
+          <w:lang w:val="en_US" w:bidi="en_US"/>
+        </w:rPr>
+        <w:t>unfoldingWord® Translation Notes</w:t>
+      </w:r>
+      <w:r>
+        <w:rPr>
+          <w:lang w:val="en_US" w:bidi="en_US"/>
+        </w:rPr>
+        <w:t xml:space="preserve"> has been adapted in the following languages: Tok Pisin, Arabic (عربي), French (Français), Hindi (हिंदी), Indonesian (Bahasa Indonesia), Portuguese (Português), Russian (Русский), Spanish (Español), Swahili (Kiswahili), and Simplified Chinese (简体中文) from </w:t>
+      </w:r>
+      <w:r>
+        <w:rPr>
+          <w:lang w:val="en_US" w:bidi="en_US"/>
+        </w:rPr>
+        <w:t>unfoldingWord® Translation Notes</w:t>
+      </w:r>
+      <w:r>
+        <w:rPr>
+          <w:lang w:val="en_US" w:bidi="en_US"/>
+        </w:rPr>
+        <w:t xml:space="preserve"> © 2022 unfoldingWord. Released under CC BY-SA 4.0 license by Mission Mutual</w:t>
       </w:r>
       <w:r>
         <w:rPr>
@@ -6463,7 +6398,7 @@
         </w:rPr>
         <w:t xml:space="preserve"> in </w:t>
       </w:r>
-      <w:hyperlink r:id="rId15">
+      <w:hyperlink r:id="rId13">
         <w:r>
           <w:rPr>
             <w:lang w:val="en_US" w:bidi="en_US"/>
@@ -7797,7 +7732,7 @@
         </w:rPr>
         <w:t xml:space="preserve"> on </w:t>
       </w:r>
-      <w:hyperlink r:id="rId15">
+      <w:hyperlink r:id="rId13">
         <w:r>
           <w:rPr>
             <w:lang w:val="en_US" w:bidi="en_US"/>
@@ -8330,7 +8265,7 @@
         </w:rPr>
         <w:t xml:space="preserve"> on </w:t>
       </w:r>
-      <w:hyperlink r:id="rId15">
+      <w:hyperlink r:id="rId13">
         <w:r>
           <w:rPr>
             <w:lang w:val="en_US" w:bidi="en_US"/>
@@ -8361,7 +8296,7 @@
         </w:rPr>
         <w:t xml:space="preserve"> on </w:t>
       </w:r>
-      <w:hyperlink r:id="rId16">
+      <w:hyperlink r:id="rId14">
         <w:r>
           <w:rPr>
             <w:lang w:val="en_US" w:bidi="en_US"/>
@@ -10577,7 +10512,7 @@
         </w:rPr>
         <w:t xml:space="preserve"> and means “accurate” or “correct,” as it does in </w:t>
       </w:r>
-      <w:hyperlink r:id="rId15">
+      <w:hyperlink r:id="rId13">
         <w:r>
           <w:rPr>
             <w:lang w:val="en_US" w:bidi="en_US"/>
@@ -10595,7 +10530,7 @@
         </w:rPr>
         <w:t xml:space="preserve"> and </w:t>
       </w:r>
-      <w:hyperlink r:id="rId17">
+      <w:hyperlink r:id="rId15">
         <w:r>
           <w:rPr>
             <w:lang w:val="en_US" w:bidi="en_US"/>

--- a/eng/docx/56.content.docx
+++ b/eng/docx/56.content.docx
@@ -141,13 +141,6 @@
         <w:rPr>
           <w:lang w:val="en_US" w:bidi="en_US"/>
         </w:rPr>
-      </w:r>
-      <w:r>
-        <w:rPr>
-          <w:i/>
-          <w:lang w:val="en_US" w:bidi="en_US"/>
-        </w:rPr>
-        <w:t>Titus - Introduction, Titus - Chapter 1 Introduction, Titus 1:1 (#1), Titus 1:1 (#2), Titus 1:1 (#3), Titus 1:1 (#4), Titus 1:2 (#1), Titus 1:2 (#2), Titus 1:2 (#3), Titus 1:2 (#4), Titus 1:3 (#1), Titus 1:3 (#2), Titus 1:3 (#3), Titus 1:3 (#4), Titus 1:3 (#5), Titus 1:4 (#1), Titus 1:4 (#2), Titus 1:4 (#3), Titus 1:4 (#4), Titus 1:4 (#5), Titus 1:4 (#6), Titus 1:5 (#1), Titus 1:5 (#2), Titus 1:5 (#3), Titus 1:5 (#4), Titus 1:6 (#1), Titus 1:6 (#2), Titus 1:6 (#3), Titus 1:6 (#4), Titus 1:7 (#1), Titus 1:7 (#2), Titus 1:7 (#3), Titus 1:7 (#4), Titus 1:8 (#1), Titus 1:8 (#2), Titus 1:8 (#3), Titus 1:8 (#4), Titus 1:9 (#1), Titus 1:9 (#2), Titus 1:9 (#3), Titus 1:9 (#4), Titus 1:10 (#1), Titus 1:10 (#2), Titus 1:10 (#3), Titus 1:10 (#4), Titus 1:11 (#1), Titus 1:11 (#2), Titus 1:11 (#3), Titus 1:12 (#1), Titus 1:12 (#2), Titus 1:12 (#3), Titus 1:12 (#4), Titus 1:13 (#1), Titus 1:13 (#2), Titus 1:13 (#3), Titus 1:13 (#4), Titus 1:13 (#5), Titus 1:13 (#6), Titus 1:14 (#1), Titus 1:14 (#2), Titus 1:15 (#1), Titus 1:15 (#2), Titus 1:15 (#3), Titus 1:15 (#4), Titus 1:16 (#1), Titus 1:16 (#2), Titus - Chapter 2 Introduction, Titus 2:1 (#1), Titus 2:1 (#2), Titus 2:2 (#1), Titus 2:2 (#2), Titus 2:2 (#3), Titus 2:2 (#4), Titus 2:2 (#5), Titus 2:2 (#6), Titus 2:2 (#7), Titus 2:2 (#8), Titus 2:3 (#1), Titus 2:3 (#2), Titus 2:3 (#3), Titus 2:3 (#4), Titus 2:4 (#1), Titus 2:4 (#2), Titus 2:4 (#3), Titus 2:5 (#1), Titus 2:5 (#2), Titus 2:5 (#3), Titus 2:5 (#4), Titus 2:6 (#1), Titus 2:7 (#1), Titus 2:7 (#2), Titus 2:7 (#3), Titus 2:7 (#4), Titus 2:7 (#5), Titus 2:7 (#6), Titus 2:8 (#1), Titus 2:8 (#2), Titus 2:8 (#3), Titus 2:8 (#4), Titus 2:9 (#1), Titus 2:9 (#2), Titus 2:9 (#3), Titus 2:10 (#1), Titus 2:10 (#2), Titus 2:10 (#3), Titus 2:10 (#4), Titus 2:10 (#5), Titus 2:10 (#6), Titus 2:10 (#7), Titus 2:11 (#1), Titus 2:11 (#2), Titus 2:11 (#3), Titus 2:11 (#4), Titus 2:11 (#5), Titus 2:12 (#1), Titus 2:12 (#2), Titus 2:12 (#3), Titus 2:12 (#4), Titus 2:12 (#5), Titus 2:12 (#6), Titus 2:13 (#1), Titus 2:13 (#2), Titus 2:13 (#3), Titus 2:13 (#4), Titus 2:13 (#5), Titus 2:14 (#1), Titus 2:14 (#2), Titus 2:14 (#3), Titus 2:14 (#4), Titus 2:14 (#5), Titus 2:14 (#6), Titus 2:15 (#1), Titus 2:15 (#2), Titus 2:15 (#3), Titus 2:15 (#4), Titus 2:15 (#5), Titus 2:15 (#6), Titus 2:15 (#7), Titus - Chapter 3 Introduction, Titus 3:1 (#1), Titus 3:1 (#2), Titus 3:1 (#3), Titus 3:1 (#4), Titus 3:2 (#1), Titus 3:2 (#2), Titus 3:2 (#3), Titus 3:2 (#4), Titus 3:3 (#1), Titus 3:3 (#2), Titus 3:3 (#3), Titus 3:3 (#4), Titus 3:3 (#5), Titus 3:3 (#6), Titus 3:3 (#7), Titus 3:3 (#8), Titus 3:3 (#9), Titus 3:4 (#1), Titus 3:4 (#2), Titus 3:4 (#3), Titus 3:4 (#4), Titus 3:5 (#1), Titus 3:5 (#2), Titus 3:5 (#3), Titus 3:6 (#1), Titus 3:6 (#2), Titus 3:6 (#3), Titus 3:6 (#4), Titus 3:7 (#1), Titus 3:7 (#2), Titus 3:7 (#3), Titus 3:7 (#4), Titus 3:7 (#5), Titus 3:8 (#1), Titus 3:8 (#2), Titus 3:8 (#3), Titus 3:8 (#4), Titus 3:9 (#1), Titus 3:9 (#2), Titus 3:9 (#3), Titus 3:9 (#4), Titus 3:9 (#5), Titus 3:10 (#1), Titus 3:10 (#2), Titus 3:11 (#1), Titus 3:11 (#2), Titus 3:11 (#3), Titus 3:12 (#1), Titus 3:12 (#2), Titus 3:12 (#3), Titus 3:12 (#4), Titus 3:13 (#1), Titus 3:13 (#2), Titus 3:13 (#3), Titus 3:13 (#4), Titus 3:13 (#5), Titus 3:14 (#1), Titus 3:14 (#2), Titus 3:14 (#3), Titus 3:14 (#4), Titus 3:14 (#5), Titus 3:15 (#1), Titus 3:15 (#2), Titus 3:15 (#3), Titus 3:15 (#4), Titus 3:15 (#5), Titus 3:15 (#6)</w:t>
       </w:r>
       <w:r>
         <w:rPr>

--- a/eng/docx/56.content.docx
+++ b/eng/docx/56.content.docx
@@ -19,7 +19,7 @@
         <w:rPr>
           <w:lang w:val="en_US" w:bidi="en_US"/>
         </w:rPr>
-        <w:t>Resource: Translation Notes (unfoldingWord)</w:t>
+        <w:t>Resource: unfoldingWord® Translation Notes</w:t>
       </w:r>
       <w:r>
         <w:rPr>
@@ -90,7 +90,7 @@
         <w:rPr>
           <w:lang w:val="en_US" w:bidi="en_US"/>
         </w:rPr>
-        <w:t>Translation Notes (unfoldingWord)</w:t>
+        <w:t>unfoldingWord® Translation Notes</w:t>
       </w:r>
     </w:p>
     <w:p>

--- a/eng/docx/56.content.docx
+++ b/eng/docx/56.content.docx
@@ -579,7 +579,7 @@
           <w:b/>
           <w:lang w:val="en_US" w:bidi="en_US"/>
         </w:rPr>
-        <w:t>κατὰ πίστιν ἐκλεκτῶν Θεοῦ καὶ ἐπίγνωσιν ἀληθείας</w:t>
+        <w:t>κατὰ πίστιν ἐκλεκτῶν Θεοῦ, καὶ ἐπίγνωσιν ἀληθείας</w:t>
       </w:r>
     </w:p>
     <w:p>
@@ -7883,7 +7883,7 @@
           <w:b/>
           <w:lang w:val="en_US" w:bidi="en_US"/>
         </w:rPr>
-        <w:t>ὑγιαίνοντας τῇ πίστει τῇ ἀγάπῃ, τῇ ὑπομονῇ</w:t>
+        <w:t>ὑγιαίνοντας τῇ πίστει, τῇ ἀγάπῃ, τῇ ὑπομονῇ</w:t>
       </w:r>
     </w:p>
     <w:p>
@@ -11836,7 +11836,7 @@
           <w:b/>
           <w:lang w:val="en_US" w:bidi="en_US"/>
         </w:rPr>
-        <w:t>ἐπεφάνη γὰρ ἡ χάρις τοῦ Θεοῦ σωτήριος πᾶσιν ἀνθρώποις</w:t>
+        <w:t>ἐπεφάνη γὰρ ἡ χάρις τοῦ Θεοῦ, σωτήριος πᾶσιν ἀνθρώποις</w:t>
       </w:r>
     </w:p>
     <w:p>
@@ -12613,7 +12613,7 @@
           <w:b/>
           <w:lang w:val="en_US" w:bidi="en_US"/>
         </w:rPr>
-        <w:t>ἀσέβειαν &amp; εὐσεβῶς</w:t>
+        <w:t>τὴν ἀσέβειαν &amp; εὐσεβῶς</w:t>
       </w:r>
     </w:p>
     <w:p>
@@ -17362,7 +17362,7 @@
           <w:b/>
           <w:lang w:val="en_US" w:bidi="en_US"/>
         </w:rPr>
-        <w:t>οὗ ἐξέχεεν ἐφ’ ἡμᾶς πλουσίως,</w:t>
+        <w:t>οὗ ἐξέχεεν ἐφ’ ἡμᾶς πλουσίως</w:t>
       </w:r>
     </w:p>
     <w:p>

--- a/eng/docx/56.content.docx
+++ b/eng/docx/56.content.docx
@@ -559,6 +559,163 @@
         <w:rPr>
           <w:lang w:val="en_US" w:bidi="en_US"/>
         </w:rPr>
+        <w:t>Titus - Chapter 1 Introduction</w:t>
+      </w:r>
+      <w:r>
+        <w:rPr>
+          <w:lang w:val="en_US" w:bidi="en_US"/>
+        </w:rPr>
+      </w:r>
+    </w:p>
+    <w:p>
+      <w:pPr>
+        <w:pStyle w:val="Heading3"/>
+      </w:pPr>
+      <w:r>
+        <w:rPr>
+          <w:lang w:val="en_US" w:bidi="en_US"/>
+        </w:rPr>
+        <w:t>Structure and Formatting</w:t>
+      </w:r>
+    </w:p>
+    <w:p>
+      <w:pPr/>
+      <w:r>
+        <w:rPr>
+          <w:lang w:val="en_US" w:bidi="en_US"/>
+        </w:rPr>
+      </w:r>
+      <w:r>
+        <w:rPr>
+          <w:lang w:val="en_US" w:bidi="en_US"/>
+        </w:rPr>
+        <w:t>Paul formally introduces this letter in verses 1–4. Writers often began letters in this way in the ancient Near East.</w:t>
+      </w:r>
+    </w:p>
+    <w:p>
+      <w:pPr/>
+      <w:r>
+        <w:rPr>
+          <w:lang w:val="en_US" w:bidi="en_US"/>
+        </w:rPr>
+      </w:r>
+      <w:r>
+        <w:rPr>
+          <w:lang w:val="en_US" w:bidi="en_US"/>
+        </w:rPr>
+        <w:t xml:space="preserve">In verses 6–9, Paul lists several qualities that a man must have if he is to be an elder in the church. (See: </w:t>
+      </w:r>
+      <w:r>
+        <w:rPr>
+          <w:lang w:val="en_US" w:bidi="en_US"/>
+        </w:rPr>
+        <w:t>Abstract Nouns</w:t>
+      </w:r>
+      <w:r>
+        <w:rPr>
+          <w:lang w:val="en_US" w:bidi="en_US"/>
+        </w:rPr>
+        <w:t>) Paul gives a similar list in 1 Timothy 3.</w:t>
+      </w:r>
+    </w:p>
+    <w:p>
+      <w:pPr>
+        <w:pStyle w:val="Heading3"/>
+      </w:pPr>
+      <w:r>
+        <w:rPr>
+          <w:lang w:val="en_US" w:bidi="en_US"/>
+        </w:rPr>
+        <w:t>Special Concepts in this Chapter</w:t>
+      </w:r>
+    </w:p>
+    <w:p>
+      <w:pPr>
+        <w:pStyle w:val="Heading4"/>
+      </w:pPr>
+      <w:r>
+        <w:rPr>
+          <w:lang w:val="en_US" w:bidi="en_US"/>
+        </w:rPr>
+        <w:t>Elders</w:t>
+      </w:r>
+    </w:p>
+    <w:p>
+      <w:pPr/>
+      <w:r>
+        <w:rPr>
+          <w:lang w:val="en_US" w:bidi="en_US"/>
+        </w:rPr>
+      </w:r>
+      <w:r>
+        <w:rPr>
+          <w:lang w:val="en_US" w:bidi="en_US"/>
+        </w:rPr>
+        <w:t>The church has used different titles for church leaders. Some titles include overseer, elder, pastor, and bishop.</w:t>
+      </w:r>
+    </w:p>
+    <w:p>
+      <w:pPr>
+        <w:pStyle w:val="Heading3"/>
+      </w:pPr>
+      <w:r>
+        <w:rPr>
+          <w:lang w:val="en_US" w:bidi="en_US"/>
+        </w:rPr>
+        <w:t>Other Possible Translation Difficulties in this Chapter</w:t>
+      </w:r>
+    </w:p>
+    <w:p>
+      <w:pPr>
+        <w:pStyle w:val="Heading4"/>
+      </w:pPr>
+      <w:r>
+        <w:rPr>
+          <w:lang w:val="en_US" w:bidi="en_US"/>
+        </w:rPr>
+        <w:t>Should, may, must</w:t>
+      </w:r>
+    </w:p>
+    <w:p>
+      <w:pPr/>
+      <w:r>
+        <w:rPr>
+          <w:lang w:val="en_US" w:bidi="en_US"/>
+        </w:rPr>
+      </w:r>
+      <w:r>
+        <w:rPr>
+          <w:lang w:val="en_US" w:bidi="en_US"/>
+        </w:rPr>
+        <w:t>The ULT uses different words that indicate requirements or obligations. These verbs have different levels of force associated with them. The subtle differences may be difficult to translate. The UST translates these verbs in a more general way.</w:t>
+      </w:r>
+      <w:r>
+        <w:rPr>
+          <w:lang w:val="en_US" w:bidi="en_US"/>
+        </w:rPr>
+      </w:r>
+      <w:r>
+        <w:rPr>
+          <w:lang w:val="en_US" w:bidi="en_US"/>
+        </w:rPr>
+      </w:r>
+    </w:p>
+    <w:p>
+      <w:pPr/>
+      <w:r>
+        <w:rPr>
+          <w:lang w:val="en_US" w:bidi="en_US"/>
+        </w:rPr>
+      </w:r>
+    </w:p>
+    <w:p>
+      <w:pPr>
+        <w:pStyle w:val="Heading2"/>
+      </w:pPr>
+      <w:r>
+        <w:rPr>
+          <w:lang w:val="en_US" w:bidi="en_US"/>
+        </w:rPr>
         <w:t>Titus 1:1 (#1)</w:t>
       </w:r>
       <w:r>
@@ -7271,6 +7428,115 @@
         <w:rPr>
           <w:lang w:val="en_US" w:bidi="en_US"/>
         </w:rPr>
+        <w:t>Titus - Chapter 2 Introduction</w:t>
+      </w:r>
+      <w:r>
+        <w:rPr>
+          <w:lang w:val="en_US" w:bidi="en_US"/>
+        </w:rPr>
+      </w:r>
+    </w:p>
+    <w:p>
+      <w:pPr/>
+      <w:r>
+        <w:rPr>
+          <w:lang w:val="en_US" w:bidi="en_US"/>
+        </w:rPr>
+      </w:r>
+      <w:r>
+        <w:rPr>
+          <w:lang w:val="en_US" w:bidi="en_US"/>
+        </w:rPr>
+        <w:t>Paul continues giving Titus reasons to preach God’s word, and explains how the older men, older women, young men, and slaves or servants should live as believers.</w:t>
+      </w:r>
+    </w:p>
+    <w:p>
+      <w:pPr>
+        <w:pStyle w:val="Heading3"/>
+      </w:pPr>
+      <w:r>
+        <w:rPr>
+          <w:lang w:val="en_US" w:bidi="en_US"/>
+        </w:rPr>
+        <w:t>Special Concepts in this Chapter</w:t>
+      </w:r>
+    </w:p>
+    <w:p>
+      <w:pPr>
+        <w:pStyle w:val="Heading4"/>
+      </w:pPr>
+      <w:r>
+        <w:rPr>
+          <w:lang w:val="en_US" w:bidi="en_US"/>
+        </w:rPr>
+        <w:t>Gender roles</w:t>
+      </w:r>
+    </w:p>
+    <w:p>
+      <w:pPr/>
+      <w:r>
+        <w:rPr>
+          <w:lang w:val="en_US" w:bidi="en_US"/>
+        </w:rPr>
+      </w:r>
+      <w:r>
+        <w:rPr>
+          <w:lang w:val="en_US" w:bidi="en_US"/>
+        </w:rPr>
+        <w:t>Scholars are divided over how to understand this passage in its historical and cultural context. Some scholars believe men and women are completely equal in all things. Other scholars believe God created men and women to serve in distinctly different roles in marriage and the church. Translators should be careful not to let their understanding of this issue affect how they translate this passage.</w:t>
+      </w:r>
+    </w:p>
+    <w:p>
+      <w:pPr>
+        <w:pStyle w:val="Heading4"/>
+      </w:pPr>
+      <w:r>
+        <w:rPr>
+          <w:lang w:val="en_US" w:bidi="en_US"/>
+        </w:rPr>
+        <w:t>Slavery</w:t>
+      </w:r>
+    </w:p>
+    <w:p>
+      <w:pPr/>
+      <w:r>
+        <w:rPr>
+          <w:lang w:val="en_US" w:bidi="en_US"/>
+        </w:rPr>
+      </w:r>
+      <w:r>
+        <w:rPr>
+          <w:lang w:val="en_US" w:bidi="en_US"/>
+        </w:rPr>
+        <w:t>Paul does not write in this chapter about whether slavery is good or bad; Paul teaches slaves to faithfully serve their masters. He teaches all believers to be godly and live rightly in every situation.</w:t>
+      </w:r>
+      <w:r>
+        <w:rPr>
+          <w:lang w:val="en_US" w:bidi="en_US"/>
+        </w:rPr>
+      </w:r>
+      <w:r>
+        <w:rPr>
+          <w:lang w:val="en_US" w:bidi="en_US"/>
+        </w:rPr>
+      </w:r>
+    </w:p>
+    <w:p>
+      <w:pPr/>
+      <w:r>
+        <w:rPr>
+          <w:lang w:val="en_US" w:bidi="en_US"/>
+        </w:rPr>
+      </w:r>
+    </w:p>
+    <w:p>
+      <w:pPr>
+        <w:pStyle w:val="Heading2"/>
+      </w:pPr>
+      <w:r>
+        <w:rPr>
+          <w:lang w:val="en_US" w:bidi="en_US"/>
+        </w:rPr>
         <w:t>Titus 2:1 (#1)</w:t>
       </w:r>
       <w:r>
@@ -14713,6 +14979,157 @@
         <w:rPr>
           <w:lang w:val="en_US" w:bidi="en_US"/>
         </w:rPr>
+        <w:t>Titus - Chapter 3 Introduction</w:t>
+      </w:r>
+      <w:r>
+        <w:rPr>
+          <w:lang w:val="en_US" w:bidi="en_US"/>
+        </w:rPr>
+      </w:r>
+    </w:p>
+    <w:p>
+      <w:pPr>
+        <w:pStyle w:val="Heading3"/>
+      </w:pPr>
+      <w:r>
+        <w:rPr>
+          <w:lang w:val="en_US" w:bidi="en_US"/>
+        </w:rPr>
+        <w:t>Structure and Formatting</w:t>
+      </w:r>
+    </w:p>
+    <w:p>
+      <w:pPr/>
+      <w:r>
+        <w:rPr>
+          <w:lang w:val="en_US" w:bidi="en_US"/>
+        </w:rPr>
+      </w:r>
+      <w:r>
+        <w:rPr>
+          <w:lang w:val="en_US" w:bidi="en_US"/>
+        </w:rPr>
+        <w:t>In this chapter, Paul continues giving Titus instructions on how to teach the elders and people under his care in Crete.</w:t>
+      </w:r>
+    </w:p>
+    <w:p>
+      <w:pPr/>
+      <w:r>
+        <w:rPr>
+          <w:lang w:val="en_US" w:bidi="en_US"/>
+        </w:rPr>
+      </w:r>
+      <w:r>
+        <w:rPr>
+          <w:lang w:val="en_US" w:bidi="en_US"/>
+        </w:rPr>
+        <w:t>In verses 1–7 Paul explains how, by God's mercy, the Holy Spirit makes our lives new and motivates us to live in a new way.</w:t>
+      </w:r>
+    </w:p>
+    <w:p>
+      <w:pPr/>
+      <w:r>
+        <w:rPr>
+          <w:lang w:val="en_US" w:bidi="en_US"/>
+        </w:rPr>
+      </w:r>
+      <w:r>
+        <w:rPr>
+          <w:lang w:val="en_US" w:bidi="en_US"/>
+        </w:rPr>
+        <w:t>In verses 8–11 Paul explains what Titus should avoid and how to treat those who cause contention among the believers.</w:t>
+      </w:r>
+    </w:p>
+    <w:p>
+      <w:pPr/>
+      <w:r>
+        <w:rPr>
+          <w:lang w:val="en_US" w:bidi="en_US"/>
+        </w:rPr>
+      </w:r>
+      <w:r>
+        <w:rPr>
+          <w:lang w:val="en_US" w:bidi="en_US"/>
+        </w:rPr>
+        <w:t>In verses 12–15, Paul closes the letter by telling Titus what to do after he appoints elders in Crete and by delivering greetings from those with him.</w:t>
+      </w:r>
+    </w:p>
+    <w:p>
+      <w:pPr/>
+      <w:r>
+        <w:rPr>
+          <w:lang w:val="en_US" w:bidi="en_US"/>
+        </w:rPr>
+      </w:r>
+      <w:r>
+        <w:rPr>
+          <w:lang w:val="en_US" w:bidi="en_US"/>
+        </w:rPr>
+        <w:t>Verse 15 formally concludes this letter. This is a common way of ending a letter in the ancient Near East.</w:t>
+      </w:r>
+    </w:p>
+    <w:p>
+      <w:pPr>
+        <w:pStyle w:val="Heading3"/>
+      </w:pPr>
+      <w:r>
+        <w:rPr>
+          <w:lang w:val="en_US" w:bidi="en_US"/>
+        </w:rPr>
+        <w:t>Special Concepts in this Chapter</w:t>
+      </w:r>
+    </w:p>
+    <w:p>
+      <w:pPr>
+        <w:pStyle w:val="Heading4"/>
+      </w:pPr>
+      <w:r>
+        <w:rPr>
+          <w:lang w:val="en_US" w:bidi="en_US"/>
+        </w:rPr>
+        <w:t>Genealogies</w:t>
+      </w:r>
+    </w:p>
+    <w:p>
+      <w:pPr/>
+      <w:r>
+        <w:rPr>
+          <w:lang w:val="en_US" w:bidi="en_US"/>
+        </w:rPr>
+      </w:r>
+      <w:r>
+        <w:rPr>
+          <w:lang w:val="en_US" w:bidi="en_US"/>
+        </w:rPr>
+        <w:t>Genealogies (verse 9) are lists that record a person’s ancestors or descendants and show from what tribe and family a person came. For example, priests came from the tribe of Levi and the family of Aaron. Some of these lists included stories of ancestors and even of spiritual beings. These lists and stories were used to argue about where things came from and about how important various people were.</w:t>
+      </w:r>
+      <w:r>
+        <w:rPr>
+          <w:lang w:val="en_US" w:bidi="en_US"/>
+        </w:rPr>
+      </w:r>
+      <w:r>
+        <w:rPr>
+          <w:lang w:val="en_US" w:bidi="en_US"/>
+        </w:rPr>
+      </w:r>
+    </w:p>
+    <w:p>
+      <w:pPr/>
+      <w:r>
+        <w:rPr>
+          <w:lang w:val="en_US" w:bidi="en_US"/>
+        </w:rPr>
+      </w:r>
+    </w:p>
+    <w:p>
+      <w:pPr>
+        <w:pStyle w:val="Heading2"/>
+      </w:pPr>
+      <w:r>
+        <w:rPr>
+          <w:lang w:val="en_US" w:bidi="en_US"/>
+        </w:rPr>
         <w:t>Titus 3:1 (#1)</w:t>
       </w:r>
       <w:r>
@@ -21760,423 +22177,6 @@
           <w:lang w:val="en_US" w:bidi="en_US"/>
         </w:rPr>
         <w:t>Forms of ‘You’ — Singular</w:t>
-      </w:r>
-      <w:r>
-        <w:rPr>
-          <w:lang w:val="en_US" w:bidi="en_US"/>
-        </w:rPr>
-      </w:r>
-      <w:r>
-        <w:rPr>
-          <w:lang w:val="en_US" w:bidi="en_US"/>
-        </w:rPr>
-      </w:r>
-    </w:p>
-    <w:p>
-      <w:pPr/>
-      <w:r>
-        <w:rPr>
-          <w:lang w:val="en_US" w:bidi="en_US"/>
-        </w:rPr>
-      </w:r>
-    </w:p>
-    <w:p>
-      <w:pPr>
-        <w:pStyle w:val="Heading2"/>
-      </w:pPr>
-      <w:r>
-        <w:rPr>
-          <w:lang w:val="en_US" w:bidi="en_US"/>
-        </w:rPr>
-        <w:t>Titus - Chapter 1 Introduction</w:t>
-      </w:r>
-      <w:r>
-        <w:rPr>
-          <w:lang w:val="en_US" w:bidi="en_US"/>
-        </w:rPr>
-      </w:r>
-    </w:p>
-    <w:p>
-      <w:pPr>
-        <w:pStyle w:val="Heading3"/>
-      </w:pPr>
-      <w:r>
-        <w:rPr>
-          <w:lang w:val="en_US" w:bidi="en_US"/>
-        </w:rPr>
-        <w:t>Structure and Formatting</w:t>
-      </w:r>
-    </w:p>
-    <w:p>
-      <w:pPr/>
-      <w:r>
-        <w:rPr>
-          <w:lang w:val="en_US" w:bidi="en_US"/>
-        </w:rPr>
-      </w:r>
-      <w:r>
-        <w:rPr>
-          <w:lang w:val="en_US" w:bidi="en_US"/>
-        </w:rPr>
-        <w:t>Paul formally introduces this letter in verses 1–4. Writers often began letters in this way in the ancient Near East.</w:t>
-      </w:r>
-    </w:p>
-    <w:p>
-      <w:pPr/>
-      <w:r>
-        <w:rPr>
-          <w:lang w:val="en_US" w:bidi="en_US"/>
-        </w:rPr>
-      </w:r>
-      <w:r>
-        <w:rPr>
-          <w:lang w:val="en_US" w:bidi="en_US"/>
-        </w:rPr>
-        <w:t xml:space="preserve">In verses 6–9, Paul lists several qualities that a man must have if he is to be an elder in the church. (See: </w:t>
-      </w:r>
-      <w:r>
-        <w:rPr>
-          <w:lang w:val="en_US" w:bidi="en_US"/>
-        </w:rPr>
-        <w:t>Abstract Nouns</w:t>
-      </w:r>
-      <w:r>
-        <w:rPr>
-          <w:lang w:val="en_US" w:bidi="en_US"/>
-        </w:rPr>
-        <w:t>) Paul gives a similar list in 1 Timothy 3.</w:t>
-      </w:r>
-    </w:p>
-    <w:p>
-      <w:pPr>
-        <w:pStyle w:val="Heading3"/>
-      </w:pPr>
-      <w:r>
-        <w:rPr>
-          <w:lang w:val="en_US" w:bidi="en_US"/>
-        </w:rPr>
-        <w:t>Special Concepts in this Chapter</w:t>
-      </w:r>
-    </w:p>
-    <w:p>
-      <w:pPr>
-        <w:pStyle w:val="Heading4"/>
-      </w:pPr>
-      <w:r>
-        <w:rPr>
-          <w:lang w:val="en_US" w:bidi="en_US"/>
-        </w:rPr>
-        <w:t>Elders</w:t>
-      </w:r>
-    </w:p>
-    <w:p>
-      <w:pPr/>
-      <w:r>
-        <w:rPr>
-          <w:lang w:val="en_US" w:bidi="en_US"/>
-        </w:rPr>
-      </w:r>
-      <w:r>
-        <w:rPr>
-          <w:lang w:val="en_US" w:bidi="en_US"/>
-        </w:rPr>
-        <w:t>The church has used different titles for church leaders. Some titles include overseer, elder, pastor, and bishop.</w:t>
-      </w:r>
-    </w:p>
-    <w:p>
-      <w:pPr>
-        <w:pStyle w:val="Heading3"/>
-      </w:pPr>
-      <w:r>
-        <w:rPr>
-          <w:lang w:val="en_US" w:bidi="en_US"/>
-        </w:rPr>
-        <w:t>Other Possible Translation Difficulties in this Chapter</w:t>
-      </w:r>
-    </w:p>
-    <w:p>
-      <w:pPr>
-        <w:pStyle w:val="Heading4"/>
-      </w:pPr>
-      <w:r>
-        <w:rPr>
-          <w:lang w:val="en_US" w:bidi="en_US"/>
-        </w:rPr>
-        <w:t>Should, may, must</w:t>
-      </w:r>
-    </w:p>
-    <w:p>
-      <w:pPr/>
-      <w:r>
-        <w:rPr>
-          <w:lang w:val="en_US" w:bidi="en_US"/>
-        </w:rPr>
-      </w:r>
-      <w:r>
-        <w:rPr>
-          <w:lang w:val="en_US" w:bidi="en_US"/>
-        </w:rPr>
-        <w:t>The ULT uses different words that indicate requirements or obligations. These verbs have different levels of force associated with them. The subtle differences may be difficult to translate. The UST translates these verbs in a more general way.</w:t>
-      </w:r>
-      <w:r>
-        <w:rPr>
-          <w:lang w:val="en_US" w:bidi="en_US"/>
-        </w:rPr>
-      </w:r>
-      <w:r>
-        <w:rPr>
-          <w:lang w:val="en_US" w:bidi="en_US"/>
-        </w:rPr>
-      </w:r>
-    </w:p>
-    <w:p>
-      <w:pPr/>
-      <w:r>
-        <w:rPr>
-          <w:lang w:val="en_US" w:bidi="en_US"/>
-        </w:rPr>
-      </w:r>
-    </w:p>
-    <w:p>
-      <w:pPr>
-        <w:pStyle w:val="Heading2"/>
-      </w:pPr>
-      <w:r>
-        <w:rPr>
-          <w:lang w:val="en_US" w:bidi="en_US"/>
-        </w:rPr>
-        <w:t>Titus - Chapter 2 Introduction</w:t>
-      </w:r>
-      <w:r>
-        <w:rPr>
-          <w:lang w:val="en_US" w:bidi="en_US"/>
-        </w:rPr>
-      </w:r>
-    </w:p>
-    <w:p>
-      <w:pPr/>
-      <w:r>
-        <w:rPr>
-          <w:lang w:val="en_US" w:bidi="en_US"/>
-        </w:rPr>
-      </w:r>
-      <w:r>
-        <w:rPr>
-          <w:lang w:val="en_US" w:bidi="en_US"/>
-        </w:rPr>
-        <w:t>Paul continues giving Titus reasons to preach God’s word, and explains how the older men, older women, young men, and slaves or servants should live as believers.</w:t>
-      </w:r>
-    </w:p>
-    <w:p>
-      <w:pPr>
-        <w:pStyle w:val="Heading3"/>
-      </w:pPr>
-      <w:r>
-        <w:rPr>
-          <w:lang w:val="en_US" w:bidi="en_US"/>
-        </w:rPr>
-        <w:t>Special Concepts in this Chapter</w:t>
-      </w:r>
-    </w:p>
-    <w:p>
-      <w:pPr>
-        <w:pStyle w:val="Heading4"/>
-      </w:pPr>
-      <w:r>
-        <w:rPr>
-          <w:lang w:val="en_US" w:bidi="en_US"/>
-        </w:rPr>
-        <w:t>Gender roles</w:t>
-      </w:r>
-    </w:p>
-    <w:p>
-      <w:pPr/>
-      <w:r>
-        <w:rPr>
-          <w:lang w:val="en_US" w:bidi="en_US"/>
-        </w:rPr>
-      </w:r>
-      <w:r>
-        <w:rPr>
-          <w:lang w:val="en_US" w:bidi="en_US"/>
-        </w:rPr>
-        <w:t>Scholars are divided over how to understand this passage in its historical and cultural context. Some scholars believe men and women are completely equal in all things. Other scholars believe God created men and women to serve in distinctly different roles in marriage and the church. Translators should be careful not to let their understanding of this issue affect how they translate this passage.</w:t>
-      </w:r>
-    </w:p>
-    <w:p>
-      <w:pPr>
-        <w:pStyle w:val="Heading4"/>
-      </w:pPr>
-      <w:r>
-        <w:rPr>
-          <w:lang w:val="en_US" w:bidi="en_US"/>
-        </w:rPr>
-        <w:t>Slavery</w:t>
-      </w:r>
-    </w:p>
-    <w:p>
-      <w:pPr/>
-      <w:r>
-        <w:rPr>
-          <w:lang w:val="en_US" w:bidi="en_US"/>
-        </w:rPr>
-      </w:r>
-      <w:r>
-        <w:rPr>
-          <w:lang w:val="en_US" w:bidi="en_US"/>
-        </w:rPr>
-        <w:t>Paul does not write in this chapter about whether slavery is good or bad; Paul teaches slaves to faithfully serve their masters. He teaches all believers to be godly and live rightly in every situation.</w:t>
-      </w:r>
-      <w:r>
-        <w:rPr>
-          <w:lang w:val="en_US" w:bidi="en_US"/>
-        </w:rPr>
-      </w:r>
-      <w:r>
-        <w:rPr>
-          <w:lang w:val="en_US" w:bidi="en_US"/>
-        </w:rPr>
-      </w:r>
-    </w:p>
-    <w:p>
-      <w:pPr/>
-      <w:r>
-        <w:rPr>
-          <w:lang w:val="en_US" w:bidi="en_US"/>
-        </w:rPr>
-      </w:r>
-    </w:p>
-    <w:p>
-      <w:pPr>
-        <w:pStyle w:val="Heading2"/>
-      </w:pPr>
-      <w:r>
-        <w:rPr>
-          <w:lang w:val="en_US" w:bidi="en_US"/>
-        </w:rPr>
-        <w:t>Titus - Chapter 3 Introduction</w:t>
-      </w:r>
-      <w:r>
-        <w:rPr>
-          <w:lang w:val="en_US" w:bidi="en_US"/>
-        </w:rPr>
-      </w:r>
-    </w:p>
-    <w:p>
-      <w:pPr>
-        <w:pStyle w:val="Heading3"/>
-      </w:pPr>
-      <w:r>
-        <w:rPr>
-          <w:lang w:val="en_US" w:bidi="en_US"/>
-        </w:rPr>
-        <w:t>Structure and Formatting</w:t>
-      </w:r>
-    </w:p>
-    <w:p>
-      <w:pPr/>
-      <w:r>
-        <w:rPr>
-          <w:lang w:val="en_US" w:bidi="en_US"/>
-        </w:rPr>
-      </w:r>
-      <w:r>
-        <w:rPr>
-          <w:lang w:val="en_US" w:bidi="en_US"/>
-        </w:rPr>
-        <w:t>In this chapter, Paul continues giving Titus instructions on how to teach the elders and people under his care in Crete.</w:t>
-      </w:r>
-    </w:p>
-    <w:p>
-      <w:pPr/>
-      <w:r>
-        <w:rPr>
-          <w:lang w:val="en_US" w:bidi="en_US"/>
-        </w:rPr>
-      </w:r>
-      <w:r>
-        <w:rPr>
-          <w:lang w:val="en_US" w:bidi="en_US"/>
-        </w:rPr>
-        <w:t>In verses 1–7 Paul explains how, by God's mercy, the Holy Spirit makes our lives new and motivates us to live in a new way.</w:t>
-      </w:r>
-    </w:p>
-    <w:p>
-      <w:pPr/>
-      <w:r>
-        <w:rPr>
-          <w:lang w:val="en_US" w:bidi="en_US"/>
-        </w:rPr>
-      </w:r>
-      <w:r>
-        <w:rPr>
-          <w:lang w:val="en_US" w:bidi="en_US"/>
-        </w:rPr>
-        <w:t>In verses 8–11 Paul explains what Titus should avoid and how to treat those who cause contention among the believers.</w:t>
-      </w:r>
-    </w:p>
-    <w:p>
-      <w:pPr/>
-      <w:r>
-        <w:rPr>
-          <w:lang w:val="en_US" w:bidi="en_US"/>
-        </w:rPr>
-      </w:r>
-      <w:r>
-        <w:rPr>
-          <w:lang w:val="en_US" w:bidi="en_US"/>
-        </w:rPr>
-        <w:t>In verses 12–15, Paul closes the letter by telling Titus what to do after he appoints elders in Crete and by delivering greetings from those with him.</w:t>
-      </w:r>
-    </w:p>
-    <w:p>
-      <w:pPr/>
-      <w:r>
-        <w:rPr>
-          <w:lang w:val="en_US" w:bidi="en_US"/>
-        </w:rPr>
-      </w:r>
-      <w:r>
-        <w:rPr>
-          <w:lang w:val="en_US" w:bidi="en_US"/>
-        </w:rPr>
-        <w:t>Verse 15 formally concludes this letter. This is a common way of ending a letter in the ancient Near East.</w:t>
-      </w:r>
-    </w:p>
-    <w:p>
-      <w:pPr>
-        <w:pStyle w:val="Heading3"/>
-      </w:pPr>
-      <w:r>
-        <w:rPr>
-          <w:lang w:val="en_US" w:bidi="en_US"/>
-        </w:rPr>
-        <w:t>Special Concepts in this Chapter</w:t>
-      </w:r>
-    </w:p>
-    <w:p>
-      <w:pPr>
-        <w:pStyle w:val="Heading4"/>
-      </w:pPr>
-      <w:r>
-        <w:rPr>
-          <w:lang w:val="en_US" w:bidi="en_US"/>
-        </w:rPr>
-        <w:t>Genealogies</w:t>
-      </w:r>
-    </w:p>
-    <w:p>
-      <w:pPr/>
-      <w:r>
-        <w:rPr>
-          <w:lang w:val="en_US" w:bidi="en_US"/>
-        </w:rPr>
-      </w:r>
-      <w:r>
-        <w:rPr>
-          <w:lang w:val="en_US" w:bidi="en_US"/>
-        </w:rPr>
-        <w:t>Genealogies (verse 9) are lists that record a person’s ancestors or descendants and show from what tribe and family a person came. For example, priests came from the tribe of Levi and the family of Aaron. Some of these lists included stories of ancestors and even of spiritual beings. These lists and stories were used to argue about where things came from and about how important various people were.</w:t>
       </w:r>
       <w:r>
         <w:rPr>
